--- a/IT351_Project-Phase 2.docx
+++ b/IT351_Project-Phase 2.docx
@@ -2446,6 +2446,16 @@
                                         </w:rPr>
                                         <w:t xml:space="preserve"> </w:t>
                                       </w:r>
+                                      <w:r>
+                                        <w:rPr>
+                                          <w:b/>
+                                          <w:bCs/>
+                                          <w:sz w:val="28"/>
+                                          <w:szCs w:val="28"/>
+                                          <w:lang w:val="de-CH"/>
+                                        </w:rPr>
+                                        <w:t>ALI ALOTAIBI</w:t>
+                                      </w:r>
                                     </w:p>
                                     <w:p>
                                       <w:pPr>
@@ -2552,6 +2562,7 @@
                                           <w:szCs w:val="28"/>
                                         </w:rPr>
                                       </w:pPr>
+                                      <w:proofErr w:type="gramStart"/>
                                       <w:r>
                                         <w:rPr>
                                           <w:b/>
@@ -2560,6 +2571,25 @@
                                           <w:szCs w:val="28"/>
                                         </w:rPr>
                                         <w:t>ID:</w:t>
+                                      </w:r>
+                                      <w:r>
+                                        <w:rPr>
+                                          <w:b/>
+                                          <w:bCs/>
+                                          <w:sz w:val="28"/>
+                                          <w:szCs w:val="28"/>
+                                        </w:rPr>
+                                        <w:t>S</w:t>
+                                      </w:r>
+                                      <w:proofErr w:type="gramEnd"/>
+                                      <w:r>
+                                        <w:rPr>
+                                          <w:b/>
+                                          <w:bCs/>
+                                          <w:sz w:val="28"/>
+                                          <w:szCs w:val="28"/>
+                                        </w:rPr>
+                                        <w:t>240041788</w:t>
                                       </w:r>
                                     </w:p>
                                     <w:p>
@@ -2690,7 +2720,11 @@
               </mc:Choice>
               <mc:Fallback>
                 <w:pict>
-                  <v:shape w14:anchorId="7CBAAF0B" id="Text Box 15" o:spid="_x0000_s1031" type="#_x0000_t202" alt="contact info" style="position:absolute;left:0;text-align:left;margin-left:36.25pt;margin-top:253.85pt;width:540pt;height:92.7pt;z-index:251675648;visibility:visible;mso-wrap-style:square;mso-width-percent:1282;mso-height-percent:0;mso-wrap-distance-left:9pt;mso-wrap-distance-top:0;mso-wrap-distance-right:9pt;mso-wrap-distance-bottom:0;mso-position-horizontal:absolute;mso-position-horizontal-relative:page;mso-position-vertical:absolute;mso-position-vertical-relative:margin;mso-width-percent:1282;mso-height-percent:0;mso-width-relative:margin;mso-height-relative:margin;v-text-anchor:bottom" o:gfxdata="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" o:allowoverlap="f" filled="f" stroked="f" strokeweight=".5pt">
+                  <v:shapetype w14:anchorId="7CBAAF0B" id="_x0000_t202" coordsize="21600,21600" o:spt="202" path="m,l,21600r21600,l21600,xe">
+                    <v:stroke joinstyle="miter"/>
+                    <v:path gradientshapeok="t" o:connecttype="rect"/>
+                  </v:shapetype>
+                  <v:shape id="Text Box 15" o:spid="_x0000_s1031" type="#_x0000_t202" alt="contact info" style="position:absolute;left:0;text-align:left;margin-left:36.25pt;margin-top:253.85pt;width:540pt;height:92.7pt;z-index:251675648;visibility:visible;mso-wrap-style:square;mso-width-percent:1282;mso-height-percent:0;mso-wrap-distance-left:9pt;mso-wrap-distance-top:0;mso-wrap-distance-right:9pt;mso-wrap-distance-bottom:0;mso-position-horizontal:absolute;mso-position-horizontal-relative:page;mso-position-vertical:absolute;mso-position-vertical-relative:margin;mso-width-percent:1282;mso-height-percent:0;mso-width-relative:margin;mso-height-relative:margin;v-text-anchor:bottom" o:gfxdata="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" o:allowoverlap="f" filled="f" stroked="f" strokeweight=".5pt">
                     <v:textbox inset="0,0,0,0">
                       <w:txbxContent>
                         <w:p>
@@ -2795,6 +2829,16 @@
                                     <w:lang w:val="de-CH"/>
                                   </w:rPr>
                                   <w:t xml:space="preserve"> </w:t>
+                                </w:r>
+                                <w:r>
+                                  <w:rPr>
+                                    <w:b/>
+                                    <w:bCs/>
+                                    <w:sz w:val="28"/>
+                                    <w:szCs w:val="28"/>
+                                    <w:lang w:val="de-CH"/>
+                                  </w:rPr>
+                                  <w:t>ALI ALOTAIBI</w:t>
                                 </w:r>
                               </w:p>
                               <w:p>
@@ -2902,6 +2946,7 @@
                                     <w:szCs w:val="28"/>
                                   </w:rPr>
                                 </w:pPr>
+                                <w:proofErr w:type="gramStart"/>
                                 <w:r>
                                   <w:rPr>
                                     <w:b/>
@@ -2910,6 +2955,25 @@
                                     <w:szCs w:val="28"/>
                                   </w:rPr>
                                   <w:t>ID:</w:t>
+                                </w:r>
+                                <w:r>
+                                  <w:rPr>
+                                    <w:b/>
+                                    <w:bCs/>
+                                    <w:sz w:val="28"/>
+                                    <w:szCs w:val="28"/>
+                                  </w:rPr>
+                                  <w:t>S</w:t>
+                                </w:r>
+                                <w:proofErr w:type="gramEnd"/>
+                                <w:r>
+                                  <w:rPr>
+                                    <w:b/>
+                                    <w:bCs/>
+                                    <w:sz w:val="28"/>
+                                    <w:szCs w:val="28"/>
+                                  </w:rPr>
+                                  <w:t>240041788</w:t>
                                 </w:r>
                               </w:p>
                               <w:p>
@@ -5327,6 +5391,216 @@
     </w:p>
     <w:p>
       <w:pPr>
+        <w:spacing w:after="0" w:line="276" w:lineRule="auto"/>
+        <w:rPr>
+          <w:rFonts w:ascii="Times New Roman" w:eastAsia="Times New Roman" w:hAnsi="Times New Roman" w:cs="Times New Roman"/>
+          <w:sz w:val="24"/>
+          <w:szCs w:val="24"/>
+        </w:rPr>
+      </w:pPr>
+    </w:p>
+    <w:p>
+      <w:pPr>
+        <w:spacing w:after="0" w:line="276" w:lineRule="auto"/>
+        <w:rPr>
+          <w:rFonts w:ascii="Times New Roman" w:eastAsia="Times New Roman" w:hAnsi="Times New Roman" w:cs="Times New Roman"/>
+          <w:sz w:val="24"/>
+          <w:szCs w:val="24"/>
+        </w:rPr>
+      </w:pPr>
+    </w:p>
+    <w:p>
+      <w:pPr>
+        <w:spacing w:after="0" w:line="276" w:lineRule="auto"/>
+        <w:rPr>
+          <w:rFonts w:ascii="Times New Roman" w:eastAsia="Times New Roman" w:hAnsi="Times New Roman" w:cs="Times New Roman"/>
+          <w:sz w:val="24"/>
+          <w:szCs w:val="24"/>
+        </w:rPr>
+      </w:pPr>
+    </w:p>
+    <w:p>
+      <w:pPr>
+        <w:spacing w:after="0" w:line="276" w:lineRule="auto"/>
+        <w:rPr>
+          <w:rFonts w:ascii="Times New Roman" w:eastAsia="Times New Roman" w:hAnsi="Times New Roman" w:cs="Times New Roman"/>
+          <w:sz w:val="24"/>
+          <w:szCs w:val="24"/>
+        </w:rPr>
+      </w:pPr>
+    </w:p>
+    <w:p>
+      <w:pPr>
+        <w:spacing w:after="0" w:line="276" w:lineRule="auto"/>
+        <w:rPr>
+          <w:rFonts w:ascii="Times New Roman" w:eastAsia="Times New Roman" w:hAnsi="Times New Roman" w:cs="Times New Roman"/>
+          <w:sz w:val="24"/>
+          <w:szCs w:val="24"/>
+        </w:rPr>
+      </w:pPr>
+    </w:p>
+    <w:p>
+      <w:pPr>
+        <w:spacing w:after="0" w:line="276" w:lineRule="auto"/>
+        <w:rPr>
+          <w:rFonts w:ascii="Times New Roman" w:eastAsia="Times New Roman" w:hAnsi="Times New Roman" w:cs="Times New Roman"/>
+          <w:sz w:val="24"/>
+          <w:szCs w:val="24"/>
+        </w:rPr>
+      </w:pPr>
+    </w:p>
+    <w:p>
+      <w:pPr>
+        <w:spacing w:after="0" w:line="276" w:lineRule="auto"/>
+        <w:rPr>
+          <w:rFonts w:ascii="Times New Roman" w:eastAsia="Times New Roman" w:hAnsi="Times New Roman" w:cs="Times New Roman"/>
+          <w:sz w:val="24"/>
+          <w:szCs w:val="24"/>
+        </w:rPr>
+      </w:pPr>
+    </w:p>
+    <w:p>
+      <w:pPr>
+        <w:spacing w:after="0" w:line="276" w:lineRule="auto"/>
+        <w:rPr>
+          <w:rFonts w:ascii="Times New Roman" w:eastAsia="Times New Roman" w:hAnsi="Times New Roman" w:cs="Times New Roman"/>
+          <w:sz w:val="24"/>
+          <w:szCs w:val="24"/>
+        </w:rPr>
+      </w:pPr>
+    </w:p>
+    <w:p>
+      <w:pPr>
+        <w:spacing w:after="0" w:line="276" w:lineRule="auto"/>
+        <w:rPr>
+          <w:rFonts w:ascii="Times New Roman" w:eastAsia="Times New Roman" w:hAnsi="Times New Roman" w:cs="Times New Roman"/>
+          <w:sz w:val="24"/>
+          <w:szCs w:val="24"/>
+        </w:rPr>
+      </w:pPr>
+    </w:p>
+    <w:p>
+      <w:pPr>
+        <w:spacing w:after="0" w:line="276" w:lineRule="auto"/>
+        <w:rPr>
+          <w:rFonts w:ascii="Times New Roman" w:eastAsia="Times New Roman" w:hAnsi="Times New Roman" w:cs="Times New Roman"/>
+          <w:sz w:val="24"/>
+          <w:szCs w:val="24"/>
+        </w:rPr>
+      </w:pPr>
+    </w:p>
+    <w:p>
+      <w:pPr>
+        <w:spacing w:after="0" w:line="276" w:lineRule="auto"/>
+        <w:rPr>
+          <w:rFonts w:ascii="Times New Roman" w:eastAsia="Times New Roman" w:hAnsi="Times New Roman" w:cs="Times New Roman"/>
+          <w:sz w:val="24"/>
+          <w:szCs w:val="24"/>
+        </w:rPr>
+      </w:pPr>
+    </w:p>
+    <w:p>
+      <w:pPr>
+        <w:spacing w:after="0" w:line="276" w:lineRule="auto"/>
+        <w:rPr>
+          <w:rFonts w:ascii="Times New Roman" w:eastAsia="Times New Roman" w:hAnsi="Times New Roman" w:cs="Times New Roman"/>
+          <w:sz w:val="24"/>
+          <w:szCs w:val="24"/>
+        </w:rPr>
+      </w:pPr>
+    </w:p>
+    <w:p>
+      <w:pPr>
+        <w:spacing w:after="0" w:line="276" w:lineRule="auto"/>
+        <w:rPr>
+          <w:rFonts w:ascii="Times New Roman" w:eastAsia="Times New Roman" w:hAnsi="Times New Roman" w:cs="Times New Roman"/>
+          <w:sz w:val="24"/>
+          <w:szCs w:val="24"/>
+        </w:rPr>
+      </w:pPr>
+    </w:p>
+    <w:p>
+      <w:pPr>
+        <w:spacing w:after="0" w:line="276" w:lineRule="auto"/>
+        <w:rPr>
+          <w:rFonts w:ascii="Times New Roman" w:eastAsia="Times New Roman" w:hAnsi="Times New Roman" w:cs="Times New Roman"/>
+          <w:sz w:val="24"/>
+          <w:szCs w:val="24"/>
+        </w:rPr>
+      </w:pPr>
+    </w:p>
+    <w:p>
+      <w:pPr>
+        <w:spacing w:after="0" w:line="276" w:lineRule="auto"/>
+        <w:rPr>
+          <w:rFonts w:ascii="Times New Roman" w:eastAsia="Times New Roman" w:hAnsi="Times New Roman" w:cs="Times New Roman"/>
+          <w:sz w:val="24"/>
+          <w:szCs w:val="24"/>
+        </w:rPr>
+      </w:pPr>
+    </w:p>
+    <w:p>
+      <w:pPr>
+        <w:spacing w:after="0" w:line="276" w:lineRule="auto"/>
+        <w:rPr>
+          <w:rFonts w:ascii="Times New Roman" w:eastAsia="Times New Roman" w:hAnsi="Times New Roman" w:cs="Times New Roman"/>
+          <w:sz w:val="24"/>
+          <w:szCs w:val="24"/>
+        </w:rPr>
+      </w:pPr>
+    </w:p>
+    <w:p>
+      <w:pPr>
+        <w:spacing w:after="0" w:line="276" w:lineRule="auto"/>
+        <w:rPr>
+          <w:rFonts w:ascii="Times New Roman" w:eastAsia="Times New Roman" w:hAnsi="Times New Roman" w:cs="Times New Roman"/>
+          <w:sz w:val="24"/>
+          <w:szCs w:val="24"/>
+        </w:rPr>
+      </w:pPr>
+    </w:p>
+    <w:p>
+      <w:pPr>
+        <w:spacing w:after="0" w:line="276" w:lineRule="auto"/>
+        <w:rPr>
+          <w:rFonts w:ascii="Times New Roman" w:eastAsia="Times New Roman" w:hAnsi="Times New Roman" w:cs="Times New Roman"/>
+          <w:sz w:val="24"/>
+          <w:szCs w:val="24"/>
+        </w:rPr>
+      </w:pPr>
+    </w:p>
+    <w:p>
+      <w:pPr>
+        <w:spacing w:after="0" w:line="276" w:lineRule="auto"/>
+        <w:rPr>
+          <w:rFonts w:ascii="Times New Roman" w:eastAsia="Times New Roman" w:hAnsi="Times New Roman" w:cs="Times New Roman"/>
+          <w:sz w:val="24"/>
+          <w:szCs w:val="24"/>
+        </w:rPr>
+      </w:pPr>
+    </w:p>
+    <w:p>
+      <w:pPr>
+        <w:spacing w:after="0" w:line="276" w:lineRule="auto"/>
+        <w:rPr>
+          <w:rFonts w:ascii="Times New Roman" w:eastAsia="Times New Roman" w:hAnsi="Times New Roman" w:cs="Times New Roman"/>
+          <w:sz w:val="24"/>
+          <w:szCs w:val="24"/>
+        </w:rPr>
+      </w:pPr>
+    </w:p>
+    <w:p>
+      <w:pPr>
+        <w:spacing w:after="0" w:line="276" w:lineRule="auto"/>
+        <w:rPr>
+          <w:rFonts w:ascii="Times New Roman" w:eastAsia="Times New Roman" w:hAnsi="Times New Roman" w:cs="Times New Roman"/>
+          <w:sz w:val="24"/>
+          <w:szCs w:val="24"/>
+        </w:rPr>
+      </w:pPr>
+    </w:p>
+    <w:p>
+      <w:pPr>
         <w:numPr>
           <w:ilvl w:val="0"/>
           <w:numId w:val="46"/>
@@ -5346,6 +5620,7 @@
           <w:sz w:val="24"/>
           <w:szCs w:val="24"/>
         </w:rPr>
+        <w:lastRenderedPageBreak/>
         <w:t xml:space="preserve">Creating nodes: </w:t>
       </w:r>
       <w:r>
@@ -5356,6 +5631,325 @@
         </w:rPr>
         <w:t>Show a screenshot of the complete topology with all nodes created (12 end devices, 4 switches, 2 routers). List the device types selected and any steps/commands used to name the devices (e.g., hostname configuration). (2 marks)</w:t>
       </w:r>
+    </w:p>
+    <w:p>
+      <w:pPr>
+        <w:spacing w:after="0" w:line="276" w:lineRule="auto"/>
+        <w:ind w:left="504"/>
+        <w:rPr>
+          <w:rFonts w:ascii="Times New Roman" w:eastAsia="Times New Roman" w:hAnsi="Times New Roman" w:cs="Times New Roman"/>
+          <w:sz w:val="24"/>
+          <w:szCs w:val="24"/>
+        </w:rPr>
+      </w:pPr>
+    </w:p>
+    <w:p>
+      <w:pPr>
+        <w:spacing w:after="0" w:line="276" w:lineRule="auto"/>
+        <w:ind w:left="504"/>
+        <w:rPr>
+          <w:rFonts w:ascii="Times New Roman" w:eastAsia="Times New Roman" w:hAnsi="Times New Roman" w:cs="Times New Roman"/>
+          <w:sz w:val="24"/>
+          <w:szCs w:val="24"/>
+        </w:rPr>
+      </w:pPr>
+    </w:p>
+    <w:p>
+      <w:pPr>
+        <w:spacing w:after="0" w:line="276" w:lineRule="auto"/>
+        <w:ind w:left="504"/>
+        <w:rPr>
+          <w:rFonts w:ascii="Times New Roman" w:eastAsia="Times New Roman" w:hAnsi="Times New Roman" w:cs="Times New Roman"/>
+          <w:sz w:val="24"/>
+          <w:szCs w:val="24"/>
+        </w:rPr>
+      </w:pPr>
+    </w:p>
+    <w:p>
+      <w:pPr>
+        <w:spacing w:after="0" w:line="276" w:lineRule="auto"/>
+        <w:ind w:left="504"/>
+        <w:rPr>
+          <w:rFonts w:ascii="Times New Roman" w:eastAsia="Times New Roman" w:hAnsi="Times New Roman" w:cs="Times New Roman"/>
+          <w:sz w:val="24"/>
+          <w:szCs w:val="24"/>
+        </w:rPr>
+      </w:pPr>
+    </w:p>
+    <w:p>
+      <w:pPr>
+        <w:spacing w:after="0" w:line="276" w:lineRule="auto"/>
+        <w:ind w:left="504"/>
+        <w:rPr>
+          <w:rFonts w:ascii="Times New Roman" w:eastAsia="Times New Roman" w:hAnsi="Times New Roman" w:cs="Times New Roman"/>
+          <w:sz w:val="24"/>
+          <w:szCs w:val="24"/>
+        </w:rPr>
+      </w:pPr>
+    </w:p>
+    <w:p>
+      <w:pPr>
+        <w:spacing w:after="0" w:line="276" w:lineRule="auto"/>
+        <w:ind w:left="504"/>
+        <w:rPr>
+          <w:rFonts w:ascii="Times New Roman" w:eastAsia="Times New Roman" w:hAnsi="Times New Roman" w:cs="Times New Roman"/>
+          <w:sz w:val="24"/>
+          <w:szCs w:val="24"/>
+        </w:rPr>
+      </w:pPr>
+    </w:p>
+    <w:p>
+      <w:pPr>
+        <w:spacing w:after="0" w:line="276" w:lineRule="auto"/>
+        <w:ind w:left="504"/>
+        <w:rPr>
+          <w:rFonts w:ascii="Times New Roman" w:eastAsia="Times New Roman" w:hAnsi="Times New Roman" w:cs="Times New Roman"/>
+          <w:sz w:val="24"/>
+          <w:szCs w:val="24"/>
+        </w:rPr>
+      </w:pPr>
+    </w:p>
+    <w:p>
+      <w:pPr>
+        <w:spacing w:after="0" w:line="276" w:lineRule="auto"/>
+        <w:ind w:left="504"/>
+        <w:rPr>
+          <w:rFonts w:ascii="Times New Roman" w:eastAsia="Times New Roman" w:hAnsi="Times New Roman" w:cs="Times New Roman"/>
+          <w:sz w:val="24"/>
+          <w:szCs w:val="24"/>
+        </w:rPr>
+      </w:pPr>
+    </w:p>
+    <w:p>
+      <w:pPr>
+        <w:spacing w:after="0" w:line="276" w:lineRule="auto"/>
+        <w:ind w:left="504"/>
+        <w:rPr>
+          <w:rFonts w:ascii="Times New Roman" w:eastAsia="Times New Roman" w:hAnsi="Times New Roman" w:cs="Times New Roman"/>
+          <w:sz w:val="24"/>
+          <w:szCs w:val="24"/>
+        </w:rPr>
+      </w:pPr>
+    </w:p>
+    <w:p>
+      <w:pPr>
+        <w:spacing w:after="0" w:line="276" w:lineRule="auto"/>
+        <w:ind w:left="504"/>
+        <w:rPr>
+          <w:rFonts w:ascii="Times New Roman" w:eastAsia="Times New Roman" w:hAnsi="Times New Roman" w:cs="Times New Roman"/>
+          <w:sz w:val="24"/>
+          <w:szCs w:val="24"/>
+        </w:rPr>
+      </w:pPr>
+    </w:p>
+    <w:p>
+      <w:pPr>
+        <w:spacing w:after="0" w:line="276" w:lineRule="auto"/>
+        <w:ind w:left="504"/>
+        <w:rPr>
+          <w:rFonts w:ascii="Times New Roman" w:eastAsia="Times New Roman" w:hAnsi="Times New Roman" w:cs="Times New Roman"/>
+          <w:sz w:val="24"/>
+          <w:szCs w:val="24"/>
+        </w:rPr>
+      </w:pPr>
+    </w:p>
+    <w:p>
+      <w:pPr>
+        <w:spacing w:after="0" w:line="276" w:lineRule="auto"/>
+        <w:ind w:left="504"/>
+        <w:rPr>
+          <w:rFonts w:ascii="Times New Roman" w:eastAsia="Times New Roman" w:hAnsi="Times New Roman" w:cs="Times New Roman"/>
+          <w:sz w:val="24"/>
+          <w:szCs w:val="24"/>
+        </w:rPr>
+      </w:pPr>
+    </w:p>
+    <w:p>
+      <w:pPr>
+        <w:spacing w:after="0" w:line="276" w:lineRule="auto"/>
+        <w:ind w:left="504"/>
+        <w:rPr>
+          <w:rFonts w:ascii="Times New Roman" w:eastAsia="Times New Roman" w:hAnsi="Times New Roman" w:cs="Times New Roman"/>
+          <w:sz w:val="24"/>
+          <w:szCs w:val="24"/>
+        </w:rPr>
+      </w:pPr>
+    </w:p>
+    <w:p>
+      <w:pPr>
+        <w:spacing w:after="0" w:line="276" w:lineRule="auto"/>
+        <w:ind w:left="504"/>
+        <w:rPr>
+          <w:rFonts w:ascii="Times New Roman" w:eastAsia="Times New Roman" w:hAnsi="Times New Roman" w:cs="Times New Roman"/>
+          <w:sz w:val="24"/>
+          <w:szCs w:val="24"/>
+        </w:rPr>
+      </w:pPr>
+    </w:p>
+    <w:p>
+      <w:pPr>
+        <w:spacing w:after="0" w:line="276" w:lineRule="auto"/>
+        <w:ind w:left="504"/>
+        <w:rPr>
+          <w:rFonts w:ascii="Times New Roman" w:eastAsia="Times New Roman" w:hAnsi="Times New Roman" w:cs="Times New Roman"/>
+          <w:sz w:val="24"/>
+          <w:szCs w:val="24"/>
+        </w:rPr>
+      </w:pPr>
+    </w:p>
+    <w:p>
+      <w:pPr>
+        <w:spacing w:after="0" w:line="276" w:lineRule="auto"/>
+        <w:ind w:left="504"/>
+        <w:rPr>
+          <w:rFonts w:ascii="Times New Roman" w:eastAsia="Times New Roman" w:hAnsi="Times New Roman" w:cs="Times New Roman"/>
+          <w:sz w:val="24"/>
+          <w:szCs w:val="24"/>
+        </w:rPr>
+      </w:pPr>
+    </w:p>
+    <w:p>
+      <w:pPr>
+        <w:spacing w:after="0" w:line="276" w:lineRule="auto"/>
+        <w:ind w:left="504"/>
+        <w:rPr>
+          <w:rFonts w:ascii="Times New Roman" w:eastAsia="Times New Roman" w:hAnsi="Times New Roman" w:cs="Times New Roman"/>
+          <w:sz w:val="24"/>
+          <w:szCs w:val="24"/>
+        </w:rPr>
+      </w:pPr>
+    </w:p>
+    <w:p>
+      <w:pPr>
+        <w:spacing w:after="0" w:line="276" w:lineRule="auto"/>
+        <w:ind w:left="504"/>
+        <w:rPr>
+          <w:rFonts w:ascii="Times New Roman" w:eastAsia="Times New Roman" w:hAnsi="Times New Roman" w:cs="Times New Roman"/>
+          <w:sz w:val="24"/>
+          <w:szCs w:val="24"/>
+        </w:rPr>
+      </w:pPr>
+    </w:p>
+    <w:p>
+      <w:pPr>
+        <w:spacing w:after="0" w:line="276" w:lineRule="auto"/>
+        <w:ind w:left="504"/>
+        <w:rPr>
+          <w:rFonts w:ascii="Times New Roman" w:eastAsia="Times New Roman" w:hAnsi="Times New Roman" w:cs="Times New Roman"/>
+          <w:sz w:val="24"/>
+          <w:szCs w:val="24"/>
+        </w:rPr>
+      </w:pPr>
+    </w:p>
+    <w:p>
+      <w:pPr>
+        <w:spacing w:after="0" w:line="276" w:lineRule="auto"/>
+        <w:ind w:left="504"/>
+        <w:rPr>
+          <w:rFonts w:ascii="Times New Roman" w:eastAsia="Times New Roman" w:hAnsi="Times New Roman" w:cs="Times New Roman"/>
+          <w:sz w:val="24"/>
+          <w:szCs w:val="24"/>
+        </w:rPr>
+      </w:pPr>
+    </w:p>
+    <w:p>
+      <w:pPr>
+        <w:spacing w:after="0" w:line="276" w:lineRule="auto"/>
+        <w:ind w:left="504"/>
+        <w:rPr>
+          <w:rFonts w:ascii="Times New Roman" w:eastAsia="Times New Roman" w:hAnsi="Times New Roman" w:cs="Times New Roman"/>
+          <w:sz w:val="24"/>
+          <w:szCs w:val="24"/>
+        </w:rPr>
+      </w:pPr>
+    </w:p>
+    <w:p>
+      <w:pPr>
+        <w:spacing w:after="0" w:line="276" w:lineRule="auto"/>
+        <w:ind w:left="504"/>
+        <w:rPr>
+          <w:rFonts w:ascii="Times New Roman" w:eastAsia="Times New Roman" w:hAnsi="Times New Roman" w:cs="Times New Roman"/>
+          <w:sz w:val="24"/>
+          <w:szCs w:val="24"/>
+        </w:rPr>
+      </w:pPr>
+    </w:p>
+    <w:p>
+      <w:pPr>
+        <w:spacing w:after="0" w:line="276" w:lineRule="auto"/>
+        <w:ind w:left="504"/>
+        <w:rPr>
+          <w:rFonts w:ascii="Times New Roman" w:eastAsia="Times New Roman" w:hAnsi="Times New Roman" w:cs="Times New Roman"/>
+          <w:sz w:val="24"/>
+          <w:szCs w:val="24"/>
+        </w:rPr>
+      </w:pPr>
+    </w:p>
+    <w:p>
+      <w:pPr>
+        <w:spacing w:after="0" w:line="276" w:lineRule="auto"/>
+        <w:ind w:left="504"/>
+        <w:rPr>
+          <w:rFonts w:ascii="Times New Roman" w:eastAsia="Times New Roman" w:hAnsi="Times New Roman" w:cs="Times New Roman"/>
+          <w:sz w:val="24"/>
+          <w:szCs w:val="24"/>
+        </w:rPr>
+      </w:pPr>
+    </w:p>
+    <w:p>
+      <w:pPr>
+        <w:spacing w:after="0" w:line="276" w:lineRule="auto"/>
+        <w:ind w:left="504"/>
+        <w:rPr>
+          <w:rFonts w:ascii="Times New Roman" w:eastAsia="Times New Roman" w:hAnsi="Times New Roman" w:cs="Times New Roman"/>
+          <w:sz w:val="24"/>
+          <w:szCs w:val="24"/>
+        </w:rPr>
+      </w:pPr>
+    </w:p>
+    <w:p>
+      <w:pPr>
+        <w:spacing w:after="0" w:line="276" w:lineRule="auto"/>
+        <w:ind w:left="504"/>
+        <w:rPr>
+          <w:rFonts w:ascii="Times New Roman" w:eastAsia="Times New Roman" w:hAnsi="Times New Roman" w:cs="Times New Roman"/>
+          <w:sz w:val="24"/>
+          <w:szCs w:val="24"/>
+        </w:rPr>
+      </w:pPr>
+    </w:p>
+    <w:p>
+      <w:pPr>
+        <w:spacing w:after="0" w:line="276" w:lineRule="auto"/>
+        <w:ind w:left="504"/>
+        <w:rPr>
+          <w:rFonts w:ascii="Times New Roman" w:eastAsia="Times New Roman" w:hAnsi="Times New Roman" w:cs="Times New Roman"/>
+          <w:sz w:val="24"/>
+          <w:szCs w:val="24"/>
+        </w:rPr>
+      </w:pPr>
+    </w:p>
+    <w:p>
+      <w:pPr>
+        <w:spacing w:after="0" w:line="276" w:lineRule="auto"/>
+        <w:ind w:left="504"/>
+        <w:rPr>
+          <w:rFonts w:ascii="Times New Roman" w:eastAsia="Times New Roman" w:hAnsi="Times New Roman" w:cs="Times New Roman"/>
+          <w:sz w:val="24"/>
+          <w:szCs w:val="24"/>
+        </w:rPr>
+      </w:pPr>
+    </w:p>
+    <w:p>
+      <w:pPr>
+        <w:spacing w:after="0" w:line="276" w:lineRule="auto"/>
+        <w:ind w:left="504"/>
+        <w:rPr>
+          <w:rFonts w:ascii="Times New Roman" w:eastAsia="Times New Roman" w:hAnsi="Times New Roman" w:cs="Times New Roman"/>
+          <w:sz w:val="24"/>
+          <w:szCs w:val="24"/>
+        </w:rPr>
+      </w:pPr>
     </w:p>
     <w:p>
       <w:pPr>
@@ -5378,6 +5972,7 @@
           <w:sz w:val="24"/>
           <w:szCs w:val="24"/>
         </w:rPr>
+        <w:lastRenderedPageBreak/>
         <w:t xml:space="preserve">Giving connections in the LAN: </w:t>
       </w:r>
       <w:r>
@@ -5388,6 +5983,347 @@
         </w:rPr>
         <w:t>Show a screenshot of the LAN connections between end devices, switches, and routers. State the cable types used for each connection and why. (2 marks)</w:t>
       </w:r>
+    </w:p>
+    <w:p>
+      <w:pPr>
+        <w:spacing w:after="0" w:line="276" w:lineRule="auto"/>
+        <w:ind w:left="504"/>
+        <w:rPr>
+          <w:rFonts w:ascii="Times New Roman" w:eastAsia="Times New Roman" w:hAnsi="Times New Roman" w:cs="Times New Roman"/>
+          <w:sz w:val="24"/>
+          <w:szCs w:val="24"/>
+        </w:rPr>
+      </w:pPr>
+    </w:p>
+    <w:p>
+      <w:pPr>
+        <w:spacing w:after="0" w:line="276" w:lineRule="auto"/>
+        <w:ind w:left="504"/>
+        <w:rPr>
+          <w:rFonts w:ascii="Times New Roman" w:eastAsia="Times New Roman" w:hAnsi="Times New Roman" w:cs="Times New Roman"/>
+          <w:sz w:val="24"/>
+          <w:szCs w:val="24"/>
+        </w:rPr>
+      </w:pPr>
+    </w:p>
+    <w:p>
+      <w:pPr>
+        <w:spacing w:after="0" w:line="276" w:lineRule="auto"/>
+        <w:ind w:left="504"/>
+        <w:rPr>
+          <w:rFonts w:ascii="Times New Roman" w:eastAsia="Times New Roman" w:hAnsi="Times New Roman" w:cs="Times New Roman"/>
+          <w:sz w:val="24"/>
+          <w:szCs w:val="24"/>
+        </w:rPr>
+      </w:pPr>
+    </w:p>
+    <w:p>
+      <w:pPr>
+        <w:spacing w:after="0" w:line="276" w:lineRule="auto"/>
+        <w:ind w:left="504"/>
+        <w:rPr>
+          <w:rFonts w:ascii="Times New Roman" w:eastAsia="Times New Roman" w:hAnsi="Times New Roman" w:cs="Times New Roman"/>
+          <w:sz w:val="24"/>
+          <w:szCs w:val="24"/>
+        </w:rPr>
+      </w:pPr>
+    </w:p>
+    <w:p>
+      <w:pPr>
+        <w:spacing w:after="0" w:line="276" w:lineRule="auto"/>
+        <w:ind w:left="504"/>
+        <w:rPr>
+          <w:rFonts w:ascii="Times New Roman" w:eastAsia="Times New Roman" w:hAnsi="Times New Roman" w:cs="Times New Roman"/>
+          <w:sz w:val="24"/>
+          <w:szCs w:val="24"/>
+        </w:rPr>
+      </w:pPr>
+    </w:p>
+    <w:p>
+      <w:pPr>
+        <w:spacing w:after="0" w:line="276" w:lineRule="auto"/>
+        <w:ind w:left="504"/>
+        <w:rPr>
+          <w:rFonts w:ascii="Times New Roman" w:eastAsia="Times New Roman" w:hAnsi="Times New Roman" w:cs="Times New Roman"/>
+          <w:sz w:val="24"/>
+          <w:szCs w:val="24"/>
+        </w:rPr>
+      </w:pPr>
+    </w:p>
+    <w:p>
+      <w:pPr>
+        <w:spacing w:after="0" w:line="276" w:lineRule="auto"/>
+        <w:ind w:left="504"/>
+        <w:rPr>
+          <w:rFonts w:ascii="Times New Roman" w:eastAsia="Times New Roman" w:hAnsi="Times New Roman" w:cs="Times New Roman"/>
+          <w:sz w:val="24"/>
+          <w:szCs w:val="24"/>
+        </w:rPr>
+      </w:pPr>
+    </w:p>
+    <w:p>
+      <w:pPr>
+        <w:spacing w:after="0" w:line="276" w:lineRule="auto"/>
+        <w:ind w:left="504"/>
+        <w:rPr>
+          <w:rFonts w:ascii="Times New Roman" w:eastAsia="Times New Roman" w:hAnsi="Times New Roman" w:cs="Times New Roman"/>
+          <w:sz w:val="24"/>
+          <w:szCs w:val="24"/>
+        </w:rPr>
+      </w:pPr>
+    </w:p>
+    <w:p>
+      <w:pPr>
+        <w:spacing w:after="0" w:line="276" w:lineRule="auto"/>
+        <w:ind w:left="504"/>
+        <w:rPr>
+          <w:rFonts w:ascii="Times New Roman" w:eastAsia="Times New Roman" w:hAnsi="Times New Roman" w:cs="Times New Roman"/>
+          <w:sz w:val="24"/>
+          <w:szCs w:val="24"/>
+        </w:rPr>
+      </w:pPr>
+    </w:p>
+    <w:p>
+      <w:pPr>
+        <w:spacing w:after="0" w:line="276" w:lineRule="auto"/>
+        <w:ind w:left="504"/>
+        <w:rPr>
+          <w:rFonts w:ascii="Times New Roman" w:eastAsia="Times New Roman" w:hAnsi="Times New Roman" w:cs="Times New Roman"/>
+          <w:sz w:val="24"/>
+          <w:szCs w:val="24"/>
+        </w:rPr>
+      </w:pPr>
+    </w:p>
+    <w:p>
+      <w:pPr>
+        <w:spacing w:after="0" w:line="276" w:lineRule="auto"/>
+        <w:ind w:left="504"/>
+        <w:rPr>
+          <w:rFonts w:ascii="Times New Roman" w:eastAsia="Times New Roman" w:hAnsi="Times New Roman" w:cs="Times New Roman"/>
+          <w:sz w:val="24"/>
+          <w:szCs w:val="24"/>
+        </w:rPr>
+      </w:pPr>
+    </w:p>
+    <w:p>
+      <w:pPr>
+        <w:spacing w:after="0" w:line="276" w:lineRule="auto"/>
+        <w:ind w:left="504"/>
+        <w:rPr>
+          <w:rFonts w:ascii="Times New Roman" w:eastAsia="Times New Roman" w:hAnsi="Times New Roman" w:cs="Times New Roman"/>
+          <w:sz w:val="24"/>
+          <w:szCs w:val="24"/>
+        </w:rPr>
+      </w:pPr>
+    </w:p>
+    <w:p>
+      <w:pPr>
+        <w:spacing w:after="0" w:line="276" w:lineRule="auto"/>
+        <w:ind w:left="504"/>
+        <w:rPr>
+          <w:rFonts w:ascii="Times New Roman" w:eastAsia="Times New Roman" w:hAnsi="Times New Roman" w:cs="Times New Roman"/>
+          <w:sz w:val="24"/>
+          <w:szCs w:val="24"/>
+        </w:rPr>
+      </w:pPr>
+    </w:p>
+    <w:p>
+      <w:pPr>
+        <w:spacing w:after="0" w:line="276" w:lineRule="auto"/>
+        <w:ind w:left="504"/>
+        <w:rPr>
+          <w:rFonts w:ascii="Times New Roman" w:eastAsia="Times New Roman" w:hAnsi="Times New Roman" w:cs="Times New Roman"/>
+          <w:sz w:val="24"/>
+          <w:szCs w:val="24"/>
+        </w:rPr>
+      </w:pPr>
+    </w:p>
+    <w:p>
+      <w:pPr>
+        <w:spacing w:after="0" w:line="276" w:lineRule="auto"/>
+        <w:ind w:left="504"/>
+        <w:rPr>
+          <w:rFonts w:ascii="Times New Roman" w:eastAsia="Times New Roman" w:hAnsi="Times New Roman" w:cs="Times New Roman"/>
+          <w:sz w:val="24"/>
+          <w:szCs w:val="24"/>
+        </w:rPr>
+      </w:pPr>
+    </w:p>
+    <w:p>
+      <w:pPr>
+        <w:spacing w:after="0" w:line="276" w:lineRule="auto"/>
+        <w:ind w:left="504"/>
+        <w:rPr>
+          <w:rFonts w:ascii="Times New Roman" w:eastAsia="Times New Roman" w:hAnsi="Times New Roman" w:cs="Times New Roman"/>
+          <w:sz w:val="24"/>
+          <w:szCs w:val="24"/>
+        </w:rPr>
+      </w:pPr>
+    </w:p>
+    <w:p>
+      <w:pPr>
+        <w:spacing w:after="0" w:line="276" w:lineRule="auto"/>
+        <w:ind w:left="504"/>
+        <w:rPr>
+          <w:rFonts w:ascii="Times New Roman" w:eastAsia="Times New Roman" w:hAnsi="Times New Roman" w:cs="Times New Roman"/>
+          <w:sz w:val="24"/>
+          <w:szCs w:val="24"/>
+        </w:rPr>
+      </w:pPr>
+    </w:p>
+    <w:p>
+      <w:pPr>
+        <w:spacing w:after="0" w:line="276" w:lineRule="auto"/>
+        <w:ind w:left="504"/>
+        <w:rPr>
+          <w:rFonts w:ascii="Times New Roman" w:eastAsia="Times New Roman" w:hAnsi="Times New Roman" w:cs="Times New Roman"/>
+          <w:sz w:val="24"/>
+          <w:szCs w:val="24"/>
+        </w:rPr>
+      </w:pPr>
+    </w:p>
+    <w:p>
+      <w:pPr>
+        <w:spacing w:after="0" w:line="276" w:lineRule="auto"/>
+        <w:ind w:left="504"/>
+        <w:rPr>
+          <w:rFonts w:ascii="Times New Roman" w:eastAsia="Times New Roman" w:hAnsi="Times New Roman" w:cs="Times New Roman"/>
+          <w:sz w:val="24"/>
+          <w:szCs w:val="24"/>
+        </w:rPr>
+      </w:pPr>
+    </w:p>
+    <w:p>
+      <w:pPr>
+        <w:spacing w:after="0" w:line="276" w:lineRule="auto"/>
+        <w:ind w:left="504"/>
+        <w:rPr>
+          <w:rFonts w:ascii="Times New Roman" w:eastAsia="Times New Roman" w:hAnsi="Times New Roman" w:cs="Times New Roman"/>
+          <w:sz w:val="24"/>
+          <w:szCs w:val="24"/>
+        </w:rPr>
+      </w:pPr>
+    </w:p>
+    <w:p>
+      <w:pPr>
+        <w:spacing w:after="0" w:line="276" w:lineRule="auto"/>
+        <w:ind w:left="504"/>
+        <w:rPr>
+          <w:rFonts w:ascii="Times New Roman" w:eastAsia="Times New Roman" w:hAnsi="Times New Roman" w:cs="Times New Roman"/>
+          <w:sz w:val="24"/>
+          <w:szCs w:val="24"/>
+        </w:rPr>
+      </w:pPr>
+    </w:p>
+    <w:p>
+      <w:pPr>
+        <w:spacing w:after="0" w:line="276" w:lineRule="auto"/>
+        <w:ind w:left="504"/>
+        <w:rPr>
+          <w:rFonts w:ascii="Times New Roman" w:eastAsia="Times New Roman" w:hAnsi="Times New Roman" w:cs="Times New Roman"/>
+          <w:sz w:val="24"/>
+          <w:szCs w:val="24"/>
+        </w:rPr>
+      </w:pPr>
+    </w:p>
+    <w:p>
+      <w:pPr>
+        <w:spacing w:after="0" w:line="276" w:lineRule="auto"/>
+        <w:ind w:left="504"/>
+        <w:rPr>
+          <w:rFonts w:ascii="Times New Roman" w:eastAsia="Times New Roman" w:hAnsi="Times New Roman" w:cs="Times New Roman"/>
+          <w:sz w:val="24"/>
+          <w:szCs w:val="24"/>
+        </w:rPr>
+      </w:pPr>
+    </w:p>
+    <w:p>
+      <w:pPr>
+        <w:spacing w:after="0" w:line="276" w:lineRule="auto"/>
+        <w:ind w:left="504"/>
+        <w:rPr>
+          <w:rFonts w:ascii="Times New Roman" w:eastAsia="Times New Roman" w:hAnsi="Times New Roman" w:cs="Times New Roman"/>
+          <w:sz w:val="24"/>
+          <w:szCs w:val="24"/>
+        </w:rPr>
+      </w:pPr>
+    </w:p>
+    <w:p>
+      <w:pPr>
+        <w:spacing w:after="0" w:line="276" w:lineRule="auto"/>
+        <w:ind w:left="504"/>
+        <w:rPr>
+          <w:rFonts w:ascii="Times New Roman" w:eastAsia="Times New Roman" w:hAnsi="Times New Roman" w:cs="Times New Roman"/>
+          <w:sz w:val="24"/>
+          <w:szCs w:val="24"/>
+        </w:rPr>
+      </w:pPr>
+    </w:p>
+    <w:p>
+      <w:pPr>
+        <w:spacing w:after="0" w:line="276" w:lineRule="auto"/>
+        <w:ind w:left="504"/>
+        <w:rPr>
+          <w:rFonts w:ascii="Times New Roman" w:eastAsia="Times New Roman" w:hAnsi="Times New Roman" w:cs="Times New Roman"/>
+          <w:sz w:val="24"/>
+          <w:szCs w:val="24"/>
+        </w:rPr>
+      </w:pPr>
+    </w:p>
+    <w:p>
+      <w:pPr>
+        <w:spacing w:after="0" w:line="276" w:lineRule="auto"/>
+        <w:ind w:left="504"/>
+        <w:rPr>
+          <w:rFonts w:ascii="Times New Roman" w:eastAsia="Times New Roman" w:hAnsi="Times New Roman" w:cs="Times New Roman"/>
+          <w:sz w:val="24"/>
+          <w:szCs w:val="24"/>
+        </w:rPr>
+      </w:pPr>
+    </w:p>
+    <w:p>
+      <w:pPr>
+        <w:spacing w:after="0" w:line="276" w:lineRule="auto"/>
+        <w:ind w:left="504"/>
+        <w:rPr>
+          <w:rFonts w:ascii="Times New Roman" w:eastAsia="Times New Roman" w:hAnsi="Times New Roman" w:cs="Times New Roman"/>
+          <w:sz w:val="24"/>
+          <w:szCs w:val="24"/>
+        </w:rPr>
+      </w:pPr>
+    </w:p>
+    <w:p>
+      <w:pPr>
+        <w:spacing w:after="0" w:line="276" w:lineRule="auto"/>
+        <w:ind w:left="504"/>
+        <w:rPr>
+          <w:rFonts w:ascii="Times New Roman" w:eastAsia="Times New Roman" w:hAnsi="Times New Roman" w:cs="Times New Roman"/>
+          <w:sz w:val="24"/>
+          <w:szCs w:val="24"/>
+        </w:rPr>
+      </w:pPr>
+    </w:p>
+    <w:p>
+      <w:pPr>
+        <w:spacing w:after="0" w:line="276" w:lineRule="auto"/>
+        <w:ind w:left="504"/>
+        <w:rPr>
+          <w:rFonts w:ascii="Times New Roman" w:eastAsia="Times New Roman" w:hAnsi="Times New Roman" w:cs="Times New Roman"/>
+          <w:sz w:val="24"/>
+          <w:szCs w:val="24"/>
+        </w:rPr>
+      </w:pPr>
+    </w:p>
+    <w:p>
+      <w:pPr>
+        <w:spacing w:after="0" w:line="276" w:lineRule="auto"/>
+        <w:ind w:left="504"/>
+        <w:rPr>
+          <w:rFonts w:ascii="Times New Roman" w:eastAsia="Times New Roman" w:hAnsi="Times New Roman" w:cs="Times New Roman"/>
+          <w:sz w:val="24"/>
+          <w:szCs w:val="24"/>
+        </w:rPr>
+      </w:pPr>
     </w:p>
     <w:p>
       <w:pPr>
@@ -5410,6 +6346,7 @@
           <w:sz w:val="24"/>
           <w:szCs w:val="24"/>
         </w:rPr>
+        <w:lastRenderedPageBreak/>
         <w:t xml:space="preserve">Assigning IP addresses: </w:t>
       </w:r>
       <w:r>
@@ -5421,6 +6358,7 @@
         <w:t xml:space="preserve">Show screenshots of IP address, subnet mask, and default gateway assignment on at least one end device in each LAN, and the commands used to configure the router LAN interfaces (e.g., interface, </w:t>
       </w:r>
       <w:proofErr w:type="spellStart"/>
+      <w:proofErr w:type="gramStart"/>
       <w:r>
         <w:rPr>
           <w:rFonts w:ascii="Times New Roman" w:eastAsia="Times New Roman" w:hAnsi="Times New Roman" w:cs="Times New Roman"/>
@@ -5430,6 +6368,7 @@
         <w:t>ip</w:t>
       </w:r>
       <w:proofErr w:type="spellEnd"/>
+      <w:proofErr w:type="gramEnd"/>
       <w:r>
         <w:rPr>
           <w:rFonts w:ascii="Times New Roman" w:eastAsia="Times New Roman" w:hAnsi="Times New Roman" w:cs="Times New Roman"/>
@@ -5438,6 +6377,2395 @@
         </w:rPr>
         <w:t xml:space="preserve"> address, no shutdown). (2 marks)</w:t>
       </w:r>
+    </w:p>
+    <w:p>
+      <w:pPr>
+        <w:spacing w:after="0" w:line="276" w:lineRule="auto"/>
+        <w:ind w:left="504"/>
+        <w:rPr>
+          <w:rFonts w:ascii="Times New Roman" w:eastAsia="Times New Roman" w:hAnsi="Times New Roman" w:cs="Times New Roman"/>
+          <w:sz w:val="24"/>
+          <w:szCs w:val="24"/>
+        </w:rPr>
+      </w:pPr>
+    </w:p>
+    <w:p>
+      <w:pPr>
+        <w:spacing w:after="0" w:line="276" w:lineRule="auto"/>
+        <w:ind w:left="504"/>
+        <w:rPr>
+          <w:rFonts w:ascii="Times New Roman" w:eastAsia="Times New Roman" w:hAnsi="Times New Roman" w:cs="Times New Roman"/>
+          <w:b/>
+          <w:bCs/>
+          <w:sz w:val="24"/>
+          <w:szCs w:val="24"/>
+        </w:rPr>
+      </w:pPr>
+      <w:r>
+        <w:rPr>
+          <w:rFonts w:ascii="Times New Roman" w:eastAsia="Times New Roman" w:hAnsi="Times New Roman" w:cs="Times New Roman"/>
+          <w:b/>
+          <w:bCs/>
+          <w:sz w:val="24"/>
+          <w:szCs w:val="24"/>
+        </w:rPr>
+        <w:t>Answer</w:t>
+      </w:r>
+    </w:p>
+    <w:p>
+      <w:pPr>
+        <w:spacing w:after="0" w:line="276" w:lineRule="auto"/>
+        <w:ind w:left="504"/>
+        <w:rPr>
+          <w:rFonts w:ascii="Times New Roman" w:eastAsia="Times New Roman" w:hAnsi="Times New Roman" w:cs="Times New Roman"/>
+          <w:b/>
+          <w:bCs/>
+          <w:sz w:val="24"/>
+          <w:szCs w:val="24"/>
+        </w:rPr>
+      </w:pPr>
+    </w:p>
+    <w:p>
+      <w:pPr>
+        <w:spacing w:after="0" w:line="276" w:lineRule="auto"/>
+        <w:ind w:left="504"/>
+        <w:rPr>
+          <w:rFonts w:ascii="Times New Roman" w:eastAsia="Times New Roman" w:hAnsi="Times New Roman" w:cs="Times New Roman"/>
+          <w:b/>
+          <w:bCs/>
+          <w:sz w:val="24"/>
+          <w:szCs w:val="24"/>
+        </w:rPr>
+      </w:pPr>
+      <w:r>
+        <w:rPr>
+          <w:rFonts w:ascii="Times New Roman" w:eastAsia="Times New Roman" w:hAnsi="Times New Roman" w:cs="Times New Roman"/>
+          <w:sz w:val="24"/>
+          <w:szCs w:val="24"/>
+        </w:rPr>
+        <w:drawing>
+          <wp:inline distT="0" distB="0" distL="0" distR="0" wp14:anchorId="1D28845B" wp14:editId="000ABD45">
+            <wp:extent cx="5349240" cy="2757170"/>
+            <wp:effectExtent l="0" t="0" r="3810" b="5080"/>
+            <wp:docPr id="577632995" name="Picture 1"/>
+            <wp:cNvGraphicFramePr>
+              <a:graphicFrameLocks xmlns:a="http://schemas.openxmlformats.org/drawingml/2006/main" noChangeAspect="1"/>
+            </wp:cNvGraphicFramePr>
+            <a:graphic xmlns:a="http://schemas.openxmlformats.org/drawingml/2006/main">
+              <a:graphicData uri="http://schemas.openxmlformats.org/drawingml/2006/picture">
+                <pic:pic xmlns:pic="http://schemas.openxmlformats.org/drawingml/2006/picture">
+                  <pic:nvPicPr>
+                    <pic:cNvPr id="577632995" name=""/>
+                    <pic:cNvPicPr/>
+                  </pic:nvPicPr>
+                  <pic:blipFill>
+                    <a:blip r:embed="rId15"/>
+                    <a:stretch>
+                      <a:fillRect/>
+                    </a:stretch>
+                  </pic:blipFill>
+                  <pic:spPr>
+                    <a:xfrm>
+                      <a:off x="0" y="0"/>
+                      <a:ext cx="5349240" cy="2757170"/>
+                    </a:xfrm>
+                    <a:prstGeom prst="rect">
+                      <a:avLst/>
+                    </a:prstGeom>
+                  </pic:spPr>
+                </pic:pic>
+              </a:graphicData>
+            </a:graphic>
+          </wp:inline>
+        </w:drawing>
+      </w:r>
+    </w:p>
+    <w:p>
+      <w:pPr>
+        <w:spacing w:after="0" w:line="276" w:lineRule="auto"/>
+        <w:ind w:left="504"/>
+        <w:rPr>
+          <w:rFonts w:ascii="Times New Roman" w:eastAsia="Times New Roman" w:hAnsi="Times New Roman" w:cs="Times New Roman"/>
+          <w:b/>
+          <w:bCs/>
+          <w:sz w:val="24"/>
+          <w:szCs w:val="24"/>
+        </w:rPr>
+      </w:pPr>
+    </w:p>
+    <w:p>
+      <w:pPr>
+        <w:spacing w:after="0" w:line="276" w:lineRule="auto"/>
+        <w:ind w:left="504"/>
+        <w:rPr>
+          <w:rFonts w:ascii="Times New Roman" w:eastAsia="Times New Roman" w:hAnsi="Times New Roman" w:cs="Times New Roman"/>
+          <w:b/>
+          <w:bCs/>
+          <w:sz w:val="24"/>
+          <w:szCs w:val="24"/>
+        </w:rPr>
+      </w:pPr>
+      <w:r>
+        <w:rPr>
+          <w:rFonts w:ascii="Times New Roman" w:eastAsia="Times New Roman" w:hAnsi="Times New Roman" w:cs="Times New Roman"/>
+          <w:sz w:val="24"/>
+          <w:szCs w:val="24"/>
+        </w:rPr>
+        <w:drawing>
+          <wp:inline distT="0" distB="0" distL="0" distR="0" wp14:anchorId="4E30111E" wp14:editId="049DECD2">
+            <wp:extent cx="5349240" cy="2740025"/>
+            <wp:effectExtent l="0" t="0" r="3810" b="3175"/>
+            <wp:docPr id="2086856407" name="Picture 1"/>
+            <wp:cNvGraphicFramePr>
+              <a:graphicFrameLocks xmlns:a="http://schemas.openxmlformats.org/drawingml/2006/main" noChangeAspect="1"/>
+            </wp:cNvGraphicFramePr>
+            <a:graphic xmlns:a="http://schemas.openxmlformats.org/drawingml/2006/main">
+              <a:graphicData uri="http://schemas.openxmlformats.org/drawingml/2006/picture">
+                <pic:pic xmlns:pic="http://schemas.openxmlformats.org/drawingml/2006/picture">
+                  <pic:nvPicPr>
+                    <pic:cNvPr id="2086856407" name=""/>
+                    <pic:cNvPicPr/>
+                  </pic:nvPicPr>
+                  <pic:blipFill>
+                    <a:blip r:embed="rId16"/>
+                    <a:stretch>
+                      <a:fillRect/>
+                    </a:stretch>
+                  </pic:blipFill>
+                  <pic:spPr>
+                    <a:xfrm>
+                      <a:off x="0" y="0"/>
+                      <a:ext cx="5349240" cy="2740025"/>
+                    </a:xfrm>
+                    <a:prstGeom prst="rect">
+                      <a:avLst/>
+                    </a:prstGeom>
+                  </pic:spPr>
+                </pic:pic>
+              </a:graphicData>
+            </a:graphic>
+          </wp:inline>
+        </w:drawing>
+      </w:r>
+    </w:p>
+    <w:p>
+      <w:pPr>
+        <w:spacing w:after="0" w:line="276" w:lineRule="auto"/>
+        <w:ind w:left="504"/>
+        <w:rPr>
+          <w:rFonts w:ascii="Times New Roman" w:eastAsia="Times New Roman" w:hAnsi="Times New Roman" w:cs="Times New Roman"/>
+          <w:b/>
+          <w:bCs/>
+          <w:sz w:val="24"/>
+          <w:szCs w:val="24"/>
+        </w:rPr>
+      </w:pPr>
+      <w:r>
+        <w:rPr>
+          <w:rFonts w:ascii="Times New Roman" w:eastAsia="Times New Roman" w:hAnsi="Times New Roman" w:cs="Times New Roman"/>
+          <w:sz w:val="24"/>
+          <w:szCs w:val="24"/>
+        </w:rPr>
+        <w:lastRenderedPageBreak/>
+        <w:drawing>
+          <wp:inline distT="0" distB="0" distL="0" distR="0" wp14:anchorId="6D9C6CEA" wp14:editId="1F5B9AC8">
+            <wp:extent cx="5349240" cy="2750185"/>
+            <wp:effectExtent l="0" t="0" r="3810" b="0"/>
+            <wp:docPr id="1312961897" name="Picture 1"/>
+            <wp:cNvGraphicFramePr>
+              <a:graphicFrameLocks xmlns:a="http://schemas.openxmlformats.org/drawingml/2006/main" noChangeAspect="1"/>
+            </wp:cNvGraphicFramePr>
+            <a:graphic xmlns:a="http://schemas.openxmlformats.org/drawingml/2006/main">
+              <a:graphicData uri="http://schemas.openxmlformats.org/drawingml/2006/picture">
+                <pic:pic xmlns:pic="http://schemas.openxmlformats.org/drawingml/2006/picture">
+                  <pic:nvPicPr>
+                    <pic:cNvPr id="1312961897" name=""/>
+                    <pic:cNvPicPr/>
+                  </pic:nvPicPr>
+                  <pic:blipFill>
+                    <a:blip r:embed="rId17"/>
+                    <a:stretch>
+                      <a:fillRect/>
+                    </a:stretch>
+                  </pic:blipFill>
+                  <pic:spPr>
+                    <a:xfrm>
+                      <a:off x="0" y="0"/>
+                      <a:ext cx="5349240" cy="2750185"/>
+                    </a:xfrm>
+                    <a:prstGeom prst="rect">
+                      <a:avLst/>
+                    </a:prstGeom>
+                  </pic:spPr>
+                </pic:pic>
+              </a:graphicData>
+            </a:graphic>
+          </wp:inline>
+        </w:drawing>
+      </w:r>
+    </w:p>
+    <w:p>
+      <w:pPr>
+        <w:spacing w:after="0" w:line="276" w:lineRule="auto"/>
+        <w:ind w:left="504"/>
+        <w:rPr>
+          <w:rFonts w:ascii="Times New Roman" w:eastAsia="Times New Roman" w:hAnsi="Times New Roman" w:cs="Times New Roman"/>
+          <w:b/>
+          <w:bCs/>
+          <w:sz w:val="24"/>
+          <w:szCs w:val="24"/>
+        </w:rPr>
+      </w:pPr>
+    </w:p>
+    <w:p>
+      <w:pPr>
+        <w:spacing w:after="0" w:line="276" w:lineRule="auto"/>
+        <w:ind w:left="504"/>
+        <w:rPr>
+          <w:rFonts w:ascii="Times New Roman" w:eastAsia="Times New Roman" w:hAnsi="Times New Roman" w:cs="Times New Roman"/>
+          <w:b/>
+          <w:bCs/>
+          <w:sz w:val="24"/>
+          <w:szCs w:val="24"/>
+        </w:rPr>
+      </w:pPr>
+      <w:r>
+        <w:rPr>
+          <w:rFonts w:ascii="Times New Roman" w:eastAsia="Times New Roman" w:hAnsi="Times New Roman" w:cs="Times New Roman"/>
+          <w:sz w:val="24"/>
+          <w:szCs w:val="24"/>
+        </w:rPr>
+        <w:drawing>
+          <wp:inline distT="0" distB="0" distL="0" distR="0" wp14:anchorId="395E27B5" wp14:editId="5A224757">
+            <wp:extent cx="5349240" cy="2759710"/>
+            <wp:effectExtent l="0" t="0" r="3810" b="2540"/>
+            <wp:docPr id="886999313" name="Picture 1"/>
+            <wp:cNvGraphicFramePr>
+              <a:graphicFrameLocks xmlns:a="http://schemas.openxmlformats.org/drawingml/2006/main" noChangeAspect="1"/>
+            </wp:cNvGraphicFramePr>
+            <a:graphic xmlns:a="http://schemas.openxmlformats.org/drawingml/2006/main">
+              <a:graphicData uri="http://schemas.openxmlformats.org/drawingml/2006/picture">
+                <pic:pic xmlns:pic="http://schemas.openxmlformats.org/drawingml/2006/picture">
+                  <pic:nvPicPr>
+                    <pic:cNvPr id="886999313" name=""/>
+                    <pic:cNvPicPr/>
+                  </pic:nvPicPr>
+                  <pic:blipFill>
+                    <a:blip r:embed="rId18"/>
+                    <a:stretch>
+                      <a:fillRect/>
+                    </a:stretch>
+                  </pic:blipFill>
+                  <pic:spPr>
+                    <a:xfrm>
+                      <a:off x="0" y="0"/>
+                      <a:ext cx="5349240" cy="2759710"/>
+                    </a:xfrm>
+                    <a:prstGeom prst="rect">
+                      <a:avLst/>
+                    </a:prstGeom>
+                  </pic:spPr>
+                </pic:pic>
+              </a:graphicData>
+            </a:graphic>
+          </wp:inline>
+        </w:drawing>
+      </w:r>
+    </w:p>
+    <w:p>
+      <w:pPr>
+        <w:spacing w:after="0" w:line="276" w:lineRule="auto"/>
+        <w:ind w:left="504"/>
+        <w:rPr>
+          <w:rFonts w:ascii="Times New Roman" w:eastAsia="Times New Roman" w:hAnsi="Times New Roman" w:cs="Times New Roman"/>
+          <w:b/>
+          <w:bCs/>
+          <w:sz w:val="24"/>
+          <w:szCs w:val="24"/>
+        </w:rPr>
+      </w:pPr>
+    </w:p>
+    <w:p>
+      <w:pPr>
+        <w:spacing w:after="0" w:line="276" w:lineRule="auto"/>
+        <w:ind w:left="504"/>
+        <w:rPr>
+          <w:rFonts w:ascii="Times New Roman" w:eastAsia="Times New Roman" w:hAnsi="Times New Roman" w:cs="Times New Roman"/>
+          <w:b/>
+          <w:bCs/>
+          <w:sz w:val="24"/>
+          <w:szCs w:val="24"/>
+        </w:rPr>
+      </w:pPr>
+    </w:p>
+    <w:p>
+      <w:pPr>
+        <w:spacing w:after="0" w:line="276" w:lineRule="auto"/>
+        <w:ind w:left="504"/>
+        <w:rPr>
+          <w:rFonts w:ascii="Times New Roman" w:eastAsia="Times New Roman" w:hAnsi="Times New Roman" w:cs="Times New Roman"/>
+          <w:b/>
+          <w:bCs/>
+          <w:sz w:val="24"/>
+          <w:szCs w:val="24"/>
+        </w:rPr>
+      </w:pPr>
+    </w:p>
+    <w:p>
+      <w:pPr>
+        <w:spacing w:after="0" w:line="276" w:lineRule="auto"/>
+        <w:ind w:left="504"/>
+        <w:rPr>
+          <w:rFonts w:ascii="Times New Roman" w:eastAsia="Times New Roman" w:hAnsi="Times New Roman" w:cs="Times New Roman"/>
+          <w:b/>
+          <w:bCs/>
+          <w:sz w:val="24"/>
+          <w:szCs w:val="24"/>
+        </w:rPr>
+      </w:pPr>
+      <w:r>
+        <w:rPr>
+          <w:rFonts w:ascii="Times New Roman" w:eastAsia="Times New Roman" w:hAnsi="Times New Roman" w:cs="Times New Roman"/>
+          <w:b/>
+          <w:bCs/>
+          <w:sz w:val="24"/>
+          <w:szCs w:val="24"/>
+        </w:rPr>
+        <w:t>R1-Main</w:t>
+      </w:r>
+    </w:p>
+    <w:p>
+      <w:pPr>
+        <w:spacing w:after="0" w:line="276" w:lineRule="auto"/>
+        <w:ind w:left="504"/>
+        <w:rPr>
+          <w:rFonts w:ascii="Times New Roman" w:eastAsia="Times New Roman" w:hAnsi="Times New Roman" w:cs="Times New Roman"/>
+          <w:sz w:val="24"/>
+          <w:szCs w:val="24"/>
+        </w:rPr>
+      </w:pPr>
+    </w:p>
+    <w:p>
+      <w:pPr>
+        <w:spacing w:after="0" w:line="276" w:lineRule="auto"/>
+        <w:ind w:left="504"/>
+        <w:rPr>
+          <w:rFonts w:ascii="Times New Roman" w:eastAsia="Times New Roman" w:hAnsi="Times New Roman" w:cs="Times New Roman"/>
+          <w:sz w:val="24"/>
+          <w:szCs w:val="24"/>
+        </w:rPr>
+      </w:pPr>
+    </w:p>
+    <w:p>
+      <w:pPr>
+        <w:spacing w:after="0" w:line="276" w:lineRule="auto"/>
+        <w:ind w:left="504"/>
+        <w:rPr>
+          <w:rFonts w:ascii="Times New Roman" w:eastAsia="Times New Roman" w:hAnsi="Times New Roman" w:cs="Times New Roman"/>
+          <w:sz w:val="24"/>
+          <w:szCs w:val="24"/>
+        </w:rPr>
+      </w:pPr>
+      <w:r>
+        <w:rPr>
+          <w:rFonts w:ascii="Times New Roman" w:eastAsia="Times New Roman" w:hAnsi="Times New Roman" w:cs="Times New Roman"/>
+          <w:sz w:val="24"/>
+          <w:szCs w:val="24"/>
+        </w:rPr>
+        <w:t>R1(</w:t>
+      </w:r>
+      <w:proofErr w:type="gramStart"/>
+      <w:r>
+        <w:rPr>
+          <w:rFonts w:ascii="Times New Roman" w:eastAsia="Times New Roman" w:hAnsi="Times New Roman" w:cs="Times New Roman"/>
+          <w:sz w:val="24"/>
+          <w:szCs w:val="24"/>
+        </w:rPr>
+        <w:t>config)#</w:t>
+      </w:r>
+      <w:proofErr w:type="gramEnd"/>
+      <w:r>
+        <w:rPr>
+          <w:rFonts w:ascii="Times New Roman" w:eastAsia="Times New Roman" w:hAnsi="Times New Roman" w:cs="Times New Roman"/>
+          <w:sz w:val="24"/>
+          <w:szCs w:val="24"/>
+        </w:rPr>
+        <w:t>interface GigabitEthernet0/0</w:t>
+      </w:r>
+    </w:p>
+    <w:p>
+      <w:pPr>
+        <w:spacing w:after="0" w:line="276" w:lineRule="auto"/>
+        <w:ind w:left="504"/>
+        <w:rPr>
+          <w:rFonts w:ascii="Times New Roman" w:eastAsia="Times New Roman" w:hAnsi="Times New Roman" w:cs="Times New Roman"/>
+          <w:sz w:val="24"/>
+          <w:szCs w:val="24"/>
+        </w:rPr>
+      </w:pPr>
+      <w:r>
+        <w:rPr>
+          <w:rFonts w:ascii="Times New Roman" w:eastAsia="Times New Roman" w:hAnsi="Times New Roman" w:cs="Times New Roman"/>
+          <w:sz w:val="24"/>
+          <w:szCs w:val="24"/>
+        </w:rPr>
+        <w:lastRenderedPageBreak/>
+        <w:t>R1(config-</w:t>
+      </w:r>
+      <w:proofErr w:type="gramStart"/>
+      <w:r>
+        <w:rPr>
+          <w:rFonts w:ascii="Times New Roman" w:eastAsia="Times New Roman" w:hAnsi="Times New Roman" w:cs="Times New Roman"/>
+          <w:sz w:val="24"/>
+          <w:szCs w:val="24"/>
+        </w:rPr>
+        <w:t>if)#</w:t>
+      </w:r>
+      <w:proofErr w:type="gramEnd"/>
+      <w:r>
+        <w:rPr>
+          <w:rFonts w:ascii="Times New Roman" w:eastAsia="Times New Roman" w:hAnsi="Times New Roman" w:cs="Times New Roman"/>
+          <w:sz w:val="24"/>
+          <w:szCs w:val="24"/>
+        </w:rPr>
+        <w:t>shutdown</w:t>
+      </w:r>
+    </w:p>
+    <w:p>
+      <w:pPr>
+        <w:spacing w:after="0" w:line="276" w:lineRule="auto"/>
+        <w:ind w:left="504"/>
+        <w:rPr>
+          <w:rFonts w:ascii="Times New Roman" w:eastAsia="Times New Roman" w:hAnsi="Times New Roman" w:cs="Times New Roman"/>
+          <w:sz w:val="24"/>
+          <w:szCs w:val="24"/>
+        </w:rPr>
+      </w:pPr>
+      <w:r>
+        <w:rPr>
+          <w:rFonts w:ascii="Times New Roman" w:eastAsia="Times New Roman" w:hAnsi="Times New Roman" w:cs="Times New Roman"/>
+          <w:sz w:val="24"/>
+          <w:szCs w:val="24"/>
+        </w:rPr>
+        <w:t>R1(config-</w:t>
+      </w:r>
+      <w:proofErr w:type="gramStart"/>
+      <w:r>
+        <w:rPr>
+          <w:rFonts w:ascii="Times New Roman" w:eastAsia="Times New Roman" w:hAnsi="Times New Roman" w:cs="Times New Roman"/>
+          <w:sz w:val="24"/>
+          <w:szCs w:val="24"/>
+        </w:rPr>
+        <w:t>if)#</w:t>
+      </w:r>
+      <w:proofErr w:type="gramEnd"/>
+    </w:p>
+    <w:p>
+      <w:pPr>
+        <w:spacing w:after="0" w:line="276" w:lineRule="auto"/>
+        <w:ind w:left="504"/>
+        <w:rPr>
+          <w:rFonts w:ascii="Times New Roman" w:eastAsia="Times New Roman" w:hAnsi="Times New Roman" w:cs="Times New Roman"/>
+          <w:sz w:val="24"/>
+          <w:szCs w:val="24"/>
+        </w:rPr>
+      </w:pPr>
+      <w:r>
+        <w:rPr>
+          <w:rFonts w:ascii="Times New Roman" w:eastAsia="Times New Roman" w:hAnsi="Times New Roman" w:cs="Times New Roman"/>
+          <w:sz w:val="24"/>
+          <w:szCs w:val="24"/>
+        </w:rPr>
+        <w:t>%LINK-5-CHANGED: Interface GigabitEthernet0/0, changed state to administratively down</w:t>
+      </w:r>
+    </w:p>
+    <w:p>
+      <w:pPr>
+        <w:spacing w:after="0" w:line="276" w:lineRule="auto"/>
+        <w:ind w:left="504"/>
+        <w:rPr>
+          <w:rFonts w:ascii="Times New Roman" w:eastAsia="Times New Roman" w:hAnsi="Times New Roman" w:cs="Times New Roman"/>
+          <w:sz w:val="24"/>
+          <w:szCs w:val="24"/>
+        </w:rPr>
+      </w:pPr>
+    </w:p>
+    <w:p>
+      <w:pPr>
+        <w:spacing w:after="0" w:line="276" w:lineRule="auto"/>
+        <w:ind w:left="504"/>
+        <w:rPr>
+          <w:rFonts w:ascii="Times New Roman" w:eastAsia="Times New Roman" w:hAnsi="Times New Roman" w:cs="Times New Roman"/>
+          <w:sz w:val="24"/>
+          <w:szCs w:val="24"/>
+        </w:rPr>
+      </w:pPr>
+      <w:r>
+        <w:rPr>
+          <w:rFonts w:ascii="Times New Roman" w:eastAsia="Times New Roman" w:hAnsi="Times New Roman" w:cs="Times New Roman"/>
+          <w:sz w:val="24"/>
+          <w:szCs w:val="24"/>
+        </w:rPr>
+        <w:t>%LINEPROTO-5-UPDOWN: Line protocol on Interface GigabitEthernet0/0, changed state to down</w:t>
+      </w:r>
+    </w:p>
+    <w:p>
+      <w:pPr>
+        <w:spacing w:after="0" w:line="276" w:lineRule="auto"/>
+        <w:ind w:left="504"/>
+        <w:rPr>
+          <w:rFonts w:ascii="Times New Roman" w:eastAsia="Times New Roman" w:hAnsi="Times New Roman" w:cs="Times New Roman"/>
+          <w:sz w:val="24"/>
+          <w:szCs w:val="24"/>
+        </w:rPr>
+      </w:pPr>
+      <w:proofErr w:type="gramStart"/>
+      <w:r>
+        <w:rPr>
+          <w:rFonts w:ascii="Times New Roman" w:eastAsia="Times New Roman" w:hAnsi="Times New Roman" w:cs="Times New Roman"/>
+          <w:sz w:val="24"/>
+          <w:szCs w:val="24"/>
+        </w:rPr>
+        <w:t>no</w:t>
+      </w:r>
+      <w:proofErr w:type="gramEnd"/>
+      <w:r>
+        <w:rPr>
+          <w:rFonts w:ascii="Times New Roman" w:eastAsia="Times New Roman" w:hAnsi="Times New Roman" w:cs="Times New Roman"/>
+          <w:sz w:val="24"/>
+          <w:szCs w:val="24"/>
+        </w:rPr>
+        <w:t xml:space="preserve"> shutdown</w:t>
+      </w:r>
+    </w:p>
+    <w:p>
+      <w:pPr>
+        <w:spacing w:after="0" w:line="276" w:lineRule="auto"/>
+        <w:ind w:left="504"/>
+        <w:rPr>
+          <w:rFonts w:ascii="Times New Roman" w:eastAsia="Times New Roman" w:hAnsi="Times New Roman" w:cs="Times New Roman"/>
+          <w:sz w:val="24"/>
+          <w:szCs w:val="24"/>
+        </w:rPr>
+      </w:pPr>
+      <w:r>
+        <w:rPr>
+          <w:rFonts w:ascii="Times New Roman" w:eastAsia="Times New Roman" w:hAnsi="Times New Roman" w:cs="Times New Roman"/>
+          <w:sz w:val="24"/>
+          <w:szCs w:val="24"/>
+        </w:rPr>
+        <w:t>R1(config-</w:t>
+      </w:r>
+      <w:proofErr w:type="gramStart"/>
+      <w:r>
+        <w:rPr>
+          <w:rFonts w:ascii="Times New Roman" w:eastAsia="Times New Roman" w:hAnsi="Times New Roman" w:cs="Times New Roman"/>
+          <w:sz w:val="24"/>
+          <w:szCs w:val="24"/>
+        </w:rPr>
+        <w:t>if)#</w:t>
+      </w:r>
+      <w:proofErr w:type="gramEnd"/>
+    </w:p>
+    <w:p>
+      <w:pPr>
+        <w:spacing w:after="0" w:line="276" w:lineRule="auto"/>
+        <w:ind w:left="504"/>
+        <w:rPr>
+          <w:rFonts w:ascii="Times New Roman" w:eastAsia="Times New Roman" w:hAnsi="Times New Roman" w:cs="Times New Roman"/>
+          <w:sz w:val="24"/>
+          <w:szCs w:val="24"/>
+        </w:rPr>
+      </w:pPr>
+      <w:r>
+        <w:rPr>
+          <w:rFonts w:ascii="Times New Roman" w:eastAsia="Times New Roman" w:hAnsi="Times New Roman" w:cs="Times New Roman"/>
+          <w:sz w:val="24"/>
+          <w:szCs w:val="24"/>
+        </w:rPr>
+        <w:t>%LINK-5-CHANGED: Interface GigabitEthernet0/0, changed state to up</w:t>
+      </w:r>
+    </w:p>
+    <w:p>
+      <w:pPr>
+        <w:spacing w:after="0" w:line="276" w:lineRule="auto"/>
+        <w:ind w:left="504"/>
+        <w:rPr>
+          <w:rFonts w:ascii="Times New Roman" w:eastAsia="Times New Roman" w:hAnsi="Times New Roman" w:cs="Times New Roman"/>
+          <w:sz w:val="24"/>
+          <w:szCs w:val="24"/>
+        </w:rPr>
+      </w:pPr>
+    </w:p>
+    <w:p>
+      <w:pPr>
+        <w:spacing w:after="0" w:line="276" w:lineRule="auto"/>
+        <w:ind w:left="504"/>
+        <w:rPr>
+          <w:rFonts w:ascii="Times New Roman" w:eastAsia="Times New Roman" w:hAnsi="Times New Roman" w:cs="Times New Roman"/>
+          <w:sz w:val="24"/>
+          <w:szCs w:val="24"/>
+        </w:rPr>
+      </w:pPr>
+      <w:r>
+        <w:rPr>
+          <w:rFonts w:ascii="Times New Roman" w:eastAsia="Times New Roman" w:hAnsi="Times New Roman" w:cs="Times New Roman"/>
+          <w:sz w:val="24"/>
+          <w:szCs w:val="24"/>
+        </w:rPr>
+        <w:t>%LINEPROTO-5-UPDOWN: Line protocol on Interface GigabitEthernet0/0, changed state to up</w:t>
+      </w:r>
+    </w:p>
+    <w:p>
+      <w:pPr>
+        <w:spacing w:after="0" w:line="276" w:lineRule="auto"/>
+        <w:ind w:left="504"/>
+        <w:rPr>
+          <w:rFonts w:ascii="Times New Roman" w:eastAsia="Times New Roman" w:hAnsi="Times New Roman" w:cs="Times New Roman"/>
+          <w:sz w:val="24"/>
+          <w:szCs w:val="24"/>
+        </w:rPr>
+      </w:pPr>
+      <w:proofErr w:type="spellStart"/>
+      <w:r>
+        <w:rPr>
+          <w:rFonts w:ascii="Times New Roman" w:eastAsia="Times New Roman" w:hAnsi="Times New Roman" w:cs="Times New Roman"/>
+          <w:sz w:val="24"/>
+          <w:szCs w:val="24"/>
+        </w:rPr>
+        <w:t>ip</w:t>
+      </w:r>
+      <w:proofErr w:type="spellEnd"/>
+      <w:r>
+        <w:rPr>
+          <w:rFonts w:ascii="Times New Roman" w:eastAsia="Times New Roman" w:hAnsi="Times New Roman" w:cs="Times New Roman"/>
+          <w:sz w:val="24"/>
+          <w:szCs w:val="24"/>
+        </w:rPr>
+        <w:t xml:space="preserve"> address 172.16.10.1 255.255.255.0</w:t>
+      </w:r>
+    </w:p>
+    <w:p>
+      <w:pPr>
+        <w:spacing w:after="0" w:line="276" w:lineRule="auto"/>
+        <w:ind w:left="504"/>
+        <w:rPr>
+          <w:rFonts w:ascii="Times New Roman" w:eastAsia="Times New Roman" w:hAnsi="Times New Roman" w:cs="Times New Roman"/>
+          <w:sz w:val="24"/>
+          <w:szCs w:val="24"/>
+        </w:rPr>
+      </w:pPr>
+      <w:r>
+        <w:rPr>
+          <w:rFonts w:ascii="Times New Roman" w:eastAsia="Times New Roman" w:hAnsi="Times New Roman" w:cs="Times New Roman"/>
+          <w:sz w:val="24"/>
+          <w:szCs w:val="24"/>
+        </w:rPr>
+        <w:t>R1(config-</w:t>
+      </w:r>
+      <w:proofErr w:type="gramStart"/>
+      <w:r>
+        <w:rPr>
+          <w:rFonts w:ascii="Times New Roman" w:eastAsia="Times New Roman" w:hAnsi="Times New Roman" w:cs="Times New Roman"/>
+          <w:sz w:val="24"/>
+          <w:szCs w:val="24"/>
+        </w:rPr>
+        <w:t>if)#</w:t>
+      </w:r>
+      <w:proofErr w:type="gramEnd"/>
+      <w:r>
+        <w:rPr>
+          <w:rFonts w:ascii="Times New Roman" w:eastAsia="Times New Roman" w:hAnsi="Times New Roman" w:cs="Times New Roman"/>
+          <w:sz w:val="24"/>
+          <w:szCs w:val="24"/>
+        </w:rPr>
+        <w:t>ip address 172.16.10.1 255.255.255.0</w:t>
+      </w:r>
+    </w:p>
+    <w:p>
+      <w:pPr>
+        <w:spacing w:after="0" w:line="276" w:lineRule="auto"/>
+        <w:ind w:left="504"/>
+        <w:rPr>
+          <w:rFonts w:ascii="Times New Roman" w:eastAsia="Times New Roman" w:hAnsi="Times New Roman" w:cs="Times New Roman"/>
+          <w:sz w:val="24"/>
+          <w:szCs w:val="24"/>
+        </w:rPr>
+      </w:pPr>
+      <w:r>
+        <w:rPr>
+          <w:rFonts w:ascii="Times New Roman" w:eastAsia="Times New Roman" w:hAnsi="Times New Roman" w:cs="Times New Roman"/>
+          <w:sz w:val="24"/>
+          <w:szCs w:val="24"/>
+        </w:rPr>
+        <w:t>R1(config-</w:t>
+      </w:r>
+      <w:proofErr w:type="gramStart"/>
+      <w:r>
+        <w:rPr>
+          <w:rFonts w:ascii="Times New Roman" w:eastAsia="Times New Roman" w:hAnsi="Times New Roman" w:cs="Times New Roman"/>
+          <w:sz w:val="24"/>
+          <w:szCs w:val="24"/>
+        </w:rPr>
+        <w:t>if)#</w:t>
+      </w:r>
+      <w:proofErr w:type="gramEnd"/>
+      <w:r>
+        <w:rPr>
+          <w:rFonts w:ascii="Times New Roman" w:eastAsia="Times New Roman" w:hAnsi="Times New Roman" w:cs="Times New Roman"/>
+          <w:sz w:val="24"/>
+          <w:szCs w:val="24"/>
+        </w:rPr>
+        <w:t>ip address 172.16.10.1 255.255.255.0</w:t>
+      </w:r>
+    </w:p>
+    <w:p>
+      <w:pPr>
+        <w:spacing w:after="0" w:line="276" w:lineRule="auto"/>
+        <w:ind w:left="504"/>
+        <w:rPr>
+          <w:rFonts w:ascii="Times New Roman" w:eastAsia="Times New Roman" w:hAnsi="Times New Roman" w:cs="Times New Roman"/>
+          <w:sz w:val="24"/>
+          <w:szCs w:val="24"/>
+        </w:rPr>
+      </w:pPr>
+      <w:r>
+        <w:rPr>
+          <w:rFonts w:ascii="Times New Roman" w:eastAsia="Times New Roman" w:hAnsi="Times New Roman" w:cs="Times New Roman"/>
+          <w:sz w:val="24"/>
+          <w:szCs w:val="24"/>
+        </w:rPr>
+        <w:t>R1(config-</w:t>
+      </w:r>
+      <w:proofErr w:type="gramStart"/>
+      <w:r>
+        <w:rPr>
+          <w:rFonts w:ascii="Times New Roman" w:eastAsia="Times New Roman" w:hAnsi="Times New Roman" w:cs="Times New Roman"/>
+          <w:sz w:val="24"/>
+          <w:szCs w:val="24"/>
+        </w:rPr>
+        <w:t>if)#</w:t>
+      </w:r>
+      <w:proofErr w:type="gramEnd"/>
+    </w:p>
+    <w:p>
+      <w:pPr>
+        <w:spacing w:after="0" w:line="276" w:lineRule="auto"/>
+        <w:ind w:left="504"/>
+        <w:rPr>
+          <w:rFonts w:ascii="Times New Roman" w:eastAsia="Times New Roman" w:hAnsi="Times New Roman" w:cs="Times New Roman"/>
+          <w:sz w:val="24"/>
+          <w:szCs w:val="24"/>
+        </w:rPr>
+      </w:pPr>
+      <w:r>
+        <w:rPr>
+          <w:rFonts w:ascii="Times New Roman" w:eastAsia="Times New Roman" w:hAnsi="Times New Roman" w:cs="Times New Roman"/>
+          <w:sz w:val="24"/>
+          <w:szCs w:val="24"/>
+        </w:rPr>
+        <w:t>R1(config-</w:t>
+      </w:r>
+      <w:proofErr w:type="gramStart"/>
+      <w:r>
+        <w:rPr>
+          <w:rFonts w:ascii="Times New Roman" w:eastAsia="Times New Roman" w:hAnsi="Times New Roman" w:cs="Times New Roman"/>
+          <w:sz w:val="24"/>
+          <w:szCs w:val="24"/>
+        </w:rPr>
+        <w:t>if)#</w:t>
+      </w:r>
+      <w:proofErr w:type="gramEnd"/>
+      <w:r>
+        <w:rPr>
+          <w:rFonts w:ascii="Times New Roman" w:eastAsia="Times New Roman" w:hAnsi="Times New Roman" w:cs="Times New Roman"/>
+          <w:sz w:val="24"/>
+          <w:szCs w:val="24"/>
+        </w:rPr>
+        <w:t>exit</w:t>
+      </w:r>
+    </w:p>
+    <w:p>
+      <w:pPr>
+        <w:spacing w:after="0" w:line="276" w:lineRule="auto"/>
+        <w:ind w:left="504"/>
+        <w:rPr>
+          <w:rFonts w:ascii="Times New Roman" w:eastAsia="Times New Roman" w:hAnsi="Times New Roman" w:cs="Times New Roman"/>
+          <w:sz w:val="24"/>
+          <w:szCs w:val="24"/>
+        </w:rPr>
+      </w:pPr>
+      <w:r>
+        <w:rPr>
+          <w:rFonts w:ascii="Times New Roman" w:eastAsia="Times New Roman" w:hAnsi="Times New Roman" w:cs="Times New Roman"/>
+          <w:sz w:val="24"/>
+          <w:szCs w:val="24"/>
+        </w:rPr>
+        <w:t>R1(</w:t>
+      </w:r>
+      <w:proofErr w:type="gramStart"/>
+      <w:r>
+        <w:rPr>
+          <w:rFonts w:ascii="Times New Roman" w:eastAsia="Times New Roman" w:hAnsi="Times New Roman" w:cs="Times New Roman"/>
+          <w:sz w:val="24"/>
+          <w:szCs w:val="24"/>
+        </w:rPr>
+        <w:t>config)#</w:t>
+      </w:r>
+      <w:proofErr w:type="gramEnd"/>
+      <w:r>
+        <w:rPr>
+          <w:rFonts w:ascii="Times New Roman" w:eastAsia="Times New Roman" w:hAnsi="Times New Roman" w:cs="Times New Roman"/>
+          <w:sz w:val="24"/>
+          <w:szCs w:val="24"/>
+        </w:rPr>
+        <w:t>interface GigabitEthernet0/1</w:t>
+      </w:r>
+    </w:p>
+    <w:p>
+      <w:pPr>
+        <w:spacing w:after="0" w:line="276" w:lineRule="auto"/>
+        <w:ind w:left="504"/>
+        <w:rPr>
+          <w:rFonts w:ascii="Times New Roman" w:eastAsia="Times New Roman" w:hAnsi="Times New Roman" w:cs="Times New Roman"/>
+          <w:sz w:val="24"/>
+          <w:szCs w:val="24"/>
+        </w:rPr>
+      </w:pPr>
+      <w:r>
+        <w:rPr>
+          <w:rFonts w:ascii="Times New Roman" w:eastAsia="Times New Roman" w:hAnsi="Times New Roman" w:cs="Times New Roman"/>
+          <w:sz w:val="24"/>
+          <w:szCs w:val="24"/>
+        </w:rPr>
+        <w:t>R1(config-</w:t>
+      </w:r>
+      <w:proofErr w:type="gramStart"/>
+      <w:r>
+        <w:rPr>
+          <w:rFonts w:ascii="Times New Roman" w:eastAsia="Times New Roman" w:hAnsi="Times New Roman" w:cs="Times New Roman"/>
+          <w:sz w:val="24"/>
+          <w:szCs w:val="24"/>
+        </w:rPr>
+        <w:t>if)#</w:t>
+      </w:r>
+      <w:proofErr w:type="gramEnd"/>
+      <w:r>
+        <w:rPr>
+          <w:rFonts w:ascii="Times New Roman" w:eastAsia="Times New Roman" w:hAnsi="Times New Roman" w:cs="Times New Roman"/>
+          <w:sz w:val="24"/>
+          <w:szCs w:val="24"/>
+        </w:rPr>
+        <w:t>shutdown</w:t>
+      </w:r>
+    </w:p>
+    <w:p>
+      <w:pPr>
+        <w:spacing w:after="0" w:line="276" w:lineRule="auto"/>
+        <w:ind w:left="504"/>
+        <w:rPr>
+          <w:rFonts w:ascii="Times New Roman" w:eastAsia="Times New Roman" w:hAnsi="Times New Roman" w:cs="Times New Roman"/>
+          <w:sz w:val="24"/>
+          <w:szCs w:val="24"/>
+        </w:rPr>
+      </w:pPr>
+      <w:r>
+        <w:rPr>
+          <w:rFonts w:ascii="Times New Roman" w:eastAsia="Times New Roman" w:hAnsi="Times New Roman" w:cs="Times New Roman"/>
+          <w:sz w:val="24"/>
+          <w:szCs w:val="24"/>
+        </w:rPr>
+        <w:t>R1(config-</w:t>
+      </w:r>
+      <w:proofErr w:type="gramStart"/>
+      <w:r>
+        <w:rPr>
+          <w:rFonts w:ascii="Times New Roman" w:eastAsia="Times New Roman" w:hAnsi="Times New Roman" w:cs="Times New Roman"/>
+          <w:sz w:val="24"/>
+          <w:szCs w:val="24"/>
+        </w:rPr>
+        <w:t>if)#</w:t>
+      </w:r>
+      <w:proofErr w:type="gramEnd"/>
+    </w:p>
+    <w:p>
+      <w:pPr>
+        <w:spacing w:after="0" w:line="276" w:lineRule="auto"/>
+        <w:ind w:left="504"/>
+        <w:rPr>
+          <w:rFonts w:ascii="Times New Roman" w:eastAsia="Times New Roman" w:hAnsi="Times New Roman" w:cs="Times New Roman"/>
+          <w:sz w:val="24"/>
+          <w:szCs w:val="24"/>
+        </w:rPr>
+      </w:pPr>
+      <w:r>
+        <w:rPr>
+          <w:rFonts w:ascii="Times New Roman" w:eastAsia="Times New Roman" w:hAnsi="Times New Roman" w:cs="Times New Roman"/>
+          <w:sz w:val="24"/>
+          <w:szCs w:val="24"/>
+        </w:rPr>
+        <w:t>%LINK-5-CHANGED: Interface GigabitEthernet0/1, changed state to administratively down</w:t>
+      </w:r>
+    </w:p>
+    <w:p>
+      <w:pPr>
+        <w:spacing w:after="0" w:line="276" w:lineRule="auto"/>
+        <w:ind w:left="504"/>
+        <w:rPr>
+          <w:rFonts w:ascii="Times New Roman" w:eastAsia="Times New Roman" w:hAnsi="Times New Roman" w:cs="Times New Roman"/>
+          <w:sz w:val="24"/>
+          <w:szCs w:val="24"/>
+        </w:rPr>
+      </w:pPr>
+    </w:p>
+    <w:p>
+      <w:pPr>
+        <w:spacing w:after="0" w:line="276" w:lineRule="auto"/>
+        <w:ind w:left="504"/>
+        <w:rPr>
+          <w:rFonts w:ascii="Times New Roman" w:eastAsia="Times New Roman" w:hAnsi="Times New Roman" w:cs="Times New Roman"/>
+          <w:sz w:val="24"/>
+          <w:szCs w:val="24"/>
+        </w:rPr>
+      </w:pPr>
+      <w:r>
+        <w:rPr>
+          <w:rFonts w:ascii="Times New Roman" w:eastAsia="Times New Roman" w:hAnsi="Times New Roman" w:cs="Times New Roman"/>
+          <w:sz w:val="24"/>
+          <w:szCs w:val="24"/>
+        </w:rPr>
+        <w:t>%LINEPROTO-5-UPDOWN: Line protocol on Interface GigabitEthernet0/1, changed state to down</w:t>
+      </w:r>
+    </w:p>
+    <w:p>
+      <w:pPr>
+        <w:spacing w:after="0" w:line="276" w:lineRule="auto"/>
+        <w:ind w:left="504"/>
+        <w:rPr>
+          <w:rFonts w:ascii="Times New Roman" w:eastAsia="Times New Roman" w:hAnsi="Times New Roman" w:cs="Times New Roman"/>
+          <w:sz w:val="24"/>
+          <w:szCs w:val="24"/>
+        </w:rPr>
+      </w:pPr>
+      <w:proofErr w:type="gramStart"/>
+      <w:r>
+        <w:rPr>
+          <w:rFonts w:ascii="Times New Roman" w:eastAsia="Times New Roman" w:hAnsi="Times New Roman" w:cs="Times New Roman"/>
+          <w:sz w:val="24"/>
+          <w:szCs w:val="24"/>
+        </w:rPr>
+        <w:t>no</w:t>
+      </w:r>
+      <w:proofErr w:type="gramEnd"/>
+      <w:r>
+        <w:rPr>
+          <w:rFonts w:ascii="Times New Roman" w:eastAsia="Times New Roman" w:hAnsi="Times New Roman" w:cs="Times New Roman"/>
+          <w:sz w:val="24"/>
+          <w:szCs w:val="24"/>
+        </w:rPr>
+        <w:t xml:space="preserve"> shutdown</w:t>
+      </w:r>
+    </w:p>
+    <w:p>
+      <w:pPr>
+        <w:spacing w:after="0" w:line="276" w:lineRule="auto"/>
+        <w:ind w:left="504"/>
+        <w:rPr>
+          <w:rFonts w:ascii="Times New Roman" w:eastAsia="Times New Roman" w:hAnsi="Times New Roman" w:cs="Times New Roman"/>
+          <w:sz w:val="24"/>
+          <w:szCs w:val="24"/>
+        </w:rPr>
+      </w:pPr>
+      <w:r>
+        <w:rPr>
+          <w:rFonts w:ascii="Times New Roman" w:eastAsia="Times New Roman" w:hAnsi="Times New Roman" w:cs="Times New Roman"/>
+          <w:sz w:val="24"/>
+          <w:szCs w:val="24"/>
+        </w:rPr>
+        <w:t>R1(config-</w:t>
+      </w:r>
+      <w:proofErr w:type="gramStart"/>
+      <w:r>
+        <w:rPr>
+          <w:rFonts w:ascii="Times New Roman" w:eastAsia="Times New Roman" w:hAnsi="Times New Roman" w:cs="Times New Roman"/>
+          <w:sz w:val="24"/>
+          <w:szCs w:val="24"/>
+        </w:rPr>
+        <w:t>if)#</w:t>
+      </w:r>
+      <w:proofErr w:type="gramEnd"/>
+    </w:p>
+    <w:p>
+      <w:pPr>
+        <w:spacing w:after="0" w:line="276" w:lineRule="auto"/>
+        <w:ind w:left="504"/>
+        <w:rPr>
+          <w:rFonts w:ascii="Times New Roman" w:eastAsia="Times New Roman" w:hAnsi="Times New Roman" w:cs="Times New Roman"/>
+          <w:sz w:val="24"/>
+          <w:szCs w:val="24"/>
+        </w:rPr>
+      </w:pPr>
+      <w:r>
+        <w:rPr>
+          <w:rFonts w:ascii="Times New Roman" w:eastAsia="Times New Roman" w:hAnsi="Times New Roman" w:cs="Times New Roman"/>
+          <w:sz w:val="24"/>
+          <w:szCs w:val="24"/>
+        </w:rPr>
+        <w:t>%LINK-5-CHANGED: Interface GigabitEthernet0/1, changed state to up</w:t>
+      </w:r>
+    </w:p>
+    <w:p>
+      <w:pPr>
+        <w:spacing w:after="0" w:line="276" w:lineRule="auto"/>
+        <w:ind w:left="504"/>
+        <w:rPr>
+          <w:rFonts w:ascii="Times New Roman" w:eastAsia="Times New Roman" w:hAnsi="Times New Roman" w:cs="Times New Roman"/>
+          <w:sz w:val="24"/>
+          <w:szCs w:val="24"/>
+        </w:rPr>
+      </w:pPr>
+    </w:p>
+    <w:p>
+      <w:pPr>
+        <w:spacing w:after="0" w:line="276" w:lineRule="auto"/>
+        <w:ind w:left="504"/>
+        <w:rPr>
+          <w:rFonts w:ascii="Times New Roman" w:eastAsia="Times New Roman" w:hAnsi="Times New Roman" w:cs="Times New Roman"/>
+          <w:sz w:val="24"/>
+          <w:szCs w:val="24"/>
+        </w:rPr>
+      </w:pPr>
+      <w:r>
+        <w:rPr>
+          <w:rFonts w:ascii="Times New Roman" w:eastAsia="Times New Roman" w:hAnsi="Times New Roman" w:cs="Times New Roman"/>
+          <w:sz w:val="24"/>
+          <w:szCs w:val="24"/>
+        </w:rPr>
+        <w:t>%LINEPROTO-5-UPDOWN: Line protocol on Interface GigabitEthernet0/1, changed state to up</w:t>
+      </w:r>
+    </w:p>
+    <w:p>
+      <w:pPr>
+        <w:spacing w:after="0" w:line="276" w:lineRule="auto"/>
+        <w:ind w:left="504"/>
+        <w:rPr>
+          <w:rFonts w:ascii="Times New Roman" w:eastAsia="Times New Roman" w:hAnsi="Times New Roman" w:cs="Times New Roman"/>
+          <w:sz w:val="24"/>
+          <w:szCs w:val="24"/>
+        </w:rPr>
+      </w:pPr>
+      <w:proofErr w:type="spellStart"/>
+      <w:r>
+        <w:rPr>
+          <w:rFonts w:ascii="Times New Roman" w:eastAsia="Times New Roman" w:hAnsi="Times New Roman" w:cs="Times New Roman"/>
+          <w:sz w:val="24"/>
+          <w:szCs w:val="24"/>
+        </w:rPr>
+        <w:t>ip</w:t>
+      </w:r>
+      <w:proofErr w:type="spellEnd"/>
+      <w:r>
+        <w:rPr>
+          <w:rFonts w:ascii="Times New Roman" w:eastAsia="Times New Roman" w:hAnsi="Times New Roman" w:cs="Times New Roman"/>
+          <w:sz w:val="24"/>
+          <w:szCs w:val="24"/>
+        </w:rPr>
+        <w:t xml:space="preserve"> address 172.16.20.1 255.255.255.0</w:t>
+      </w:r>
+    </w:p>
+    <w:p>
+      <w:pPr>
+        <w:spacing w:after="0" w:line="276" w:lineRule="auto"/>
+        <w:ind w:left="504"/>
+        <w:rPr>
+          <w:rFonts w:ascii="Times New Roman" w:eastAsia="Times New Roman" w:hAnsi="Times New Roman" w:cs="Times New Roman"/>
+          <w:sz w:val="24"/>
+          <w:szCs w:val="24"/>
+        </w:rPr>
+      </w:pPr>
+      <w:r>
+        <w:rPr>
+          <w:rFonts w:ascii="Times New Roman" w:eastAsia="Times New Roman" w:hAnsi="Times New Roman" w:cs="Times New Roman"/>
+          <w:sz w:val="24"/>
+          <w:szCs w:val="24"/>
+        </w:rPr>
+        <w:t>R1(config-</w:t>
+      </w:r>
+      <w:proofErr w:type="gramStart"/>
+      <w:r>
+        <w:rPr>
+          <w:rFonts w:ascii="Times New Roman" w:eastAsia="Times New Roman" w:hAnsi="Times New Roman" w:cs="Times New Roman"/>
+          <w:sz w:val="24"/>
+          <w:szCs w:val="24"/>
+        </w:rPr>
+        <w:t>if)#</w:t>
+      </w:r>
+      <w:proofErr w:type="gramEnd"/>
+      <w:r>
+        <w:rPr>
+          <w:rFonts w:ascii="Times New Roman" w:eastAsia="Times New Roman" w:hAnsi="Times New Roman" w:cs="Times New Roman"/>
+          <w:sz w:val="24"/>
+          <w:szCs w:val="24"/>
+        </w:rPr>
+        <w:t>ip address 172.16.20.1 255.255.255.0</w:t>
+      </w:r>
+    </w:p>
+    <w:p>
+      <w:pPr>
+        <w:spacing w:after="0" w:line="276" w:lineRule="auto"/>
+        <w:ind w:left="504"/>
+        <w:rPr>
+          <w:rFonts w:ascii="Times New Roman" w:eastAsia="Times New Roman" w:hAnsi="Times New Roman" w:cs="Times New Roman"/>
+          <w:sz w:val="24"/>
+          <w:szCs w:val="24"/>
+        </w:rPr>
+      </w:pPr>
+      <w:r>
+        <w:rPr>
+          <w:rFonts w:ascii="Times New Roman" w:eastAsia="Times New Roman" w:hAnsi="Times New Roman" w:cs="Times New Roman"/>
+          <w:sz w:val="24"/>
+          <w:szCs w:val="24"/>
+        </w:rPr>
+        <w:t>R1(config-</w:t>
+      </w:r>
+      <w:proofErr w:type="gramStart"/>
+      <w:r>
+        <w:rPr>
+          <w:rFonts w:ascii="Times New Roman" w:eastAsia="Times New Roman" w:hAnsi="Times New Roman" w:cs="Times New Roman"/>
+          <w:sz w:val="24"/>
+          <w:szCs w:val="24"/>
+        </w:rPr>
+        <w:t>if)#</w:t>
+      </w:r>
+      <w:proofErr w:type="gramEnd"/>
+      <w:r>
+        <w:rPr>
+          <w:rFonts w:ascii="Times New Roman" w:eastAsia="Times New Roman" w:hAnsi="Times New Roman" w:cs="Times New Roman"/>
+          <w:sz w:val="24"/>
+          <w:szCs w:val="24"/>
+        </w:rPr>
+        <w:t>ip address 172.16.20.1 255.255.255.0</w:t>
+      </w:r>
+    </w:p>
+    <w:p>
+      <w:pPr>
+        <w:spacing w:after="0" w:line="276" w:lineRule="auto"/>
+        <w:ind w:left="504"/>
+        <w:rPr>
+          <w:rFonts w:ascii="Times New Roman" w:eastAsia="Times New Roman" w:hAnsi="Times New Roman" w:cs="Times New Roman"/>
+          <w:sz w:val="24"/>
+          <w:szCs w:val="24"/>
+        </w:rPr>
+      </w:pPr>
+      <w:r>
+        <w:rPr>
+          <w:rFonts w:ascii="Times New Roman" w:eastAsia="Times New Roman" w:hAnsi="Times New Roman" w:cs="Times New Roman"/>
+          <w:sz w:val="24"/>
+          <w:szCs w:val="24"/>
+        </w:rPr>
+        <w:lastRenderedPageBreak/>
+        <w:t>R1(config-</w:t>
+      </w:r>
+      <w:proofErr w:type="gramStart"/>
+      <w:r>
+        <w:rPr>
+          <w:rFonts w:ascii="Times New Roman" w:eastAsia="Times New Roman" w:hAnsi="Times New Roman" w:cs="Times New Roman"/>
+          <w:sz w:val="24"/>
+          <w:szCs w:val="24"/>
+        </w:rPr>
+        <w:t>if)#</w:t>
+      </w:r>
+      <w:proofErr w:type="gramEnd"/>
+    </w:p>
+    <w:p>
+      <w:pPr>
+        <w:spacing w:after="0" w:line="276" w:lineRule="auto"/>
+        <w:ind w:left="504"/>
+        <w:rPr>
+          <w:rFonts w:ascii="Times New Roman" w:eastAsia="Times New Roman" w:hAnsi="Times New Roman" w:cs="Times New Roman"/>
+          <w:sz w:val="24"/>
+          <w:szCs w:val="24"/>
+        </w:rPr>
+      </w:pPr>
+      <w:r>
+        <w:rPr>
+          <w:rFonts w:ascii="Times New Roman" w:eastAsia="Times New Roman" w:hAnsi="Times New Roman" w:cs="Times New Roman"/>
+          <w:sz w:val="24"/>
+          <w:szCs w:val="24"/>
+        </w:rPr>
+        <w:t>R1(config-</w:t>
+      </w:r>
+      <w:proofErr w:type="gramStart"/>
+      <w:r>
+        <w:rPr>
+          <w:rFonts w:ascii="Times New Roman" w:eastAsia="Times New Roman" w:hAnsi="Times New Roman" w:cs="Times New Roman"/>
+          <w:sz w:val="24"/>
+          <w:szCs w:val="24"/>
+        </w:rPr>
+        <w:t>if)#</w:t>
+      </w:r>
+      <w:proofErr w:type="gramEnd"/>
+      <w:r>
+        <w:rPr>
+          <w:rFonts w:ascii="Times New Roman" w:eastAsia="Times New Roman" w:hAnsi="Times New Roman" w:cs="Times New Roman"/>
+          <w:sz w:val="24"/>
+          <w:szCs w:val="24"/>
+        </w:rPr>
+        <w:t>exit</w:t>
+      </w:r>
+    </w:p>
+    <w:p>
+      <w:pPr>
+        <w:spacing w:after="0" w:line="276" w:lineRule="auto"/>
+        <w:ind w:left="504"/>
+        <w:rPr>
+          <w:rFonts w:ascii="Times New Roman" w:eastAsia="Times New Roman" w:hAnsi="Times New Roman" w:cs="Times New Roman"/>
+          <w:sz w:val="24"/>
+          <w:szCs w:val="24"/>
+        </w:rPr>
+      </w:pPr>
+    </w:p>
+    <w:p>
+      <w:pPr>
+        <w:spacing w:after="0" w:line="276" w:lineRule="auto"/>
+        <w:ind w:left="504"/>
+        <w:rPr>
+          <w:rFonts w:ascii="Times New Roman" w:eastAsia="Times New Roman" w:hAnsi="Times New Roman" w:cs="Times New Roman"/>
+          <w:sz w:val="24"/>
+          <w:szCs w:val="24"/>
+        </w:rPr>
+      </w:pPr>
+    </w:p>
+    <w:p>
+      <w:pPr>
+        <w:spacing w:after="0" w:line="276" w:lineRule="auto"/>
+        <w:ind w:left="504"/>
+        <w:rPr>
+          <w:rFonts w:ascii="Times New Roman" w:eastAsia="Times New Roman" w:hAnsi="Times New Roman" w:cs="Times New Roman"/>
+          <w:sz w:val="24"/>
+          <w:szCs w:val="24"/>
+        </w:rPr>
+      </w:pPr>
+    </w:p>
+    <w:p>
+      <w:pPr>
+        <w:spacing w:after="0" w:line="276" w:lineRule="auto"/>
+        <w:ind w:left="504"/>
+        <w:rPr>
+          <w:rFonts w:ascii="Times New Roman" w:eastAsia="Times New Roman" w:hAnsi="Times New Roman" w:cs="Times New Roman"/>
+          <w:b/>
+          <w:bCs/>
+          <w:sz w:val="24"/>
+          <w:szCs w:val="24"/>
+        </w:rPr>
+      </w:pPr>
+      <w:r>
+        <w:rPr>
+          <w:rFonts w:ascii="Times New Roman" w:eastAsia="Times New Roman" w:hAnsi="Times New Roman" w:cs="Times New Roman"/>
+          <w:b/>
+          <w:bCs/>
+          <w:sz w:val="24"/>
+          <w:szCs w:val="24"/>
+        </w:rPr>
+        <w:t>R2-Branch</w:t>
+      </w:r>
+    </w:p>
+    <w:p>
+      <w:pPr>
+        <w:spacing w:after="0" w:line="276" w:lineRule="auto"/>
+        <w:ind w:left="504"/>
+        <w:rPr>
+          <w:rFonts w:ascii="Times New Roman" w:eastAsia="Times New Roman" w:hAnsi="Times New Roman" w:cs="Times New Roman"/>
+          <w:sz w:val="24"/>
+          <w:szCs w:val="24"/>
+        </w:rPr>
+      </w:pPr>
+    </w:p>
+    <w:p>
+      <w:pPr>
+        <w:spacing w:after="0" w:line="276" w:lineRule="auto"/>
+        <w:ind w:left="504"/>
+        <w:rPr>
+          <w:rFonts w:ascii="Times New Roman" w:eastAsia="Times New Roman" w:hAnsi="Times New Roman" w:cs="Times New Roman"/>
+          <w:sz w:val="24"/>
+          <w:szCs w:val="24"/>
+        </w:rPr>
+      </w:pPr>
+    </w:p>
+    <w:p>
+      <w:pPr>
+        <w:spacing w:after="0" w:line="276" w:lineRule="auto"/>
+        <w:ind w:left="504"/>
+        <w:rPr>
+          <w:rFonts w:ascii="Times New Roman" w:eastAsia="Times New Roman" w:hAnsi="Times New Roman" w:cs="Times New Roman"/>
+          <w:sz w:val="24"/>
+          <w:szCs w:val="24"/>
+        </w:rPr>
+      </w:pPr>
+    </w:p>
+    <w:p>
+      <w:pPr>
+        <w:spacing w:after="0" w:line="276" w:lineRule="auto"/>
+        <w:ind w:left="504"/>
+        <w:rPr>
+          <w:rFonts w:ascii="Times New Roman" w:eastAsia="Times New Roman" w:hAnsi="Times New Roman" w:cs="Times New Roman"/>
+          <w:sz w:val="24"/>
+          <w:szCs w:val="24"/>
+        </w:rPr>
+      </w:pPr>
+      <w:r>
+        <w:rPr>
+          <w:rFonts w:ascii="Times New Roman" w:eastAsia="Times New Roman" w:hAnsi="Times New Roman" w:cs="Times New Roman"/>
+          <w:sz w:val="24"/>
+          <w:szCs w:val="24"/>
+        </w:rPr>
+        <w:t>Router(</w:t>
+      </w:r>
+      <w:proofErr w:type="gramStart"/>
+      <w:r>
+        <w:rPr>
+          <w:rFonts w:ascii="Times New Roman" w:eastAsia="Times New Roman" w:hAnsi="Times New Roman" w:cs="Times New Roman"/>
+          <w:sz w:val="24"/>
+          <w:szCs w:val="24"/>
+        </w:rPr>
+        <w:t>config)#</w:t>
+      </w:r>
+      <w:proofErr w:type="gramEnd"/>
+      <w:r>
+        <w:rPr>
+          <w:rFonts w:ascii="Times New Roman" w:eastAsia="Times New Roman" w:hAnsi="Times New Roman" w:cs="Times New Roman"/>
+          <w:sz w:val="24"/>
+          <w:szCs w:val="24"/>
+        </w:rPr>
+        <w:t>interface GigabitEthernet0/0</w:t>
+      </w:r>
+    </w:p>
+    <w:p>
+      <w:pPr>
+        <w:spacing w:after="0" w:line="276" w:lineRule="auto"/>
+        <w:ind w:left="504"/>
+        <w:rPr>
+          <w:rFonts w:ascii="Times New Roman" w:eastAsia="Times New Roman" w:hAnsi="Times New Roman" w:cs="Times New Roman"/>
+          <w:sz w:val="24"/>
+          <w:szCs w:val="24"/>
+        </w:rPr>
+      </w:pPr>
+      <w:r>
+        <w:rPr>
+          <w:rFonts w:ascii="Times New Roman" w:eastAsia="Times New Roman" w:hAnsi="Times New Roman" w:cs="Times New Roman"/>
+          <w:sz w:val="24"/>
+          <w:szCs w:val="24"/>
+        </w:rPr>
+        <w:t>Router(config-</w:t>
+      </w:r>
+      <w:proofErr w:type="gramStart"/>
+      <w:r>
+        <w:rPr>
+          <w:rFonts w:ascii="Times New Roman" w:eastAsia="Times New Roman" w:hAnsi="Times New Roman" w:cs="Times New Roman"/>
+          <w:sz w:val="24"/>
+          <w:szCs w:val="24"/>
+        </w:rPr>
+        <w:t>if)#</w:t>
+      </w:r>
+      <w:proofErr w:type="gramEnd"/>
+      <w:r>
+        <w:rPr>
+          <w:rFonts w:ascii="Times New Roman" w:eastAsia="Times New Roman" w:hAnsi="Times New Roman" w:cs="Times New Roman"/>
+          <w:sz w:val="24"/>
+          <w:szCs w:val="24"/>
+        </w:rPr>
+        <w:t>shutdown</w:t>
+      </w:r>
+    </w:p>
+    <w:p>
+      <w:pPr>
+        <w:spacing w:after="0" w:line="276" w:lineRule="auto"/>
+        <w:ind w:left="504"/>
+        <w:rPr>
+          <w:rFonts w:ascii="Times New Roman" w:eastAsia="Times New Roman" w:hAnsi="Times New Roman" w:cs="Times New Roman"/>
+          <w:sz w:val="24"/>
+          <w:szCs w:val="24"/>
+        </w:rPr>
+      </w:pPr>
+      <w:r>
+        <w:rPr>
+          <w:rFonts w:ascii="Times New Roman" w:eastAsia="Times New Roman" w:hAnsi="Times New Roman" w:cs="Times New Roman"/>
+          <w:sz w:val="24"/>
+          <w:szCs w:val="24"/>
+        </w:rPr>
+        <w:t>Router(config-</w:t>
+      </w:r>
+      <w:proofErr w:type="gramStart"/>
+      <w:r>
+        <w:rPr>
+          <w:rFonts w:ascii="Times New Roman" w:eastAsia="Times New Roman" w:hAnsi="Times New Roman" w:cs="Times New Roman"/>
+          <w:sz w:val="24"/>
+          <w:szCs w:val="24"/>
+        </w:rPr>
+        <w:t>if)#</w:t>
+      </w:r>
+      <w:proofErr w:type="gramEnd"/>
+    </w:p>
+    <w:p>
+      <w:pPr>
+        <w:spacing w:after="0" w:line="276" w:lineRule="auto"/>
+        <w:ind w:left="504"/>
+        <w:rPr>
+          <w:rFonts w:ascii="Times New Roman" w:eastAsia="Times New Roman" w:hAnsi="Times New Roman" w:cs="Times New Roman"/>
+          <w:sz w:val="24"/>
+          <w:szCs w:val="24"/>
+        </w:rPr>
+      </w:pPr>
+      <w:r>
+        <w:rPr>
+          <w:rFonts w:ascii="Times New Roman" w:eastAsia="Times New Roman" w:hAnsi="Times New Roman" w:cs="Times New Roman"/>
+          <w:sz w:val="24"/>
+          <w:szCs w:val="24"/>
+        </w:rPr>
+        <w:t>%LINK-5-CHANGED: Interface GigabitEthernet0/0, changed state to administratively down</w:t>
+      </w:r>
+    </w:p>
+    <w:p>
+      <w:pPr>
+        <w:spacing w:after="0" w:line="276" w:lineRule="auto"/>
+        <w:ind w:left="504"/>
+        <w:rPr>
+          <w:rFonts w:ascii="Times New Roman" w:eastAsia="Times New Roman" w:hAnsi="Times New Roman" w:cs="Times New Roman"/>
+          <w:sz w:val="24"/>
+          <w:szCs w:val="24"/>
+        </w:rPr>
+      </w:pPr>
+    </w:p>
+    <w:p>
+      <w:pPr>
+        <w:spacing w:after="0" w:line="276" w:lineRule="auto"/>
+        <w:ind w:left="504"/>
+        <w:rPr>
+          <w:rFonts w:ascii="Times New Roman" w:eastAsia="Times New Roman" w:hAnsi="Times New Roman" w:cs="Times New Roman"/>
+          <w:sz w:val="24"/>
+          <w:szCs w:val="24"/>
+        </w:rPr>
+      </w:pPr>
+      <w:r>
+        <w:rPr>
+          <w:rFonts w:ascii="Times New Roman" w:eastAsia="Times New Roman" w:hAnsi="Times New Roman" w:cs="Times New Roman"/>
+          <w:sz w:val="24"/>
+          <w:szCs w:val="24"/>
+        </w:rPr>
+        <w:t>%LINEPROTO-5-UPDOWN: Line protocol on Interface GigabitEthernet0/0, changed state to down</w:t>
+      </w:r>
+    </w:p>
+    <w:p>
+      <w:pPr>
+        <w:spacing w:after="0" w:line="276" w:lineRule="auto"/>
+        <w:ind w:left="504"/>
+        <w:rPr>
+          <w:rFonts w:ascii="Times New Roman" w:eastAsia="Times New Roman" w:hAnsi="Times New Roman" w:cs="Times New Roman"/>
+          <w:sz w:val="24"/>
+          <w:szCs w:val="24"/>
+        </w:rPr>
+      </w:pPr>
+      <w:proofErr w:type="gramStart"/>
+      <w:r>
+        <w:rPr>
+          <w:rFonts w:ascii="Times New Roman" w:eastAsia="Times New Roman" w:hAnsi="Times New Roman" w:cs="Times New Roman"/>
+          <w:sz w:val="24"/>
+          <w:szCs w:val="24"/>
+        </w:rPr>
+        <w:t>no</w:t>
+      </w:r>
+      <w:proofErr w:type="gramEnd"/>
+      <w:r>
+        <w:rPr>
+          <w:rFonts w:ascii="Times New Roman" w:eastAsia="Times New Roman" w:hAnsi="Times New Roman" w:cs="Times New Roman"/>
+          <w:sz w:val="24"/>
+          <w:szCs w:val="24"/>
+        </w:rPr>
+        <w:t xml:space="preserve"> shutdown</w:t>
+      </w:r>
+    </w:p>
+    <w:p>
+      <w:pPr>
+        <w:spacing w:after="0" w:line="276" w:lineRule="auto"/>
+        <w:ind w:left="504"/>
+        <w:rPr>
+          <w:rFonts w:ascii="Times New Roman" w:eastAsia="Times New Roman" w:hAnsi="Times New Roman" w:cs="Times New Roman"/>
+          <w:sz w:val="24"/>
+          <w:szCs w:val="24"/>
+        </w:rPr>
+      </w:pPr>
+      <w:r>
+        <w:rPr>
+          <w:rFonts w:ascii="Times New Roman" w:eastAsia="Times New Roman" w:hAnsi="Times New Roman" w:cs="Times New Roman"/>
+          <w:sz w:val="24"/>
+          <w:szCs w:val="24"/>
+        </w:rPr>
+        <w:t>Router(config-</w:t>
+      </w:r>
+      <w:proofErr w:type="gramStart"/>
+      <w:r>
+        <w:rPr>
+          <w:rFonts w:ascii="Times New Roman" w:eastAsia="Times New Roman" w:hAnsi="Times New Roman" w:cs="Times New Roman"/>
+          <w:sz w:val="24"/>
+          <w:szCs w:val="24"/>
+        </w:rPr>
+        <w:t>if)#</w:t>
+      </w:r>
+      <w:proofErr w:type="gramEnd"/>
+    </w:p>
+    <w:p>
+      <w:pPr>
+        <w:spacing w:after="0" w:line="276" w:lineRule="auto"/>
+        <w:ind w:left="504"/>
+        <w:rPr>
+          <w:rFonts w:ascii="Times New Roman" w:eastAsia="Times New Roman" w:hAnsi="Times New Roman" w:cs="Times New Roman"/>
+          <w:sz w:val="24"/>
+          <w:szCs w:val="24"/>
+        </w:rPr>
+      </w:pPr>
+      <w:r>
+        <w:rPr>
+          <w:rFonts w:ascii="Times New Roman" w:eastAsia="Times New Roman" w:hAnsi="Times New Roman" w:cs="Times New Roman"/>
+          <w:sz w:val="24"/>
+          <w:szCs w:val="24"/>
+        </w:rPr>
+        <w:t>%LINK-5-CHANGED: Interface GigabitEthernet0/0, changed state to up</w:t>
+      </w:r>
+    </w:p>
+    <w:p>
+      <w:pPr>
+        <w:spacing w:after="0" w:line="276" w:lineRule="auto"/>
+        <w:ind w:left="504"/>
+        <w:rPr>
+          <w:rFonts w:ascii="Times New Roman" w:eastAsia="Times New Roman" w:hAnsi="Times New Roman" w:cs="Times New Roman"/>
+          <w:sz w:val="24"/>
+          <w:szCs w:val="24"/>
+        </w:rPr>
+      </w:pPr>
+    </w:p>
+    <w:p>
+      <w:pPr>
+        <w:spacing w:after="0" w:line="276" w:lineRule="auto"/>
+        <w:ind w:left="504"/>
+        <w:rPr>
+          <w:rFonts w:ascii="Times New Roman" w:eastAsia="Times New Roman" w:hAnsi="Times New Roman" w:cs="Times New Roman"/>
+          <w:sz w:val="24"/>
+          <w:szCs w:val="24"/>
+        </w:rPr>
+      </w:pPr>
+      <w:r>
+        <w:rPr>
+          <w:rFonts w:ascii="Times New Roman" w:eastAsia="Times New Roman" w:hAnsi="Times New Roman" w:cs="Times New Roman"/>
+          <w:sz w:val="24"/>
+          <w:szCs w:val="24"/>
+        </w:rPr>
+        <w:t>%LINEPROTO-5-UPDOWN: Line protocol on Interface GigabitEthernet0/0, changed state to up</w:t>
+      </w:r>
+    </w:p>
+    <w:p>
+      <w:pPr>
+        <w:spacing w:after="0" w:line="276" w:lineRule="auto"/>
+        <w:ind w:left="504"/>
+        <w:rPr>
+          <w:rFonts w:ascii="Times New Roman" w:eastAsia="Times New Roman" w:hAnsi="Times New Roman" w:cs="Times New Roman"/>
+          <w:sz w:val="24"/>
+          <w:szCs w:val="24"/>
+        </w:rPr>
+      </w:pPr>
+      <w:proofErr w:type="spellStart"/>
+      <w:r>
+        <w:rPr>
+          <w:rFonts w:ascii="Times New Roman" w:eastAsia="Times New Roman" w:hAnsi="Times New Roman" w:cs="Times New Roman"/>
+          <w:sz w:val="24"/>
+          <w:szCs w:val="24"/>
+        </w:rPr>
+        <w:t>ip</w:t>
+      </w:r>
+      <w:proofErr w:type="spellEnd"/>
+      <w:r>
+        <w:rPr>
+          <w:rFonts w:ascii="Times New Roman" w:eastAsia="Times New Roman" w:hAnsi="Times New Roman" w:cs="Times New Roman"/>
+          <w:sz w:val="24"/>
+          <w:szCs w:val="24"/>
+        </w:rPr>
+        <w:t xml:space="preserve"> address 172.16.30.1 255.255.255.0</w:t>
+      </w:r>
+    </w:p>
+    <w:p>
+      <w:pPr>
+        <w:spacing w:after="0" w:line="276" w:lineRule="auto"/>
+        <w:ind w:left="504"/>
+        <w:rPr>
+          <w:rFonts w:ascii="Times New Roman" w:eastAsia="Times New Roman" w:hAnsi="Times New Roman" w:cs="Times New Roman"/>
+          <w:sz w:val="24"/>
+          <w:szCs w:val="24"/>
+        </w:rPr>
+      </w:pPr>
+      <w:r>
+        <w:rPr>
+          <w:rFonts w:ascii="Times New Roman" w:eastAsia="Times New Roman" w:hAnsi="Times New Roman" w:cs="Times New Roman"/>
+          <w:sz w:val="24"/>
+          <w:szCs w:val="24"/>
+        </w:rPr>
+        <w:t>Router(config-</w:t>
+      </w:r>
+      <w:proofErr w:type="gramStart"/>
+      <w:r>
+        <w:rPr>
+          <w:rFonts w:ascii="Times New Roman" w:eastAsia="Times New Roman" w:hAnsi="Times New Roman" w:cs="Times New Roman"/>
+          <w:sz w:val="24"/>
+          <w:szCs w:val="24"/>
+        </w:rPr>
+        <w:t>if)#</w:t>
+      </w:r>
+      <w:proofErr w:type="gramEnd"/>
+      <w:r>
+        <w:rPr>
+          <w:rFonts w:ascii="Times New Roman" w:eastAsia="Times New Roman" w:hAnsi="Times New Roman" w:cs="Times New Roman"/>
+          <w:sz w:val="24"/>
+          <w:szCs w:val="24"/>
+        </w:rPr>
+        <w:t>ip address 172.16.30.1 255.255.255.0</w:t>
+      </w:r>
+    </w:p>
+    <w:p>
+      <w:pPr>
+        <w:spacing w:after="0" w:line="276" w:lineRule="auto"/>
+        <w:ind w:left="504"/>
+        <w:rPr>
+          <w:rFonts w:ascii="Times New Roman" w:eastAsia="Times New Roman" w:hAnsi="Times New Roman" w:cs="Times New Roman"/>
+          <w:sz w:val="24"/>
+          <w:szCs w:val="24"/>
+        </w:rPr>
+      </w:pPr>
+      <w:r>
+        <w:rPr>
+          <w:rFonts w:ascii="Times New Roman" w:eastAsia="Times New Roman" w:hAnsi="Times New Roman" w:cs="Times New Roman"/>
+          <w:sz w:val="24"/>
+          <w:szCs w:val="24"/>
+        </w:rPr>
+        <w:t>Router(config-</w:t>
+      </w:r>
+      <w:proofErr w:type="gramStart"/>
+      <w:r>
+        <w:rPr>
+          <w:rFonts w:ascii="Times New Roman" w:eastAsia="Times New Roman" w:hAnsi="Times New Roman" w:cs="Times New Roman"/>
+          <w:sz w:val="24"/>
+          <w:szCs w:val="24"/>
+        </w:rPr>
+        <w:t>if)#</w:t>
+      </w:r>
+      <w:proofErr w:type="gramEnd"/>
+      <w:r>
+        <w:rPr>
+          <w:rFonts w:ascii="Times New Roman" w:eastAsia="Times New Roman" w:hAnsi="Times New Roman" w:cs="Times New Roman"/>
+          <w:sz w:val="24"/>
+          <w:szCs w:val="24"/>
+        </w:rPr>
+        <w:t>ip address 172.16.30.1 255.255.255.0</w:t>
+      </w:r>
+    </w:p>
+    <w:p>
+      <w:pPr>
+        <w:spacing w:after="0" w:line="276" w:lineRule="auto"/>
+        <w:ind w:left="504"/>
+        <w:rPr>
+          <w:rFonts w:ascii="Times New Roman" w:eastAsia="Times New Roman" w:hAnsi="Times New Roman" w:cs="Times New Roman"/>
+          <w:sz w:val="24"/>
+          <w:szCs w:val="24"/>
+        </w:rPr>
+      </w:pPr>
+      <w:r>
+        <w:rPr>
+          <w:rFonts w:ascii="Times New Roman" w:eastAsia="Times New Roman" w:hAnsi="Times New Roman" w:cs="Times New Roman"/>
+          <w:sz w:val="24"/>
+          <w:szCs w:val="24"/>
+        </w:rPr>
+        <w:t>Router(config-</w:t>
+      </w:r>
+      <w:proofErr w:type="gramStart"/>
+      <w:r>
+        <w:rPr>
+          <w:rFonts w:ascii="Times New Roman" w:eastAsia="Times New Roman" w:hAnsi="Times New Roman" w:cs="Times New Roman"/>
+          <w:sz w:val="24"/>
+          <w:szCs w:val="24"/>
+        </w:rPr>
+        <w:t>if)#</w:t>
+      </w:r>
+      <w:proofErr w:type="gramEnd"/>
+    </w:p>
+    <w:p>
+      <w:pPr>
+        <w:spacing w:after="0" w:line="276" w:lineRule="auto"/>
+        <w:ind w:left="504"/>
+        <w:rPr>
+          <w:rFonts w:ascii="Times New Roman" w:eastAsia="Times New Roman" w:hAnsi="Times New Roman" w:cs="Times New Roman"/>
+          <w:sz w:val="24"/>
+          <w:szCs w:val="24"/>
+        </w:rPr>
+      </w:pPr>
+      <w:r>
+        <w:rPr>
+          <w:rFonts w:ascii="Times New Roman" w:eastAsia="Times New Roman" w:hAnsi="Times New Roman" w:cs="Times New Roman"/>
+          <w:sz w:val="24"/>
+          <w:szCs w:val="24"/>
+        </w:rPr>
+        <w:t>Router(config-</w:t>
+      </w:r>
+      <w:proofErr w:type="gramStart"/>
+      <w:r>
+        <w:rPr>
+          <w:rFonts w:ascii="Times New Roman" w:eastAsia="Times New Roman" w:hAnsi="Times New Roman" w:cs="Times New Roman"/>
+          <w:sz w:val="24"/>
+          <w:szCs w:val="24"/>
+        </w:rPr>
+        <w:t>if)#</w:t>
+      </w:r>
+      <w:proofErr w:type="gramEnd"/>
+      <w:r>
+        <w:rPr>
+          <w:rFonts w:ascii="Times New Roman" w:eastAsia="Times New Roman" w:hAnsi="Times New Roman" w:cs="Times New Roman"/>
+          <w:sz w:val="24"/>
+          <w:szCs w:val="24"/>
+        </w:rPr>
+        <w:t>exit</w:t>
+      </w:r>
+    </w:p>
+    <w:p>
+      <w:pPr>
+        <w:spacing w:after="0" w:line="276" w:lineRule="auto"/>
+        <w:ind w:left="504"/>
+        <w:rPr>
+          <w:rFonts w:ascii="Times New Roman" w:eastAsia="Times New Roman" w:hAnsi="Times New Roman" w:cs="Times New Roman"/>
+          <w:sz w:val="24"/>
+          <w:szCs w:val="24"/>
+        </w:rPr>
+      </w:pPr>
+      <w:r>
+        <w:rPr>
+          <w:rFonts w:ascii="Times New Roman" w:eastAsia="Times New Roman" w:hAnsi="Times New Roman" w:cs="Times New Roman"/>
+          <w:sz w:val="24"/>
+          <w:szCs w:val="24"/>
+        </w:rPr>
+        <w:t>Router(config)#interface GigabitEthernet0/1</w:t>
+      </w:r>
+    </w:p>
+    <w:p>
+      <w:pPr>
+        <w:spacing w:after="0" w:line="276" w:lineRule="auto"/>
+        <w:ind w:left="504"/>
+        <w:rPr>
+          <w:rFonts w:ascii="Times New Roman" w:eastAsia="Times New Roman" w:hAnsi="Times New Roman" w:cs="Times New Roman"/>
+          <w:sz w:val="24"/>
+          <w:szCs w:val="24"/>
+        </w:rPr>
+      </w:pPr>
+      <w:r>
+        <w:rPr>
+          <w:rFonts w:ascii="Times New Roman" w:eastAsia="Times New Roman" w:hAnsi="Times New Roman" w:cs="Times New Roman"/>
+          <w:sz w:val="24"/>
+          <w:szCs w:val="24"/>
+        </w:rPr>
+        <w:t>Router(config-</w:t>
+      </w:r>
+      <w:proofErr w:type="gramStart"/>
+      <w:r>
+        <w:rPr>
+          <w:rFonts w:ascii="Times New Roman" w:eastAsia="Times New Roman" w:hAnsi="Times New Roman" w:cs="Times New Roman"/>
+          <w:sz w:val="24"/>
+          <w:szCs w:val="24"/>
+        </w:rPr>
+        <w:t>if)#</w:t>
+      </w:r>
+      <w:proofErr w:type="gramEnd"/>
+      <w:r>
+        <w:rPr>
+          <w:rFonts w:ascii="Times New Roman" w:eastAsia="Times New Roman" w:hAnsi="Times New Roman" w:cs="Times New Roman"/>
+          <w:sz w:val="24"/>
+          <w:szCs w:val="24"/>
+        </w:rPr>
+        <w:t>shutdown</w:t>
+      </w:r>
+    </w:p>
+    <w:p>
+      <w:pPr>
+        <w:spacing w:after="0" w:line="276" w:lineRule="auto"/>
+        <w:ind w:left="504"/>
+        <w:rPr>
+          <w:rFonts w:ascii="Times New Roman" w:eastAsia="Times New Roman" w:hAnsi="Times New Roman" w:cs="Times New Roman"/>
+          <w:sz w:val="24"/>
+          <w:szCs w:val="24"/>
+        </w:rPr>
+      </w:pPr>
+      <w:r>
+        <w:rPr>
+          <w:rFonts w:ascii="Times New Roman" w:eastAsia="Times New Roman" w:hAnsi="Times New Roman" w:cs="Times New Roman"/>
+          <w:sz w:val="24"/>
+          <w:szCs w:val="24"/>
+        </w:rPr>
+        <w:t>Router(config-</w:t>
+      </w:r>
+      <w:proofErr w:type="gramStart"/>
+      <w:r>
+        <w:rPr>
+          <w:rFonts w:ascii="Times New Roman" w:eastAsia="Times New Roman" w:hAnsi="Times New Roman" w:cs="Times New Roman"/>
+          <w:sz w:val="24"/>
+          <w:szCs w:val="24"/>
+        </w:rPr>
+        <w:t>if)#</w:t>
+      </w:r>
+      <w:proofErr w:type="gramEnd"/>
+    </w:p>
+    <w:p>
+      <w:pPr>
+        <w:spacing w:after="0" w:line="276" w:lineRule="auto"/>
+        <w:ind w:left="504"/>
+        <w:rPr>
+          <w:rFonts w:ascii="Times New Roman" w:eastAsia="Times New Roman" w:hAnsi="Times New Roman" w:cs="Times New Roman"/>
+          <w:sz w:val="24"/>
+          <w:szCs w:val="24"/>
+        </w:rPr>
+      </w:pPr>
+      <w:r>
+        <w:rPr>
+          <w:rFonts w:ascii="Times New Roman" w:eastAsia="Times New Roman" w:hAnsi="Times New Roman" w:cs="Times New Roman"/>
+          <w:sz w:val="24"/>
+          <w:szCs w:val="24"/>
+        </w:rPr>
+        <w:t>%LINK-5-CHANGED: Interface GigabitEthernet0/1, changed state to administratively down</w:t>
+      </w:r>
+    </w:p>
+    <w:p>
+      <w:pPr>
+        <w:spacing w:after="0" w:line="276" w:lineRule="auto"/>
+        <w:ind w:left="504"/>
+        <w:rPr>
+          <w:rFonts w:ascii="Times New Roman" w:eastAsia="Times New Roman" w:hAnsi="Times New Roman" w:cs="Times New Roman"/>
+          <w:sz w:val="24"/>
+          <w:szCs w:val="24"/>
+        </w:rPr>
+      </w:pPr>
+    </w:p>
+    <w:p>
+      <w:pPr>
+        <w:spacing w:after="0" w:line="276" w:lineRule="auto"/>
+        <w:ind w:left="504"/>
+        <w:rPr>
+          <w:rFonts w:ascii="Times New Roman" w:eastAsia="Times New Roman" w:hAnsi="Times New Roman" w:cs="Times New Roman"/>
+          <w:sz w:val="24"/>
+          <w:szCs w:val="24"/>
+        </w:rPr>
+      </w:pPr>
+      <w:r>
+        <w:rPr>
+          <w:rFonts w:ascii="Times New Roman" w:eastAsia="Times New Roman" w:hAnsi="Times New Roman" w:cs="Times New Roman"/>
+          <w:sz w:val="24"/>
+          <w:szCs w:val="24"/>
+        </w:rPr>
+        <w:lastRenderedPageBreak/>
+        <w:t>%LINEPROTO-5-UPDOWN: Line protocol on Interface GigabitEthernet0/1, changed state to down</w:t>
+      </w:r>
+    </w:p>
+    <w:p>
+      <w:pPr>
+        <w:spacing w:after="0" w:line="276" w:lineRule="auto"/>
+        <w:ind w:left="504"/>
+        <w:rPr>
+          <w:rFonts w:ascii="Times New Roman" w:eastAsia="Times New Roman" w:hAnsi="Times New Roman" w:cs="Times New Roman"/>
+          <w:sz w:val="24"/>
+          <w:szCs w:val="24"/>
+        </w:rPr>
+      </w:pPr>
+      <w:proofErr w:type="gramStart"/>
+      <w:r>
+        <w:rPr>
+          <w:rFonts w:ascii="Times New Roman" w:eastAsia="Times New Roman" w:hAnsi="Times New Roman" w:cs="Times New Roman"/>
+          <w:sz w:val="24"/>
+          <w:szCs w:val="24"/>
+        </w:rPr>
+        <w:t>no</w:t>
+      </w:r>
+      <w:proofErr w:type="gramEnd"/>
+      <w:r>
+        <w:rPr>
+          <w:rFonts w:ascii="Times New Roman" w:eastAsia="Times New Roman" w:hAnsi="Times New Roman" w:cs="Times New Roman"/>
+          <w:sz w:val="24"/>
+          <w:szCs w:val="24"/>
+        </w:rPr>
+        <w:t xml:space="preserve"> shutdown</w:t>
+      </w:r>
+    </w:p>
+    <w:p>
+      <w:pPr>
+        <w:spacing w:after="0" w:line="276" w:lineRule="auto"/>
+        <w:ind w:left="504"/>
+        <w:rPr>
+          <w:rFonts w:ascii="Times New Roman" w:eastAsia="Times New Roman" w:hAnsi="Times New Roman" w:cs="Times New Roman"/>
+          <w:sz w:val="24"/>
+          <w:szCs w:val="24"/>
+        </w:rPr>
+      </w:pPr>
+      <w:r>
+        <w:rPr>
+          <w:rFonts w:ascii="Times New Roman" w:eastAsia="Times New Roman" w:hAnsi="Times New Roman" w:cs="Times New Roman"/>
+          <w:sz w:val="24"/>
+          <w:szCs w:val="24"/>
+        </w:rPr>
+        <w:t>Router(config-</w:t>
+      </w:r>
+      <w:proofErr w:type="gramStart"/>
+      <w:r>
+        <w:rPr>
+          <w:rFonts w:ascii="Times New Roman" w:eastAsia="Times New Roman" w:hAnsi="Times New Roman" w:cs="Times New Roman"/>
+          <w:sz w:val="24"/>
+          <w:szCs w:val="24"/>
+        </w:rPr>
+        <w:t>if)#</w:t>
+      </w:r>
+      <w:proofErr w:type="gramEnd"/>
+    </w:p>
+    <w:p>
+      <w:pPr>
+        <w:spacing w:after="0" w:line="276" w:lineRule="auto"/>
+        <w:ind w:left="504"/>
+        <w:rPr>
+          <w:rFonts w:ascii="Times New Roman" w:eastAsia="Times New Roman" w:hAnsi="Times New Roman" w:cs="Times New Roman"/>
+          <w:sz w:val="24"/>
+          <w:szCs w:val="24"/>
+        </w:rPr>
+      </w:pPr>
+      <w:r>
+        <w:rPr>
+          <w:rFonts w:ascii="Times New Roman" w:eastAsia="Times New Roman" w:hAnsi="Times New Roman" w:cs="Times New Roman"/>
+          <w:sz w:val="24"/>
+          <w:szCs w:val="24"/>
+        </w:rPr>
+        <w:t>%LINK-5-CHANGED: Interface GigabitEthernet0/1, changed state to up</w:t>
+      </w:r>
+    </w:p>
+    <w:p>
+      <w:pPr>
+        <w:spacing w:after="0" w:line="276" w:lineRule="auto"/>
+        <w:ind w:left="504"/>
+        <w:rPr>
+          <w:rFonts w:ascii="Times New Roman" w:eastAsia="Times New Roman" w:hAnsi="Times New Roman" w:cs="Times New Roman"/>
+          <w:sz w:val="24"/>
+          <w:szCs w:val="24"/>
+        </w:rPr>
+      </w:pPr>
+    </w:p>
+    <w:p>
+      <w:pPr>
+        <w:spacing w:after="0" w:line="276" w:lineRule="auto"/>
+        <w:ind w:left="504"/>
+        <w:rPr>
+          <w:rFonts w:ascii="Times New Roman" w:eastAsia="Times New Roman" w:hAnsi="Times New Roman" w:cs="Times New Roman"/>
+          <w:sz w:val="24"/>
+          <w:szCs w:val="24"/>
+        </w:rPr>
+      </w:pPr>
+      <w:r>
+        <w:rPr>
+          <w:rFonts w:ascii="Times New Roman" w:eastAsia="Times New Roman" w:hAnsi="Times New Roman" w:cs="Times New Roman"/>
+          <w:sz w:val="24"/>
+          <w:szCs w:val="24"/>
+        </w:rPr>
+        <w:t>%LINEPROTO-5-UPDOWN: Line protocol on Interface GigabitEthernet0/1, changed state to up</w:t>
+      </w:r>
+    </w:p>
+    <w:p>
+      <w:pPr>
+        <w:spacing w:after="0" w:line="276" w:lineRule="auto"/>
+        <w:ind w:left="504"/>
+        <w:rPr>
+          <w:rFonts w:ascii="Times New Roman" w:eastAsia="Times New Roman" w:hAnsi="Times New Roman" w:cs="Times New Roman"/>
+          <w:sz w:val="24"/>
+          <w:szCs w:val="24"/>
+        </w:rPr>
+      </w:pPr>
+      <w:proofErr w:type="spellStart"/>
+      <w:r>
+        <w:rPr>
+          <w:rFonts w:ascii="Times New Roman" w:eastAsia="Times New Roman" w:hAnsi="Times New Roman" w:cs="Times New Roman"/>
+          <w:sz w:val="24"/>
+          <w:szCs w:val="24"/>
+        </w:rPr>
+        <w:t>ip</w:t>
+      </w:r>
+      <w:proofErr w:type="spellEnd"/>
+      <w:r>
+        <w:rPr>
+          <w:rFonts w:ascii="Times New Roman" w:eastAsia="Times New Roman" w:hAnsi="Times New Roman" w:cs="Times New Roman"/>
+          <w:sz w:val="24"/>
+          <w:szCs w:val="24"/>
+        </w:rPr>
+        <w:t xml:space="preserve"> address 172.16.40.1 255.255.255.0</w:t>
+      </w:r>
+    </w:p>
+    <w:p>
+      <w:pPr>
+        <w:spacing w:after="0" w:line="276" w:lineRule="auto"/>
+        <w:ind w:left="504"/>
+        <w:rPr>
+          <w:rFonts w:ascii="Times New Roman" w:eastAsia="Times New Roman" w:hAnsi="Times New Roman" w:cs="Times New Roman"/>
+          <w:sz w:val="24"/>
+          <w:szCs w:val="24"/>
+        </w:rPr>
+      </w:pPr>
+      <w:r>
+        <w:rPr>
+          <w:rFonts w:ascii="Times New Roman" w:eastAsia="Times New Roman" w:hAnsi="Times New Roman" w:cs="Times New Roman"/>
+          <w:sz w:val="24"/>
+          <w:szCs w:val="24"/>
+        </w:rPr>
+        <w:t>Router(config-</w:t>
+      </w:r>
+      <w:proofErr w:type="gramStart"/>
+      <w:r>
+        <w:rPr>
+          <w:rFonts w:ascii="Times New Roman" w:eastAsia="Times New Roman" w:hAnsi="Times New Roman" w:cs="Times New Roman"/>
+          <w:sz w:val="24"/>
+          <w:szCs w:val="24"/>
+        </w:rPr>
+        <w:t>if)#</w:t>
+      </w:r>
+      <w:proofErr w:type="gramEnd"/>
+      <w:r>
+        <w:rPr>
+          <w:rFonts w:ascii="Times New Roman" w:eastAsia="Times New Roman" w:hAnsi="Times New Roman" w:cs="Times New Roman"/>
+          <w:sz w:val="24"/>
+          <w:szCs w:val="24"/>
+        </w:rPr>
+        <w:t>ip address 172.16.40.1 255.255.255.0</w:t>
+      </w:r>
+    </w:p>
+    <w:p>
+      <w:pPr>
+        <w:spacing w:after="0" w:line="276" w:lineRule="auto"/>
+        <w:ind w:left="504"/>
+        <w:rPr>
+          <w:rFonts w:ascii="Times New Roman" w:eastAsia="Times New Roman" w:hAnsi="Times New Roman" w:cs="Times New Roman"/>
+          <w:sz w:val="24"/>
+          <w:szCs w:val="24"/>
+        </w:rPr>
+      </w:pPr>
+      <w:r>
+        <w:rPr>
+          <w:rFonts w:ascii="Times New Roman" w:eastAsia="Times New Roman" w:hAnsi="Times New Roman" w:cs="Times New Roman"/>
+          <w:sz w:val="24"/>
+          <w:szCs w:val="24"/>
+        </w:rPr>
+        <w:t>Router(config-</w:t>
+      </w:r>
+      <w:proofErr w:type="gramStart"/>
+      <w:r>
+        <w:rPr>
+          <w:rFonts w:ascii="Times New Roman" w:eastAsia="Times New Roman" w:hAnsi="Times New Roman" w:cs="Times New Roman"/>
+          <w:sz w:val="24"/>
+          <w:szCs w:val="24"/>
+        </w:rPr>
+        <w:t>if)#</w:t>
+      </w:r>
+      <w:proofErr w:type="gramEnd"/>
+      <w:r>
+        <w:rPr>
+          <w:rFonts w:ascii="Times New Roman" w:eastAsia="Times New Roman" w:hAnsi="Times New Roman" w:cs="Times New Roman"/>
+          <w:sz w:val="24"/>
+          <w:szCs w:val="24"/>
+        </w:rPr>
+        <w:t>ip address 172.16.40.1 255.255.255.0</w:t>
+      </w:r>
+    </w:p>
+    <w:p>
+      <w:pPr>
+        <w:spacing w:after="0" w:line="276" w:lineRule="auto"/>
+        <w:ind w:left="504"/>
+        <w:rPr>
+          <w:rFonts w:ascii="Times New Roman" w:eastAsia="Times New Roman" w:hAnsi="Times New Roman" w:cs="Times New Roman"/>
+          <w:sz w:val="24"/>
+          <w:szCs w:val="24"/>
+        </w:rPr>
+      </w:pPr>
+      <w:r>
+        <w:rPr>
+          <w:rFonts w:ascii="Times New Roman" w:eastAsia="Times New Roman" w:hAnsi="Times New Roman" w:cs="Times New Roman"/>
+          <w:sz w:val="24"/>
+          <w:szCs w:val="24"/>
+        </w:rPr>
+        <w:t>Router(config-</w:t>
+      </w:r>
+      <w:proofErr w:type="gramStart"/>
+      <w:r>
+        <w:rPr>
+          <w:rFonts w:ascii="Times New Roman" w:eastAsia="Times New Roman" w:hAnsi="Times New Roman" w:cs="Times New Roman"/>
+          <w:sz w:val="24"/>
+          <w:szCs w:val="24"/>
+        </w:rPr>
+        <w:t>if)#</w:t>
+      </w:r>
+      <w:proofErr w:type="gramEnd"/>
+    </w:p>
+    <w:p>
+      <w:pPr>
+        <w:spacing w:after="0" w:line="276" w:lineRule="auto"/>
+        <w:ind w:left="504"/>
+        <w:rPr>
+          <w:rFonts w:ascii="Times New Roman" w:eastAsia="Times New Roman" w:hAnsi="Times New Roman" w:cs="Times New Roman"/>
+          <w:sz w:val="24"/>
+          <w:szCs w:val="24"/>
+        </w:rPr>
+      </w:pPr>
+      <w:r>
+        <w:rPr>
+          <w:rFonts w:ascii="Times New Roman" w:eastAsia="Times New Roman" w:hAnsi="Times New Roman" w:cs="Times New Roman"/>
+          <w:sz w:val="24"/>
+          <w:szCs w:val="24"/>
+        </w:rPr>
+        <w:t>Router#</w:t>
+      </w:r>
+    </w:p>
+    <w:p>
+      <w:pPr>
+        <w:spacing w:after="0" w:line="276" w:lineRule="auto"/>
+        <w:ind w:left="504"/>
+        <w:rPr>
+          <w:rFonts w:ascii="Times New Roman" w:eastAsia="Times New Roman" w:hAnsi="Times New Roman" w:cs="Times New Roman"/>
+          <w:b/>
+          <w:bCs/>
+          <w:sz w:val="24"/>
+          <w:szCs w:val="24"/>
+        </w:rPr>
+      </w:pPr>
+    </w:p>
+    <w:p>
+      <w:pPr>
+        <w:spacing w:after="0" w:line="276" w:lineRule="auto"/>
+        <w:ind w:left="504"/>
+        <w:rPr>
+          <w:rFonts w:ascii="Times New Roman" w:eastAsia="Times New Roman" w:hAnsi="Times New Roman" w:cs="Times New Roman"/>
+          <w:sz w:val="24"/>
+          <w:szCs w:val="24"/>
+        </w:rPr>
+      </w:pPr>
+    </w:p>
+    <w:p>
+      <w:pPr>
+        <w:spacing w:after="0" w:line="276" w:lineRule="auto"/>
+        <w:ind w:left="504"/>
+        <w:rPr>
+          <w:rFonts w:ascii="Times New Roman" w:eastAsia="Times New Roman" w:hAnsi="Times New Roman" w:cs="Times New Roman"/>
+          <w:sz w:val="24"/>
+          <w:szCs w:val="24"/>
+        </w:rPr>
+      </w:pPr>
+    </w:p>
+    <w:p>
+      <w:pPr>
+        <w:spacing w:after="0" w:line="276" w:lineRule="auto"/>
+        <w:ind w:left="504"/>
+        <w:rPr>
+          <w:rFonts w:ascii="Times New Roman" w:eastAsia="Times New Roman" w:hAnsi="Times New Roman" w:cs="Times New Roman"/>
+          <w:sz w:val="24"/>
+          <w:szCs w:val="24"/>
+        </w:rPr>
+      </w:pPr>
+    </w:p>
+    <w:p>
+      <w:pPr>
+        <w:spacing w:after="0" w:line="276" w:lineRule="auto"/>
+        <w:ind w:left="504"/>
+        <w:rPr>
+          <w:rFonts w:ascii="Times New Roman" w:eastAsia="Times New Roman" w:hAnsi="Times New Roman" w:cs="Times New Roman"/>
+          <w:sz w:val="24"/>
+          <w:szCs w:val="24"/>
+        </w:rPr>
+      </w:pPr>
+    </w:p>
+    <w:p>
+      <w:pPr>
+        <w:spacing w:after="0" w:line="276" w:lineRule="auto"/>
+        <w:ind w:left="504"/>
+        <w:rPr>
+          <w:rFonts w:ascii="Times New Roman" w:eastAsia="Times New Roman" w:hAnsi="Times New Roman" w:cs="Times New Roman"/>
+          <w:sz w:val="24"/>
+          <w:szCs w:val="24"/>
+        </w:rPr>
+      </w:pPr>
+    </w:p>
+    <w:p>
+      <w:pPr>
+        <w:spacing w:after="0" w:line="276" w:lineRule="auto"/>
+        <w:ind w:left="504"/>
+        <w:rPr>
+          <w:rFonts w:ascii="Times New Roman" w:eastAsia="Times New Roman" w:hAnsi="Times New Roman" w:cs="Times New Roman"/>
+          <w:sz w:val="24"/>
+          <w:szCs w:val="24"/>
+        </w:rPr>
+      </w:pPr>
+    </w:p>
+    <w:p>
+      <w:pPr>
+        <w:spacing w:after="0" w:line="276" w:lineRule="auto"/>
+        <w:ind w:left="504"/>
+        <w:rPr>
+          <w:rFonts w:ascii="Times New Roman" w:eastAsia="Times New Roman" w:hAnsi="Times New Roman" w:cs="Times New Roman"/>
+          <w:sz w:val="24"/>
+          <w:szCs w:val="24"/>
+        </w:rPr>
+      </w:pPr>
+    </w:p>
+    <w:p>
+      <w:pPr>
+        <w:spacing w:after="0" w:line="276" w:lineRule="auto"/>
+        <w:ind w:left="504"/>
+        <w:rPr>
+          <w:rFonts w:ascii="Times New Roman" w:eastAsia="Times New Roman" w:hAnsi="Times New Roman" w:cs="Times New Roman"/>
+          <w:sz w:val="24"/>
+          <w:szCs w:val="24"/>
+        </w:rPr>
+      </w:pPr>
+    </w:p>
+    <w:p>
+      <w:pPr>
+        <w:spacing w:after="0" w:line="276" w:lineRule="auto"/>
+        <w:ind w:left="504"/>
+        <w:rPr>
+          <w:rFonts w:ascii="Times New Roman" w:eastAsia="Times New Roman" w:hAnsi="Times New Roman" w:cs="Times New Roman"/>
+          <w:sz w:val="24"/>
+          <w:szCs w:val="24"/>
+        </w:rPr>
+      </w:pPr>
+    </w:p>
+    <w:p>
+      <w:pPr>
+        <w:spacing w:after="0" w:line="276" w:lineRule="auto"/>
+        <w:ind w:left="504"/>
+        <w:rPr>
+          <w:rFonts w:ascii="Times New Roman" w:eastAsia="Times New Roman" w:hAnsi="Times New Roman" w:cs="Times New Roman"/>
+          <w:sz w:val="24"/>
+          <w:szCs w:val="24"/>
+        </w:rPr>
+      </w:pPr>
+    </w:p>
+    <w:p>
+      <w:pPr>
+        <w:spacing w:after="0" w:line="276" w:lineRule="auto"/>
+        <w:ind w:left="504"/>
+        <w:rPr>
+          <w:rFonts w:ascii="Times New Roman" w:eastAsia="Times New Roman" w:hAnsi="Times New Roman" w:cs="Times New Roman"/>
+          <w:sz w:val="24"/>
+          <w:szCs w:val="24"/>
+        </w:rPr>
+      </w:pPr>
+    </w:p>
+    <w:p>
+      <w:pPr>
+        <w:spacing w:after="0" w:line="276" w:lineRule="auto"/>
+        <w:ind w:left="504"/>
+        <w:rPr>
+          <w:rFonts w:ascii="Times New Roman" w:eastAsia="Times New Roman" w:hAnsi="Times New Roman" w:cs="Times New Roman"/>
+          <w:sz w:val="24"/>
+          <w:szCs w:val="24"/>
+        </w:rPr>
+      </w:pPr>
+    </w:p>
+    <w:p>
+      <w:pPr>
+        <w:spacing w:after="0" w:line="276" w:lineRule="auto"/>
+        <w:rPr>
+          <w:rFonts w:ascii="Times New Roman" w:eastAsia="Times New Roman" w:hAnsi="Times New Roman" w:cs="Times New Roman"/>
+          <w:sz w:val="24"/>
+          <w:szCs w:val="24"/>
+        </w:rPr>
+      </w:pPr>
+    </w:p>
+    <w:p>
+      <w:pPr>
+        <w:spacing w:after="0" w:line="276" w:lineRule="auto"/>
+        <w:ind w:left="504"/>
+        <w:rPr>
+          <w:rFonts w:ascii="Times New Roman" w:eastAsia="Times New Roman" w:hAnsi="Times New Roman" w:cs="Times New Roman"/>
+          <w:sz w:val="24"/>
+          <w:szCs w:val="24"/>
+        </w:rPr>
+      </w:pPr>
+    </w:p>
+    <w:p>
+      <w:pPr>
+        <w:spacing w:after="0" w:line="276" w:lineRule="auto"/>
+        <w:ind w:left="504"/>
+        <w:rPr>
+          <w:rFonts w:ascii="Times New Roman" w:eastAsia="Times New Roman" w:hAnsi="Times New Roman" w:cs="Times New Roman"/>
+          <w:sz w:val="24"/>
+          <w:szCs w:val="24"/>
+        </w:rPr>
+      </w:pPr>
+    </w:p>
+    <w:p>
+      <w:pPr>
+        <w:spacing w:after="0" w:line="276" w:lineRule="auto"/>
+        <w:ind w:left="504"/>
+        <w:rPr>
+          <w:rFonts w:ascii="Times New Roman" w:eastAsia="Times New Roman" w:hAnsi="Times New Roman" w:cs="Times New Roman"/>
+          <w:sz w:val="24"/>
+          <w:szCs w:val="24"/>
+        </w:rPr>
+      </w:pPr>
+    </w:p>
+    <w:p>
+      <w:pPr>
+        <w:spacing w:after="0" w:line="276" w:lineRule="auto"/>
+        <w:ind w:left="504"/>
+        <w:rPr>
+          <w:rFonts w:ascii="Times New Roman" w:eastAsia="Times New Roman" w:hAnsi="Times New Roman" w:cs="Times New Roman"/>
+          <w:sz w:val="24"/>
+          <w:szCs w:val="24"/>
+        </w:rPr>
+      </w:pPr>
+    </w:p>
+    <w:p>
+      <w:pPr>
+        <w:spacing w:after="0" w:line="276" w:lineRule="auto"/>
+        <w:ind w:left="504"/>
+        <w:rPr>
+          <w:rFonts w:ascii="Times New Roman" w:eastAsia="Times New Roman" w:hAnsi="Times New Roman" w:cs="Times New Roman"/>
+          <w:sz w:val="24"/>
+          <w:szCs w:val="24"/>
+        </w:rPr>
+      </w:pPr>
+    </w:p>
+    <w:p>
+      <w:pPr>
+        <w:spacing w:after="0" w:line="276" w:lineRule="auto"/>
+        <w:ind w:left="504"/>
+        <w:rPr>
+          <w:rFonts w:ascii="Times New Roman" w:eastAsia="Times New Roman" w:hAnsi="Times New Roman" w:cs="Times New Roman"/>
+          <w:sz w:val="24"/>
+          <w:szCs w:val="24"/>
+        </w:rPr>
+      </w:pPr>
+    </w:p>
+    <w:p>
+      <w:pPr>
+        <w:spacing w:after="0" w:line="276" w:lineRule="auto"/>
+        <w:ind w:left="504"/>
+        <w:rPr>
+          <w:rFonts w:ascii="Times New Roman" w:eastAsia="Times New Roman" w:hAnsi="Times New Roman" w:cs="Times New Roman"/>
+          <w:sz w:val="24"/>
+          <w:szCs w:val="24"/>
+        </w:rPr>
+      </w:pPr>
+    </w:p>
+    <w:p>
+      <w:pPr>
+        <w:spacing w:after="0" w:line="276" w:lineRule="auto"/>
+        <w:ind w:left="504"/>
+        <w:rPr>
+          <w:rFonts w:ascii="Times New Roman" w:eastAsia="Times New Roman" w:hAnsi="Times New Roman" w:cs="Times New Roman"/>
+          <w:sz w:val="24"/>
+          <w:szCs w:val="24"/>
+        </w:rPr>
+      </w:pPr>
     </w:p>
     <w:p>
       <w:pPr>
@@ -5460,6 +8788,7 @@
           <w:sz w:val="24"/>
           <w:szCs w:val="24"/>
         </w:rPr>
+        <w:lastRenderedPageBreak/>
         <w:t xml:space="preserve">Creating the WAN connection: </w:t>
       </w:r>
       <w:r>
@@ -5470,6 +8799,336 @@
         </w:rPr>
         <w:t>Show a screenshot of the serial link between Router 1 and Router 2, and the commands used to configure the serial interfaces and enable routing (static routes or a dynamic routing protocol such as RIP), including clock rate if applicable. (2 marks)</w:t>
       </w:r>
+    </w:p>
+    <w:p>
+      <w:pPr>
+        <w:spacing w:after="0" w:line="276" w:lineRule="auto"/>
+        <w:ind w:left="504"/>
+        <w:rPr>
+          <w:rFonts w:ascii="Times New Roman" w:eastAsia="Times New Roman" w:hAnsi="Times New Roman" w:cs="Times New Roman"/>
+          <w:sz w:val="24"/>
+          <w:szCs w:val="24"/>
+        </w:rPr>
+      </w:pPr>
+    </w:p>
+    <w:p>
+      <w:pPr>
+        <w:spacing w:after="0" w:line="276" w:lineRule="auto"/>
+        <w:ind w:left="504"/>
+        <w:rPr>
+          <w:rFonts w:ascii="Times New Roman" w:eastAsia="Times New Roman" w:hAnsi="Times New Roman" w:cs="Times New Roman"/>
+          <w:sz w:val="24"/>
+          <w:szCs w:val="24"/>
+        </w:rPr>
+      </w:pPr>
+    </w:p>
+    <w:p>
+      <w:pPr>
+        <w:spacing w:after="0" w:line="276" w:lineRule="auto"/>
+        <w:ind w:left="504"/>
+        <w:rPr>
+          <w:rFonts w:ascii="Times New Roman" w:eastAsia="Times New Roman" w:hAnsi="Times New Roman" w:cs="Times New Roman"/>
+          <w:sz w:val="24"/>
+          <w:szCs w:val="24"/>
+        </w:rPr>
+      </w:pPr>
+    </w:p>
+    <w:p>
+      <w:pPr>
+        <w:spacing w:after="0" w:line="276" w:lineRule="auto"/>
+        <w:ind w:left="504"/>
+        <w:rPr>
+          <w:rFonts w:ascii="Times New Roman" w:eastAsia="Times New Roman" w:hAnsi="Times New Roman" w:cs="Times New Roman"/>
+          <w:sz w:val="24"/>
+          <w:szCs w:val="24"/>
+        </w:rPr>
+      </w:pPr>
+    </w:p>
+    <w:p>
+      <w:pPr>
+        <w:spacing w:after="0" w:line="276" w:lineRule="auto"/>
+        <w:ind w:left="504"/>
+        <w:rPr>
+          <w:rFonts w:ascii="Times New Roman" w:eastAsia="Times New Roman" w:hAnsi="Times New Roman" w:cs="Times New Roman"/>
+          <w:sz w:val="24"/>
+          <w:szCs w:val="24"/>
+        </w:rPr>
+      </w:pPr>
+    </w:p>
+    <w:p>
+      <w:pPr>
+        <w:spacing w:after="0" w:line="276" w:lineRule="auto"/>
+        <w:ind w:left="504"/>
+        <w:rPr>
+          <w:rFonts w:ascii="Times New Roman" w:eastAsia="Times New Roman" w:hAnsi="Times New Roman" w:cs="Times New Roman"/>
+          <w:sz w:val="24"/>
+          <w:szCs w:val="24"/>
+        </w:rPr>
+      </w:pPr>
+    </w:p>
+    <w:p>
+      <w:pPr>
+        <w:spacing w:after="0" w:line="276" w:lineRule="auto"/>
+        <w:ind w:left="504"/>
+        <w:rPr>
+          <w:rFonts w:ascii="Times New Roman" w:eastAsia="Times New Roman" w:hAnsi="Times New Roman" w:cs="Times New Roman"/>
+          <w:sz w:val="24"/>
+          <w:szCs w:val="24"/>
+        </w:rPr>
+      </w:pPr>
+    </w:p>
+    <w:p>
+      <w:pPr>
+        <w:spacing w:after="0" w:line="276" w:lineRule="auto"/>
+        <w:ind w:left="504"/>
+        <w:rPr>
+          <w:rFonts w:ascii="Times New Roman" w:eastAsia="Times New Roman" w:hAnsi="Times New Roman" w:cs="Times New Roman"/>
+          <w:sz w:val="24"/>
+          <w:szCs w:val="24"/>
+        </w:rPr>
+      </w:pPr>
+    </w:p>
+    <w:p>
+      <w:pPr>
+        <w:spacing w:after="0" w:line="276" w:lineRule="auto"/>
+        <w:ind w:left="504"/>
+        <w:rPr>
+          <w:rFonts w:ascii="Times New Roman" w:eastAsia="Times New Roman" w:hAnsi="Times New Roman" w:cs="Times New Roman"/>
+          <w:sz w:val="24"/>
+          <w:szCs w:val="24"/>
+        </w:rPr>
+      </w:pPr>
+    </w:p>
+    <w:p>
+      <w:pPr>
+        <w:spacing w:after="0" w:line="276" w:lineRule="auto"/>
+        <w:ind w:left="504"/>
+        <w:rPr>
+          <w:rFonts w:ascii="Times New Roman" w:eastAsia="Times New Roman" w:hAnsi="Times New Roman" w:cs="Times New Roman"/>
+          <w:sz w:val="24"/>
+          <w:szCs w:val="24"/>
+        </w:rPr>
+      </w:pPr>
+    </w:p>
+    <w:p>
+      <w:pPr>
+        <w:spacing w:after="0" w:line="276" w:lineRule="auto"/>
+        <w:ind w:left="504"/>
+        <w:rPr>
+          <w:rFonts w:ascii="Times New Roman" w:eastAsia="Times New Roman" w:hAnsi="Times New Roman" w:cs="Times New Roman"/>
+          <w:sz w:val="24"/>
+          <w:szCs w:val="24"/>
+        </w:rPr>
+      </w:pPr>
+    </w:p>
+    <w:p>
+      <w:pPr>
+        <w:spacing w:after="0" w:line="276" w:lineRule="auto"/>
+        <w:ind w:left="504"/>
+        <w:rPr>
+          <w:rFonts w:ascii="Times New Roman" w:eastAsia="Times New Roman" w:hAnsi="Times New Roman" w:cs="Times New Roman"/>
+          <w:sz w:val="24"/>
+          <w:szCs w:val="24"/>
+        </w:rPr>
+      </w:pPr>
+    </w:p>
+    <w:p>
+      <w:pPr>
+        <w:spacing w:after="0" w:line="276" w:lineRule="auto"/>
+        <w:ind w:left="504"/>
+        <w:rPr>
+          <w:rFonts w:ascii="Times New Roman" w:eastAsia="Times New Roman" w:hAnsi="Times New Roman" w:cs="Times New Roman"/>
+          <w:sz w:val="24"/>
+          <w:szCs w:val="24"/>
+        </w:rPr>
+      </w:pPr>
+    </w:p>
+    <w:p>
+      <w:pPr>
+        <w:spacing w:after="0" w:line="276" w:lineRule="auto"/>
+        <w:ind w:left="504"/>
+        <w:rPr>
+          <w:rFonts w:ascii="Times New Roman" w:eastAsia="Times New Roman" w:hAnsi="Times New Roman" w:cs="Times New Roman"/>
+          <w:sz w:val="24"/>
+          <w:szCs w:val="24"/>
+        </w:rPr>
+      </w:pPr>
+    </w:p>
+    <w:p>
+      <w:pPr>
+        <w:spacing w:after="0" w:line="276" w:lineRule="auto"/>
+        <w:ind w:left="504"/>
+        <w:rPr>
+          <w:rFonts w:ascii="Times New Roman" w:eastAsia="Times New Roman" w:hAnsi="Times New Roman" w:cs="Times New Roman"/>
+          <w:sz w:val="24"/>
+          <w:szCs w:val="24"/>
+        </w:rPr>
+      </w:pPr>
+    </w:p>
+    <w:p>
+      <w:pPr>
+        <w:spacing w:after="0" w:line="276" w:lineRule="auto"/>
+        <w:ind w:left="504"/>
+        <w:rPr>
+          <w:rFonts w:ascii="Times New Roman" w:eastAsia="Times New Roman" w:hAnsi="Times New Roman" w:cs="Times New Roman"/>
+          <w:sz w:val="24"/>
+          <w:szCs w:val="24"/>
+        </w:rPr>
+      </w:pPr>
+    </w:p>
+    <w:p>
+      <w:pPr>
+        <w:spacing w:after="0" w:line="276" w:lineRule="auto"/>
+        <w:ind w:left="504"/>
+        <w:rPr>
+          <w:rFonts w:ascii="Times New Roman" w:eastAsia="Times New Roman" w:hAnsi="Times New Roman" w:cs="Times New Roman"/>
+          <w:sz w:val="24"/>
+          <w:szCs w:val="24"/>
+        </w:rPr>
+      </w:pPr>
+    </w:p>
+    <w:p>
+      <w:pPr>
+        <w:spacing w:after="0" w:line="276" w:lineRule="auto"/>
+        <w:ind w:left="504"/>
+        <w:rPr>
+          <w:rFonts w:ascii="Times New Roman" w:eastAsia="Times New Roman" w:hAnsi="Times New Roman" w:cs="Times New Roman"/>
+          <w:sz w:val="24"/>
+          <w:szCs w:val="24"/>
+        </w:rPr>
+      </w:pPr>
+    </w:p>
+    <w:p>
+      <w:pPr>
+        <w:spacing w:after="0" w:line="276" w:lineRule="auto"/>
+        <w:ind w:left="504"/>
+        <w:rPr>
+          <w:rFonts w:ascii="Times New Roman" w:eastAsia="Times New Roman" w:hAnsi="Times New Roman" w:cs="Times New Roman"/>
+          <w:sz w:val="24"/>
+          <w:szCs w:val="24"/>
+        </w:rPr>
+      </w:pPr>
+    </w:p>
+    <w:p>
+      <w:pPr>
+        <w:spacing w:after="0" w:line="276" w:lineRule="auto"/>
+        <w:ind w:left="504"/>
+        <w:rPr>
+          <w:rFonts w:ascii="Times New Roman" w:eastAsia="Times New Roman" w:hAnsi="Times New Roman" w:cs="Times New Roman"/>
+          <w:sz w:val="24"/>
+          <w:szCs w:val="24"/>
+        </w:rPr>
+      </w:pPr>
+    </w:p>
+    <w:p>
+      <w:pPr>
+        <w:spacing w:after="0" w:line="276" w:lineRule="auto"/>
+        <w:ind w:left="504"/>
+        <w:rPr>
+          <w:rFonts w:ascii="Times New Roman" w:eastAsia="Times New Roman" w:hAnsi="Times New Roman" w:cs="Times New Roman"/>
+          <w:sz w:val="24"/>
+          <w:szCs w:val="24"/>
+        </w:rPr>
+      </w:pPr>
+    </w:p>
+    <w:p>
+      <w:pPr>
+        <w:spacing w:after="0" w:line="276" w:lineRule="auto"/>
+        <w:ind w:left="504"/>
+        <w:rPr>
+          <w:rFonts w:ascii="Times New Roman" w:eastAsia="Times New Roman" w:hAnsi="Times New Roman" w:cs="Times New Roman"/>
+          <w:sz w:val="24"/>
+          <w:szCs w:val="24"/>
+        </w:rPr>
+      </w:pPr>
+    </w:p>
+    <w:p>
+      <w:pPr>
+        <w:spacing w:after="0" w:line="276" w:lineRule="auto"/>
+        <w:ind w:left="504"/>
+        <w:rPr>
+          <w:rFonts w:ascii="Times New Roman" w:eastAsia="Times New Roman" w:hAnsi="Times New Roman" w:cs="Times New Roman"/>
+          <w:sz w:val="24"/>
+          <w:szCs w:val="24"/>
+        </w:rPr>
+      </w:pPr>
+    </w:p>
+    <w:p>
+      <w:pPr>
+        <w:spacing w:after="0" w:line="276" w:lineRule="auto"/>
+        <w:ind w:left="504"/>
+        <w:rPr>
+          <w:rFonts w:ascii="Times New Roman" w:eastAsia="Times New Roman" w:hAnsi="Times New Roman" w:cs="Times New Roman"/>
+          <w:sz w:val="24"/>
+          <w:szCs w:val="24"/>
+        </w:rPr>
+      </w:pPr>
+    </w:p>
+    <w:p>
+      <w:pPr>
+        <w:spacing w:after="0" w:line="276" w:lineRule="auto"/>
+        <w:ind w:left="504"/>
+        <w:rPr>
+          <w:rFonts w:ascii="Times New Roman" w:eastAsia="Times New Roman" w:hAnsi="Times New Roman" w:cs="Times New Roman"/>
+          <w:sz w:val="24"/>
+          <w:szCs w:val="24"/>
+        </w:rPr>
+      </w:pPr>
+    </w:p>
+    <w:p>
+      <w:pPr>
+        <w:spacing w:after="0" w:line="276" w:lineRule="auto"/>
+        <w:ind w:left="504"/>
+        <w:rPr>
+          <w:rFonts w:ascii="Times New Roman" w:eastAsia="Times New Roman" w:hAnsi="Times New Roman" w:cs="Times New Roman"/>
+          <w:sz w:val="24"/>
+          <w:szCs w:val="24"/>
+        </w:rPr>
+      </w:pPr>
+    </w:p>
+    <w:p>
+      <w:pPr>
+        <w:spacing w:after="0" w:line="276" w:lineRule="auto"/>
+        <w:ind w:left="504"/>
+        <w:rPr>
+          <w:rFonts w:ascii="Times New Roman" w:eastAsia="Times New Roman" w:hAnsi="Times New Roman" w:cs="Times New Roman"/>
+          <w:sz w:val="24"/>
+          <w:szCs w:val="24"/>
+        </w:rPr>
+      </w:pPr>
+    </w:p>
+    <w:p>
+      <w:pPr>
+        <w:spacing w:after="0" w:line="276" w:lineRule="auto"/>
+        <w:ind w:left="504"/>
+        <w:rPr>
+          <w:rFonts w:ascii="Times New Roman" w:eastAsia="Times New Roman" w:hAnsi="Times New Roman" w:cs="Times New Roman"/>
+          <w:sz w:val="24"/>
+          <w:szCs w:val="24"/>
+        </w:rPr>
+      </w:pPr>
+    </w:p>
+    <w:p>
+      <w:pPr>
+        <w:spacing w:after="0" w:line="276" w:lineRule="auto"/>
+        <w:ind w:left="504"/>
+        <w:rPr>
+          <w:rFonts w:ascii="Times New Roman" w:eastAsia="Times New Roman" w:hAnsi="Times New Roman" w:cs="Times New Roman"/>
+          <w:sz w:val="24"/>
+          <w:szCs w:val="24"/>
+        </w:rPr>
+      </w:pPr>
+    </w:p>
+    <w:p>
+      <w:pPr>
+        <w:spacing w:after="0" w:line="276" w:lineRule="auto"/>
+        <w:ind w:left="504"/>
+        <w:rPr>
+          <w:rFonts w:ascii="Times New Roman" w:eastAsia="Times New Roman" w:hAnsi="Times New Roman" w:cs="Times New Roman"/>
+          <w:sz w:val="24"/>
+          <w:szCs w:val="24"/>
+        </w:rPr>
+      </w:pPr>
     </w:p>
     <w:p>
       <w:pPr>
@@ -5492,6 +9151,7 @@
           <w:sz w:val="24"/>
           <w:szCs w:val="24"/>
         </w:rPr>
+        <w:lastRenderedPageBreak/>
         <w:t xml:space="preserve">Successful data transmission using the ping command: </w:t>
       </w:r>
       <w:r>
@@ -5502,6 +9162,127 @@
         </w:rPr>
         <w:t>Show screenshots of successful ping tests between a device in WAN 1 and a device in WAN 2 (both directions), with the exact ping commands used and the results (replies received, 0% loss). (2 marks)</w:t>
       </w:r>
+    </w:p>
+    <w:p>
+      <w:pPr>
+        <w:spacing w:after="0" w:line="276" w:lineRule="auto"/>
+        <w:ind w:left="504"/>
+        <w:rPr>
+          <w:rFonts w:ascii="Times New Roman" w:eastAsia="Times New Roman" w:hAnsi="Times New Roman" w:cs="Times New Roman"/>
+          <w:sz w:val="24"/>
+          <w:szCs w:val="24"/>
+        </w:rPr>
+      </w:pPr>
+    </w:p>
+    <w:p>
+      <w:pPr>
+        <w:spacing w:after="0" w:line="276" w:lineRule="auto"/>
+        <w:ind w:left="504"/>
+        <w:rPr>
+          <w:rFonts w:ascii="Times New Roman" w:eastAsia="Times New Roman" w:hAnsi="Times New Roman" w:cs="Times New Roman"/>
+          <w:sz w:val="24"/>
+          <w:szCs w:val="24"/>
+        </w:rPr>
+      </w:pPr>
+    </w:p>
+    <w:p>
+      <w:pPr>
+        <w:spacing w:after="0" w:line="276" w:lineRule="auto"/>
+        <w:ind w:left="504"/>
+        <w:rPr>
+          <w:rFonts w:ascii="Times New Roman" w:eastAsia="Times New Roman" w:hAnsi="Times New Roman" w:cs="Times New Roman"/>
+          <w:sz w:val="24"/>
+          <w:szCs w:val="24"/>
+        </w:rPr>
+      </w:pPr>
+    </w:p>
+    <w:p>
+      <w:pPr>
+        <w:spacing w:after="0" w:line="276" w:lineRule="auto"/>
+        <w:ind w:left="504"/>
+        <w:rPr>
+          <w:rFonts w:ascii="Times New Roman" w:eastAsia="Times New Roman" w:hAnsi="Times New Roman" w:cs="Times New Roman"/>
+          <w:sz w:val="24"/>
+          <w:szCs w:val="24"/>
+        </w:rPr>
+      </w:pPr>
+    </w:p>
+    <w:p>
+      <w:pPr>
+        <w:spacing w:after="0" w:line="276" w:lineRule="auto"/>
+        <w:ind w:left="504"/>
+        <w:rPr>
+          <w:rFonts w:ascii="Times New Roman" w:eastAsia="Times New Roman" w:hAnsi="Times New Roman" w:cs="Times New Roman"/>
+          <w:sz w:val="24"/>
+          <w:szCs w:val="24"/>
+        </w:rPr>
+      </w:pPr>
+    </w:p>
+    <w:p>
+      <w:pPr>
+        <w:spacing w:after="0" w:line="276" w:lineRule="auto"/>
+        <w:ind w:left="504"/>
+        <w:rPr>
+          <w:rFonts w:ascii="Times New Roman" w:eastAsia="Times New Roman" w:hAnsi="Times New Roman" w:cs="Times New Roman"/>
+          <w:sz w:val="24"/>
+          <w:szCs w:val="24"/>
+        </w:rPr>
+      </w:pPr>
+    </w:p>
+    <w:p>
+      <w:pPr>
+        <w:spacing w:after="0" w:line="276" w:lineRule="auto"/>
+        <w:ind w:left="504"/>
+        <w:rPr>
+          <w:rFonts w:ascii="Times New Roman" w:eastAsia="Times New Roman" w:hAnsi="Times New Roman" w:cs="Times New Roman"/>
+          <w:sz w:val="24"/>
+          <w:szCs w:val="24"/>
+        </w:rPr>
+      </w:pPr>
+    </w:p>
+    <w:p>
+      <w:pPr>
+        <w:spacing w:after="0" w:line="276" w:lineRule="auto"/>
+        <w:ind w:left="504"/>
+        <w:rPr>
+          <w:rFonts w:ascii="Times New Roman" w:eastAsia="Times New Roman" w:hAnsi="Times New Roman" w:cs="Times New Roman"/>
+          <w:sz w:val="24"/>
+          <w:szCs w:val="24"/>
+        </w:rPr>
+      </w:pPr>
+    </w:p>
+    <w:p>
+      <w:pPr>
+        <w:spacing w:after="0" w:line="276" w:lineRule="auto"/>
+        <w:ind w:left="504"/>
+        <w:rPr>
+          <w:rFonts w:ascii="Times New Roman" w:eastAsia="Times New Roman" w:hAnsi="Times New Roman" w:cs="Times New Roman"/>
+          <w:sz w:val="24"/>
+          <w:szCs w:val="24"/>
+        </w:rPr>
+      </w:pPr>
+    </w:p>
+    <w:p>
+      <w:pPr>
+        <w:spacing w:after="0" w:line="276" w:lineRule="auto"/>
+        <w:ind w:left="504"/>
+        <w:rPr>
+          <w:rFonts w:ascii="Times New Roman" w:eastAsia="Times New Roman" w:hAnsi="Times New Roman" w:cs="Times New Roman"/>
+          <w:sz w:val="24"/>
+          <w:szCs w:val="24"/>
+        </w:rPr>
+      </w:pPr>
+    </w:p>
+    <w:p>
+      <w:pPr>
+        <w:spacing w:after="0" w:line="276" w:lineRule="auto"/>
+        <w:ind w:left="504"/>
+        <w:rPr>
+          <w:rFonts w:ascii="Times New Roman" w:eastAsia="Times New Roman" w:hAnsi="Times New Roman" w:cs="Times New Roman"/>
+          <w:sz w:val="24"/>
+          <w:szCs w:val="24"/>
+        </w:rPr>
+      </w:pPr>
     </w:p>
     <w:p>
       <w:pPr>
@@ -6148,10 +9929,10 @@
       </w:pPr>
     </w:p>
     <w:sectPr>
-      <w:headerReference w:type="default" r:id="rId15"/>
-      <w:footerReference w:type="even" r:id="rId16"/>
-      <w:footerReference w:type="default" r:id="rId17"/>
-      <w:footerReference w:type="first" r:id="rId18"/>
+      <w:headerReference w:type="default" r:id="rId19"/>
+      <w:footerReference w:type="even" r:id="rId20"/>
+      <w:footerReference w:type="default" r:id="rId21"/>
+      <w:footerReference w:type="first" r:id="rId22"/>
       <w:pgSz w:w="12240" w:h="15840" w:code="1"/>
       <w:pgMar w:top="1080" w:right="720" w:bottom="2160" w:left="3096" w:header="1080" w:footer="720" w:gutter="0"/>
       <w:pgNumType w:start="1"/>
@@ -7494,7 +11275,7 @@
             <w:rPr>
               <w:noProof/>
             </w:rPr>
-            <w:instrText>Important Notes</w:instrText>
+            <w:instrText>Phase 2 Requirements</w:instrText>
           </w:r>
           <w:r>
             <w:rPr>
@@ -7527,7 +11308,7 @@
             <w:rPr>
               <w:noProof/>
             </w:rPr>
-            <w:instrText>Important Notes</w:instrText>
+            <w:instrText>Phase 2 Requirements</w:instrText>
           </w:r>
           <w:r>
             <w:rPr>
@@ -7545,7 +11326,7 @@
             <w:rPr>
               <w:noProof/>
             </w:rPr>
-            <w:t xml:space="preserve">Important Notes </w:t>
+            <w:t xml:space="preserve">Phase 2 Requirements </w:t>
           </w:r>
           <w:r>
             <w:fldChar w:fldCharType="end"/>
@@ -13809,6 +17590,7 @@
     <w:rsid w:val="00A84AB3"/>
     <w:rsid w:val="00AB302F"/>
     <w:rsid w:val="00AC3A9C"/>
+    <w:rsid w:val="00AD380F"/>
     <w:rsid w:val="00AF432A"/>
     <w:rsid w:val="00B4602D"/>
     <w:rsid w:val="00B85F20"/>
@@ -14650,16 +18432,16 @@
 </file>
 
 <file path=customXml/item2.xml><?xml version="1.0" encoding="utf-8"?>
+<b:Sources xmlns:b="http://schemas.openxmlformats.org/officeDocument/2006/bibliography" SelectedStyle="\APA.XSL" StyleName="APA"/>
+</file>
+
+<file path=customXml/item3.xml><?xml version="1.0" encoding="utf-8"?>
 <?mso-contentType ?>
 <FormTemplates xmlns="http://schemas.microsoft.com/sharepoint/v3/contenttype/forms">
   <Display>DocumentLibraryForm</Display>
   <Edit>AssetEditForm</Edit>
   <New>DocumentLibraryForm</New>
 </FormTemplates>
-</file>
-
-<file path=customXml/item3.xml><?xml version="1.0" encoding="utf-8"?>
-<b:Sources xmlns:b="http://schemas.openxmlformats.org/officeDocument/2006/bibliography" SelectedStyle="\APA.XSL" StyleName="APA"/>
 </file>
 
 <file path=customXml/itemProps1.xml><?xml version="1.0" encoding="utf-8"?>
@@ -14671,17 +18453,17 @@
 </file>
 
 <file path=customXml/itemProps2.xml><?xml version="1.0" encoding="utf-8"?>
+<ds:datastoreItem xmlns:ds="http://schemas.openxmlformats.org/officeDocument/2006/customXml" ds:itemID="{355C5113-D031-41DB-A6D8-43CE1A0E6695}">
+  <ds:schemaRefs>
+    <ds:schemaRef ds:uri="http://schemas.openxmlformats.org/officeDocument/2006/bibliography"/>
+  </ds:schemaRefs>
+</ds:datastoreItem>
+</file>
+
+<file path=customXml/itemProps3.xml><?xml version="1.0" encoding="utf-8"?>
 <ds:datastoreItem xmlns:ds="http://schemas.openxmlformats.org/officeDocument/2006/customXml" ds:itemID="{E34C63B7-A026-4A37-9535-4FBB4C03A11D}">
   <ds:schemaRefs>
     <ds:schemaRef ds:uri="http://schemas.microsoft.com/sharepoint/v3/contenttype/forms"/>
   </ds:schemaRefs>
 </ds:datastoreItem>
-</file>
-
-<file path=customXml/itemProps3.xml><?xml version="1.0" encoding="utf-8"?>
-<ds:datastoreItem xmlns:ds="http://schemas.openxmlformats.org/officeDocument/2006/customXml" ds:itemID="{355C5113-D031-41DB-A6D8-43CE1A0E6695}">
-  <ds:schemaRefs>
-    <ds:schemaRef ds:uri="http://schemas.openxmlformats.org/officeDocument/2006/bibliography"/>
-  </ds:schemaRefs>
-</ds:datastoreItem>
 </file>
--- a/IT351_Project-Phase 2.docx
+++ b/IT351_Project-Phase 2.docx
@@ -1035,11 +1035,7 @@
           </mc:Choice>
           <mc:Fallback>
             <w:pict>
-              <v:shapetype w14:anchorId="6466823C" id="_x0000_t202" coordsize="21600,21600" o:spt="202" path="m,l,21600r21600,l21600,xe">
-                <v:stroke joinstyle="miter"/>
-                <v:path gradientshapeok="t" o:connecttype="rect"/>
-              </v:shapetype>
-              <v:shape id="Text Box 2" o:spid="_x0000_s1027" type="#_x0000_t202" style="position:absolute;margin-left:40.3pt;margin-top:4.65pt;width:545.45pt;height:87.85pt;z-index:251679744;visibility:visible;mso-wrap-style:square;mso-width-percent:0;mso-height-percent:0;mso-wrap-distance-left:9pt;mso-wrap-distance-top:7.2pt;mso-wrap-distance-right:9pt;mso-wrap-distance-bottom:7.2pt;mso-position-horizontal:absolute;mso-position-horizontal-relative:page;mso-position-vertical:absolute;mso-position-vertical-relative:text;mso-width-percent:0;mso-height-percent:0;mso-width-relative:margin;mso-height-relative:margin;v-text-anchor:top" o:gfxdata="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" filled="f" stroked="f">
+              <v:shape w14:anchorId="6466823C" id="Text Box 2" o:spid="_x0000_s1027" type="#_x0000_t202" style="position:absolute;margin-left:40.3pt;margin-top:4.65pt;width:545.45pt;height:87.85pt;z-index:251679744;visibility:visible;mso-wrap-style:square;mso-width-percent:0;mso-height-percent:0;mso-wrap-distance-left:9pt;mso-wrap-distance-top:7.2pt;mso-wrap-distance-right:9pt;mso-wrap-distance-bottom:7.2pt;mso-position-horizontal:absolute;mso-position-horizontal-relative:page;mso-position-vertical:absolute;mso-position-vertical-relative:text;mso-width-percent:0;mso-height-percent:0;mso-width-relative:margin;mso-height-relative:margin;v-text-anchor:top" o:gfxdata="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" filled="f" stroked="f">
                 <v:textbox>
                   <w:txbxContent>
                     <w:p>
@@ -1216,13 +1212,842 @@
           <w:r>
             <w:rPr>
               <w:rFonts w:ascii="Times New Roman" w:hAnsi="Times New Roman" w:cs="Times New Roman"/>
+              <w:b/>
+              <w:bCs/>
+              <w:noProof/>
+              <w:lang w:eastAsia="en-US"/>
+            </w:rPr>
+            <mc:AlternateContent>
+              <mc:Choice Requires="wps">
+                <w:drawing>
+                  <wp:anchor distT="0" distB="0" distL="114300" distR="114300" simplePos="0" relativeHeight="251675648" behindDoc="0" locked="0" layoutInCell="1" allowOverlap="0" wp14:anchorId="7CBAAF0B" wp14:editId="41C6E025">
+                    <wp:simplePos x="0" y="0"/>
+                    <wp:positionH relativeFrom="page">
+                      <wp:posOffset>514985</wp:posOffset>
+                    </wp:positionH>
+                    <wp:positionV relativeFrom="margin">
+                      <wp:posOffset>3222625</wp:posOffset>
+                    </wp:positionV>
+                    <wp:extent cx="6799580" cy="1439545"/>
+                    <wp:effectExtent l="0" t="0" r="1270" b="8255"/>
+                    <wp:wrapSquare wrapText="bothSides"/>
+                    <wp:docPr id="15" name="Text Box 15" descr="contact info"/>
+                    <wp:cNvGraphicFramePr/>
+                    <a:graphic xmlns:a="http://schemas.openxmlformats.org/drawingml/2006/main">
+                      <a:graphicData uri="http://schemas.microsoft.com/office/word/2010/wordprocessingShape">
+                        <wps:wsp>
+                          <wps:cNvSpPr txBox="1"/>
+                          <wps:spPr>
+                            <a:xfrm>
+                              <a:off x="0" y="0"/>
+                              <a:ext cx="6799580" cy="1439545"/>
+                            </a:xfrm>
+                            <a:prstGeom prst="rect">
+                              <a:avLst/>
+                            </a:prstGeom>
+                            <a:noFill/>
+                            <a:ln w="6350">
+                              <a:noFill/>
+                            </a:ln>
+                            <a:effectLst/>
+                          </wps:spPr>
+                          <wps:style>
+                            <a:lnRef idx="0">
+                              <a:schemeClr val="accent1"/>
+                            </a:lnRef>
+                            <a:fillRef idx="0">
+                              <a:schemeClr val="accent1"/>
+                            </a:fillRef>
+                            <a:effectRef idx="0">
+                              <a:schemeClr val="accent1"/>
+                            </a:effectRef>
+                            <a:fontRef idx="minor">
+                              <a:schemeClr val="dk1"/>
+                            </a:fontRef>
+                          </wps:style>
+                          <wps:txbx>
+                            <w:txbxContent>
+                              <w:p>
+                                <w:pPr>
+                                  <w:pStyle w:val="Organization"/>
+                                </w:pPr>
+                                <w:sdt>
+                                  <w:sdtPr>
+                                    <w:alias w:val="Company"/>
+                                    <w:tag w:val=""/>
+                                    <w:id w:val="-585849492"/>
+                                    <w:dataBinding w:prefixMappings="xmlns:ns0='http://schemas.openxmlformats.org/officeDocument/2006/extended-properties' " w:xpath="/ns0:Properties[1]/ns0:Company[1]" w:storeItemID="{6668398D-A668-4E3E-A5EB-62B293D839F1}"/>
+                                    <w:text/>
+                                  </w:sdtPr>
+                                  <w:sdtContent>
+                                    <w:r>
+                                      <w:t>Student Details:                                            CRN:</w:t>
+                                    </w:r>
+                                  </w:sdtContent>
+                                </w:sdt>
+                              </w:p>
+                              <w:tbl>
+                                <w:tblPr>
+                                  <w:tblW w:w="5000" w:type="pct"/>
+                                  <w:jc w:val="right"/>
+                                  <w:tblBorders>
+                                    <w:top w:val="single" w:sz="8" w:space="0" w:color="000000" w:themeColor="text1"/>
+                                  </w:tblBorders>
+                                  <w:tblCellMar>
+                                    <w:left w:w="0" w:type="dxa"/>
+                                    <w:right w:w="0" w:type="dxa"/>
+                                  </w:tblCellMar>
+                                  <w:tblLook w:val="04A0" w:firstRow="1" w:lastRow="0" w:firstColumn="1" w:lastColumn="0" w:noHBand="0" w:noVBand="1"/>
+                                </w:tblPr>
+                                <w:tblGrid>
+                                  <w:gridCol w:w="3569"/>
+                                  <w:gridCol w:w="3572"/>
+                                  <w:gridCol w:w="3572"/>
+                                </w:tblGrid>
+                                <w:tr>
+                                  <w:trPr>
+                                    <w:trHeight w:hRule="exact" w:val="144"/>
+                                    <w:jc w:val="right"/>
+                                  </w:trPr>
+                                  <w:tc>
+                                    <w:tcPr>
+                                      <w:tcW w:w="1666" w:type="pct"/>
+                                    </w:tcPr>
+                                    <w:p/>
+                                  </w:tc>
+                                  <w:tc>
+                                    <w:tcPr>
+                                      <w:tcW w:w="1667" w:type="pct"/>
+                                    </w:tcPr>
+                                    <w:p/>
+                                  </w:tc>
+                                  <w:tc>
+                                    <w:tcPr>
+                                      <w:tcW w:w="1667" w:type="pct"/>
+                                    </w:tcPr>
+                                    <w:p/>
+                                  </w:tc>
+                                </w:tr>
+                                <w:tr>
+                                  <w:trPr>
+                                    <w:jc w:val="right"/>
+                                  </w:trPr>
+                                  <w:tc>
+                                    <w:tcPr>
+                                      <w:tcW w:w="1666" w:type="pct"/>
+                                      <w:tcMar>
+                                        <w:bottom w:w="144" w:type="dxa"/>
+                                      </w:tcMar>
+                                    </w:tcPr>
+                                    <w:p>
+                                      <w:pPr>
+                                        <w:pStyle w:val="Footer"/>
+                                        <w:rPr>
+                                          <w:b/>
+                                          <w:bCs/>
+                                          <w:sz w:val="28"/>
+                                          <w:szCs w:val="28"/>
+                                          <w:lang w:val="de-CH"/>
+                                        </w:rPr>
+                                      </w:pPr>
+                                      <w:r>
+                                        <w:rPr>
+                                          <w:b/>
+                                          <w:bCs/>
+                                          <w:sz w:val="28"/>
+                                          <w:szCs w:val="28"/>
+                                          <w:lang w:val="de-CH"/>
+                                        </w:rPr>
+                                        <w:t>Name:</w:t>
+                                      </w:r>
+                                      <w:r>
+                                        <w:rPr>
+                                          <w:b/>
+                                          <w:bCs/>
+                                          <w:sz w:val="28"/>
+                                          <w:szCs w:val="28"/>
+                                          <w:lang w:val="de-CH"/>
+                                        </w:rPr>
+                                        <w:t xml:space="preserve"> </w:t>
+                                      </w:r>
+                                      <w:r>
+                                        <w:rPr>
+                                          <w:b/>
+                                          <w:bCs/>
+                                          <w:sz w:val="28"/>
+                                          <w:szCs w:val="28"/>
+                                          <w:lang w:val="de-CH"/>
+                                        </w:rPr>
+                                        <w:t>ALI ALOTAIBI</w:t>
+                                      </w:r>
+                                    </w:p>
+                                    <w:p>
+                                      <w:pPr>
+                                        <w:pStyle w:val="Footer"/>
+                                        <w:rPr>
+                                          <w:sz w:val="28"/>
+                                          <w:szCs w:val="28"/>
+                                        </w:rPr>
+                                      </w:pPr>
+                                      <w:r>
+                                        <w:rPr>
+                                          <w:b/>
+                                          <w:bCs/>
+                                          <w:sz w:val="28"/>
+                                          <w:szCs w:val="28"/>
+                                        </w:rPr>
+                                        <w:t xml:space="preserve">Name: </w:t>
+                                      </w:r>
+                                      <w:r>
+                                        <w:rPr>
+                                          <w:sz w:val="28"/>
+                                          <w:szCs w:val="28"/>
+                                        </w:rPr>
+                                        <w:t>BANDAR ALHARBI</w:t>
+                                      </w:r>
+                                    </w:p>
+                                    <w:p>
+                                      <w:pPr>
+                                        <w:pStyle w:val="Footer"/>
+                                        <w:rPr>
+                                          <w:b/>
+                                          <w:bCs/>
+                                          <w:sz w:val="28"/>
+                                          <w:szCs w:val="28"/>
+                                        </w:rPr>
+                                      </w:pPr>
+                                      <w:r>
+                                        <w:rPr>
+                                          <w:b/>
+                                          <w:bCs/>
+                                          <w:sz w:val="28"/>
+                                          <w:szCs w:val="28"/>
+                                        </w:rPr>
+                                        <w:t>Name:</w:t>
+                                      </w:r>
+                                      <w:r>
+                                        <w:rPr>
+                                          <w:b/>
+                                          <w:bCs/>
+                                          <w:sz w:val="28"/>
+                                          <w:szCs w:val="28"/>
+                                        </w:rPr>
+                                        <w:t xml:space="preserve"> </w:t>
+                                      </w:r>
+                                    </w:p>
+                                    <w:p>
+                                      <w:pPr>
+                                        <w:pStyle w:val="Footer"/>
+                                        <w:rPr>
+                                          <w:b/>
+                                          <w:bCs/>
+                                          <w:sz w:val="28"/>
+                                          <w:szCs w:val="28"/>
+                                        </w:rPr>
+                                      </w:pPr>
+                                      <w:r>
+                                        <w:rPr>
+                                          <w:b/>
+                                          <w:bCs/>
+                                          <w:sz w:val="28"/>
+                                          <w:szCs w:val="28"/>
+                                        </w:rPr>
+                                        <w:t>Name:</w:t>
+                                      </w:r>
+                                    </w:p>
+                                  </w:tc>
+                                  <w:tc>
+                                    <w:tcPr>
+                                      <w:tcW w:w="1667" w:type="pct"/>
+                                      <w:tcMar>
+                                        <w:bottom w:w="144" w:type="dxa"/>
+                                      </w:tcMar>
+                                    </w:tcPr>
+                                    <w:p>
+                                      <w:pPr>
+                                        <w:pStyle w:val="Footer"/>
+                                        <w:ind w:left="0"/>
+                                        <w:rPr>
+                                          <w:b/>
+                                          <w:bCs/>
+                                        </w:rPr>
+                                      </w:pPr>
+                                    </w:p>
+                                  </w:tc>
+                                  <w:tc>
+                                    <w:tcPr>
+                                      <w:tcW w:w="1667" w:type="pct"/>
+                                      <w:tcMar>
+                                        <w:bottom w:w="144" w:type="dxa"/>
+                                      </w:tcMar>
+                                    </w:tcPr>
+                                    <w:p>
+                                      <w:pPr>
+                                        <w:pStyle w:val="Footer"/>
+                                        <w:rPr>
+                                          <w:b/>
+                                          <w:bCs/>
+                                          <w:sz w:val="28"/>
+                                          <w:szCs w:val="28"/>
+                                        </w:rPr>
+                                      </w:pPr>
+                                      <w:proofErr w:type="gramStart"/>
+                                      <w:r>
+                                        <w:rPr>
+                                          <w:b/>
+                                          <w:bCs/>
+                                          <w:sz w:val="28"/>
+                                          <w:szCs w:val="28"/>
+                                        </w:rPr>
+                                        <w:t>ID:</w:t>
+                                      </w:r>
+                                      <w:r>
+                                        <w:rPr>
+                                          <w:b/>
+                                          <w:bCs/>
+                                          <w:sz w:val="28"/>
+                                          <w:szCs w:val="28"/>
+                                        </w:rPr>
+                                        <w:t>S</w:t>
+                                      </w:r>
+                                      <w:proofErr w:type="gramEnd"/>
+                                      <w:r>
+                                        <w:rPr>
+                                          <w:b/>
+                                          <w:bCs/>
+                                          <w:sz w:val="28"/>
+                                          <w:szCs w:val="28"/>
+                                        </w:rPr>
+                                        <w:t>240041788</w:t>
+                                      </w:r>
+                                    </w:p>
+                                    <w:p>
+                                      <w:pPr>
+                                        <w:pStyle w:val="Footer"/>
+                                        <w:rPr>
+                                          <w:b/>
+                                          <w:bCs/>
+                                          <w:sz w:val="28"/>
+                                          <w:szCs w:val="28"/>
+                                        </w:rPr>
+                                      </w:pPr>
+                                      <w:r>
+                                        <w:rPr>
+                                          <w:b/>
+                                          <w:bCs/>
+                                          <w:sz w:val="28"/>
+                                          <w:szCs w:val="28"/>
+                                        </w:rPr>
+                                        <w:t>ID:</w:t>
+                                      </w:r>
+                                      <w:r>
+                                        <w:t xml:space="preserve"> </w:t>
+                                      </w:r>
+                                      <w:r>
+                                        <w:rPr>
+                                          <w:b/>
+                                          <w:bCs/>
+                                          <w:sz w:val="28"/>
+                                          <w:szCs w:val="28"/>
+                                        </w:rPr>
+                                        <w:t>240008767</w:t>
+                                      </w:r>
+                                    </w:p>
+                                    <w:p>
+                                      <w:pPr>
+                                        <w:pStyle w:val="Footer"/>
+                                        <w:rPr>
+                                          <w:b/>
+                                          <w:bCs/>
+                                        </w:rPr>
+                                      </w:pPr>
+                                      <w:r>
+                                        <w:rPr>
+                                          <w:b/>
+                                          <w:bCs/>
+                                          <w:sz w:val="28"/>
+                                          <w:szCs w:val="28"/>
+                                        </w:rPr>
+                                        <w:t>ID:</w:t>
+                                      </w:r>
+                                    </w:p>
+                                    <w:p>
+                                      <w:pPr>
+                                        <w:pStyle w:val="Footer"/>
+                                        <w:rPr>
+                                          <w:b/>
+                                          <w:bCs/>
+                                        </w:rPr>
+                                      </w:pPr>
+                                      <w:r>
+                                        <w:rPr>
+                                          <w:b/>
+                                          <w:bCs/>
+                                          <w:sz w:val="28"/>
+                                          <w:szCs w:val="28"/>
+                                        </w:rPr>
+                                        <w:t>ID:</w:t>
+                                      </w:r>
+                                    </w:p>
+                                  </w:tc>
+                                </w:tr>
+                                <w:tr>
+                                  <w:trPr>
+                                    <w:trHeight w:hRule="exact" w:val="86"/>
+                                    <w:jc w:val="right"/>
+                                  </w:trPr>
+                                  <w:tc>
+                                    <w:tcPr>
+                                      <w:tcW w:w="1666" w:type="pct"/>
+                                      <w:shd w:val="clear" w:color="auto" w:fill="000000" w:themeFill="text1"/>
+                                    </w:tcPr>
+                                    <w:p>
+                                      <w:pPr>
+                                        <w:pStyle w:val="Footer"/>
+                                      </w:pPr>
+                                    </w:p>
+                                  </w:tc>
+                                  <w:tc>
+                                    <w:tcPr>
+                                      <w:tcW w:w="1667" w:type="pct"/>
+                                      <w:shd w:val="clear" w:color="auto" w:fill="000000" w:themeFill="text1"/>
+                                    </w:tcPr>
+                                    <w:p>
+                                      <w:pPr>
+                                        <w:pStyle w:val="Footer"/>
+                                      </w:pPr>
+                                    </w:p>
+                                  </w:tc>
+                                  <w:tc>
+                                    <w:tcPr>
+                                      <w:tcW w:w="1667" w:type="pct"/>
+                                      <w:shd w:val="clear" w:color="auto" w:fill="000000" w:themeFill="text1"/>
+                                    </w:tcPr>
+                                    <w:p>
+                                      <w:pPr>
+                                        <w:pStyle w:val="Footer"/>
+                                      </w:pPr>
+                                    </w:p>
+                                  </w:tc>
+                                </w:tr>
+                              </w:tbl>
+                              <w:p>
+                                <w:pPr>
+                                  <w:pStyle w:val="NoSpacing"/>
+                                </w:pPr>
+                              </w:p>
+                            </w:txbxContent>
+                          </wps:txbx>
+                          <wps:bodyPr rot="0" spcFirstLastPara="0" vertOverflow="overflow" horzOverflow="overflow" vert="horz" wrap="square" lIns="0" tIns="0" rIns="0" bIns="0" numCol="1" spcCol="0" rtlCol="0" fromWordArt="0" anchor="b" anchorCtr="0" forceAA="0" compatLnSpc="1">
+                            <a:prstTxWarp prst="textNoShape">
+                              <a:avLst/>
+                            </a:prstTxWarp>
+                            <a:noAutofit/>
+                          </wps:bodyPr>
+                        </wps:wsp>
+                      </a:graphicData>
+                    </a:graphic>
+                    <wp14:sizeRelH relativeFrom="margin">
+                      <wp14:pctWidth>0</wp14:pctWidth>
+                    </wp14:sizeRelH>
+                    <wp14:sizeRelV relativeFrom="margin">
+                      <wp14:pctHeight>0</wp14:pctHeight>
+                    </wp14:sizeRelV>
+                  </wp:anchor>
+                </w:drawing>
+              </mc:Choice>
+              <mc:Fallback>
+                <w:pict>
+                  <v:shape w14:anchorId="7CBAAF0B" id="Text Box 15" o:spid="_x0000_s1028" type="#_x0000_t202" alt="contact info" style="position:absolute;left:0;text-align:left;margin-left:40.55pt;margin-top:253.75pt;width:535.4pt;height:113.35pt;z-index:251675648;visibility:visible;mso-wrap-style:square;mso-width-percent:0;mso-height-percent:0;mso-wrap-distance-left:9pt;mso-wrap-distance-top:0;mso-wrap-distance-right:9pt;mso-wrap-distance-bottom:0;mso-position-horizontal:absolute;mso-position-horizontal-relative:page;mso-position-vertical:absolute;mso-position-vertical-relative:margin;mso-width-percent:0;mso-height-percent:0;mso-width-relative:margin;mso-height-relative:margin;v-text-anchor:bottom" o:gfxdata="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" o:allowoverlap="f" filled="f" stroked="f" strokeweight=".5pt">
+                    <v:textbox inset="0,0,0,0">
+                      <w:txbxContent>
+                        <w:p>
+                          <w:pPr>
+                            <w:pStyle w:val="Organization"/>
+                          </w:pPr>
+                          <w:sdt>
+                            <w:sdtPr>
+                              <w:alias w:val="Company"/>
+                              <w:tag w:val=""/>
+                              <w:id w:val="-585849492"/>
+                              <w:dataBinding w:prefixMappings="xmlns:ns0='http://schemas.openxmlformats.org/officeDocument/2006/extended-properties' " w:xpath="/ns0:Properties[1]/ns0:Company[1]" w:storeItemID="{6668398D-A668-4E3E-A5EB-62B293D839F1}"/>
+                              <w:text/>
+                            </w:sdtPr>
+                            <w:sdtContent>
+                              <w:r>
+                                <w:t>Student Details:                                            CRN:</w:t>
+                              </w:r>
+                            </w:sdtContent>
+                          </w:sdt>
+                        </w:p>
+                        <w:tbl>
+                          <w:tblPr>
+                            <w:tblW w:w="5000" w:type="pct"/>
+                            <w:jc w:val="right"/>
+                            <w:tblBorders>
+                              <w:top w:val="single" w:sz="8" w:space="0" w:color="000000" w:themeColor="text1"/>
+                            </w:tblBorders>
+                            <w:tblCellMar>
+                              <w:left w:w="0" w:type="dxa"/>
+                              <w:right w:w="0" w:type="dxa"/>
+                            </w:tblCellMar>
+                            <w:tblLook w:val="04A0" w:firstRow="1" w:lastRow="0" w:firstColumn="1" w:lastColumn="0" w:noHBand="0" w:noVBand="1"/>
+                          </w:tblPr>
+                          <w:tblGrid>
+                            <w:gridCol w:w="3569"/>
+                            <w:gridCol w:w="3572"/>
+                            <w:gridCol w:w="3572"/>
+                          </w:tblGrid>
+                          <w:tr>
+                            <w:trPr>
+                              <w:trHeight w:hRule="exact" w:val="144"/>
+                              <w:jc w:val="right"/>
+                            </w:trPr>
+                            <w:tc>
+                              <w:tcPr>
+                                <w:tcW w:w="1666" w:type="pct"/>
+                              </w:tcPr>
+                              <w:p/>
+                            </w:tc>
+                            <w:tc>
+                              <w:tcPr>
+                                <w:tcW w:w="1667" w:type="pct"/>
+                              </w:tcPr>
+                              <w:p/>
+                            </w:tc>
+                            <w:tc>
+                              <w:tcPr>
+                                <w:tcW w:w="1667" w:type="pct"/>
+                              </w:tcPr>
+                              <w:p/>
+                            </w:tc>
+                          </w:tr>
+                          <w:tr>
+                            <w:trPr>
+                              <w:jc w:val="right"/>
+                            </w:trPr>
+                            <w:tc>
+                              <w:tcPr>
+                                <w:tcW w:w="1666" w:type="pct"/>
+                                <w:tcMar>
+                                  <w:bottom w:w="144" w:type="dxa"/>
+                                </w:tcMar>
+                              </w:tcPr>
+                              <w:p>
+                                <w:pPr>
+                                  <w:pStyle w:val="Footer"/>
+                                  <w:rPr>
+                                    <w:b/>
+                                    <w:bCs/>
+                                    <w:sz w:val="28"/>
+                                    <w:szCs w:val="28"/>
+                                    <w:lang w:val="de-CH"/>
+                                  </w:rPr>
+                                </w:pPr>
+                                <w:r>
+                                  <w:rPr>
+                                    <w:b/>
+                                    <w:bCs/>
+                                    <w:sz w:val="28"/>
+                                    <w:szCs w:val="28"/>
+                                    <w:lang w:val="de-CH"/>
+                                  </w:rPr>
+                                  <w:t>Name:</w:t>
+                                </w:r>
+                                <w:r>
+                                  <w:rPr>
+                                    <w:b/>
+                                    <w:bCs/>
+                                    <w:sz w:val="28"/>
+                                    <w:szCs w:val="28"/>
+                                    <w:lang w:val="de-CH"/>
+                                  </w:rPr>
+                                  <w:t xml:space="preserve"> </w:t>
+                                </w:r>
+                                <w:r>
+                                  <w:rPr>
+                                    <w:b/>
+                                    <w:bCs/>
+                                    <w:sz w:val="28"/>
+                                    <w:szCs w:val="28"/>
+                                    <w:lang w:val="de-CH"/>
+                                  </w:rPr>
+                                  <w:t>ALI ALOTAIBI</w:t>
+                                </w:r>
+                              </w:p>
+                              <w:p>
+                                <w:pPr>
+                                  <w:pStyle w:val="Footer"/>
+                                  <w:rPr>
+                                    <w:sz w:val="28"/>
+                                    <w:szCs w:val="28"/>
+                                  </w:rPr>
+                                </w:pPr>
+                                <w:r>
+                                  <w:rPr>
+                                    <w:b/>
+                                    <w:bCs/>
+                                    <w:sz w:val="28"/>
+                                    <w:szCs w:val="28"/>
+                                  </w:rPr>
+                                  <w:t xml:space="preserve">Name: </w:t>
+                                </w:r>
+                                <w:r>
+                                  <w:rPr>
+                                    <w:sz w:val="28"/>
+                                    <w:szCs w:val="28"/>
+                                  </w:rPr>
+                                  <w:t>BANDAR ALHARBI</w:t>
+                                </w:r>
+                              </w:p>
+                              <w:p>
+                                <w:pPr>
+                                  <w:pStyle w:val="Footer"/>
+                                  <w:rPr>
+                                    <w:b/>
+                                    <w:bCs/>
+                                    <w:sz w:val="28"/>
+                                    <w:szCs w:val="28"/>
+                                  </w:rPr>
+                                </w:pPr>
+                                <w:r>
+                                  <w:rPr>
+                                    <w:b/>
+                                    <w:bCs/>
+                                    <w:sz w:val="28"/>
+                                    <w:szCs w:val="28"/>
+                                  </w:rPr>
+                                  <w:t>Name:</w:t>
+                                </w:r>
+                                <w:r>
+                                  <w:rPr>
+                                    <w:b/>
+                                    <w:bCs/>
+                                    <w:sz w:val="28"/>
+                                    <w:szCs w:val="28"/>
+                                  </w:rPr>
+                                  <w:t xml:space="preserve"> </w:t>
+                                </w:r>
+                              </w:p>
+                              <w:p>
+                                <w:pPr>
+                                  <w:pStyle w:val="Footer"/>
+                                  <w:rPr>
+                                    <w:b/>
+                                    <w:bCs/>
+                                    <w:sz w:val="28"/>
+                                    <w:szCs w:val="28"/>
+                                  </w:rPr>
+                                </w:pPr>
+                                <w:r>
+                                  <w:rPr>
+                                    <w:b/>
+                                    <w:bCs/>
+                                    <w:sz w:val="28"/>
+                                    <w:szCs w:val="28"/>
+                                  </w:rPr>
+                                  <w:t>Name:</w:t>
+                                </w:r>
+                              </w:p>
+                            </w:tc>
+                            <w:tc>
+                              <w:tcPr>
+                                <w:tcW w:w="1667" w:type="pct"/>
+                                <w:tcMar>
+                                  <w:bottom w:w="144" w:type="dxa"/>
+                                </w:tcMar>
+                              </w:tcPr>
+                              <w:p>
+                                <w:pPr>
+                                  <w:pStyle w:val="Footer"/>
+                                  <w:ind w:left="0"/>
+                                  <w:rPr>
+                                    <w:b/>
+                                    <w:bCs/>
+                                  </w:rPr>
+                                </w:pPr>
+                              </w:p>
+                            </w:tc>
+                            <w:tc>
+                              <w:tcPr>
+                                <w:tcW w:w="1667" w:type="pct"/>
+                                <w:tcMar>
+                                  <w:bottom w:w="144" w:type="dxa"/>
+                                </w:tcMar>
+                              </w:tcPr>
+                              <w:p>
+                                <w:pPr>
+                                  <w:pStyle w:val="Footer"/>
+                                  <w:rPr>
+                                    <w:b/>
+                                    <w:bCs/>
+                                    <w:sz w:val="28"/>
+                                    <w:szCs w:val="28"/>
+                                  </w:rPr>
+                                </w:pPr>
+                                <w:proofErr w:type="gramStart"/>
+                                <w:r>
+                                  <w:rPr>
+                                    <w:b/>
+                                    <w:bCs/>
+                                    <w:sz w:val="28"/>
+                                    <w:szCs w:val="28"/>
+                                  </w:rPr>
+                                  <w:t>ID:</w:t>
+                                </w:r>
+                                <w:r>
+                                  <w:rPr>
+                                    <w:b/>
+                                    <w:bCs/>
+                                    <w:sz w:val="28"/>
+                                    <w:szCs w:val="28"/>
+                                  </w:rPr>
+                                  <w:t>S</w:t>
+                                </w:r>
+                                <w:proofErr w:type="gramEnd"/>
+                                <w:r>
+                                  <w:rPr>
+                                    <w:b/>
+                                    <w:bCs/>
+                                    <w:sz w:val="28"/>
+                                    <w:szCs w:val="28"/>
+                                  </w:rPr>
+                                  <w:t>240041788</w:t>
+                                </w:r>
+                              </w:p>
+                              <w:p>
+                                <w:pPr>
+                                  <w:pStyle w:val="Footer"/>
+                                  <w:rPr>
+                                    <w:b/>
+                                    <w:bCs/>
+                                    <w:sz w:val="28"/>
+                                    <w:szCs w:val="28"/>
+                                  </w:rPr>
+                                </w:pPr>
+                                <w:r>
+                                  <w:rPr>
+                                    <w:b/>
+                                    <w:bCs/>
+                                    <w:sz w:val="28"/>
+                                    <w:szCs w:val="28"/>
+                                  </w:rPr>
+                                  <w:t>ID:</w:t>
+                                </w:r>
+                                <w:r>
+                                  <w:t xml:space="preserve"> </w:t>
+                                </w:r>
+                                <w:r>
+                                  <w:rPr>
+                                    <w:b/>
+                                    <w:bCs/>
+                                    <w:sz w:val="28"/>
+                                    <w:szCs w:val="28"/>
+                                  </w:rPr>
+                                  <w:t>240008767</w:t>
+                                </w:r>
+                              </w:p>
+                              <w:p>
+                                <w:pPr>
+                                  <w:pStyle w:val="Footer"/>
+                                  <w:rPr>
+                                    <w:b/>
+                                    <w:bCs/>
+                                  </w:rPr>
+                                </w:pPr>
+                                <w:r>
+                                  <w:rPr>
+                                    <w:b/>
+                                    <w:bCs/>
+                                    <w:sz w:val="28"/>
+                                    <w:szCs w:val="28"/>
+                                  </w:rPr>
+                                  <w:t>ID:</w:t>
+                                </w:r>
+                              </w:p>
+                              <w:p>
+                                <w:pPr>
+                                  <w:pStyle w:val="Footer"/>
+                                  <w:rPr>
+                                    <w:b/>
+                                    <w:bCs/>
+                                  </w:rPr>
+                                </w:pPr>
+                                <w:r>
+                                  <w:rPr>
+                                    <w:b/>
+                                    <w:bCs/>
+                                    <w:sz w:val="28"/>
+                                    <w:szCs w:val="28"/>
+                                  </w:rPr>
+                                  <w:t>ID:</w:t>
+                                </w:r>
+                              </w:p>
+                            </w:tc>
+                          </w:tr>
+                          <w:tr>
+                            <w:trPr>
+                              <w:trHeight w:hRule="exact" w:val="86"/>
+                              <w:jc w:val="right"/>
+                            </w:trPr>
+                            <w:tc>
+                              <w:tcPr>
+                                <w:tcW w:w="1666" w:type="pct"/>
+                                <w:shd w:val="clear" w:color="auto" w:fill="000000" w:themeFill="text1"/>
+                              </w:tcPr>
+                              <w:p>
+                                <w:pPr>
+                                  <w:pStyle w:val="Footer"/>
+                                </w:pPr>
+                              </w:p>
+                            </w:tc>
+                            <w:tc>
+                              <w:tcPr>
+                                <w:tcW w:w="1667" w:type="pct"/>
+                                <w:shd w:val="clear" w:color="auto" w:fill="000000" w:themeFill="text1"/>
+                              </w:tcPr>
+                              <w:p>
+                                <w:pPr>
+                                  <w:pStyle w:val="Footer"/>
+                                </w:pPr>
+                              </w:p>
+                            </w:tc>
+                            <w:tc>
+                              <w:tcPr>
+                                <w:tcW w:w="1667" w:type="pct"/>
+                                <w:shd w:val="clear" w:color="auto" w:fill="000000" w:themeFill="text1"/>
+                              </w:tcPr>
+                              <w:p>
+                                <w:pPr>
+                                  <w:pStyle w:val="Footer"/>
+                                </w:pPr>
+                              </w:p>
+                            </w:tc>
+                          </w:tr>
+                        </w:tbl>
+                        <w:p>
+                          <w:pPr>
+                            <w:pStyle w:val="NoSpacing"/>
+                          </w:pPr>
+                        </w:p>
+                      </w:txbxContent>
+                    </v:textbox>
+                    <w10:wrap type="square" anchorx="page" anchory="margin"/>
+                  </v:shape>
+                </w:pict>
+              </mc:Fallback>
+            </mc:AlternateContent>
+          </w:r>
+          <w:r>
+            <w:rPr>
+              <w:rFonts w:ascii="Times New Roman" w:hAnsi="Times New Roman" w:cs="Times New Roman"/>
               <w:noProof/>
               <w:lang w:eastAsia="en-US"/>
             </w:rPr>
             <mc:AlternateContent>
               <mc:Choice Requires="wpg">
                 <w:drawing>
-                  <wp:anchor distT="45720" distB="45720" distL="182880" distR="182880" simplePos="0" relativeHeight="251677696" behindDoc="0" locked="0" layoutInCell="1" allowOverlap="1" wp14:anchorId="31857F9A" wp14:editId="06A9FDD0">
+                  <wp:anchor distT="45720" distB="45720" distL="182880" distR="182880" simplePos="0" relativeHeight="251677696" behindDoc="0" locked="0" layoutInCell="1" allowOverlap="1" wp14:anchorId="31857F9A" wp14:editId="6135D6C5">
                     <wp:simplePos x="0" y="0"/>
                     <wp:positionH relativeFrom="margin">
                       <wp:posOffset>-1295400</wp:posOffset>
@@ -1807,8 +2632,8 @@
               </mc:Choice>
               <mc:Fallback>
                 <w:pict>
-                  <v:group w14:anchorId="31857F9A" id="Group 198" o:spid="_x0000_s1028" style="position:absolute;left:0;text-align:left;margin-left:-102pt;margin-top:353.05pt;width:518.25pt;height:318.6pt;z-index:251677696;mso-wrap-distance-left:14.4pt;mso-wrap-distance-top:3.6pt;mso-wrap-distance-right:14.4pt;mso-wrap-distance-bottom:3.6pt;mso-position-horizontal-relative:margin;mso-position-vertical-relative:margin;mso-width-relative:margin;mso-height-relative:margin" coordorigin=",228" coordsize="35784,22576" o:gfxdata="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">
-                    <v:rect id="Rectangle 199" o:spid="_x0000_s1029" style="position:absolute;top:228;width:35674;height:2448;visibility:visible;mso-wrap-style:square;v-text-anchor:middle" o:gfxdata="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" fillcolor="#ef4623 [3204]" stroked="f" strokeweight="2pt">
+                  <v:group w14:anchorId="31857F9A" id="Group 198" o:spid="_x0000_s1029" style="position:absolute;left:0;text-align:left;margin-left:-102pt;margin-top:353.05pt;width:518.25pt;height:318.6pt;z-index:251677696;mso-wrap-distance-left:14.4pt;mso-wrap-distance-top:3.6pt;mso-wrap-distance-right:14.4pt;mso-wrap-distance-bottom:3.6pt;mso-position-horizontal-relative:margin;mso-position-vertical-relative:margin;mso-width-relative:margin;mso-height-relative:margin" coordorigin=",228" coordsize="35784,22576" o:gfxdata="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">
+                    <v:rect id="Rectangle 199" o:spid="_x0000_s1030" style="position:absolute;top:228;width:35674;height:2448;visibility:visible;mso-wrap-style:square;v-text-anchor:middle" o:gfxdata="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" fillcolor="#ef4623 [3204]" stroked="f" strokeweight="2pt">
                       <v:textbox>
                         <w:txbxContent>
                           <w:p>
@@ -1837,7 +2662,7 @@
                         </w:txbxContent>
                       </v:textbox>
                     </v:rect>
-                    <v:shape id="Text Box 200" o:spid="_x0000_s1030" type="#_x0000_t202" style="position:absolute;top:2896;width:35784;height:19908;visibility:visible;mso-wrap-style:square;v-text-anchor:top" o:gfxdata="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" filled="f" stroked="f" strokeweight=".5pt">
+                    <v:shape id="Text Box 200" o:spid="_x0000_s1031" type="#_x0000_t202" style="position:absolute;top:2896;width:35784;height:19908;visibility:visible;mso-wrap-style:square;v-text-anchor:top" o:gfxdata="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" filled="f" stroked="f" strokeweight=".5pt">
                       <v:textbox inset=",7.2pt,,0">
                         <w:txbxContent>
                           <w:p>
@@ -2288,811 +3113,6 @@
           <w:r>
             <w:rPr>
               <w:rFonts w:ascii="Times New Roman" w:hAnsi="Times New Roman" w:cs="Times New Roman"/>
-              <w:b/>
-              <w:bCs/>
-              <w:noProof/>
-              <w:lang w:eastAsia="en-US"/>
-            </w:rPr>
-            <mc:AlternateContent>
-              <mc:Choice Requires="wps">
-                <w:drawing>
-                  <wp:anchor distT="0" distB="0" distL="114300" distR="114300" simplePos="0" relativeHeight="251675648" behindDoc="0" locked="0" layoutInCell="1" allowOverlap="0" wp14:anchorId="7CBAAF0B" wp14:editId="281D30AB">
-                    <wp:simplePos x="0" y="0"/>
-                    <wp:positionH relativeFrom="page">
-                      <wp:posOffset>460375</wp:posOffset>
-                    </wp:positionH>
-                    <wp:positionV relativeFrom="margin">
-                      <wp:posOffset>3223895</wp:posOffset>
-                    </wp:positionV>
-                    <wp:extent cx="6858000" cy="1177200"/>
-                    <wp:effectExtent l="0" t="0" r="0" b="4445"/>
-                    <wp:wrapSquare wrapText="bothSides"/>
-                    <wp:docPr id="15" name="Text Box 15" descr="contact info"/>
-                    <wp:cNvGraphicFramePr/>
-                    <a:graphic xmlns:a="http://schemas.openxmlformats.org/drawingml/2006/main">
-                      <a:graphicData uri="http://schemas.microsoft.com/office/word/2010/wordprocessingShape">
-                        <wps:wsp>
-                          <wps:cNvSpPr txBox="1"/>
-                          <wps:spPr>
-                            <a:xfrm>
-                              <a:off x="0" y="0"/>
-                              <a:ext cx="6858000" cy="1177200"/>
-                            </a:xfrm>
-                            <a:prstGeom prst="rect">
-                              <a:avLst/>
-                            </a:prstGeom>
-                            <a:noFill/>
-                            <a:ln w="6350">
-                              <a:noFill/>
-                            </a:ln>
-                            <a:effectLst/>
-                          </wps:spPr>
-                          <wps:style>
-                            <a:lnRef idx="0">
-                              <a:schemeClr val="accent1"/>
-                            </a:lnRef>
-                            <a:fillRef idx="0">
-                              <a:schemeClr val="accent1"/>
-                            </a:fillRef>
-                            <a:effectRef idx="0">
-                              <a:schemeClr val="accent1"/>
-                            </a:effectRef>
-                            <a:fontRef idx="minor">
-                              <a:schemeClr val="dk1"/>
-                            </a:fontRef>
-                          </wps:style>
-                          <wps:txbx>
-                            <w:txbxContent>
-                              <w:p>
-                                <w:pPr>
-                                  <w:pStyle w:val="Organization"/>
-                                </w:pPr>
-                                <w:sdt>
-                                  <w:sdtPr>
-                                    <w:alias w:val="Company"/>
-                                    <w:tag w:val=""/>
-                                    <w:id w:val="-585849492"/>
-                                    <w:dataBinding w:prefixMappings="xmlns:ns0='http://schemas.openxmlformats.org/officeDocument/2006/extended-properties' " w:xpath="/ns0:Properties[1]/ns0:Company[1]" w:storeItemID="{6668398D-A668-4E3E-A5EB-62B293D839F1}"/>
-                                    <w:text/>
-                                  </w:sdtPr>
-                                  <w:sdtContent>
-                                    <w:r>
-                                      <w:t>Student Details:                                            CRN:</w:t>
-                                    </w:r>
-                                  </w:sdtContent>
-                                </w:sdt>
-                              </w:p>
-                              <w:tbl>
-                                <w:tblPr>
-                                  <w:tblW w:w="5000" w:type="pct"/>
-                                  <w:jc w:val="right"/>
-                                  <w:tblBorders>
-                                    <w:top w:val="single" w:sz="8" w:space="0" w:color="000000" w:themeColor="text1"/>
-                                  </w:tblBorders>
-                                  <w:tblCellMar>
-                                    <w:left w:w="0" w:type="dxa"/>
-                                    <w:right w:w="0" w:type="dxa"/>
-                                  </w:tblCellMar>
-                                  <w:tblLook w:val="04A0" w:firstRow="1" w:lastRow="0" w:firstColumn="1" w:lastColumn="0" w:noHBand="0" w:noVBand="1"/>
-                                </w:tblPr>
-                                <w:tblGrid>
-                                  <w:gridCol w:w="3601"/>
-                                  <w:gridCol w:w="3602"/>
-                                  <w:gridCol w:w="3602"/>
-                                </w:tblGrid>
-                                <w:tr>
-                                  <w:trPr>
-                                    <w:trHeight w:hRule="exact" w:val="144"/>
-                                    <w:jc w:val="right"/>
-                                  </w:trPr>
-                                  <w:tc>
-                                    <w:tcPr>
-                                      <w:tcW w:w="1666" w:type="pct"/>
-                                    </w:tcPr>
-                                    <w:p/>
-                                  </w:tc>
-                                  <w:tc>
-                                    <w:tcPr>
-                                      <w:tcW w:w="1667" w:type="pct"/>
-                                    </w:tcPr>
-                                    <w:p/>
-                                  </w:tc>
-                                  <w:tc>
-                                    <w:tcPr>
-                                      <w:tcW w:w="1667" w:type="pct"/>
-                                    </w:tcPr>
-                                    <w:p/>
-                                  </w:tc>
-                                </w:tr>
-                                <w:tr>
-                                  <w:trPr>
-                                    <w:jc w:val="right"/>
-                                  </w:trPr>
-                                  <w:tc>
-                                    <w:tcPr>
-                                      <w:tcW w:w="1666" w:type="pct"/>
-                                      <w:tcMar>
-                                        <w:bottom w:w="144" w:type="dxa"/>
-                                      </w:tcMar>
-                                    </w:tcPr>
-                                    <w:p>
-                                      <w:pPr>
-                                        <w:pStyle w:val="Footer"/>
-                                        <w:rPr>
-                                          <w:b/>
-                                          <w:bCs/>
-                                          <w:sz w:val="28"/>
-                                          <w:szCs w:val="28"/>
-                                          <w:lang w:val="de-CH"/>
-                                        </w:rPr>
-                                      </w:pPr>
-                                      <w:r>
-                                        <w:rPr>
-                                          <w:b/>
-                                          <w:bCs/>
-                                          <w:sz w:val="28"/>
-                                          <w:szCs w:val="28"/>
-                                          <w:lang w:val="de-CH"/>
-                                        </w:rPr>
-                                        <w:t>Name:</w:t>
-                                      </w:r>
-                                      <w:r>
-                                        <w:rPr>
-                                          <w:b/>
-                                          <w:bCs/>
-                                          <w:sz w:val="28"/>
-                                          <w:szCs w:val="28"/>
-                                          <w:lang w:val="de-CH"/>
-                                        </w:rPr>
-                                        <w:t xml:space="preserve"> </w:t>
-                                      </w:r>
-                                      <w:r>
-                                        <w:rPr>
-                                          <w:b/>
-                                          <w:bCs/>
-                                          <w:sz w:val="28"/>
-                                          <w:szCs w:val="28"/>
-                                          <w:lang w:val="de-CH"/>
-                                        </w:rPr>
-                                        <w:t>ALI ALOTAIBI</w:t>
-                                      </w:r>
-                                    </w:p>
-                                    <w:p>
-                                      <w:pPr>
-                                        <w:pStyle w:val="Footer"/>
-                                        <w:rPr>
-                                          <w:b/>
-                                          <w:bCs/>
-                                          <w:sz w:val="28"/>
-                                          <w:szCs w:val="28"/>
-                                        </w:rPr>
-                                      </w:pPr>
-                                      <w:r>
-                                        <w:rPr>
-                                          <w:b/>
-                                          <w:bCs/>
-                                          <w:sz w:val="28"/>
-                                          <w:szCs w:val="28"/>
-                                        </w:rPr>
-                                        <w:t xml:space="preserve">Name: </w:t>
-                                      </w:r>
-                                    </w:p>
-                                    <w:p>
-                                      <w:pPr>
-                                        <w:pStyle w:val="Footer"/>
-                                        <w:rPr>
-                                          <w:b/>
-                                          <w:bCs/>
-                                          <w:sz w:val="28"/>
-                                          <w:szCs w:val="28"/>
-                                        </w:rPr>
-                                      </w:pPr>
-                                      <w:r>
-                                        <w:rPr>
-                                          <w:b/>
-                                          <w:bCs/>
-                                          <w:sz w:val="28"/>
-                                          <w:szCs w:val="28"/>
-                                        </w:rPr>
-                                        <w:t>Name:</w:t>
-                                      </w:r>
-                                      <w:r>
-                                        <w:rPr>
-                                          <w:b/>
-                                          <w:bCs/>
-                                          <w:sz w:val="28"/>
-                                          <w:szCs w:val="28"/>
-                                        </w:rPr>
-                                        <w:t xml:space="preserve"> </w:t>
-                                      </w:r>
-                                    </w:p>
-                                    <w:p>
-                                      <w:pPr>
-                                        <w:pStyle w:val="Footer"/>
-                                        <w:rPr>
-                                          <w:b/>
-                                          <w:bCs/>
-                                          <w:sz w:val="28"/>
-                                          <w:szCs w:val="28"/>
-                                        </w:rPr>
-                                      </w:pPr>
-                                      <w:r>
-                                        <w:rPr>
-                                          <w:b/>
-                                          <w:bCs/>
-                                          <w:sz w:val="28"/>
-                                          <w:szCs w:val="28"/>
-                                        </w:rPr>
-                                        <w:t>Name:</w:t>
-                                      </w:r>
-                                    </w:p>
-                                  </w:tc>
-                                  <w:tc>
-                                    <w:tcPr>
-                                      <w:tcW w:w="1667" w:type="pct"/>
-                                      <w:tcMar>
-                                        <w:bottom w:w="144" w:type="dxa"/>
-                                      </w:tcMar>
-                                    </w:tcPr>
-                                    <w:p>
-                                      <w:pPr>
-                                        <w:pStyle w:val="Footer"/>
-                                        <w:ind w:left="0"/>
-                                        <w:rPr>
-                                          <w:b/>
-                                          <w:bCs/>
-                                        </w:rPr>
-                                      </w:pPr>
-                                    </w:p>
-                                  </w:tc>
-                                  <w:tc>
-                                    <w:tcPr>
-                                      <w:tcW w:w="1667" w:type="pct"/>
-                                      <w:tcMar>
-                                        <w:bottom w:w="144" w:type="dxa"/>
-                                      </w:tcMar>
-                                    </w:tcPr>
-                                    <w:p>
-                                      <w:pPr>
-                                        <w:pStyle w:val="Footer"/>
-                                        <w:rPr>
-                                          <w:b/>
-                                          <w:bCs/>
-                                          <w:sz w:val="28"/>
-                                          <w:szCs w:val="28"/>
-                                        </w:rPr>
-                                      </w:pPr>
-                                      <w:proofErr w:type="gramStart"/>
-                                      <w:r>
-                                        <w:rPr>
-                                          <w:b/>
-                                          <w:bCs/>
-                                          <w:sz w:val="28"/>
-                                          <w:szCs w:val="28"/>
-                                        </w:rPr>
-                                        <w:t>ID:</w:t>
-                                      </w:r>
-                                      <w:r>
-                                        <w:rPr>
-                                          <w:b/>
-                                          <w:bCs/>
-                                          <w:sz w:val="28"/>
-                                          <w:szCs w:val="28"/>
-                                        </w:rPr>
-                                        <w:t>S</w:t>
-                                      </w:r>
-                                      <w:proofErr w:type="gramEnd"/>
-                                      <w:r>
-                                        <w:rPr>
-                                          <w:b/>
-                                          <w:bCs/>
-                                          <w:sz w:val="28"/>
-                                          <w:szCs w:val="28"/>
-                                        </w:rPr>
-                                        <w:t>240041788</w:t>
-                                      </w:r>
-                                    </w:p>
-                                    <w:p>
-                                      <w:pPr>
-                                        <w:pStyle w:val="Footer"/>
-                                        <w:rPr>
-                                          <w:b/>
-                                          <w:bCs/>
-                                          <w:sz w:val="28"/>
-                                          <w:szCs w:val="28"/>
-                                        </w:rPr>
-                                      </w:pPr>
-                                      <w:r>
-                                        <w:rPr>
-                                          <w:b/>
-                                          <w:bCs/>
-                                          <w:sz w:val="28"/>
-                                          <w:szCs w:val="28"/>
-                                        </w:rPr>
-                                        <w:t>ID:</w:t>
-                                      </w:r>
-                                      <w:r>
-                                        <w:t xml:space="preserve"> </w:t>
-                                      </w:r>
-                                    </w:p>
-                                    <w:p>
-                                      <w:pPr>
-                                        <w:pStyle w:val="Footer"/>
-                                        <w:rPr>
-                                          <w:b/>
-                                          <w:bCs/>
-                                        </w:rPr>
-                                      </w:pPr>
-                                      <w:r>
-                                        <w:rPr>
-                                          <w:b/>
-                                          <w:bCs/>
-                                          <w:sz w:val="28"/>
-                                          <w:szCs w:val="28"/>
-                                        </w:rPr>
-                                        <w:t>ID:</w:t>
-                                      </w:r>
-                                    </w:p>
-                                    <w:p>
-                                      <w:pPr>
-                                        <w:pStyle w:val="Footer"/>
-                                        <w:rPr>
-                                          <w:b/>
-                                          <w:bCs/>
-                                        </w:rPr>
-                                      </w:pPr>
-                                      <w:r>
-                                        <w:rPr>
-                                          <w:b/>
-                                          <w:bCs/>
-                                          <w:sz w:val="28"/>
-                                          <w:szCs w:val="28"/>
-                                        </w:rPr>
-                                        <w:t>ID:</w:t>
-                                      </w:r>
-                                    </w:p>
-                                  </w:tc>
-                                </w:tr>
-                                <w:tr>
-                                  <w:trPr>
-                                    <w:trHeight w:hRule="exact" w:val="86"/>
-                                    <w:jc w:val="right"/>
-                                  </w:trPr>
-                                  <w:tc>
-                                    <w:tcPr>
-                                      <w:tcW w:w="1666" w:type="pct"/>
-                                      <w:shd w:val="clear" w:color="auto" w:fill="000000" w:themeFill="text1"/>
-                                    </w:tcPr>
-                                    <w:p>
-                                      <w:pPr>
-                                        <w:pStyle w:val="Footer"/>
-                                      </w:pPr>
-                                    </w:p>
-                                  </w:tc>
-                                  <w:tc>
-                                    <w:tcPr>
-                                      <w:tcW w:w="1667" w:type="pct"/>
-                                      <w:shd w:val="clear" w:color="auto" w:fill="000000" w:themeFill="text1"/>
-                                    </w:tcPr>
-                                    <w:p>
-                                      <w:pPr>
-                                        <w:pStyle w:val="Footer"/>
-                                      </w:pPr>
-                                    </w:p>
-                                  </w:tc>
-                                  <w:tc>
-                                    <w:tcPr>
-                                      <w:tcW w:w="1667" w:type="pct"/>
-                                      <w:shd w:val="clear" w:color="auto" w:fill="000000" w:themeFill="text1"/>
-                                    </w:tcPr>
-                                    <w:p>
-                                      <w:pPr>
-                                        <w:pStyle w:val="Footer"/>
-                                      </w:pPr>
-                                    </w:p>
-                                  </w:tc>
-                                </w:tr>
-                              </w:tbl>
-                              <w:p>
-                                <w:pPr>
-                                  <w:pStyle w:val="NoSpacing"/>
-                                </w:pPr>
-                              </w:p>
-                            </w:txbxContent>
-                          </wps:txbx>
-                          <wps:bodyPr rot="0" spcFirstLastPara="0" vertOverflow="overflow" horzOverflow="overflow" vert="horz" wrap="square" lIns="0" tIns="0" rIns="0" bIns="0" numCol="1" spcCol="0" rtlCol="0" fromWordArt="0" anchor="b" anchorCtr="0" forceAA="0" compatLnSpc="1">
-                            <a:prstTxWarp prst="textNoShape">
-                              <a:avLst/>
-                            </a:prstTxWarp>
-                            <a:noAutofit/>
-                          </wps:bodyPr>
-                        </wps:wsp>
-                      </a:graphicData>
-                    </a:graphic>
-                    <wp14:sizeRelH relativeFrom="margin">
-                      <wp14:pctWidth>128200</wp14:pctWidth>
-                    </wp14:sizeRelH>
-                    <wp14:sizeRelV relativeFrom="margin">
-                      <wp14:pctHeight>0</wp14:pctHeight>
-                    </wp14:sizeRelV>
-                  </wp:anchor>
-                </w:drawing>
-              </mc:Choice>
-              <mc:Fallback>
-                <w:pict>
-                  <v:shapetype w14:anchorId="7CBAAF0B" id="_x0000_t202" coordsize="21600,21600" o:spt="202" path="m,l,21600r21600,l21600,xe">
-                    <v:stroke joinstyle="miter"/>
-                    <v:path gradientshapeok="t" o:connecttype="rect"/>
-                  </v:shapetype>
-                  <v:shape id="Text Box 15" o:spid="_x0000_s1031" type="#_x0000_t202" alt="contact info" style="position:absolute;left:0;text-align:left;margin-left:36.25pt;margin-top:253.85pt;width:540pt;height:92.7pt;z-index:251675648;visibility:visible;mso-wrap-style:square;mso-width-percent:1282;mso-height-percent:0;mso-wrap-distance-left:9pt;mso-wrap-distance-top:0;mso-wrap-distance-right:9pt;mso-wrap-distance-bottom:0;mso-position-horizontal:absolute;mso-position-horizontal-relative:page;mso-position-vertical:absolute;mso-position-vertical-relative:margin;mso-width-percent:1282;mso-height-percent:0;mso-width-relative:margin;mso-height-relative:margin;v-text-anchor:bottom" o:gfxdata="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" o:allowoverlap="f" filled="f" stroked="f" strokeweight=".5pt">
-                    <v:textbox inset="0,0,0,0">
-                      <w:txbxContent>
-                        <w:p>
-                          <w:pPr>
-                            <w:pStyle w:val="Organization"/>
-                          </w:pPr>
-                          <w:sdt>
-                            <w:sdtPr>
-                              <w:alias w:val="Company"/>
-                              <w:tag w:val=""/>
-                              <w:id w:val="-585849492"/>
-                              <w:dataBinding w:prefixMappings="xmlns:ns0='http://schemas.openxmlformats.org/officeDocument/2006/extended-properties' " w:xpath="/ns0:Properties[1]/ns0:Company[1]" w:storeItemID="{6668398D-A668-4E3E-A5EB-62B293D839F1}"/>
-                              <w:text/>
-                            </w:sdtPr>
-                            <w:sdtContent>
-                              <w:r>
-                                <w:t>Student Details:                                            CRN:</w:t>
-                              </w:r>
-                            </w:sdtContent>
-                          </w:sdt>
-                        </w:p>
-                        <w:tbl>
-                          <w:tblPr>
-                            <w:tblW w:w="5000" w:type="pct"/>
-                            <w:jc w:val="right"/>
-                            <w:tblBorders>
-                              <w:top w:val="single" w:sz="8" w:space="0" w:color="000000" w:themeColor="text1"/>
-                            </w:tblBorders>
-                            <w:tblCellMar>
-                              <w:left w:w="0" w:type="dxa"/>
-                              <w:right w:w="0" w:type="dxa"/>
-                            </w:tblCellMar>
-                            <w:tblLook w:val="04A0" w:firstRow="1" w:lastRow="0" w:firstColumn="1" w:lastColumn="0" w:noHBand="0" w:noVBand="1"/>
-                          </w:tblPr>
-                          <w:tblGrid>
-                            <w:gridCol w:w="3601"/>
-                            <w:gridCol w:w="3602"/>
-                            <w:gridCol w:w="3602"/>
-                          </w:tblGrid>
-                          <w:tr>
-                            <w:trPr>
-                              <w:trHeight w:hRule="exact" w:val="144"/>
-                              <w:jc w:val="right"/>
-                            </w:trPr>
-                            <w:tc>
-                              <w:tcPr>
-                                <w:tcW w:w="1666" w:type="pct"/>
-                              </w:tcPr>
-                              <w:p/>
-                            </w:tc>
-                            <w:tc>
-                              <w:tcPr>
-                                <w:tcW w:w="1667" w:type="pct"/>
-                              </w:tcPr>
-                              <w:p/>
-                            </w:tc>
-                            <w:tc>
-                              <w:tcPr>
-                                <w:tcW w:w="1667" w:type="pct"/>
-                              </w:tcPr>
-                              <w:p/>
-                            </w:tc>
-                          </w:tr>
-                          <w:tr>
-                            <w:trPr>
-                              <w:jc w:val="right"/>
-                            </w:trPr>
-                            <w:tc>
-                              <w:tcPr>
-                                <w:tcW w:w="1666" w:type="pct"/>
-                                <w:tcMar>
-                                  <w:bottom w:w="144" w:type="dxa"/>
-                                </w:tcMar>
-                              </w:tcPr>
-                              <w:p>
-                                <w:pPr>
-                                  <w:pStyle w:val="Footer"/>
-                                  <w:rPr>
-                                    <w:b/>
-                                    <w:bCs/>
-                                    <w:sz w:val="28"/>
-                                    <w:szCs w:val="28"/>
-                                    <w:lang w:val="de-CH"/>
-                                  </w:rPr>
-                                </w:pPr>
-                                <w:r>
-                                  <w:rPr>
-                                    <w:b/>
-                                    <w:bCs/>
-                                    <w:sz w:val="28"/>
-                                    <w:szCs w:val="28"/>
-                                    <w:lang w:val="de-CH"/>
-                                  </w:rPr>
-                                  <w:t>Name:</w:t>
-                                </w:r>
-                                <w:r>
-                                  <w:rPr>
-                                    <w:b/>
-                                    <w:bCs/>
-                                    <w:sz w:val="28"/>
-                                    <w:szCs w:val="28"/>
-                                    <w:lang w:val="de-CH"/>
-                                  </w:rPr>
-                                  <w:t xml:space="preserve"> </w:t>
-                                </w:r>
-                                <w:r>
-                                  <w:rPr>
-                                    <w:b/>
-                                    <w:bCs/>
-                                    <w:sz w:val="28"/>
-                                    <w:szCs w:val="28"/>
-                                    <w:lang w:val="de-CH"/>
-                                  </w:rPr>
-                                  <w:t>ALI ALOTAIBI</w:t>
-                                </w:r>
-                              </w:p>
-                              <w:p>
-                                <w:pPr>
-                                  <w:pStyle w:val="Footer"/>
-                                  <w:rPr>
-                                    <w:b/>
-                                    <w:bCs/>
-                                    <w:sz w:val="28"/>
-                                    <w:szCs w:val="28"/>
-                                  </w:rPr>
-                                </w:pPr>
-                                <w:r>
-                                  <w:rPr>
-                                    <w:b/>
-                                    <w:bCs/>
-                                    <w:sz w:val="28"/>
-                                    <w:szCs w:val="28"/>
-                                  </w:rPr>
-                                  <w:t xml:space="preserve">Name: </w:t>
-                                </w:r>
-                              </w:p>
-                              <w:p>
-                                <w:pPr>
-                                  <w:pStyle w:val="Footer"/>
-                                  <w:rPr>
-                                    <w:b/>
-                                    <w:bCs/>
-                                    <w:sz w:val="28"/>
-                                    <w:szCs w:val="28"/>
-                                  </w:rPr>
-                                </w:pPr>
-                                <w:r>
-                                  <w:rPr>
-                                    <w:b/>
-                                    <w:bCs/>
-                                    <w:sz w:val="28"/>
-                                    <w:szCs w:val="28"/>
-                                  </w:rPr>
-                                  <w:t>Name:</w:t>
-                                </w:r>
-                                <w:r>
-                                  <w:rPr>
-                                    <w:b/>
-                                    <w:bCs/>
-                                    <w:sz w:val="28"/>
-                                    <w:szCs w:val="28"/>
-                                  </w:rPr>
-                                  <w:t xml:space="preserve"> </w:t>
-                                </w:r>
-                              </w:p>
-                              <w:p>
-                                <w:pPr>
-                                  <w:pStyle w:val="Footer"/>
-                                  <w:rPr>
-                                    <w:b/>
-                                    <w:bCs/>
-                                    <w:sz w:val="28"/>
-                                    <w:szCs w:val="28"/>
-                                  </w:rPr>
-                                </w:pPr>
-                                <w:r>
-                                  <w:rPr>
-                                    <w:b/>
-                                    <w:bCs/>
-                                    <w:sz w:val="28"/>
-                                    <w:szCs w:val="28"/>
-                                  </w:rPr>
-                                  <w:t>Name:</w:t>
-                                </w:r>
-                              </w:p>
-                            </w:tc>
-                            <w:tc>
-                              <w:tcPr>
-                                <w:tcW w:w="1667" w:type="pct"/>
-                                <w:tcMar>
-                                  <w:bottom w:w="144" w:type="dxa"/>
-                                </w:tcMar>
-                              </w:tcPr>
-                              <w:p>
-                                <w:pPr>
-                                  <w:pStyle w:val="Footer"/>
-                                  <w:ind w:left="0"/>
-                                  <w:rPr>
-                                    <w:b/>
-                                    <w:bCs/>
-                                  </w:rPr>
-                                </w:pPr>
-                              </w:p>
-                            </w:tc>
-                            <w:tc>
-                              <w:tcPr>
-                                <w:tcW w:w="1667" w:type="pct"/>
-                                <w:tcMar>
-                                  <w:bottom w:w="144" w:type="dxa"/>
-                                </w:tcMar>
-                              </w:tcPr>
-                              <w:p>
-                                <w:pPr>
-                                  <w:pStyle w:val="Footer"/>
-                                  <w:rPr>
-                                    <w:b/>
-                                    <w:bCs/>
-                                    <w:sz w:val="28"/>
-                                    <w:szCs w:val="28"/>
-                                  </w:rPr>
-                                </w:pPr>
-                                <w:proofErr w:type="gramStart"/>
-                                <w:r>
-                                  <w:rPr>
-                                    <w:b/>
-                                    <w:bCs/>
-                                    <w:sz w:val="28"/>
-                                    <w:szCs w:val="28"/>
-                                  </w:rPr>
-                                  <w:t>ID:</w:t>
-                                </w:r>
-                                <w:r>
-                                  <w:rPr>
-                                    <w:b/>
-                                    <w:bCs/>
-                                    <w:sz w:val="28"/>
-                                    <w:szCs w:val="28"/>
-                                  </w:rPr>
-                                  <w:t>S</w:t>
-                                </w:r>
-                                <w:proofErr w:type="gramEnd"/>
-                                <w:r>
-                                  <w:rPr>
-                                    <w:b/>
-                                    <w:bCs/>
-                                    <w:sz w:val="28"/>
-                                    <w:szCs w:val="28"/>
-                                  </w:rPr>
-                                  <w:t>240041788</w:t>
-                                </w:r>
-                              </w:p>
-                              <w:p>
-                                <w:pPr>
-                                  <w:pStyle w:val="Footer"/>
-                                  <w:rPr>
-                                    <w:b/>
-                                    <w:bCs/>
-                                    <w:sz w:val="28"/>
-                                    <w:szCs w:val="28"/>
-                                  </w:rPr>
-                                </w:pPr>
-                                <w:r>
-                                  <w:rPr>
-                                    <w:b/>
-                                    <w:bCs/>
-                                    <w:sz w:val="28"/>
-                                    <w:szCs w:val="28"/>
-                                  </w:rPr>
-                                  <w:t>ID:</w:t>
-                                </w:r>
-                                <w:r>
-                                  <w:t xml:space="preserve"> </w:t>
-                                </w:r>
-                              </w:p>
-                              <w:p>
-                                <w:pPr>
-                                  <w:pStyle w:val="Footer"/>
-                                  <w:rPr>
-                                    <w:b/>
-                                    <w:bCs/>
-                                  </w:rPr>
-                                </w:pPr>
-                                <w:r>
-                                  <w:rPr>
-                                    <w:b/>
-                                    <w:bCs/>
-                                    <w:sz w:val="28"/>
-                                    <w:szCs w:val="28"/>
-                                  </w:rPr>
-                                  <w:t>ID:</w:t>
-                                </w:r>
-                              </w:p>
-                              <w:p>
-                                <w:pPr>
-                                  <w:pStyle w:val="Footer"/>
-                                  <w:rPr>
-                                    <w:b/>
-                                    <w:bCs/>
-                                  </w:rPr>
-                                </w:pPr>
-                                <w:r>
-                                  <w:rPr>
-                                    <w:b/>
-                                    <w:bCs/>
-                                    <w:sz w:val="28"/>
-                                    <w:szCs w:val="28"/>
-                                  </w:rPr>
-                                  <w:t>ID:</w:t>
-                                </w:r>
-                              </w:p>
-                            </w:tc>
-                          </w:tr>
-                          <w:tr>
-                            <w:trPr>
-                              <w:trHeight w:hRule="exact" w:val="86"/>
-                              <w:jc w:val="right"/>
-                            </w:trPr>
-                            <w:tc>
-                              <w:tcPr>
-                                <w:tcW w:w="1666" w:type="pct"/>
-                                <w:shd w:val="clear" w:color="auto" w:fill="000000" w:themeFill="text1"/>
-                              </w:tcPr>
-                              <w:p>
-                                <w:pPr>
-                                  <w:pStyle w:val="Footer"/>
-                                </w:pPr>
-                              </w:p>
-                            </w:tc>
-                            <w:tc>
-                              <w:tcPr>
-                                <w:tcW w:w="1667" w:type="pct"/>
-                                <w:shd w:val="clear" w:color="auto" w:fill="000000" w:themeFill="text1"/>
-                              </w:tcPr>
-                              <w:p>
-                                <w:pPr>
-                                  <w:pStyle w:val="Footer"/>
-                                </w:pPr>
-                              </w:p>
-                            </w:tc>
-                            <w:tc>
-                              <w:tcPr>
-                                <w:tcW w:w="1667" w:type="pct"/>
-                                <w:shd w:val="clear" w:color="auto" w:fill="000000" w:themeFill="text1"/>
-                              </w:tcPr>
-                              <w:p>
-                                <w:pPr>
-                                  <w:pStyle w:val="Footer"/>
-                                </w:pPr>
-                              </w:p>
-                            </w:tc>
-                          </w:tr>
-                        </w:tbl>
-                        <w:p>
-                          <w:pPr>
-                            <w:pStyle w:val="NoSpacing"/>
-                          </w:pPr>
-                        </w:p>
-                      </w:txbxContent>
-                    </v:textbox>
-                    <w10:wrap type="square" anchorx="page" anchory="margin"/>
-                  </v:shape>
-                </w:pict>
-              </mc:Fallback>
-            </mc:AlternateContent>
-          </w:r>
-          <w:r>
-            <w:rPr>
-              <w:rFonts w:ascii="Times New Roman" w:hAnsi="Times New Roman" w:cs="Times New Roman"/>
             </w:rPr>
             <w:br w:type="page"/>
           </w:r>
@@ -5614,13 +5634,71 @@
       </w:pPr>
       <w:r>
         <w:rPr>
+          <w:noProof/>
+        </w:rPr>
+        <w:lastRenderedPageBreak/>
+        <w:drawing>
+          <wp:anchor distT="0" distB="0" distL="114300" distR="114300" simplePos="0" relativeHeight="251686912" behindDoc="1" locked="0" layoutInCell="1" allowOverlap="1" wp14:anchorId="701ED53F" wp14:editId="1A9EE70D">
+            <wp:simplePos x="0" y="0"/>
+            <wp:positionH relativeFrom="column">
+              <wp:posOffset>-213360</wp:posOffset>
+            </wp:positionH>
+            <wp:positionV relativeFrom="paragraph">
+              <wp:posOffset>934720</wp:posOffset>
+            </wp:positionV>
+            <wp:extent cx="5349240" cy="3008630"/>
+            <wp:effectExtent l="0" t="0" r="3810" b="1270"/>
+            <wp:wrapTight wrapText="bothSides">
+              <wp:wrapPolygon edited="0">
+                <wp:start x="0" y="0"/>
+                <wp:lineTo x="0" y="21472"/>
+                <wp:lineTo x="21538" y="21472"/>
+                <wp:lineTo x="21538" y="0"/>
+                <wp:lineTo x="0" y="0"/>
+              </wp:wrapPolygon>
+            </wp:wrapTight>
+            <wp:docPr id="1172240250" name="Picture 1"/>
+            <wp:cNvGraphicFramePr>
+              <a:graphicFrameLocks xmlns:a="http://schemas.openxmlformats.org/drawingml/2006/main" noChangeAspect="1"/>
+            </wp:cNvGraphicFramePr>
+            <a:graphic xmlns:a="http://schemas.openxmlformats.org/drawingml/2006/main">
+              <a:graphicData uri="http://schemas.openxmlformats.org/drawingml/2006/picture">
+                <pic:pic xmlns:pic="http://schemas.openxmlformats.org/drawingml/2006/picture">
+                  <pic:nvPicPr>
+                    <pic:cNvPr id="1172240250" name="Picture 1"/>
+                    <pic:cNvPicPr>
+                      <a:picLocks noChangeAspect="1"/>
+                    </pic:cNvPicPr>
+                  </pic:nvPicPr>
+                  <pic:blipFill>
+                    <a:blip r:embed="rId15"/>
+                    <a:stretch>
+                      <a:fillRect/>
+                    </a:stretch>
+                  </pic:blipFill>
+                  <pic:spPr>
+                    <a:xfrm>
+                      <a:off x="0" y="0"/>
+                      <a:ext cx="5349240" cy="3008630"/>
+                    </a:xfrm>
+                    <a:prstGeom prst="rect">
+                      <a:avLst/>
+                    </a:prstGeom>
+                  </pic:spPr>
+                </pic:pic>
+              </a:graphicData>
+            </a:graphic>
+          </wp:anchor>
+        </w:drawing>
+      </w:r>
+      <w:r>
+        <w:rPr>
           <w:rFonts w:ascii="Times New Roman" w:eastAsia="Times New Roman" w:hAnsi="Times New Roman" w:cs="Times New Roman"/>
           <w:b/>
           <w:bCs/>
           <w:sz w:val="24"/>
           <w:szCs w:val="24"/>
         </w:rPr>
-        <w:lastRenderedPageBreak/>
         <w:t xml:space="preserve">Creating nodes: </w:t>
       </w:r>
       <w:r>
@@ -5638,32 +5716,1466 @@
         <w:ind w:left="504"/>
         <w:rPr>
           <w:rFonts w:ascii="Times New Roman" w:eastAsia="Times New Roman" w:hAnsi="Times New Roman" w:cs="Times New Roman"/>
-          <w:sz w:val="24"/>
-          <w:szCs w:val="24"/>
-        </w:rPr>
-      </w:pPr>
-    </w:p>
-    <w:p>
-      <w:pPr>
-        <w:spacing w:after="0" w:line="276" w:lineRule="auto"/>
-        <w:ind w:left="504"/>
-        <w:rPr>
-          <w:rFonts w:ascii="Times New Roman" w:eastAsia="Times New Roman" w:hAnsi="Times New Roman" w:cs="Times New Roman"/>
-          <w:sz w:val="24"/>
-          <w:szCs w:val="24"/>
-        </w:rPr>
-      </w:pPr>
-    </w:p>
-    <w:p>
-      <w:pPr>
-        <w:spacing w:after="0" w:line="276" w:lineRule="auto"/>
-        <w:ind w:left="504"/>
-        <w:rPr>
-          <w:rFonts w:ascii="Times New Roman" w:eastAsia="Times New Roman" w:hAnsi="Times New Roman" w:cs="Times New Roman"/>
-          <w:sz w:val="24"/>
-          <w:szCs w:val="24"/>
-        </w:rPr>
-      </w:pPr>
+          <w:b/>
+          <w:bCs/>
+          <w:sz w:val="24"/>
+          <w:szCs w:val="24"/>
+        </w:rPr>
+      </w:pPr>
+    </w:p>
+    <w:p>
+      <w:pPr>
+        <w:spacing w:after="0" w:line="276" w:lineRule="auto"/>
+        <w:ind w:left="504"/>
+        <w:rPr>
+          <w:rFonts w:ascii="Times New Roman" w:eastAsia="Times New Roman" w:hAnsi="Times New Roman" w:cs="Times New Roman"/>
+          <w:sz w:val="24"/>
+          <w:szCs w:val="24"/>
+        </w:rPr>
+      </w:pPr>
+    </w:p>
+    <w:tbl>
+      <w:tblPr>
+        <w:tblStyle w:val="TableGrid"/>
+        <w:tblW w:w="0" w:type="auto"/>
+        <w:tblInd w:w="504" w:type="dxa"/>
+        <w:tblLook w:val="04A0" w:firstRow="1" w:lastRow="0" w:firstColumn="1" w:lastColumn="0" w:noHBand="0" w:noVBand="1"/>
+      </w:tblPr>
+      <w:tblGrid>
+        <w:gridCol w:w="3968"/>
+        <w:gridCol w:w="3942"/>
+      </w:tblGrid>
+      <w:tr>
+        <w:trPr>
+          <w:cnfStyle w:val="100000000000" w:firstRow="1" w:lastRow="0" w:firstColumn="0" w:lastColumn="0" w:oddVBand="0" w:evenVBand="0" w:oddHBand="0" w:evenHBand="0" w:firstRowFirstColumn="0" w:firstRowLastColumn="0" w:lastRowFirstColumn="0" w:lastRowLastColumn="0"/>
+        </w:trPr>
+        <w:tc>
+          <w:tcPr>
+            <w:tcW w:w="4207" w:type="dxa"/>
+            <w:tcBorders>
+              <w:top w:val="single" w:sz="4" w:space="0" w:color="auto"/>
+              <w:left w:val="single" w:sz="4" w:space="0" w:color="auto"/>
+              <w:bottom w:val="single" w:sz="4" w:space="0" w:color="auto"/>
+              <w:right w:val="single" w:sz="4" w:space="0" w:color="auto"/>
+            </w:tcBorders>
+            <w:hideMark/>
+          </w:tcPr>
+          <w:p>
+            <w:pPr>
+              <w:spacing w:before="0" w:line="276" w:lineRule="auto"/>
+              <w:ind w:left="504" w:right="0"/>
+              <w:jc w:val="left"/>
+              <w:rPr>
+                <w:rFonts w:ascii="Times New Roman" w:eastAsia="Times New Roman" w:hAnsi="Times New Roman" w:cs="Times New Roman"/>
+                <w:bCs/>
+                <w:sz w:val="24"/>
+                <w:szCs w:val="24"/>
+              </w:rPr>
+            </w:pPr>
+            <w:r>
+              <w:rPr>
+                <w:rFonts w:ascii="Times New Roman" w:eastAsia="Times New Roman" w:hAnsi="Times New Roman" w:cs="Times New Roman"/>
+                <w:bCs/>
+                <w:sz w:val="24"/>
+                <w:szCs w:val="24"/>
+              </w:rPr>
+              <w:t>DEVICE</w:t>
+            </w:r>
+          </w:p>
+        </w:tc>
+        <w:tc>
+          <w:tcPr>
+            <w:tcW w:w="4207" w:type="dxa"/>
+            <w:tcBorders>
+              <w:top w:val="single" w:sz="4" w:space="0" w:color="auto"/>
+              <w:left w:val="single" w:sz="4" w:space="0" w:color="auto"/>
+              <w:bottom w:val="single" w:sz="4" w:space="0" w:color="auto"/>
+              <w:right w:val="single" w:sz="4" w:space="0" w:color="auto"/>
+            </w:tcBorders>
+            <w:hideMark/>
+          </w:tcPr>
+          <w:p>
+            <w:pPr>
+              <w:spacing w:before="0" w:line="276" w:lineRule="auto"/>
+              <w:ind w:left="504" w:right="0"/>
+              <w:jc w:val="left"/>
+              <w:rPr>
+                <w:rFonts w:ascii="Times New Roman" w:eastAsia="Times New Roman" w:hAnsi="Times New Roman" w:cs="Times New Roman"/>
+                <w:sz w:val="24"/>
+                <w:szCs w:val="24"/>
+              </w:rPr>
+            </w:pPr>
+            <w:r>
+              <w:rPr>
+                <w:rFonts w:ascii="Times New Roman" w:eastAsia="Times New Roman" w:hAnsi="Times New Roman" w:cs="Times New Roman"/>
+                <w:sz w:val="24"/>
+                <w:szCs w:val="24"/>
+              </w:rPr>
+              <w:t>TYPE</w:t>
+            </w:r>
+          </w:p>
+        </w:tc>
+      </w:tr>
+      <w:tr>
+        <w:tc>
+          <w:tcPr>
+            <w:tcW w:w="4207" w:type="dxa"/>
+            <w:tcBorders>
+              <w:top w:val="single" w:sz="4" w:space="0" w:color="auto"/>
+              <w:left w:val="single" w:sz="4" w:space="0" w:color="auto"/>
+              <w:bottom w:val="single" w:sz="4" w:space="0" w:color="auto"/>
+              <w:right w:val="single" w:sz="4" w:space="0" w:color="auto"/>
+            </w:tcBorders>
+            <w:hideMark/>
+          </w:tcPr>
+          <w:p>
+            <w:pPr>
+              <w:spacing w:before="0" w:line="276" w:lineRule="auto"/>
+              <w:ind w:left="504" w:right="0"/>
+              <w:rPr>
+                <w:rFonts w:ascii="Times New Roman" w:eastAsia="Times New Roman" w:hAnsi="Times New Roman" w:cs="Times New Roman"/>
+                <w:sz w:val="24"/>
+                <w:szCs w:val="24"/>
+              </w:rPr>
+            </w:pPr>
+            <w:r>
+              <w:rPr>
+                <w:rFonts w:ascii="Times New Roman" w:eastAsia="Times New Roman" w:hAnsi="Times New Roman" w:cs="Times New Roman"/>
+                <w:sz w:val="24"/>
+                <w:szCs w:val="24"/>
+              </w:rPr>
+              <w:t>R1-Main</w:t>
+            </w:r>
+          </w:p>
+        </w:tc>
+        <w:tc>
+          <w:tcPr>
+            <w:tcW w:w="4207" w:type="dxa"/>
+            <w:tcBorders>
+              <w:top w:val="single" w:sz="4" w:space="0" w:color="auto"/>
+              <w:left w:val="single" w:sz="4" w:space="0" w:color="auto"/>
+              <w:bottom w:val="single" w:sz="4" w:space="0" w:color="auto"/>
+              <w:right w:val="single" w:sz="4" w:space="0" w:color="auto"/>
+            </w:tcBorders>
+            <w:hideMark/>
+          </w:tcPr>
+          <w:p>
+            <w:pPr>
+              <w:spacing w:before="0" w:line="276" w:lineRule="auto"/>
+              <w:ind w:left="504" w:right="0"/>
+              <w:rPr>
+                <w:rFonts w:ascii="Times New Roman" w:eastAsia="Times New Roman" w:hAnsi="Times New Roman" w:cs="Times New Roman"/>
+                <w:sz w:val="24"/>
+                <w:szCs w:val="24"/>
+              </w:rPr>
+            </w:pPr>
+            <w:r>
+              <w:rPr>
+                <w:rFonts w:ascii="Times New Roman" w:eastAsia="Times New Roman" w:hAnsi="Times New Roman" w:cs="Times New Roman"/>
+                <w:sz w:val="24"/>
+                <w:szCs w:val="24"/>
+              </w:rPr>
+              <w:t>2911</w:t>
+            </w:r>
+          </w:p>
+        </w:tc>
+      </w:tr>
+      <w:tr>
+        <w:tc>
+          <w:tcPr>
+            <w:tcW w:w="4207" w:type="dxa"/>
+            <w:tcBorders>
+              <w:top w:val="single" w:sz="4" w:space="0" w:color="auto"/>
+              <w:left w:val="single" w:sz="4" w:space="0" w:color="auto"/>
+              <w:bottom w:val="single" w:sz="4" w:space="0" w:color="auto"/>
+              <w:right w:val="single" w:sz="4" w:space="0" w:color="auto"/>
+            </w:tcBorders>
+            <w:hideMark/>
+          </w:tcPr>
+          <w:p>
+            <w:pPr>
+              <w:spacing w:before="0" w:line="276" w:lineRule="auto"/>
+              <w:ind w:left="504" w:right="0"/>
+              <w:rPr>
+                <w:rFonts w:ascii="Times New Roman" w:eastAsia="Times New Roman" w:hAnsi="Times New Roman" w:cs="Times New Roman"/>
+                <w:sz w:val="24"/>
+                <w:szCs w:val="24"/>
+              </w:rPr>
+            </w:pPr>
+            <w:r>
+              <w:rPr>
+                <w:rFonts w:ascii="Times New Roman" w:eastAsia="Times New Roman" w:hAnsi="Times New Roman" w:cs="Times New Roman"/>
+                <w:sz w:val="24"/>
+                <w:szCs w:val="24"/>
+              </w:rPr>
+              <w:t>R2-Branch</w:t>
+            </w:r>
+          </w:p>
+        </w:tc>
+        <w:tc>
+          <w:tcPr>
+            <w:tcW w:w="4207" w:type="dxa"/>
+            <w:tcBorders>
+              <w:top w:val="single" w:sz="4" w:space="0" w:color="auto"/>
+              <w:left w:val="single" w:sz="4" w:space="0" w:color="auto"/>
+              <w:bottom w:val="single" w:sz="4" w:space="0" w:color="auto"/>
+              <w:right w:val="single" w:sz="4" w:space="0" w:color="auto"/>
+            </w:tcBorders>
+            <w:hideMark/>
+          </w:tcPr>
+          <w:p>
+            <w:pPr>
+              <w:spacing w:before="0" w:line="276" w:lineRule="auto"/>
+              <w:ind w:left="504" w:right="0"/>
+              <w:rPr>
+                <w:rFonts w:ascii="Times New Roman" w:eastAsia="Times New Roman" w:hAnsi="Times New Roman" w:cs="Times New Roman"/>
+                <w:sz w:val="24"/>
+                <w:szCs w:val="24"/>
+              </w:rPr>
+            </w:pPr>
+            <w:r>
+              <w:rPr>
+                <w:rFonts w:ascii="Times New Roman" w:eastAsia="Times New Roman" w:hAnsi="Times New Roman" w:cs="Times New Roman"/>
+                <w:sz w:val="24"/>
+                <w:szCs w:val="24"/>
+              </w:rPr>
+              <w:t>2911</w:t>
+            </w:r>
+          </w:p>
+        </w:tc>
+      </w:tr>
+      <w:tr>
+        <w:tc>
+          <w:tcPr>
+            <w:tcW w:w="4207" w:type="dxa"/>
+            <w:tcBorders>
+              <w:top w:val="single" w:sz="4" w:space="0" w:color="auto"/>
+              <w:left w:val="single" w:sz="4" w:space="0" w:color="auto"/>
+              <w:bottom w:val="single" w:sz="4" w:space="0" w:color="auto"/>
+              <w:right w:val="single" w:sz="4" w:space="0" w:color="auto"/>
+            </w:tcBorders>
+            <w:hideMark/>
+          </w:tcPr>
+          <w:p>
+            <w:pPr>
+              <w:spacing w:before="0" w:line="276" w:lineRule="auto"/>
+              <w:ind w:left="504" w:right="0"/>
+              <w:rPr>
+                <w:rFonts w:ascii="Times New Roman" w:eastAsia="Times New Roman" w:hAnsi="Times New Roman" w:cs="Times New Roman"/>
+                <w:sz w:val="24"/>
+                <w:szCs w:val="24"/>
+              </w:rPr>
+            </w:pPr>
+            <w:r>
+              <w:rPr>
+                <w:rFonts w:ascii="Times New Roman" w:eastAsia="Times New Roman" w:hAnsi="Times New Roman" w:cs="Times New Roman"/>
+                <w:sz w:val="24"/>
+                <w:szCs w:val="24"/>
+              </w:rPr>
+              <w:t>SW-LAN3-Library</w:t>
+            </w:r>
+          </w:p>
+        </w:tc>
+        <w:tc>
+          <w:tcPr>
+            <w:tcW w:w="4207" w:type="dxa"/>
+            <w:tcBorders>
+              <w:top w:val="single" w:sz="4" w:space="0" w:color="auto"/>
+              <w:left w:val="single" w:sz="4" w:space="0" w:color="auto"/>
+              <w:bottom w:val="single" w:sz="4" w:space="0" w:color="auto"/>
+              <w:right w:val="single" w:sz="4" w:space="0" w:color="auto"/>
+            </w:tcBorders>
+            <w:hideMark/>
+          </w:tcPr>
+          <w:p>
+            <w:pPr>
+              <w:spacing w:before="0" w:line="276" w:lineRule="auto"/>
+              <w:ind w:left="504" w:right="0"/>
+              <w:rPr>
+                <w:rFonts w:ascii="Times New Roman" w:eastAsia="Times New Roman" w:hAnsi="Times New Roman" w:cs="Times New Roman"/>
+                <w:sz w:val="24"/>
+                <w:szCs w:val="24"/>
+              </w:rPr>
+            </w:pPr>
+            <w:r>
+              <w:rPr>
+                <w:rFonts w:ascii="Times New Roman" w:eastAsia="Times New Roman" w:hAnsi="Times New Roman" w:cs="Times New Roman"/>
+                <w:sz w:val="24"/>
+                <w:szCs w:val="24"/>
+              </w:rPr>
+              <w:t>2960-24TT</w:t>
+            </w:r>
+          </w:p>
+        </w:tc>
+      </w:tr>
+      <w:tr>
+        <w:tc>
+          <w:tcPr>
+            <w:tcW w:w="4207" w:type="dxa"/>
+            <w:tcBorders>
+              <w:top w:val="single" w:sz="4" w:space="0" w:color="auto"/>
+              <w:left w:val="single" w:sz="4" w:space="0" w:color="auto"/>
+              <w:bottom w:val="single" w:sz="4" w:space="0" w:color="auto"/>
+              <w:right w:val="single" w:sz="4" w:space="0" w:color="auto"/>
+            </w:tcBorders>
+            <w:hideMark/>
+          </w:tcPr>
+          <w:p>
+            <w:pPr>
+              <w:spacing w:before="0" w:line="276" w:lineRule="auto"/>
+              <w:ind w:left="504" w:right="0"/>
+              <w:rPr>
+                <w:rFonts w:ascii="Times New Roman" w:eastAsia="Times New Roman" w:hAnsi="Times New Roman" w:cs="Times New Roman"/>
+                <w:sz w:val="24"/>
+                <w:szCs w:val="24"/>
+              </w:rPr>
+            </w:pPr>
+            <w:r>
+              <w:rPr>
+                <w:rFonts w:ascii="Times New Roman" w:eastAsia="Times New Roman" w:hAnsi="Times New Roman" w:cs="Times New Roman"/>
+                <w:sz w:val="24"/>
+                <w:szCs w:val="24"/>
+              </w:rPr>
+              <w:t>SW-LAN4-Faculty</w:t>
+            </w:r>
+          </w:p>
+        </w:tc>
+        <w:tc>
+          <w:tcPr>
+            <w:tcW w:w="4207" w:type="dxa"/>
+            <w:tcBorders>
+              <w:top w:val="single" w:sz="4" w:space="0" w:color="auto"/>
+              <w:left w:val="single" w:sz="4" w:space="0" w:color="auto"/>
+              <w:bottom w:val="single" w:sz="4" w:space="0" w:color="auto"/>
+              <w:right w:val="single" w:sz="4" w:space="0" w:color="auto"/>
+            </w:tcBorders>
+            <w:hideMark/>
+          </w:tcPr>
+          <w:p>
+            <w:pPr>
+              <w:spacing w:before="0" w:line="276" w:lineRule="auto"/>
+              <w:ind w:left="504" w:right="0"/>
+              <w:rPr>
+                <w:rFonts w:ascii="Times New Roman" w:eastAsia="Times New Roman" w:hAnsi="Times New Roman" w:cs="Times New Roman"/>
+                <w:sz w:val="24"/>
+                <w:szCs w:val="24"/>
+              </w:rPr>
+            </w:pPr>
+            <w:r>
+              <w:rPr>
+                <w:rFonts w:ascii="Times New Roman" w:eastAsia="Times New Roman" w:hAnsi="Times New Roman" w:cs="Times New Roman"/>
+                <w:sz w:val="24"/>
+                <w:szCs w:val="24"/>
+              </w:rPr>
+              <w:t>2960-24TT</w:t>
+            </w:r>
+          </w:p>
+        </w:tc>
+      </w:tr>
+      <w:tr>
+        <w:tc>
+          <w:tcPr>
+            <w:tcW w:w="4207" w:type="dxa"/>
+            <w:tcBorders>
+              <w:top w:val="single" w:sz="4" w:space="0" w:color="auto"/>
+              <w:left w:val="single" w:sz="4" w:space="0" w:color="auto"/>
+              <w:bottom w:val="single" w:sz="4" w:space="0" w:color="auto"/>
+              <w:right w:val="single" w:sz="4" w:space="0" w:color="auto"/>
+            </w:tcBorders>
+            <w:hideMark/>
+          </w:tcPr>
+          <w:p>
+            <w:pPr>
+              <w:spacing w:before="0" w:line="276" w:lineRule="auto"/>
+              <w:ind w:left="504" w:right="0"/>
+              <w:rPr>
+                <w:rFonts w:ascii="Times New Roman" w:eastAsia="Times New Roman" w:hAnsi="Times New Roman" w:cs="Times New Roman"/>
+                <w:sz w:val="24"/>
+                <w:szCs w:val="24"/>
+              </w:rPr>
+            </w:pPr>
+            <w:r>
+              <w:rPr>
+                <w:rFonts w:ascii="Times New Roman" w:eastAsia="Times New Roman" w:hAnsi="Times New Roman" w:cs="Times New Roman"/>
+                <w:sz w:val="24"/>
+                <w:szCs w:val="24"/>
+              </w:rPr>
+              <w:t>SW-LAN2-Admin</w:t>
+            </w:r>
+          </w:p>
+        </w:tc>
+        <w:tc>
+          <w:tcPr>
+            <w:tcW w:w="4207" w:type="dxa"/>
+            <w:tcBorders>
+              <w:top w:val="single" w:sz="4" w:space="0" w:color="auto"/>
+              <w:left w:val="single" w:sz="4" w:space="0" w:color="auto"/>
+              <w:bottom w:val="single" w:sz="4" w:space="0" w:color="auto"/>
+              <w:right w:val="single" w:sz="4" w:space="0" w:color="auto"/>
+            </w:tcBorders>
+            <w:hideMark/>
+          </w:tcPr>
+          <w:p>
+            <w:pPr>
+              <w:spacing w:before="0" w:line="276" w:lineRule="auto"/>
+              <w:ind w:left="504" w:right="0"/>
+              <w:rPr>
+                <w:rFonts w:ascii="Times New Roman" w:eastAsia="Times New Roman" w:hAnsi="Times New Roman" w:cs="Times New Roman"/>
+                <w:sz w:val="24"/>
+                <w:szCs w:val="24"/>
+              </w:rPr>
+            </w:pPr>
+            <w:r>
+              <w:rPr>
+                <w:rFonts w:ascii="Times New Roman" w:eastAsia="Times New Roman" w:hAnsi="Times New Roman" w:cs="Times New Roman"/>
+                <w:sz w:val="24"/>
+                <w:szCs w:val="24"/>
+              </w:rPr>
+              <w:t>2960-24TT</w:t>
+            </w:r>
+          </w:p>
+        </w:tc>
+      </w:tr>
+      <w:tr>
+        <w:tc>
+          <w:tcPr>
+            <w:tcW w:w="4207" w:type="dxa"/>
+            <w:tcBorders>
+              <w:top w:val="single" w:sz="4" w:space="0" w:color="auto"/>
+              <w:left w:val="single" w:sz="4" w:space="0" w:color="auto"/>
+              <w:bottom w:val="single" w:sz="4" w:space="0" w:color="auto"/>
+              <w:right w:val="single" w:sz="4" w:space="0" w:color="auto"/>
+            </w:tcBorders>
+            <w:hideMark/>
+          </w:tcPr>
+          <w:p>
+            <w:pPr>
+              <w:spacing w:before="0" w:line="276" w:lineRule="auto"/>
+              <w:ind w:left="504" w:right="0"/>
+              <w:rPr>
+                <w:rFonts w:ascii="Times New Roman" w:eastAsia="Times New Roman" w:hAnsi="Times New Roman" w:cs="Times New Roman"/>
+                <w:sz w:val="24"/>
+                <w:szCs w:val="24"/>
+              </w:rPr>
+            </w:pPr>
+            <w:r>
+              <w:rPr>
+                <w:rFonts w:ascii="Times New Roman" w:eastAsia="Times New Roman" w:hAnsi="Times New Roman" w:cs="Times New Roman"/>
+                <w:sz w:val="24"/>
+                <w:szCs w:val="24"/>
+              </w:rPr>
+              <w:t>SW-LAN1-Lab</w:t>
+            </w:r>
+          </w:p>
+        </w:tc>
+        <w:tc>
+          <w:tcPr>
+            <w:tcW w:w="4207" w:type="dxa"/>
+            <w:tcBorders>
+              <w:top w:val="single" w:sz="4" w:space="0" w:color="auto"/>
+              <w:left w:val="single" w:sz="4" w:space="0" w:color="auto"/>
+              <w:bottom w:val="single" w:sz="4" w:space="0" w:color="auto"/>
+              <w:right w:val="single" w:sz="4" w:space="0" w:color="auto"/>
+            </w:tcBorders>
+            <w:hideMark/>
+          </w:tcPr>
+          <w:p>
+            <w:pPr>
+              <w:spacing w:before="0" w:line="276" w:lineRule="auto"/>
+              <w:ind w:left="504" w:right="0"/>
+              <w:rPr>
+                <w:rFonts w:ascii="Times New Roman" w:eastAsia="Times New Roman" w:hAnsi="Times New Roman" w:cs="Times New Roman"/>
+                <w:sz w:val="24"/>
+                <w:szCs w:val="24"/>
+              </w:rPr>
+            </w:pPr>
+            <w:r>
+              <w:rPr>
+                <w:rFonts w:ascii="Times New Roman" w:eastAsia="Times New Roman" w:hAnsi="Times New Roman" w:cs="Times New Roman"/>
+                <w:sz w:val="24"/>
+                <w:szCs w:val="24"/>
+              </w:rPr>
+              <w:t>2960-24TT</w:t>
+            </w:r>
+          </w:p>
+        </w:tc>
+      </w:tr>
+      <w:tr>
+        <w:tc>
+          <w:tcPr>
+            <w:tcW w:w="4207" w:type="dxa"/>
+            <w:tcBorders>
+              <w:top w:val="single" w:sz="4" w:space="0" w:color="auto"/>
+              <w:left w:val="single" w:sz="4" w:space="0" w:color="auto"/>
+              <w:bottom w:val="single" w:sz="4" w:space="0" w:color="auto"/>
+              <w:right w:val="single" w:sz="4" w:space="0" w:color="auto"/>
+            </w:tcBorders>
+            <w:hideMark/>
+          </w:tcPr>
+          <w:p>
+            <w:pPr>
+              <w:spacing w:before="0" w:line="276" w:lineRule="auto"/>
+              <w:ind w:left="504" w:right="0"/>
+              <w:rPr>
+                <w:rFonts w:ascii="Times New Roman" w:eastAsia="Times New Roman" w:hAnsi="Times New Roman" w:cs="Times New Roman"/>
+                <w:sz w:val="24"/>
+                <w:szCs w:val="24"/>
+              </w:rPr>
+            </w:pPr>
+            <w:r>
+              <w:rPr>
+                <w:rFonts w:ascii="Times New Roman" w:eastAsia="Times New Roman" w:hAnsi="Times New Roman" w:cs="Times New Roman"/>
+                <w:sz w:val="24"/>
+                <w:szCs w:val="24"/>
+              </w:rPr>
+              <w:t>Lab-PC1</w:t>
+            </w:r>
+          </w:p>
+        </w:tc>
+        <w:tc>
+          <w:tcPr>
+            <w:tcW w:w="4207" w:type="dxa"/>
+            <w:tcBorders>
+              <w:top w:val="single" w:sz="4" w:space="0" w:color="auto"/>
+              <w:left w:val="single" w:sz="4" w:space="0" w:color="auto"/>
+              <w:bottom w:val="single" w:sz="4" w:space="0" w:color="auto"/>
+              <w:right w:val="single" w:sz="4" w:space="0" w:color="auto"/>
+            </w:tcBorders>
+            <w:hideMark/>
+          </w:tcPr>
+          <w:p>
+            <w:pPr>
+              <w:spacing w:before="0" w:line="276" w:lineRule="auto"/>
+              <w:ind w:left="504" w:right="0"/>
+              <w:rPr>
+                <w:rFonts w:ascii="Times New Roman" w:eastAsia="Times New Roman" w:hAnsi="Times New Roman" w:cs="Times New Roman"/>
+                <w:sz w:val="24"/>
+                <w:szCs w:val="24"/>
+              </w:rPr>
+            </w:pPr>
+            <w:r>
+              <w:rPr>
+                <w:rFonts w:ascii="Times New Roman" w:eastAsia="Times New Roman" w:hAnsi="Times New Roman" w:cs="Times New Roman"/>
+                <w:sz w:val="24"/>
+                <w:szCs w:val="24"/>
+              </w:rPr>
+              <w:t>PC-PT</w:t>
+            </w:r>
+          </w:p>
+        </w:tc>
+      </w:tr>
+      <w:tr>
+        <w:tc>
+          <w:tcPr>
+            <w:tcW w:w="4207" w:type="dxa"/>
+            <w:tcBorders>
+              <w:top w:val="single" w:sz="4" w:space="0" w:color="auto"/>
+              <w:left w:val="single" w:sz="4" w:space="0" w:color="auto"/>
+              <w:bottom w:val="single" w:sz="4" w:space="0" w:color="auto"/>
+              <w:right w:val="single" w:sz="4" w:space="0" w:color="auto"/>
+            </w:tcBorders>
+            <w:hideMark/>
+          </w:tcPr>
+          <w:p>
+            <w:pPr>
+              <w:spacing w:before="0" w:line="276" w:lineRule="auto"/>
+              <w:ind w:left="504" w:right="0"/>
+              <w:rPr>
+                <w:rFonts w:ascii="Times New Roman" w:eastAsia="Times New Roman" w:hAnsi="Times New Roman" w:cs="Times New Roman"/>
+                <w:sz w:val="24"/>
+                <w:szCs w:val="24"/>
+              </w:rPr>
+            </w:pPr>
+            <w:r>
+              <w:rPr>
+                <w:rFonts w:ascii="Times New Roman" w:eastAsia="Times New Roman" w:hAnsi="Times New Roman" w:cs="Times New Roman"/>
+                <w:sz w:val="24"/>
+                <w:szCs w:val="24"/>
+              </w:rPr>
+              <w:t>Lab-PC2</w:t>
+            </w:r>
+          </w:p>
+        </w:tc>
+        <w:tc>
+          <w:tcPr>
+            <w:tcW w:w="4207" w:type="dxa"/>
+            <w:tcBorders>
+              <w:top w:val="single" w:sz="4" w:space="0" w:color="auto"/>
+              <w:left w:val="single" w:sz="4" w:space="0" w:color="auto"/>
+              <w:bottom w:val="single" w:sz="4" w:space="0" w:color="auto"/>
+              <w:right w:val="single" w:sz="4" w:space="0" w:color="auto"/>
+            </w:tcBorders>
+            <w:hideMark/>
+          </w:tcPr>
+          <w:p>
+            <w:pPr>
+              <w:spacing w:before="0" w:line="276" w:lineRule="auto"/>
+              <w:ind w:left="504" w:right="0"/>
+              <w:rPr>
+                <w:rFonts w:ascii="Times New Roman" w:eastAsia="Times New Roman" w:hAnsi="Times New Roman" w:cs="Times New Roman"/>
+                <w:sz w:val="24"/>
+                <w:szCs w:val="24"/>
+              </w:rPr>
+            </w:pPr>
+            <w:r>
+              <w:rPr>
+                <w:rFonts w:ascii="Times New Roman" w:eastAsia="Times New Roman" w:hAnsi="Times New Roman" w:cs="Times New Roman"/>
+                <w:sz w:val="24"/>
+                <w:szCs w:val="24"/>
+              </w:rPr>
+              <w:t>PC-PT</w:t>
+            </w:r>
+          </w:p>
+        </w:tc>
+      </w:tr>
+      <w:tr>
+        <w:tc>
+          <w:tcPr>
+            <w:tcW w:w="4207" w:type="dxa"/>
+            <w:tcBorders>
+              <w:top w:val="single" w:sz="4" w:space="0" w:color="auto"/>
+              <w:left w:val="single" w:sz="4" w:space="0" w:color="auto"/>
+              <w:bottom w:val="single" w:sz="4" w:space="0" w:color="auto"/>
+              <w:right w:val="single" w:sz="4" w:space="0" w:color="auto"/>
+            </w:tcBorders>
+            <w:hideMark/>
+          </w:tcPr>
+          <w:p>
+            <w:pPr>
+              <w:spacing w:before="0" w:line="276" w:lineRule="auto"/>
+              <w:ind w:left="504" w:right="0"/>
+              <w:rPr>
+                <w:rFonts w:ascii="Times New Roman" w:eastAsia="Times New Roman" w:hAnsi="Times New Roman" w:cs="Times New Roman"/>
+                <w:sz w:val="24"/>
+                <w:szCs w:val="24"/>
+              </w:rPr>
+            </w:pPr>
+            <w:r>
+              <w:rPr>
+                <w:rFonts w:ascii="Times New Roman" w:eastAsia="Times New Roman" w:hAnsi="Times New Roman" w:cs="Times New Roman"/>
+                <w:sz w:val="24"/>
+                <w:szCs w:val="24"/>
+              </w:rPr>
+              <w:lastRenderedPageBreak/>
+              <w:t>Lab-PC3</w:t>
+            </w:r>
+          </w:p>
+        </w:tc>
+        <w:tc>
+          <w:tcPr>
+            <w:tcW w:w="4207" w:type="dxa"/>
+            <w:tcBorders>
+              <w:top w:val="single" w:sz="4" w:space="0" w:color="auto"/>
+              <w:left w:val="single" w:sz="4" w:space="0" w:color="auto"/>
+              <w:bottom w:val="single" w:sz="4" w:space="0" w:color="auto"/>
+              <w:right w:val="single" w:sz="4" w:space="0" w:color="auto"/>
+            </w:tcBorders>
+            <w:hideMark/>
+          </w:tcPr>
+          <w:p>
+            <w:pPr>
+              <w:spacing w:before="0" w:line="276" w:lineRule="auto"/>
+              <w:ind w:left="504" w:right="0"/>
+              <w:rPr>
+                <w:rFonts w:ascii="Times New Roman" w:eastAsia="Times New Roman" w:hAnsi="Times New Roman" w:cs="Times New Roman"/>
+                <w:sz w:val="24"/>
+                <w:szCs w:val="24"/>
+              </w:rPr>
+            </w:pPr>
+            <w:r>
+              <w:rPr>
+                <w:rFonts w:ascii="Times New Roman" w:eastAsia="Times New Roman" w:hAnsi="Times New Roman" w:cs="Times New Roman"/>
+                <w:sz w:val="24"/>
+                <w:szCs w:val="24"/>
+              </w:rPr>
+              <w:t>PC-PT</w:t>
+            </w:r>
+          </w:p>
+        </w:tc>
+      </w:tr>
+      <w:tr>
+        <w:tc>
+          <w:tcPr>
+            <w:tcW w:w="4207" w:type="dxa"/>
+            <w:tcBorders>
+              <w:top w:val="single" w:sz="4" w:space="0" w:color="auto"/>
+              <w:left w:val="single" w:sz="4" w:space="0" w:color="auto"/>
+              <w:bottom w:val="single" w:sz="4" w:space="0" w:color="auto"/>
+              <w:right w:val="single" w:sz="4" w:space="0" w:color="auto"/>
+            </w:tcBorders>
+            <w:hideMark/>
+          </w:tcPr>
+          <w:p>
+            <w:pPr>
+              <w:spacing w:before="0" w:line="276" w:lineRule="auto"/>
+              <w:ind w:left="504" w:right="0"/>
+              <w:rPr>
+                <w:rFonts w:ascii="Times New Roman" w:eastAsia="Times New Roman" w:hAnsi="Times New Roman" w:cs="Times New Roman"/>
+                <w:sz w:val="24"/>
+                <w:szCs w:val="24"/>
+              </w:rPr>
+            </w:pPr>
+            <w:r>
+              <w:rPr>
+                <w:rFonts w:ascii="Times New Roman" w:eastAsia="Times New Roman" w:hAnsi="Times New Roman" w:cs="Times New Roman"/>
+                <w:sz w:val="24"/>
+                <w:szCs w:val="24"/>
+              </w:rPr>
+              <w:t>Admin-PC1</w:t>
+            </w:r>
+          </w:p>
+        </w:tc>
+        <w:tc>
+          <w:tcPr>
+            <w:tcW w:w="4207" w:type="dxa"/>
+            <w:tcBorders>
+              <w:top w:val="single" w:sz="4" w:space="0" w:color="auto"/>
+              <w:left w:val="single" w:sz="4" w:space="0" w:color="auto"/>
+              <w:bottom w:val="single" w:sz="4" w:space="0" w:color="auto"/>
+              <w:right w:val="single" w:sz="4" w:space="0" w:color="auto"/>
+            </w:tcBorders>
+            <w:hideMark/>
+          </w:tcPr>
+          <w:p>
+            <w:pPr>
+              <w:spacing w:before="0" w:line="276" w:lineRule="auto"/>
+              <w:ind w:left="504" w:right="0"/>
+              <w:rPr>
+                <w:rFonts w:ascii="Times New Roman" w:eastAsia="Times New Roman" w:hAnsi="Times New Roman" w:cs="Times New Roman"/>
+                <w:sz w:val="24"/>
+                <w:szCs w:val="24"/>
+              </w:rPr>
+            </w:pPr>
+            <w:r>
+              <w:rPr>
+                <w:rFonts w:ascii="Times New Roman" w:eastAsia="Times New Roman" w:hAnsi="Times New Roman" w:cs="Times New Roman"/>
+                <w:sz w:val="24"/>
+                <w:szCs w:val="24"/>
+              </w:rPr>
+              <w:t>PC-PT</w:t>
+            </w:r>
+          </w:p>
+        </w:tc>
+      </w:tr>
+      <w:tr>
+        <w:tc>
+          <w:tcPr>
+            <w:tcW w:w="4207" w:type="dxa"/>
+            <w:tcBorders>
+              <w:top w:val="single" w:sz="4" w:space="0" w:color="auto"/>
+              <w:left w:val="single" w:sz="4" w:space="0" w:color="auto"/>
+              <w:bottom w:val="single" w:sz="4" w:space="0" w:color="auto"/>
+              <w:right w:val="single" w:sz="4" w:space="0" w:color="auto"/>
+            </w:tcBorders>
+            <w:hideMark/>
+          </w:tcPr>
+          <w:p>
+            <w:pPr>
+              <w:spacing w:before="0" w:line="276" w:lineRule="auto"/>
+              <w:ind w:left="504" w:right="0"/>
+              <w:rPr>
+                <w:rFonts w:ascii="Times New Roman" w:eastAsia="Times New Roman" w:hAnsi="Times New Roman" w:cs="Times New Roman"/>
+                <w:sz w:val="24"/>
+                <w:szCs w:val="24"/>
+              </w:rPr>
+            </w:pPr>
+            <w:r>
+              <w:rPr>
+                <w:rFonts w:ascii="Times New Roman" w:eastAsia="Times New Roman" w:hAnsi="Times New Roman" w:cs="Times New Roman"/>
+                <w:sz w:val="24"/>
+                <w:szCs w:val="24"/>
+              </w:rPr>
+              <w:t>Admin-PC2</w:t>
+            </w:r>
+          </w:p>
+        </w:tc>
+        <w:tc>
+          <w:tcPr>
+            <w:tcW w:w="4207" w:type="dxa"/>
+            <w:tcBorders>
+              <w:top w:val="single" w:sz="4" w:space="0" w:color="auto"/>
+              <w:left w:val="single" w:sz="4" w:space="0" w:color="auto"/>
+              <w:bottom w:val="single" w:sz="4" w:space="0" w:color="auto"/>
+              <w:right w:val="single" w:sz="4" w:space="0" w:color="auto"/>
+            </w:tcBorders>
+            <w:hideMark/>
+          </w:tcPr>
+          <w:p>
+            <w:pPr>
+              <w:spacing w:before="0" w:line="276" w:lineRule="auto"/>
+              <w:ind w:left="504" w:right="0"/>
+              <w:rPr>
+                <w:rFonts w:ascii="Times New Roman" w:eastAsia="Times New Roman" w:hAnsi="Times New Roman" w:cs="Times New Roman"/>
+                <w:sz w:val="24"/>
+                <w:szCs w:val="24"/>
+              </w:rPr>
+            </w:pPr>
+            <w:r>
+              <w:rPr>
+                <w:rFonts w:ascii="Times New Roman" w:eastAsia="Times New Roman" w:hAnsi="Times New Roman" w:cs="Times New Roman"/>
+                <w:sz w:val="24"/>
+                <w:szCs w:val="24"/>
+              </w:rPr>
+              <w:t>PC-PT</w:t>
+            </w:r>
+          </w:p>
+        </w:tc>
+      </w:tr>
+      <w:tr>
+        <w:tc>
+          <w:tcPr>
+            <w:tcW w:w="4207" w:type="dxa"/>
+            <w:tcBorders>
+              <w:top w:val="single" w:sz="4" w:space="0" w:color="auto"/>
+              <w:left w:val="single" w:sz="4" w:space="0" w:color="auto"/>
+              <w:bottom w:val="single" w:sz="4" w:space="0" w:color="auto"/>
+              <w:right w:val="single" w:sz="4" w:space="0" w:color="auto"/>
+            </w:tcBorders>
+            <w:hideMark/>
+          </w:tcPr>
+          <w:p>
+            <w:pPr>
+              <w:spacing w:before="0" w:line="276" w:lineRule="auto"/>
+              <w:ind w:left="504" w:right="0"/>
+              <w:rPr>
+                <w:rFonts w:ascii="Times New Roman" w:eastAsia="Times New Roman" w:hAnsi="Times New Roman" w:cs="Times New Roman"/>
+                <w:sz w:val="24"/>
+                <w:szCs w:val="24"/>
+              </w:rPr>
+            </w:pPr>
+            <w:r>
+              <w:rPr>
+                <w:rFonts w:ascii="Times New Roman" w:eastAsia="Times New Roman" w:hAnsi="Times New Roman" w:cs="Times New Roman"/>
+                <w:sz w:val="24"/>
+                <w:szCs w:val="24"/>
+              </w:rPr>
+              <w:t>Admin-PC3</w:t>
+            </w:r>
+          </w:p>
+        </w:tc>
+        <w:tc>
+          <w:tcPr>
+            <w:tcW w:w="4207" w:type="dxa"/>
+            <w:tcBorders>
+              <w:top w:val="single" w:sz="4" w:space="0" w:color="auto"/>
+              <w:left w:val="single" w:sz="4" w:space="0" w:color="auto"/>
+              <w:bottom w:val="single" w:sz="4" w:space="0" w:color="auto"/>
+              <w:right w:val="single" w:sz="4" w:space="0" w:color="auto"/>
+            </w:tcBorders>
+            <w:hideMark/>
+          </w:tcPr>
+          <w:p>
+            <w:pPr>
+              <w:spacing w:before="0" w:line="276" w:lineRule="auto"/>
+              <w:ind w:left="504" w:right="0"/>
+              <w:rPr>
+                <w:rFonts w:ascii="Times New Roman" w:eastAsia="Times New Roman" w:hAnsi="Times New Roman" w:cs="Times New Roman"/>
+                <w:sz w:val="24"/>
+                <w:szCs w:val="24"/>
+              </w:rPr>
+            </w:pPr>
+            <w:r>
+              <w:rPr>
+                <w:rFonts w:ascii="Times New Roman" w:eastAsia="Times New Roman" w:hAnsi="Times New Roman" w:cs="Times New Roman"/>
+                <w:sz w:val="24"/>
+                <w:szCs w:val="24"/>
+              </w:rPr>
+              <w:t>PC-PT</w:t>
+            </w:r>
+          </w:p>
+        </w:tc>
+      </w:tr>
+      <w:tr>
+        <w:tc>
+          <w:tcPr>
+            <w:tcW w:w="4207" w:type="dxa"/>
+            <w:tcBorders>
+              <w:top w:val="single" w:sz="4" w:space="0" w:color="auto"/>
+              <w:left w:val="single" w:sz="4" w:space="0" w:color="auto"/>
+              <w:bottom w:val="single" w:sz="4" w:space="0" w:color="auto"/>
+              <w:right w:val="single" w:sz="4" w:space="0" w:color="auto"/>
+            </w:tcBorders>
+            <w:hideMark/>
+          </w:tcPr>
+          <w:p>
+            <w:pPr>
+              <w:spacing w:before="0" w:line="276" w:lineRule="auto"/>
+              <w:ind w:left="504" w:right="0"/>
+              <w:rPr>
+                <w:rFonts w:ascii="Times New Roman" w:eastAsia="Times New Roman" w:hAnsi="Times New Roman" w:cs="Times New Roman"/>
+                <w:sz w:val="24"/>
+                <w:szCs w:val="24"/>
+              </w:rPr>
+            </w:pPr>
+            <w:r>
+              <w:rPr>
+                <w:rFonts w:ascii="Times New Roman" w:eastAsia="Times New Roman" w:hAnsi="Times New Roman" w:cs="Times New Roman"/>
+                <w:sz w:val="24"/>
+                <w:szCs w:val="24"/>
+              </w:rPr>
+              <w:t>Library-PC1</w:t>
+            </w:r>
+          </w:p>
+        </w:tc>
+        <w:tc>
+          <w:tcPr>
+            <w:tcW w:w="4207" w:type="dxa"/>
+            <w:tcBorders>
+              <w:top w:val="single" w:sz="4" w:space="0" w:color="auto"/>
+              <w:left w:val="single" w:sz="4" w:space="0" w:color="auto"/>
+              <w:bottom w:val="single" w:sz="4" w:space="0" w:color="auto"/>
+              <w:right w:val="single" w:sz="4" w:space="0" w:color="auto"/>
+            </w:tcBorders>
+            <w:hideMark/>
+          </w:tcPr>
+          <w:p>
+            <w:pPr>
+              <w:spacing w:before="0" w:line="276" w:lineRule="auto"/>
+              <w:ind w:left="504" w:right="0"/>
+              <w:rPr>
+                <w:rFonts w:ascii="Times New Roman" w:eastAsia="Times New Roman" w:hAnsi="Times New Roman" w:cs="Times New Roman"/>
+                <w:sz w:val="24"/>
+                <w:szCs w:val="24"/>
+              </w:rPr>
+            </w:pPr>
+            <w:r>
+              <w:rPr>
+                <w:rFonts w:ascii="Times New Roman" w:eastAsia="Times New Roman" w:hAnsi="Times New Roman" w:cs="Times New Roman"/>
+                <w:sz w:val="24"/>
+                <w:szCs w:val="24"/>
+              </w:rPr>
+              <w:t>PC-PT</w:t>
+            </w:r>
+          </w:p>
+        </w:tc>
+      </w:tr>
+      <w:tr>
+        <w:tc>
+          <w:tcPr>
+            <w:tcW w:w="4207" w:type="dxa"/>
+            <w:tcBorders>
+              <w:top w:val="single" w:sz="4" w:space="0" w:color="auto"/>
+              <w:left w:val="single" w:sz="4" w:space="0" w:color="auto"/>
+              <w:bottom w:val="single" w:sz="4" w:space="0" w:color="auto"/>
+              <w:right w:val="single" w:sz="4" w:space="0" w:color="auto"/>
+            </w:tcBorders>
+            <w:hideMark/>
+          </w:tcPr>
+          <w:p>
+            <w:pPr>
+              <w:spacing w:before="0" w:line="276" w:lineRule="auto"/>
+              <w:ind w:left="504" w:right="0"/>
+              <w:rPr>
+                <w:rFonts w:ascii="Times New Roman" w:eastAsia="Times New Roman" w:hAnsi="Times New Roman" w:cs="Times New Roman"/>
+                <w:sz w:val="24"/>
+                <w:szCs w:val="24"/>
+              </w:rPr>
+            </w:pPr>
+            <w:r>
+              <w:rPr>
+                <w:rFonts w:ascii="Times New Roman" w:eastAsia="Times New Roman" w:hAnsi="Times New Roman" w:cs="Times New Roman"/>
+                <w:sz w:val="24"/>
+                <w:szCs w:val="24"/>
+              </w:rPr>
+              <w:t>Library-PC2</w:t>
+            </w:r>
+          </w:p>
+        </w:tc>
+        <w:tc>
+          <w:tcPr>
+            <w:tcW w:w="4207" w:type="dxa"/>
+            <w:tcBorders>
+              <w:top w:val="single" w:sz="4" w:space="0" w:color="auto"/>
+              <w:left w:val="single" w:sz="4" w:space="0" w:color="auto"/>
+              <w:bottom w:val="single" w:sz="4" w:space="0" w:color="auto"/>
+              <w:right w:val="single" w:sz="4" w:space="0" w:color="auto"/>
+            </w:tcBorders>
+            <w:hideMark/>
+          </w:tcPr>
+          <w:p>
+            <w:pPr>
+              <w:spacing w:before="0" w:line="276" w:lineRule="auto"/>
+              <w:ind w:left="504" w:right="0"/>
+              <w:rPr>
+                <w:rFonts w:ascii="Times New Roman" w:eastAsia="Times New Roman" w:hAnsi="Times New Roman" w:cs="Times New Roman"/>
+                <w:sz w:val="24"/>
+                <w:szCs w:val="24"/>
+              </w:rPr>
+            </w:pPr>
+            <w:r>
+              <w:rPr>
+                <w:rFonts w:ascii="Times New Roman" w:eastAsia="Times New Roman" w:hAnsi="Times New Roman" w:cs="Times New Roman"/>
+                <w:sz w:val="24"/>
+                <w:szCs w:val="24"/>
+              </w:rPr>
+              <w:t>PC-PT</w:t>
+            </w:r>
+          </w:p>
+        </w:tc>
+      </w:tr>
+      <w:tr>
+        <w:tc>
+          <w:tcPr>
+            <w:tcW w:w="4207" w:type="dxa"/>
+            <w:tcBorders>
+              <w:top w:val="single" w:sz="4" w:space="0" w:color="auto"/>
+              <w:left w:val="single" w:sz="4" w:space="0" w:color="auto"/>
+              <w:bottom w:val="single" w:sz="4" w:space="0" w:color="auto"/>
+              <w:right w:val="single" w:sz="4" w:space="0" w:color="auto"/>
+            </w:tcBorders>
+            <w:hideMark/>
+          </w:tcPr>
+          <w:p>
+            <w:pPr>
+              <w:spacing w:before="0" w:line="276" w:lineRule="auto"/>
+              <w:ind w:left="504" w:right="0"/>
+              <w:rPr>
+                <w:rFonts w:ascii="Times New Roman" w:eastAsia="Times New Roman" w:hAnsi="Times New Roman" w:cs="Times New Roman"/>
+                <w:sz w:val="24"/>
+                <w:szCs w:val="24"/>
+              </w:rPr>
+            </w:pPr>
+            <w:r>
+              <w:rPr>
+                <w:rFonts w:ascii="Times New Roman" w:eastAsia="Times New Roman" w:hAnsi="Times New Roman" w:cs="Times New Roman"/>
+                <w:sz w:val="24"/>
+                <w:szCs w:val="24"/>
+              </w:rPr>
+              <w:t>Library-PC3</w:t>
+            </w:r>
+          </w:p>
+        </w:tc>
+        <w:tc>
+          <w:tcPr>
+            <w:tcW w:w="4207" w:type="dxa"/>
+            <w:tcBorders>
+              <w:top w:val="single" w:sz="4" w:space="0" w:color="auto"/>
+              <w:left w:val="single" w:sz="4" w:space="0" w:color="auto"/>
+              <w:bottom w:val="single" w:sz="4" w:space="0" w:color="auto"/>
+              <w:right w:val="single" w:sz="4" w:space="0" w:color="auto"/>
+            </w:tcBorders>
+            <w:hideMark/>
+          </w:tcPr>
+          <w:p>
+            <w:pPr>
+              <w:spacing w:before="0" w:line="276" w:lineRule="auto"/>
+              <w:ind w:left="504" w:right="0"/>
+              <w:rPr>
+                <w:rFonts w:ascii="Times New Roman" w:eastAsia="Times New Roman" w:hAnsi="Times New Roman" w:cs="Times New Roman"/>
+                <w:sz w:val="24"/>
+                <w:szCs w:val="24"/>
+              </w:rPr>
+            </w:pPr>
+            <w:r>
+              <w:rPr>
+                <w:rFonts w:ascii="Times New Roman" w:eastAsia="Times New Roman" w:hAnsi="Times New Roman" w:cs="Times New Roman"/>
+                <w:sz w:val="24"/>
+                <w:szCs w:val="24"/>
+              </w:rPr>
+              <w:t>PC-PT</w:t>
+            </w:r>
+          </w:p>
+        </w:tc>
+      </w:tr>
+      <w:tr>
+        <w:tc>
+          <w:tcPr>
+            <w:tcW w:w="4207" w:type="dxa"/>
+            <w:tcBorders>
+              <w:top w:val="single" w:sz="4" w:space="0" w:color="auto"/>
+              <w:left w:val="single" w:sz="4" w:space="0" w:color="auto"/>
+              <w:bottom w:val="single" w:sz="4" w:space="0" w:color="auto"/>
+              <w:right w:val="single" w:sz="4" w:space="0" w:color="auto"/>
+            </w:tcBorders>
+            <w:hideMark/>
+          </w:tcPr>
+          <w:p>
+            <w:pPr>
+              <w:spacing w:before="0" w:line="276" w:lineRule="auto"/>
+              <w:ind w:left="504" w:right="0"/>
+              <w:rPr>
+                <w:rFonts w:ascii="Times New Roman" w:eastAsia="Times New Roman" w:hAnsi="Times New Roman" w:cs="Times New Roman"/>
+                <w:sz w:val="24"/>
+                <w:szCs w:val="24"/>
+              </w:rPr>
+            </w:pPr>
+            <w:r>
+              <w:rPr>
+                <w:rFonts w:ascii="Times New Roman" w:eastAsia="Times New Roman" w:hAnsi="Times New Roman" w:cs="Times New Roman"/>
+                <w:sz w:val="24"/>
+                <w:szCs w:val="24"/>
+              </w:rPr>
+              <w:t>Faculty-PC1</w:t>
+            </w:r>
+          </w:p>
+        </w:tc>
+        <w:tc>
+          <w:tcPr>
+            <w:tcW w:w="4207" w:type="dxa"/>
+            <w:tcBorders>
+              <w:top w:val="single" w:sz="4" w:space="0" w:color="auto"/>
+              <w:left w:val="single" w:sz="4" w:space="0" w:color="auto"/>
+              <w:bottom w:val="single" w:sz="4" w:space="0" w:color="auto"/>
+              <w:right w:val="single" w:sz="4" w:space="0" w:color="auto"/>
+            </w:tcBorders>
+            <w:hideMark/>
+          </w:tcPr>
+          <w:p>
+            <w:pPr>
+              <w:spacing w:before="0" w:line="276" w:lineRule="auto"/>
+              <w:ind w:left="504" w:right="0"/>
+              <w:rPr>
+                <w:rFonts w:ascii="Times New Roman" w:eastAsia="Times New Roman" w:hAnsi="Times New Roman" w:cs="Times New Roman"/>
+                <w:sz w:val="24"/>
+                <w:szCs w:val="24"/>
+              </w:rPr>
+            </w:pPr>
+            <w:r>
+              <w:rPr>
+                <w:rFonts w:ascii="Times New Roman" w:eastAsia="Times New Roman" w:hAnsi="Times New Roman" w:cs="Times New Roman"/>
+                <w:sz w:val="24"/>
+                <w:szCs w:val="24"/>
+              </w:rPr>
+              <w:t>PC-PT</w:t>
+            </w:r>
+          </w:p>
+        </w:tc>
+      </w:tr>
+      <w:tr>
+        <w:tc>
+          <w:tcPr>
+            <w:tcW w:w="4207" w:type="dxa"/>
+            <w:tcBorders>
+              <w:top w:val="single" w:sz="4" w:space="0" w:color="auto"/>
+              <w:left w:val="single" w:sz="4" w:space="0" w:color="auto"/>
+              <w:bottom w:val="single" w:sz="4" w:space="0" w:color="auto"/>
+              <w:right w:val="single" w:sz="4" w:space="0" w:color="auto"/>
+            </w:tcBorders>
+            <w:hideMark/>
+          </w:tcPr>
+          <w:p>
+            <w:pPr>
+              <w:spacing w:before="0" w:line="276" w:lineRule="auto"/>
+              <w:ind w:left="504" w:right="0"/>
+              <w:rPr>
+                <w:rFonts w:ascii="Times New Roman" w:eastAsia="Times New Roman" w:hAnsi="Times New Roman" w:cs="Times New Roman"/>
+                <w:sz w:val="24"/>
+                <w:szCs w:val="24"/>
+              </w:rPr>
+            </w:pPr>
+            <w:r>
+              <w:rPr>
+                <w:rFonts w:ascii="Times New Roman" w:eastAsia="Times New Roman" w:hAnsi="Times New Roman" w:cs="Times New Roman"/>
+                <w:sz w:val="24"/>
+                <w:szCs w:val="24"/>
+              </w:rPr>
+              <w:t>Faculty-PC2</w:t>
+            </w:r>
+          </w:p>
+        </w:tc>
+        <w:tc>
+          <w:tcPr>
+            <w:tcW w:w="4207" w:type="dxa"/>
+            <w:tcBorders>
+              <w:top w:val="single" w:sz="4" w:space="0" w:color="auto"/>
+              <w:left w:val="single" w:sz="4" w:space="0" w:color="auto"/>
+              <w:bottom w:val="single" w:sz="4" w:space="0" w:color="auto"/>
+              <w:right w:val="single" w:sz="4" w:space="0" w:color="auto"/>
+            </w:tcBorders>
+            <w:hideMark/>
+          </w:tcPr>
+          <w:p>
+            <w:pPr>
+              <w:spacing w:before="0" w:line="276" w:lineRule="auto"/>
+              <w:ind w:left="504" w:right="0"/>
+              <w:rPr>
+                <w:rFonts w:ascii="Times New Roman" w:eastAsia="Times New Roman" w:hAnsi="Times New Roman" w:cs="Times New Roman"/>
+                <w:sz w:val="24"/>
+                <w:szCs w:val="24"/>
+              </w:rPr>
+            </w:pPr>
+            <w:r>
+              <w:rPr>
+                <w:rFonts w:ascii="Times New Roman" w:eastAsia="Times New Roman" w:hAnsi="Times New Roman" w:cs="Times New Roman"/>
+                <w:sz w:val="24"/>
+                <w:szCs w:val="24"/>
+              </w:rPr>
+              <w:t>PC-PT</w:t>
+            </w:r>
+          </w:p>
+        </w:tc>
+      </w:tr>
+      <w:tr>
+        <w:tc>
+          <w:tcPr>
+            <w:tcW w:w="4207" w:type="dxa"/>
+            <w:tcBorders>
+              <w:top w:val="single" w:sz="4" w:space="0" w:color="auto"/>
+              <w:left w:val="single" w:sz="4" w:space="0" w:color="auto"/>
+              <w:bottom w:val="single" w:sz="4" w:space="0" w:color="auto"/>
+              <w:right w:val="single" w:sz="4" w:space="0" w:color="auto"/>
+            </w:tcBorders>
+            <w:hideMark/>
+          </w:tcPr>
+          <w:p>
+            <w:pPr>
+              <w:spacing w:before="0" w:line="276" w:lineRule="auto"/>
+              <w:ind w:left="504" w:right="0"/>
+              <w:rPr>
+                <w:rFonts w:ascii="Times New Roman" w:eastAsia="Times New Roman" w:hAnsi="Times New Roman" w:cs="Times New Roman"/>
+                <w:sz w:val="24"/>
+                <w:szCs w:val="24"/>
+              </w:rPr>
+            </w:pPr>
+            <w:r>
+              <w:rPr>
+                <w:rFonts w:ascii="Times New Roman" w:eastAsia="Times New Roman" w:hAnsi="Times New Roman" w:cs="Times New Roman"/>
+                <w:sz w:val="24"/>
+                <w:szCs w:val="24"/>
+              </w:rPr>
+              <w:t>Faculty-PC3</w:t>
+            </w:r>
+          </w:p>
+        </w:tc>
+        <w:tc>
+          <w:tcPr>
+            <w:tcW w:w="4207" w:type="dxa"/>
+            <w:tcBorders>
+              <w:top w:val="single" w:sz="4" w:space="0" w:color="auto"/>
+              <w:left w:val="single" w:sz="4" w:space="0" w:color="auto"/>
+              <w:bottom w:val="single" w:sz="4" w:space="0" w:color="auto"/>
+              <w:right w:val="single" w:sz="4" w:space="0" w:color="auto"/>
+            </w:tcBorders>
+            <w:hideMark/>
+          </w:tcPr>
+          <w:p>
+            <w:pPr>
+              <w:spacing w:before="0" w:line="276" w:lineRule="auto"/>
+              <w:ind w:left="504" w:right="0"/>
+              <w:rPr>
+                <w:rFonts w:ascii="Times New Roman" w:eastAsia="Times New Roman" w:hAnsi="Times New Roman" w:cs="Times New Roman"/>
+                <w:sz w:val="24"/>
+                <w:szCs w:val="24"/>
+              </w:rPr>
+            </w:pPr>
+            <w:r>
+              <w:rPr>
+                <w:rFonts w:ascii="Times New Roman" w:eastAsia="Times New Roman" w:hAnsi="Times New Roman" w:cs="Times New Roman"/>
+                <w:sz w:val="24"/>
+                <w:szCs w:val="24"/>
+              </w:rPr>
+              <w:t>PC-PT</w:t>
+            </w:r>
+          </w:p>
+        </w:tc>
+      </w:tr>
+    </w:tbl>
+    <w:p>
+      <w:pPr>
+        <w:spacing w:after="0" w:line="276" w:lineRule="auto"/>
+        <w:ind w:left="504"/>
+        <w:rPr>
+          <w:rFonts w:ascii="Times New Roman" w:eastAsia="Times New Roman" w:hAnsi="Times New Roman" w:cs="Times New Roman"/>
+          <w:sz w:val="24"/>
+          <w:szCs w:val="24"/>
+        </w:rPr>
+      </w:pPr>
+    </w:p>
+    <w:p>
+      <w:pPr>
+        <w:spacing w:after="0" w:line="276" w:lineRule="auto"/>
+        <w:ind w:left="504"/>
+        <w:rPr>
+          <w:rFonts w:ascii="Times New Roman" w:eastAsia="Times New Roman" w:hAnsi="Times New Roman" w:cs="Times New Roman"/>
+          <w:sz w:val="24"/>
+          <w:szCs w:val="24"/>
+        </w:rPr>
+      </w:pPr>
+    </w:p>
+    <w:p>
+      <w:pPr>
+        <w:spacing w:after="0" w:line="276" w:lineRule="auto"/>
+        <w:ind w:left="504"/>
+        <w:rPr>
+          <w:rFonts w:ascii="Times New Roman" w:eastAsia="Times New Roman" w:hAnsi="Times New Roman" w:cs="Times New Roman"/>
+          <w:b/>
+          <w:bCs/>
+          <w:sz w:val="24"/>
+          <w:szCs w:val="24"/>
+        </w:rPr>
+      </w:pPr>
+      <w:r>
+        <w:rPr>
+          <w:rFonts w:ascii="Times New Roman" w:eastAsia="Times New Roman" w:hAnsi="Times New Roman" w:cs="Times New Roman"/>
+          <w:b/>
+          <w:bCs/>
+          <w:sz w:val="24"/>
+          <w:szCs w:val="24"/>
+        </w:rPr>
+        <w:t>No renaming was done to the hostnames</w:t>
+      </w:r>
+    </w:p>
+    <w:p>
+      <w:pPr>
+        <w:spacing w:after="0" w:line="276" w:lineRule="auto"/>
+        <w:ind w:left="504"/>
+        <w:rPr>
+          <w:rFonts w:ascii="Times New Roman" w:eastAsia="Times New Roman" w:hAnsi="Times New Roman" w:cs="Times New Roman"/>
+          <w:b/>
+          <w:bCs/>
+          <w:sz w:val="24"/>
+          <w:szCs w:val="24"/>
+        </w:rPr>
+      </w:pPr>
+    </w:p>
+    <w:p>
+      <w:pPr>
+        <w:spacing w:after="0" w:line="276" w:lineRule="auto"/>
+        <w:ind w:left="504"/>
+        <w:rPr>
+          <w:rFonts w:ascii="Times New Roman" w:eastAsia="Times New Roman" w:hAnsi="Times New Roman" w:cs="Times New Roman"/>
+          <w:b/>
+          <w:bCs/>
+          <w:strike/>
+          <w:sz w:val="24"/>
+          <w:szCs w:val="24"/>
+        </w:rPr>
+      </w:pPr>
+      <w:r>
+        <w:rPr>
+          <w:rFonts w:ascii="Times New Roman" w:eastAsia="Times New Roman" w:hAnsi="Times New Roman" w:cs="Times New Roman"/>
+          <w:b/>
+          <w:bCs/>
+          <w:strike/>
+          <w:sz w:val="24"/>
+          <w:szCs w:val="24"/>
+        </w:rPr>
+        <w:t xml:space="preserve">In case of renaming put </w:t>
+      </w:r>
+      <w:proofErr w:type="gramStart"/>
+      <w:r>
+        <w:rPr>
+          <w:rFonts w:ascii="Times New Roman" w:eastAsia="Times New Roman" w:hAnsi="Times New Roman" w:cs="Times New Roman"/>
+          <w:b/>
+          <w:bCs/>
+          <w:strike/>
+          <w:sz w:val="24"/>
+          <w:szCs w:val="24"/>
+        </w:rPr>
+        <w:t>these command</w:t>
+      </w:r>
+      <w:proofErr w:type="gramEnd"/>
+      <w:r>
+        <w:rPr>
+          <w:rFonts w:ascii="Times New Roman" w:eastAsia="Times New Roman" w:hAnsi="Times New Roman" w:cs="Times New Roman"/>
+          <w:b/>
+          <w:bCs/>
+          <w:strike/>
+          <w:sz w:val="24"/>
+          <w:szCs w:val="24"/>
+        </w:rPr>
+        <w:t>:</w:t>
+      </w:r>
+    </w:p>
+    <w:p>
+      <w:pPr>
+        <w:spacing w:after="0" w:line="276" w:lineRule="auto"/>
+        <w:ind w:left="504"/>
+        <w:rPr>
+          <w:rFonts w:ascii="Times New Roman" w:eastAsia="Times New Roman" w:hAnsi="Times New Roman" w:cs="Times New Roman"/>
+          <w:b/>
+          <w:bCs/>
+          <w:strike/>
+          <w:sz w:val="24"/>
+          <w:szCs w:val="24"/>
+        </w:rPr>
+      </w:pPr>
+      <w:r>
+        <w:rPr>
+          <w:rFonts w:ascii="Times New Roman" w:eastAsia="Times New Roman" w:hAnsi="Times New Roman" w:cs="Times New Roman"/>
+          <w:b/>
+          <w:bCs/>
+          <w:strike/>
+          <w:sz w:val="24"/>
+          <w:szCs w:val="24"/>
+        </w:rPr>
+        <w:t>Router&gt; enable</w:t>
+      </w:r>
+    </w:p>
+    <w:p>
+      <w:pPr>
+        <w:spacing w:after="0" w:line="276" w:lineRule="auto"/>
+        <w:ind w:left="504"/>
+        <w:rPr>
+          <w:rFonts w:ascii="Times New Roman" w:eastAsia="Times New Roman" w:hAnsi="Times New Roman" w:cs="Times New Roman"/>
+          <w:b/>
+          <w:bCs/>
+          <w:strike/>
+          <w:sz w:val="24"/>
+          <w:szCs w:val="24"/>
+        </w:rPr>
+      </w:pPr>
+      <w:r>
+        <w:rPr>
+          <w:rFonts w:ascii="Times New Roman" w:eastAsia="Times New Roman" w:hAnsi="Times New Roman" w:cs="Times New Roman"/>
+          <w:b/>
+          <w:bCs/>
+          <w:strike/>
+          <w:sz w:val="24"/>
+          <w:szCs w:val="24"/>
+        </w:rPr>
+        <w:t>Router&gt; configure terminal</w:t>
+      </w:r>
+    </w:p>
+    <w:p>
+      <w:pPr>
+        <w:spacing w:after="0" w:line="276" w:lineRule="auto"/>
+        <w:ind w:left="504"/>
+        <w:rPr>
+          <w:rFonts w:ascii="Times New Roman" w:eastAsia="Times New Roman" w:hAnsi="Times New Roman" w:cs="Times New Roman"/>
+          <w:b/>
+          <w:bCs/>
+          <w:strike/>
+          <w:sz w:val="24"/>
+          <w:szCs w:val="24"/>
+        </w:rPr>
+      </w:pPr>
+      <w:r>
+        <w:rPr>
+          <w:rFonts w:ascii="Times New Roman" w:eastAsia="Times New Roman" w:hAnsi="Times New Roman" w:cs="Times New Roman"/>
+          <w:b/>
+          <w:bCs/>
+          <w:strike/>
+          <w:sz w:val="24"/>
+          <w:szCs w:val="24"/>
+        </w:rPr>
+        <w:t>Router&gt; hostname R1</w:t>
+      </w:r>
+    </w:p>
+    <w:p>
+      <w:pPr>
+        <w:spacing w:after="0" w:line="276" w:lineRule="auto"/>
+        <w:ind w:left="504"/>
+        <w:rPr>
+          <w:rFonts w:ascii="Times New Roman" w:eastAsia="Times New Roman" w:hAnsi="Times New Roman" w:cs="Times New Roman"/>
+          <w:b/>
+          <w:bCs/>
+          <w:strike/>
+          <w:sz w:val="24"/>
+          <w:szCs w:val="24"/>
+        </w:rPr>
+      </w:pPr>
+      <w:r>
+        <w:rPr>
+          <w:rFonts w:ascii="Times New Roman" w:eastAsia="Times New Roman" w:hAnsi="Times New Roman" w:cs="Times New Roman"/>
+          <w:b/>
+          <w:bCs/>
+          <w:strike/>
+          <w:sz w:val="24"/>
+          <w:szCs w:val="24"/>
+        </w:rPr>
+        <w:t>R1(config)#</w:t>
+      </w:r>
     </w:p>
     <w:p>
       <w:pPr>
@@ -5972,7 +7484,6 @@
           <w:sz w:val="24"/>
           <w:szCs w:val="24"/>
         </w:rPr>
-        <w:lastRenderedPageBreak/>
         <w:t xml:space="preserve">Giving connections in the LAN: </w:t>
       </w:r>
       <w:r>
@@ -6346,7 +7857,6 @@
           <w:sz w:val="24"/>
           <w:szCs w:val="24"/>
         </w:rPr>
-        <w:lastRenderedPageBreak/>
         <w:t xml:space="preserve">Assigning IP addresses: </w:t>
       </w:r>
       <w:r>
@@ -6358,7 +7868,6 @@
         <w:t xml:space="preserve">Show screenshots of IP address, subnet mask, and default gateway assignment on at least one end device in each LAN, and the commands used to configure the router LAN interfaces (e.g., interface, </w:t>
       </w:r>
       <w:proofErr w:type="spellStart"/>
-      <w:proofErr w:type="gramStart"/>
       <w:r>
         <w:rPr>
           <w:rFonts w:ascii="Times New Roman" w:eastAsia="Times New Roman" w:hAnsi="Times New Roman" w:cs="Times New Roman"/>
@@ -6368,7 +7877,6 @@
         <w:t>ip</w:t>
       </w:r>
       <w:proofErr w:type="spellEnd"/>
-      <w:proofErr w:type="gramEnd"/>
       <w:r>
         <w:rPr>
           <w:rFonts w:ascii="Times New Roman" w:eastAsia="Times New Roman" w:hAnsi="Times New Roman" w:cs="Times New Roman"/>
@@ -6440,6 +7948,7 @@
       <w:r>
         <w:rPr>
           <w:rFonts w:ascii="Times New Roman" w:eastAsia="Times New Roman" w:hAnsi="Times New Roman" w:cs="Times New Roman"/>
+          <w:noProof/>
           <w:sz w:val="24"/>
           <w:szCs w:val="24"/>
         </w:rPr>
@@ -6459,7 +7968,7 @@
                     <pic:cNvPicPr/>
                   </pic:nvPicPr>
                   <pic:blipFill>
-                    <a:blip r:embed="rId15"/>
+                    <a:blip r:embed="rId16"/>
                     <a:stretch>
                       <a:fillRect/>
                     </a:stretch>
@@ -6508,9 +8017,11 @@
       <w:r>
         <w:rPr>
           <w:rFonts w:ascii="Times New Roman" w:eastAsia="Times New Roman" w:hAnsi="Times New Roman" w:cs="Times New Roman"/>
-          <w:sz w:val="24"/>
-          <w:szCs w:val="24"/>
-        </w:rPr>
+          <w:noProof/>
+          <w:sz w:val="24"/>
+          <w:szCs w:val="24"/>
+        </w:rPr>
+        <w:lastRenderedPageBreak/>
         <w:drawing>
           <wp:inline distT="0" distB="0" distL="0" distR="0" wp14:anchorId="4E30111E" wp14:editId="049DECD2">
             <wp:extent cx="5349240" cy="2740025"/>
@@ -6527,7 +8038,7 @@
                     <pic:cNvPicPr/>
                   </pic:nvPicPr>
                   <pic:blipFill>
-                    <a:blip r:embed="rId16"/>
+                    <a:blip r:embed="rId17"/>
                     <a:stretch>
                       <a:fillRect/>
                     </a:stretch>
@@ -6563,10 +8074,10 @@
       <w:r>
         <w:rPr>
           <w:rFonts w:ascii="Times New Roman" w:eastAsia="Times New Roman" w:hAnsi="Times New Roman" w:cs="Times New Roman"/>
-          <w:sz w:val="24"/>
-          <w:szCs w:val="24"/>
-        </w:rPr>
-        <w:lastRenderedPageBreak/>
+          <w:noProof/>
+          <w:sz w:val="24"/>
+          <w:szCs w:val="24"/>
+        </w:rPr>
         <w:drawing>
           <wp:inline distT="0" distB="0" distL="0" distR="0" wp14:anchorId="6D9C6CEA" wp14:editId="1F5B9AC8">
             <wp:extent cx="5349240" cy="2750185"/>
@@ -6583,7 +8094,7 @@
                     <pic:cNvPicPr/>
                   </pic:nvPicPr>
                   <pic:blipFill>
-                    <a:blip r:embed="rId17"/>
+                    <a:blip r:embed="rId18"/>
                     <a:stretch>
                       <a:fillRect/>
                     </a:stretch>
@@ -6632,9 +8143,11 @@
       <w:r>
         <w:rPr>
           <w:rFonts w:ascii="Times New Roman" w:eastAsia="Times New Roman" w:hAnsi="Times New Roman" w:cs="Times New Roman"/>
-          <w:sz w:val="24"/>
-          <w:szCs w:val="24"/>
-        </w:rPr>
+          <w:noProof/>
+          <w:sz w:val="24"/>
+          <w:szCs w:val="24"/>
+        </w:rPr>
+        <w:lastRenderedPageBreak/>
         <w:drawing>
           <wp:inline distT="0" distB="0" distL="0" distR="0" wp14:anchorId="395E27B5" wp14:editId="5A224757">
             <wp:extent cx="5349240" cy="2759710"/>
@@ -6651,7 +8164,7 @@
                     <pic:cNvPicPr/>
                   </pic:nvPicPr>
                   <pic:blipFill>
-                    <a:blip r:embed="rId18"/>
+                    <a:blip r:embed="rId19"/>
                     <a:stretch>
                       <a:fillRect/>
                     </a:stretch>
@@ -6772,7 +8285,26 @@
           <w:sz w:val="24"/>
           <w:szCs w:val="24"/>
         </w:rPr>
-        <w:t>R1(</w:t>
+        <w:t>R1(config)#interface GigabitEthernet0/0</w:t>
+      </w:r>
+    </w:p>
+    <w:p>
+      <w:pPr>
+        <w:spacing w:after="0" w:line="276" w:lineRule="auto"/>
+        <w:ind w:left="504"/>
+        <w:rPr>
+          <w:rFonts w:ascii="Times New Roman" w:eastAsia="Times New Roman" w:hAnsi="Times New Roman" w:cs="Times New Roman"/>
+          <w:sz w:val="24"/>
+          <w:szCs w:val="24"/>
+        </w:rPr>
+      </w:pPr>
+      <w:r>
+        <w:rPr>
+          <w:rFonts w:ascii="Times New Roman" w:eastAsia="Times New Roman" w:hAnsi="Times New Roman" w:cs="Times New Roman"/>
+          <w:sz w:val="24"/>
+          <w:szCs w:val="24"/>
+        </w:rPr>
+        <w:t>R1(config-</w:t>
       </w:r>
       <w:proofErr w:type="gramStart"/>
       <w:r>
@@ -6781,7 +8313,7 @@
           <w:sz w:val="24"/>
           <w:szCs w:val="24"/>
         </w:rPr>
-        <w:t>config)#</w:t>
+        <w:t>if)#</w:t>
       </w:r>
       <w:proofErr w:type="gramEnd"/>
       <w:r>
@@ -6790,7 +8322,211 @@
           <w:sz w:val="24"/>
           <w:szCs w:val="24"/>
         </w:rPr>
-        <w:t>interface GigabitEthernet0/0</w:t>
+        <w:t>shutdown</w:t>
+      </w:r>
+    </w:p>
+    <w:p>
+      <w:pPr>
+        <w:spacing w:after="0" w:line="276" w:lineRule="auto"/>
+        <w:ind w:left="504"/>
+        <w:rPr>
+          <w:rFonts w:ascii="Times New Roman" w:eastAsia="Times New Roman" w:hAnsi="Times New Roman" w:cs="Times New Roman"/>
+          <w:sz w:val="24"/>
+          <w:szCs w:val="24"/>
+        </w:rPr>
+      </w:pPr>
+      <w:r>
+        <w:rPr>
+          <w:rFonts w:ascii="Times New Roman" w:eastAsia="Times New Roman" w:hAnsi="Times New Roman" w:cs="Times New Roman"/>
+          <w:sz w:val="24"/>
+          <w:szCs w:val="24"/>
+        </w:rPr>
+        <w:t>R1(config-</w:t>
+      </w:r>
+      <w:proofErr w:type="gramStart"/>
+      <w:r>
+        <w:rPr>
+          <w:rFonts w:ascii="Times New Roman" w:eastAsia="Times New Roman" w:hAnsi="Times New Roman" w:cs="Times New Roman"/>
+          <w:sz w:val="24"/>
+          <w:szCs w:val="24"/>
+        </w:rPr>
+        <w:t>if)#</w:t>
+      </w:r>
+      <w:proofErr w:type="gramEnd"/>
+    </w:p>
+    <w:p>
+      <w:pPr>
+        <w:spacing w:after="0" w:line="276" w:lineRule="auto"/>
+        <w:ind w:left="504"/>
+        <w:rPr>
+          <w:rFonts w:ascii="Times New Roman" w:eastAsia="Times New Roman" w:hAnsi="Times New Roman" w:cs="Times New Roman"/>
+          <w:sz w:val="24"/>
+          <w:szCs w:val="24"/>
+        </w:rPr>
+      </w:pPr>
+      <w:r>
+        <w:rPr>
+          <w:rFonts w:ascii="Times New Roman" w:eastAsia="Times New Roman" w:hAnsi="Times New Roman" w:cs="Times New Roman"/>
+          <w:sz w:val="24"/>
+          <w:szCs w:val="24"/>
+        </w:rPr>
+        <w:t>%LINK-5-CHANGED: Interface GigabitEthernet0/0, changed state to administratively down</w:t>
+      </w:r>
+    </w:p>
+    <w:p>
+      <w:pPr>
+        <w:spacing w:after="0" w:line="276" w:lineRule="auto"/>
+        <w:ind w:left="504"/>
+        <w:rPr>
+          <w:rFonts w:ascii="Times New Roman" w:eastAsia="Times New Roman" w:hAnsi="Times New Roman" w:cs="Times New Roman"/>
+          <w:sz w:val="24"/>
+          <w:szCs w:val="24"/>
+        </w:rPr>
+      </w:pPr>
+    </w:p>
+    <w:p>
+      <w:pPr>
+        <w:spacing w:after="0" w:line="276" w:lineRule="auto"/>
+        <w:ind w:left="504"/>
+        <w:rPr>
+          <w:rFonts w:ascii="Times New Roman" w:eastAsia="Times New Roman" w:hAnsi="Times New Roman" w:cs="Times New Roman"/>
+          <w:sz w:val="24"/>
+          <w:szCs w:val="24"/>
+        </w:rPr>
+      </w:pPr>
+      <w:r>
+        <w:rPr>
+          <w:rFonts w:ascii="Times New Roman" w:eastAsia="Times New Roman" w:hAnsi="Times New Roman" w:cs="Times New Roman"/>
+          <w:sz w:val="24"/>
+          <w:szCs w:val="24"/>
+        </w:rPr>
+        <w:t>%LINEPROTO-5-UPDOWN: Line protocol on Interface GigabitEthernet0/0, changed state to down</w:t>
+      </w:r>
+    </w:p>
+    <w:p>
+      <w:pPr>
+        <w:spacing w:after="0" w:line="276" w:lineRule="auto"/>
+        <w:ind w:left="504"/>
+        <w:rPr>
+          <w:rFonts w:ascii="Times New Roman" w:eastAsia="Times New Roman" w:hAnsi="Times New Roman" w:cs="Times New Roman"/>
+          <w:sz w:val="24"/>
+          <w:szCs w:val="24"/>
+        </w:rPr>
+      </w:pPr>
+      <w:r>
+        <w:rPr>
+          <w:rFonts w:ascii="Times New Roman" w:eastAsia="Times New Roman" w:hAnsi="Times New Roman" w:cs="Times New Roman"/>
+          <w:sz w:val="24"/>
+          <w:szCs w:val="24"/>
+        </w:rPr>
+        <w:t>no shutdown</w:t>
+      </w:r>
+    </w:p>
+    <w:p>
+      <w:pPr>
+        <w:spacing w:after="0" w:line="276" w:lineRule="auto"/>
+        <w:ind w:left="504"/>
+        <w:rPr>
+          <w:rFonts w:ascii="Times New Roman" w:eastAsia="Times New Roman" w:hAnsi="Times New Roman" w:cs="Times New Roman"/>
+          <w:sz w:val="24"/>
+          <w:szCs w:val="24"/>
+        </w:rPr>
+      </w:pPr>
+      <w:r>
+        <w:rPr>
+          <w:rFonts w:ascii="Times New Roman" w:eastAsia="Times New Roman" w:hAnsi="Times New Roman" w:cs="Times New Roman"/>
+          <w:sz w:val="24"/>
+          <w:szCs w:val="24"/>
+        </w:rPr>
+        <w:t>R1(config-</w:t>
+      </w:r>
+      <w:proofErr w:type="gramStart"/>
+      <w:r>
+        <w:rPr>
+          <w:rFonts w:ascii="Times New Roman" w:eastAsia="Times New Roman" w:hAnsi="Times New Roman" w:cs="Times New Roman"/>
+          <w:sz w:val="24"/>
+          <w:szCs w:val="24"/>
+        </w:rPr>
+        <w:t>if)#</w:t>
+      </w:r>
+      <w:proofErr w:type="gramEnd"/>
+    </w:p>
+    <w:p>
+      <w:pPr>
+        <w:spacing w:after="0" w:line="276" w:lineRule="auto"/>
+        <w:ind w:left="504"/>
+        <w:rPr>
+          <w:rFonts w:ascii="Times New Roman" w:eastAsia="Times New Roman" w:hAnsi="Times New Roman" w:cs="Times New Roman"/>
+          <w:sz w:val="24"/>
+          <w:szCs w:val="24"/>
+        </w:rPr>
+      </w:pPr>
+      <w:r>
+        <w:rPr>
+          <w:rFonts w:ascii="Times New Roman" w:eastAsia="Times New Roman" w:hAnsi="Times New Roman" w:cs="Times New Roman"/>
+          <w:sz w:val="24"/>
+          <w:szCs w:val="24"/>
+        </w:rPr>
+        <w:t>%LINK-5-CHANGED: Interface GigabitEthernet0/0, changed state to up</w:t>
+      </w:r>
+    </w:p>
+    <w:p>
+      <w:pPr>
+        <w:spacing w:after="0" w:line="276" w:lineRule="auto"/>
+        <w:ind w:left="504"/>
+        <w:rPr>
+          <w:rFonts w:ascii="Times New Roman" w:eastAsia="Times New Roman" w:hAnsi="Times New Roman" w:cs="Times New Roman"/>
+          <w:sz w:val="24"/>
+          <w:szCs w:val="24"/>
+        </w:rPr>
+      </w:pPr>
+    </w:p>
+    <w:p>
+      <w:pPr>
+        <w:spacing w:after="0" w:line="276" w:lineRule="auto"/>
+        <w:ind w:left="504"/>
+        <w:rPr>
+          <w:rFonts w:ascii="Times New Roman" w:eastAsia="Times New Roman" w:hAnsi="Times New Roman" w:cs="Times New Roman"/>
+          <w:sz w:val="24"/>
+          <w:szCs w:val="24"/>
+        </w:rPr>
+      </w:pPr>
+      <w:r>
+        <w:rPr>
+          <w:rFonts w:ascii="Times New Roman" w:eastAsia="Times New Roman" w:hAnsi="Times New Roman" w:cs="Times New Roman"/>
+          <w:sz w:val="24"/>
+          <w:szCs w:val="24"/>
+        </w:rPr>
+        <w:t>%LINEPROTO-5-UPDOWN: Line protocol on Interface GigabitEthernet0/0, changed state to up</w:t>
+      </w:r>
+    </w:p>
+    <w:p>
+      <w:pPr>
+        <w:spacing w:after="0" w:line="276" w:lineRule="auto"/>
+        <w:ind w:left="504"/>
+        <w:rPr>
+          <w:rFonts w:ascii="Times New Roman" w:eastAsia="Times New Roman" w:hAnsi="Times New Roman" w:cs="Times New Roman"/>
+          <w:sz w:val="24"/>
+          <w:szCs w:val="24"/>
+        </w:rPr>
+      </w:pPr>
+      <w:proofErr w:type="spellStart"/>
+      <w:r>
+        <w:rPr>
+          <w:rFonts w:ascii="Times New Roman" w:eastAsia="Times New Roman" w:hAnsi="Times New Roman" w:cs="Times New Roman"/>
+          <w:sz w:val="24"/>
+          <w:szCs w:val="24"/>
+        </w:rPr>
+        <w:t>ip</w:t>
+      </w:r>
+      <w:proofErr w:type="spellEnd"/>
+      <w:r>
+        <w:rPr>
+          <w:rFonts w:ascii="Times New Roman" w:eastAsia="Times New Roman" w:hAnsi="Times New Roman" w:cs="Times New Roman"/>
+          <w:sz w:val="24"/>
+          <w:szCs w:val="24"/>
+        </w:rPr>
+        <w:t xml:space="preserve"> address 172.16.10.1 255.255.255.0</w:t>
       </w:r>
     </w:p>
     <w:p>
@@ -6828,6 +8564,165 @@
           <w:sz w:val="24"/>
           <w:szCs w:val="24"/>
         </w:rPr>
+        <w:t>ip address 172.16.10.1 255.255.255.0</w:t>
+      </w:r>
+    </w:p>
+    <w:p>
+      <w:pPr>
+        <w:spacing w:after="0" w:line="276" w:lineRule="auto"/>
+        <w:ind w:left="504"/>
+        <w:rPr>
+          <w:rFonts w:ascii="Times New Roman" w:eastAsia="Times New Roman" w:hAnsi="Times New Roman" w:cs="Times New Roman"/>
+          <w:sz w:val="24"/>
+          <w:szCs w:val="24"/>
+        </w:rPr>
+      </w:pPr>
+      <w:r>
+        <w:rPr>
+          <w:rFonts w:ascii="Times New Roman" w:eastAsia="Times New Roman" w:hAnsi="Times New Roman" w:cs="Times New Roman"/>
+          <w:sz w:val="24"/>
+          <w:szCs w:val="24"/>
+        </w:rPr>
+        <w:t>R1(config-</w:t>
+      </w:r>
+      <w:proofErr w:type="gramStart"/>
+      <w:r>
+        <w:rPr>
+          <w:rFonts w:ascii="Times New Roman" w:eastAsia="Times New Roman" w:hAnsi="Times New Roman" w:cs="Times New Roman"/>
+          <w:sz w:val="24"/>
+          <w:szCs w:val="24"/>
+        </w:rPr>
+        <w:t>if)#</w:t>
+      </w:r>
+      <w:proofErr w:type="gramEnd"/>
+      <w:r>
+        <w:rPr>
+          <w:rFonts w:ascii="Times New Roman" w:eastAsia="Times New Roman" w:hAnsi="Times New Roman" w:cs="Times New Roman"/>
+          <w:sz w:val="24"/>
+          <w:szCs w:val="24"/>
+        </w:rPr>
+        <w:t>ip address 172.16.10.1 255.255.255.0</w:t>
+      </w:r>
+    </w:p>
+    <w:p>
+      <w:pPr>
+        <w:spacing w:after="0" w:line="276" w:lineRule="auto"/>
+        <w:ind w:left="504"/>
+        <w:rPr>
+          <w:rFonts w:ascii="Times New Roman" w:eastAsia="Times New Roman" w:hAnsi="Times New Roman" w:cs="Times New Roman"/>
+          <w:sz w:val="24"/>
+          <w:szCs w:val="24"/>
+        </w:rPr>
+      </w:pPr>
+      <w:r>
+        <w:rPr>
+          <w:rFonts w:ascii="Times New Roman" w:eastAsia="Times New Roman" w:hAnsi="Times New Roman" w:cs="Times New Roman"/>
+          <w:sz w:val="24"/>
+          <w:szCs w:val="24"/>
+        </w:rPr>
+        <w:t>R1(config-</w:t>
+      </w:r>
+      <w:proofErr w:type="gramStart"/>
+      <w:r>
+        <w:rPr>
+          <w:rFonts w:ascii="Times New Roman" w:eastAsia="Times New Roman" w:hAnsi="Times New Roman" w:cs="Times New Roman"/>
+          <w:sz w:val="24"/>
+          <w:szCs w:val="24"/>
+        </w:rPr>
+        <w:t>if)#</w:t>
+      </w:r>
+      <w:proofErr w:type="gramEnd"/>
+    </w:p>
+    <w:p>
+      <w:pPr>
+        <w:spacing w:after="0" w:line="276" w:lineRule="auto"/>
+        <w:ind w:left="504"/>
+        <w:rPr>
+          <w:rFonts w:ascii="Times New Roman" w:eastAsia="Times New Roman" w:hAnsi="Times New Roman" w:cs="Times New Roman"/>
+          <w:sz w:val="24"/>
+          <w:szCs w:val="24"/>
+        </w:rPr>
+      </w:pPr>
+      <w:r>
+        <w:rPr>
+          <w:rFonts w:ascii="Times New Roman" w:eastAsia="Times New Roman" w:hAnsi="Times New Roman" w:cs="Times New Roman"/>
+          <w:sz w:val="24"/>
+          <w:szCs w:val="24"/>
+        </w:rPr>
+        <w:t>R1(config-</w:t>
+      </w:r>
+      <w:proofErr w:type="gramStart"/>
+      <w:r>
+        <w:rPr>
+          <w:rFonts w:ascii="Times New Roman" w:eastAsia="Times New Roman" w:hAnsi="Times New Roman" w:cs="Times New Roman"/>
+          <w:sz w:val="24"/>
+          <w:szCs w:val="24"/>
+        </w:rPr>
+        <w:t>if)#</w:t>
+      </w:r>
+      <w:proofErr w:type="gramEnd"/>
+      <w:r>
+        <w:rPr>
+          <w:rFonts w:ascii="Times New Roman" w:eastAsia="Times New Roman" w:hAnsi="Times New Roman" w:cs="Times New Roman"/>
+          <w:sz w:val="24"/>
+          <w:szCs w:val="24"/>
+        </w:rPr>
+        <w:t>exit</w:t>
+      </w:r>
+    </w:p>
+    <w:p>
+      <w:pPr>
+        <w:spacing w:after="0" w:line="276" w:lineRule="auto"/>
+        <w:ind w:left="504"/>
+        <w:rPr>
+          <w:rFonts w:ascii="Times New Roman" w:eastAsia="Times New Roman" w:hAnsi="Times New Roman" w:cs="Times New Roman"/>
+          <w:sz w:val="24"/>
+          <w:szCs w:val="24"/>
+        </w:rPr>
+      </w:pPr>
+      <w:r>
+        <w:rPr>
+          <w:rFonts w:ascii="Times New Roman" w:eastAsia="Times New Roman" w:hAnsi="Times New Roman" w:cs="Times New Roman"/>
+          <w:sz w:val="24"/>
+          <w:szCs w:val="24"/>
+        </w:rPr>
+        <w:t>R1(config)#interface GigabitEthernet0/1</w:t>
+      </w:r>
+    </w:p>
+    <w:p>
+      <w:pPr>
+        <w:spacing w:after="0" w:line="276" w:lineRule="auto"/>
+        <w:ind w:left="504"/>
+        <w:rPr>
+          <w:rFonts w:ascii="Times New Roman" w:eastAsia="Times New Roman" w:hAnsi="Times New Roman" w:cs="Times New Roman"/>
+          <w:sz w:val="24"/>
+          <w:szCs w:val="24"/>
+        </w:rPr>
+      </w:pPr>
+      <w:r>
+        <w:rPr>
+          <w:rFonts w:ascii="Times New Roman" w:eastAsia="Times New Roman" w:hAnsi="Times New Roman" w:cs="Times New Roman"/>
+          <w:sz w:val="24"/>
+          <w:szCs w:val="24"/>
+        </w:rPr>
+        <w:t>R1(config-</w:t>
+      </w:r>
+      <w:proofErr w:type="gramStart"/>
+      <w:r>
+        <w:rPr>
+          <w:rFonts w:ascii="Times New Roman" w:eastAsia="Times New Roman" w:hAnsi="Times New Roman" w:cs="Times New Roman"/>
+          <w:sz w:val="24"/>
+          <w:szCs w:val="24"/>
+        </w:rPr>
+        <w:t>if)#</w:t>
+      </w:r>
+      <w:proofErr w:type="gramEnd"/>
+      <w:r>
+        <w:rPr>
+          <w:rFonts w:ascii="Times New Roman" w:eastAsia="Times New Roman" w:hAnsi="Times New Roman" w:cs="Times New Roman"/>
+          <w:sz w:val="24"/>
+          <w:szCs w:val="24"/>
+        </w:rPr>
         <w:t>shutdown</w:t>
       </w:r>
     </w:p>
@@ -6876,49 +8771,76 @@
           <w:sz w:val="24"/>
           <w:szCs w:val="24"/>
         </w:rPr>
-        <w:t>%LINK-5-CHANGED: Interface GigabitEthernet0/0, changed state to administratively down</w:t>
-      </w:r>
-    </w:p>
-    <w:p>
-      <w:pPr>
-        <w:spacing w:after="0" w:line="276" w:lineRule="auto"/>
-        <w:ind w:left="504"/>
-        <w:rPr>
-          <w:rFonts w:ascii="Times New Roman" w:eastAsia="Times New Roman" w:hAnsi="Times New Roman" w:cs="Times New Roman"/>
-          <w:sz w:val="24"/>
-          <w:szCs w:val="24"/>
-        </w:rPr>
-      </w:pPr>
-    </w:p>
-    <w:p>
-      <w:pPr>
-        <w:spacing w:after="0" w:line="276" w:lineRule="auto"/>
-        <w:ind w:left="504"/>
-        <w:rPr>
-          <w:rFonts w:ascii="Times New Roman" w:eastAsia="Times New Roman" w:hAnsi="Times New Roman" w:cs="Times New Roman"/>
-          <w:sz w:val="24"/>
-          <w:szCs w:val="24"/>
-        </w:rPr>
-      </w:pPr>
-      <w:r>
-        <w:rPr>
-          <w:rFonts w:ascii="Times New Roman" w:eastAsia="Times New Roman" w:hAnsi="Times New Roman" w:cs="Times New Roman"/>
-          <w:sz w:val="24"/>
-          <w:szCs w:val="24"/>
-        </w:rPr>
-        <w:t>%LINEPROTO-5-UPDOWN: Line protocol on Interface GigabitEthernet0/0, changed state to down</w:t>
-      </w:r>
-    </w:p>
-    <w:p>
-      <w:pPr>
-        <w:spacing w:after="0" w:line="276" w:lineRule="auto"/>
-        <w:ind w:left="504"/>
-        <w:rPr>
-          <w:rFonts w:ascii="Times New Roman" w:eastAsia="Times New Roman" w:hAnsi="Times New Roman" w:cs="Times New Roman"/>
-          <w:sz w:val="24"/>
-          <w:szCs w:val="24"/>
-        </w:rPr>
-      </w:pPr>
+        <w:t>%LINK-5-CHANGED: Interface GigabitEthernet0/1, changed state to administratively down</w:t>
+      </w:r>
+    </w:p>
+    <w:p>
+      <w:pPr>
+        <w:spacing w:after="0" w:line="276" w:lineRule="auto"/>
+        <w:ind w:left="504"/>
+        <w:rPr>
+          <w:rFonts w:ascii="Times New Roman" w:eastAsia="Times New Roman" w:hAnsi="Times New Roman" w:cs="Times New Roman"/>
+          <w:sz w:val="24"/>
+          <w:szCs w:val="24"/>
+        </w:rPr>
+      </w:pPr>
+    </w:p>
+    <w:p>
+      <w:pPr>
+        <w:spacing w:after="0" w:line="276" w:lineRule="auto"/>
+        <w:ind w:left="504"/>
+        <w:rPr>
+          <w:rFonts w:ascii="Times New Roman" w:eastAsia="Times New Roman" w:hAnsi="Times New Roman" w:cs="Times New Roman"/>
+          <w:sz w:val="24"/>
+          <w:szCs w:val="24"/>
+        </w:rPr>
+      </w:pPr>
+      <w:r>
+        <w:rPr>
+          <w:rFonts w:ascii="Times New Roman" w:eastAsia="Times New Roman" w:hAnsi="Times New Roman" w:cs="Times New Roman"/>
+          <w:sz w:val="24"/>
+          <w:szCs w:val="24"/>
+        </w:rPr>
+        <w:t>%LINEPROTO-5-UPDOWN: Line protocol on Interface GigabitEthernet0/1, changed state to down</w:t>
+      </w:r>
+    </w:p>
+    <w:p>
+      <w:pPr>
+        <w:spacing w:after="0" w:line="276" w:lineRule="auto"/>
+        <w:ind w:left="504"/>
+        <w:rPr>
+          <w:rFonts w:ascii="Times New Roman" w:eastAsia="Times New Roman" w:hAnsi="Times New Roman" w:cs="Times New Roman"/>
+          <w:sz w:val="24"/>
+          <w:szCs w:val="24"/>
+        </w:rPr>
+      </w:pPr>
+      <w:r>
+        <w:rPr>
+          <w:rFonts w:ascii="Times New Roman" w:eastAsia="Times New Roman" w:hAnsi="Times New Roman" w:cs="Times New Roman"/>
+          <w:sz w:val="24"/>
+          <w:szCs w:val="24"/>
+        </w:rPr>
+        <w:t>no shutdown</w:t>
+      </w:r>
+    </w:p>
+    <w:p>
+      <w:pPr>
+        <w:spacing w:after="0" w:line="276" w:lineRule="auto"/>
+        <w:ind w:left="504"/>
+        <w:rPr>
+          <w:rFonts w:ascii="Times New Roman" w:eastAsia="Times New Roman" w:hAnsi="Times New Roman" w:cs="Times New Roman"/>
+          <w:sz w:val="24"/>
+          <w:szCs w:val="24"/>
+        </w:rPr>
+      </w:pPr>
+      <w:r>
+        <w:rPr>
+          <w:rFonts w:ascii="Times New Roman" w:eastAsia="Times New Roman" w:hAnsi="Times New Roman" w:cs="Times New Roman"/>
+          <w:sz w:val="24"/>
+          <w:szCs w:val="24"/>
+        </w:rPr>
+        <w:t>R1(config-</w:t>
+      </w:r>
       <w:proofErr w:type="gramStart"/>
       <w:r>
         <w:rPr>
@@ -6926,16 +8848,86 @@
           <w:sz w:val="24"/>
           <w:szCs w:val="24"/>
         </w:rPr>
-        <w:t>no</w:t>
+        <w:t>if)#</w:t>
       </w:r>
       <w:proofErr w:type="gramEnd"/>
-      <w:r>
-        <w:rPr>
-          <w:rFonts w:ascii="Times New Roman" w:eastAsia="Times New Roman" w:hAnsi="Times New Roman" w:cs="Times New Roman"/>
-          <w:sz w:val="24"/>
-          <w:szCs w:val="24"/>
-        </w:rPr>
-        <w:t xml:space="preserve"> shutdown</w:t>
+    </w:p>
+    <w:p>
+      <w:pPr>
+        <w:spacing w:after="0" w:line="276" w:lineRule="auto"/>
+        <w:ind w:left="504"/>
+        <w:rPr>
+          <w:rFonts w:ascii="Times New Roman" w:eastAsia="Times New Roman" w:hAnsi="Times New Roman" w:cs="Times New Roman"/>
+          <w:sz w:val="24"/>
+          <w:szCs w:val="24"/>
+        </w:rPr>
+      </w:pPr>
+      <w:r>
+        <w:rPr>
+          <w:rFonts w:ascii="Times New Roman" w:eastAsia="Times New Roman" w:hAnsi="Times New Roman" w:cs="Times New Roman"/>
+          <w:sz w:val="24"/>
+          <w:szCs w:val="24"/>
+        </w:rPr>
+        <w:t>%LINK-5-CHANGED: Interface GigabitEthernet0/1, changed state to up</w:t>
+      </w:r>
+    </w:p>
+    <w:p>
+      <w:pPr>
+        <w:spacing w:after="0" w:line="276" w:lineRule="auto"/>
+        <w:ind w:left="504"/>
+        <w:rPr>
+          <w:rFonts w:ascii="Times New Roman" w:eastAsia="Times New Roman" w:hAnsi="Times New Roman" w:cs="Times New Roman"/>
+          <w:sz w:val="24"/>
+          <w:szCs w:val="24"/>
+        </w:rPr>
+      </w:pPr>
+    </w:p>
+    <w:p>
+      <w:pPr>
+        <w:spacing w:after="0" w:line="276" w:lineRule="auto"/>
+        <w:ind w:left="504"/>
+        <w:rPr>
+          <w:rFonts w:ascii="Times New Roman" w:eastAsia="Times New Roman" w:hAnsi="Times New Roman" w:cs="Times New Roman"/>
+          <w:sz w:val="24"/>
+          <w:szCs w:val="24"/>
+        </w:rPr>
+      </w:pPr>
+      <w:r>
+        <w:rPr>
+          <w:rFonts w:ascii="Times New Roman" w:eastAsia="Times New Roman" w:hAnsi="Times New Roman" w:cs="Times New Roman"/>
+          <w:sz w:val="24"/>
+          <w:szCs w:val="24"/>
+        </w:rPr>
+        <w:t>%LINEPROTO-5-UPDOWN: Line protocol on Interface GigabitEthernet0/1, changed state to up</w:t>
+      </w:r>
+    </w:p>
+    <w:p>
+      <w:pPr>
+        <w:spacing w:after="0" w:line="276" w:lineRule="auto"/>
+        <w:ind w:left="504"/>
+        <w:rPr>
+          <w:rFonts w:ascii="Times New Roman" w:eastAsia="Times New Roman" w:hAnsi="Times New Roman" w:cs="Times New Roman"/>
+          <w:sz w:val="24"/>
+          <w:szCs w:val="24"/>
+        </w:rPr>
+      </w:pPr>
+      <w:proofErr w:type="spellStart"/>
+      <w:r>
+        <w:rPr>
+          <w:rFonts w:ascii="Times New Roman" w:eastAsia="Times New Roman" w:hAnsi="Times New Roman" w:cs="Times New Roman"/>
+          <w:sz w:val="24"/>
+          <w:szCs w:val="24"/>
+        </w:rPr>
+        <w:t>ip</w:t>
+      </w:r>
+      <w:proofErr w:type="spellEnd"/>
+      <w:r>
+        <w:rPr>
+          <w:rFonts w:ascii="Times New Roman" w:eastAsia="Times New Roman" w:hAnsi="Times New Roman" w:cs="Times New Roman"/>
+          <w:sz w:val="24"/>
+          <w:szCs w:val="24"/>
+        </w:rPr>
+        <w:t xml:space="preserve"> address 172.16.20.1 255.255.255.0</w:t>
       </w:r>
     </w:p>
     <w:p>
@@ -6966,83 +8958,13 @@
         <w:t>if)#</w:t>
       </w:r>
       <w:proofErr w:type="gramEnd"/>
-    </w:p>
-    <w:p>
-      <w:pPr>
-        <w:spacing w:after="0" w:line="276" w:lineRule="auto"/>
-        <w:ind w:left="504"/>
-        <w:rPr>
-          <w:rFonts w:ascii="Times New Roman" w:eastAsia="Times New Roman" w:hAnsi="Times New Roman" w:cs="Times New Roman"/>
-          <w:sz w:val="24"/>
-          <w:szCs w:val="24"/>
-        </w:rPr>
-      </w:pPr>
-      <w:r>
-        <w:rPr>
-          <w:rFonts w:ascii="Times New Roman" w:eastAsia="Times New Roman" w:hAnsi="Times New Roman" w:cs="Times New Roman"/>
-          <w:sz w:val="24"/>
-          <w:szCs w:val="24"/>
-        </w:rPr>
-        <w:t>%LINK-5-CHANGED: Interface GigabitEthernet0/0, changed state to up</w:t>
-      </w:r>
-    </w:p>
-    <w:p>
-      <w:pPr>
-        <w:spacing w:after="0" w:line="276" w:lineRule="auto"/>
-        <w:ind w:left="504"/>
-        <w:rPr>
-          <w:rFonts w:ascii="Times New Roman" w:eastAsia="Times New Roman" w:hAnsi="Times New Roman" w:cs="Times New Roman"/>
-          <w:sz w:val="24"/>
-          <w:szCs w:val="24"/>
-        </w:rPr>
-      </w:pPr>
-    </w:p>
-    <w:p>
-      <w:pPr>
-        <w:spacing w:after="0" w:line="276" w:lineRule="auto"/>
-        <w:ind w:left="504"/>
-        <w:rPr>
-          <w:rFonts w:ascii="Times New Roman" w:eastAsia="Times New Roman" w:hAnsi="Times New Roman" w:cs="Times New Roman"/>
-          <w:sz w:val="24"/>
-          <w:szCs w:val="24"/>
-        </w:rPr>
-      </w:pPr>
-      <w:r>
-        <w:rPr>
-          <w:rFonts w:ascii="Times New Roman" w:eastAsia="Times New Roman" w:hAnsi="Times New Roman" w:cs="Times New Roman"/>
-          <w:sz w:val="24"/>
-          <w:szCs w:val="24"/>
-        </w:rPr>
-        <w:t>%LINEPROTO-5-UPDOWN: Line protocol on Interface GigabitEthernet0/0, changed state to up</w:t>
-      </w:r>
-    </w:p>
-    <w:p>
-      <w:pPr>
-        <w:spacing w:after="0" w:line="276" w:lineRule="auto"/>
-        <w:ind w:left="504"/>
-        <w:rPr>
-          <w:rFonts w:ascii="Times New Roman" w:eastAsia="Times New Roman" w:hAnsi="Times New Roman" w:cs="Times New Roman"/>
-          <w:sz w:val="24"/>
-          <w:szCs w:val="24"/>
-        </w:rPr>
-      </w:pPr>
-      <w:proofErr w:type="spellStart"/>
-      <w:r>
-        <w:rPr>
-          <w:rFonts w:ascii="Times New Roman" w:eastAsia="Times New Roman" w:hAnsi="Times New Roman" w:cs="Times New Roman"/>
-          <w:sz w:val="24"/>
-          <w:szCs w:val="24"/>
-        </w:rPr>
-        <w:t>ip</w:t>
-      </w:r>
-      <w:proofErr w:type="spellEnd"/>
-      <w:r>
-        <w:rPr>
-          <w:rFonts w:ascii="Times New Roman" w:eastAsia="Times New Roman" w:hAnsi="Times New Roman" w:cs="Times New Roman"/>
-          <w:sz w:val="24"/>
-          <w:szCs w:val="24"/>
-        </w:rPr>
-        <w:t xml:space="preserve"> address 172.16.10.1 255.255.255.0</w:t>
+      <w:r>
+        <w:rPr>
+          <w:rFonts w:ascii="Times New Roman" w:eastAsia="Times New Roman" w:hAnsi="Times New Roman" w:cs="Times New Roman"/>
+          <w:sz w:val="24"/>
+          <w:szCs w:val="24"/>
+        </w:rPr>
+        <w:t>ip address 172.16.20.1 255.255.255.0</w:t>
       </w:r>
     </w:p>
     <w:p>
@@ -7079,434 +9001,6 @@
           <w:sz w:val="24"/>
           <w:szCs w:val="24"/>
         </w:rPr>
-        <w:t>ip address 172.16.10.1 255.255.255.0</w:t>
-      </w:r>
-    </w:p>
-    <w:p>
-      <w:pPr>
-        <w:spacing w:after="0" w:line="276" w:lineRule="auto"/>
-        <w:ind w:left="504"/>
-        <w:rPr>
-          <w:rFonts w:ascii="Times New Roman" w:eastAsia="Times New Roman" w:hAnsi="Times New Roman" w:cs="Times New Roman"/>
-          <w:sz w:val="24"/>
-          <w:szCs w:val="24"/>
-        </w:rPr>
-      </w:pPr>
-      <w:r>
-        <w:rPr>
-          <w:rFonts w:ascii="Times New Roman" w:eastAsia="Times New Roman" w:hAnsi="Times New Roman" w:cs="Times New Roman"/>
-          <w:sz w:val="24"/>
-          <w:szCs w:val="24"/>
-        </w:rPr>
-        <w:t>R1(config-</w:t>
-      </w:r>
-      <w:proofErr w:type="gramStart"/>
-      <w:r>
-        <w:rPr>
-          <w:rFonts w:ascii="Times New Roman" w:eastAsia="Times New Roman" w:hAnsi="Times New Roman" w:cs="Times New Roman"/>
-          <w:sz w:val="24"/>
-          <w:szCs w:val="24"/>
-        </w:rPr>
-        <w:t>if)#</w:t>
-      </w:r>
-      <w:proofErr w:type="gramEnd"/>
-      <w:r>
-        <w:rPr>
-          <w:rFonts w:ascii="Times New Roman" w:eastAsia="Times New Roman" w:hAnsi="Times New Roman" w:cs="Times New Roman"/>
-          <w:sz w:val="24"/>
-          <w:szCs w:val="24"/>
-        </w:rPr>
-        <w:t>ip address 172.16.10.1 255.255.255.0</w:t>
-      </w:r>
-    </w:p>
-    <w:p>
-      <w:pPr>
-        <w:spacing w:after="0" w:line="276" w:lineRule="auto"/>
-        <w:ind w:left="504"/>
-        <w:rPr>
-          <w:rFonts w:ascii="Times New Roman" w:eastAsia="Times New Roman" w:hAnsi="Times New Roman" w:cs="Times New Roman"/>
-          <w:sz w:val="24"/>
-          <w:szCs w:val="24"/>
-        </w:rPr>
-      </w:pPr>
-      <w:r>
-        <w:rPr>
-          <w:rFonts w:ascii="Times New Roman" w:eastAsia="Times New Roman" w:hAnsi="Times New Roman" w:cs="Times New Roman"/>
-          <w:sz w:val="24"/>
-          <w:szCs w:val="24"/>
-        </w:rPr>
-        <w:t>R1(config-</w:t>
-      </w:r>
-      <w:proofErr w:type="gramStart"/>
-      <w:r>
-        <w:rPr>
-          <w:rFonts w:ascii="Times New Roman" w:eastAsia="Times New Roman" w:hAnsi="Times New Roman" w:cs="Times New Roman"/>
-          <w:sz w:val="24"/>
-          <w:szCs w:val="24"/>
-        </w:rPr>
-        <w:t>if)#</w:t>
-      </w:r>
-      <w:proofErr w:type="gramEnd"/>
-    </w:p>
-    <w:p>
-      <w:pPr>
-        <w:spacing w:after="0" w:line="276" w:lineRule="auto"/>
-        <w:ind w:left="504"/>
-        <w:rPr>
-          <w:rFonts w:ascii="Times New Roman" w:eastAsia="Times New Roman" w:hAnsi="Times New Roman" w:cs="Times New Roman"/>
-          <w:sz w:val="24"/>
-          <w:szCs w:val="24"/>
-        </w:rPr>
-      </w:pPr>
-      <w:r>
-        <w:rPr>
-          <w:rFonts w:ascii="Times New Roman" w:eastAsia="Times New Roman" w:hAnsi="Times New Roman" w:cs="Times New Roman"/>
-          <w:sz w:val="24"/>
-          <w:szCs w:val="24"/>
-        </w:rPr>
-        <w:t>R1(config-</w:t>
-      </w:r>
-      <w:proofErr w:type="gramStart"/>
-      <w:r>
-        <w:rPr>
-          <w:rFonts w:ascii="Times New Roman" w:eastAsia="Times New Roman" w:hAnsi="Times New Roman" w:cs="Times New Roman"/>
-          <w:sz w:val="24"/>
-          <w:szCs w:val="24"/>
-        </w:rPr>
-        <w:t>if)#</w:t>
-      </w:r>
-      <w:proofErr w:type="gramEnd"/>
-      <w:r>
-        <w:rPr>
-          <w:rFonts w:ascii="Times New Roman" w:eastAsia="Times New Roman" w:hAnsi="Times New Roman" w:cs="Times New Roman"/>
-          <w:sz w:val="24"/>
-          <w:szCs w:val="24"/>
-        </w:rPr>
-        <w:t>exit</w:t>
-      </w:r>
-    </w:p>
-    <w:p>
-      <w:pPr>
-        <w:spacing w:after="0" w:line="276" w:lineRule="auto"/>
-        <w:ind w:left="504"/>
-        <w:rPr>
-          <w:rFonts w:ascii="Times New Roman" w:eastAsia="Times New Roman" w:hAnsi="Times New Roman" w:cs="Times New Roman"/>
-          <w:sz w:val="24"/>
-          <w:szCs w:val="24"/>
-        </w:rPr>
-      </w:pPr>
-      <w:r>
-        <w:rPr>
-          <w:rFonts w:ascii="Times New Roman" w:eastAsia="Times New Roman" w:hAnsi="Times New Roman" w:cs="Times New Roman"/>
-          <w:sz w:val="24"/>
-          <w:szCs w:val="24"/>
-        </w:rPr>
-        <w:t>R1(</w:t>
-      </w:r>
-      <w:proofErr w:type="gramStart"/>
-      <w:r>
-        <w:rPr>
-          <w:rFonts w:ascii="Times New Roman" w:eastAsia="Times New Roman" w:hAnsi="Times New Roman" w:cs="Times New Roman"/>
-          <w:sz w:val="24"/>
-          <w:szCs w:val="24"/>
-        </w:rPr>
-        <w:t>config)#</w:t>
-      </w:r>
-      <w:proofErr w:type="gramEnd"/>
-      <w:r>
-        <w:rPr>
-          <w:rFonts w:ascii="Times New Roman" w:eastAsia="Times New Roman" w:hAnsi="Times New Roman" w:cs="Times New Roman"/>
-          <w:sz w:val="24"/>
-          <w:szCs w:val="24"/>
-        </w:rPr>
-        <w:t>interface GigabitEthernet0/1</w:t>
-      </w:r>
-    </w:p>
-    <w:p>
-      <w:pPr>
-        <w:spacing w:after="0" w:line="276" w:lineRule="auto"/>
-        <w:ind w:left="504"/>
-        <w:rPr>
-          <w:rFonts w:ascii="Times New Roman" w:eastAsia="Times New Roman" w:hAnsi="Times New Roman" w:cs="Times New Roman"/>
-          <w:sz w:val="24"/>
-          <w:szCs w:val="24"/>
-        </w:rPr>
-      </w:pPr>
-      <w:r>
-        <w:rPr>
-          <w:rFonts w:ascii="Times New Roman" w:eastAsia="Times New Roman" w:hAnsi="Times New Roman" w:cs="Times New Roman"/>
-          <w:sz w:val="24"/>
-          <w:szCs w:val="24"/>
-        </w:rPr>
-        <w:t>R1(config-</w:t>
-      </w:r>
-      <w:proofErr w:type="gramStart"/>
-      <w:r>
-        <w:rPr>
-          <w:rFonts w:ascii="Times New Roman" w:eastAsia="Times New Roman" w:hAnsi="Times New Roman" w:cs="Times New Roman"/>
-          <w:sz w:val="24"/>
-          <w:szCs w:val="24"/>
-        </w:rPr>
-        <w:t>if)#</w:t>
-      </w:r>
-      <w:proofErr w:type="gramEnd"/>
-      <w:r>
-        <w:rPr>
-          <w:rFonts w:ascii="Times New Roman" w:eastAsia="Times New Roman" w:hAnsi="Times New Roman" w:cs="Times New Roman"/>
-          <w:sz w:val="24"/>
-          <w:szCs w:val="24"/>
-        </w:rPr>
-        <w:t>shutdown</w:t>
-      </w:r>
-    </w:p>
-    <w:p>
-      <w:pPr>
-        <w:spacing w:after="0" w:line="276" w:lineRule="auto"/>
-        <w:ind w:left="504"/>
-        <w:rPr>
-          <w:rFonts w:ascii="Times New Roman" w:eastAsia="Times New Roman" w:hAnsi="Times New Roman" w:cs="Times New Roman"/>
-          <w:sz w:val="24"/>
-          <w:szCs w:val="24"/>
-        </w:rPr>
-      </w:pPr>
-      <w:r>
-        <w:rPr>
-          <w:rFonts w:ascii="Times New Roman" w:eastAsia="Times New Roman" w:hAnsi="Times New Roman" w:cs="Times New Roman"/>
-          <w:sz w:val="24"/>
-          <w:szCs w:val="24"/>
-        </w:rPr>
-        <w:t>R1(config-</w:t>
-      </w:r>
-      <w:proofErr w:type="gramStart"/>
-      <w:r>
-        <w:rPr>
-          <w:rFonts w:ascii="Times New Roman" w:eastAsia="Times New Roman" w:hAnsi="Times New Roman" w:cs="Times New Roman"/>
-          <w:sz w:val="24"/>
-          <w:szCs w:val="24"/>
-        </w:rPr>
-        <w:t>if)#</w:t>
-      </w:r>
-      <w:proofErr w:type="gramEnd"/>
-    </w:p>
-    <w:p>
-      <w:pPr>
-        <w:spacing w:after="0" w:line="276" w:lineRule="auto"/>
-        <w:ind w:left="504"/>
-        <w:rPr>
-          <w:rFonts w:ascii="Times New Roman" w:eastAsia="Times New Roman" w:hAnsi="Times New Roman" w:cs="Times New Roman"/>
-          <w:sz w:val="24"/>
-          <w:szCs w:val="24"/>
-        </w:rPr>
-      </w:pPr>
-      <w:r>
-        <w:rPr>
-          <w:rFonts w:ascii="Times New Roman" w:eastAsia="Times New Roman" w:hAnsi="Times New Roman" w:cs="Times New Roman"/>
-          <w:sz w:val="24"/>
-          <w:szCs w:val="24"/>
-        </w:rPr>
-        <w:t>%LINK-5-CHANGED: Interface GigabitEthernet0/1, changed state to administratively down</w:t>
-      </w:r>
-    </w:p>
-    <w:p>
-      <w:pPr>
-        <w:spacing w:after="0" w:line="276" w:lineRule="auto"/>
-        <w:ind w:left="504"/>
-        <w:rPr>
-          <w:rFonts w:ascii="Times New Roman" w:eastAsia="Times New Roman" w:hAnsi="Times New Roman" w:cs="Times New Roman"/>
-          <w:sz w:val="24"/>
-          <w:szCs w:val="24"/>
-        </w:rPr>
-      </w:pPr>
-    </w:p>
-    <w:p>
-      <w:pPr>
-        <w:spacing w:after="0" w:line="276" w:lineRule="auto"/>
-        <w:ind w:left="504"/>
-        <w:rPr>
-          <w:rFonts w:ascii="Times New Roman" w:eastAsia="Times New Roman" w:hAnsi="Times New Roman" w:cs="Times New Roman"/>
-          <w:sz w:val="24"/>
-          <w:szCs w:val="24"/>
-        </w:rPr>
-      </w:pPr>
-      <w:r>
-        <w:rPr>
-          <w:rFonts w:ascii="Times New Roman" w:eastAsia="Times New Roman" w:hAnsi="Times New Roman" w:cs="Times New Roman"/>
-          <w:sz w:val="24"/>
-          <w:szCs w:val="24"/>
-        </w:rPr>
-        <w:t>%LINEPROTO-5-UPDOWN: Line protocol on Interface GigabitEthernet0/1, changed state to down</w:t>
-      </w:r>
-    </w:p>
-    <w:p>
-      <w:pPr>
-        <w:spacing w:after="0" w:line="276" w:lineRule="auto"/>
-        <w:ind w:left="504"/>
-        <w:rPr>
-          <w:rFonts w:ascii="Times New Roman" w:eastAsia="Times New Roman" w:hAnsi="Times New Roman" w:cs="Times New Roman"/>
-          <w:sz w:val="24"/>
-          <w:szCs w:val="24"/>
-        </w:rPr>
-      </w:pPr>
-      <w:proofErr w:type="gramStart"/>
-      <w:r>
-        <w:rPr>
-          <w:rFonts w:ascii="Times New Roman" w:eastAsia="Times New Roman" w:hAnsi="Times New Roman" w:cs="Times New Roman"/>
-          <w:sz w:val="24"/>
-          <w:szCs w:val="24"/>
-        </w:rPr>
-        <w:t>no</w:t>
-      </w:r>
-      <w:proofErr w:type="gramEnd"/>
-      <w:r>
-        <w:rPr>
-          <w:rFonts w:ascii="Times New Roman" w:eastAsia="Times New Roman" w:hAnsi="Times New Roman" w:cs="Times New Roman"/>
-          <w:sz w:val="24"/>
-          <w:szCs w:val="24"/>
-        </w:rPr>
-        <w:t xml:space="preserve"> shutdown</w:t>
-      </w:r>
-    </w:p>
-    <w:p>
-      <w:pPr>
-        <w:spacing w:after="0" w:line="276" w:lineRule="auto"/>
-        <w:ind w:left="504"/>
-        <w:rPr>
-          <w:rFonts w:ascii="Times New Roman" w:eastAsia="Times New Roman" w:hAnsi="Times New Roman" w:cs="Times New Roman"/>
-          <w:sz w:val="24"/>
-          <w:szCs w:val="24"/>
-        </w:rPr>
-      </w:pPr>
-      <w:r>
-        <w:rPr>
-          <w:rFonts w:ascii="Times New Roman" w:eastAsia="Times New Roman" w:hAnsi="Times New Roman" w:cs="Times New Roman"/>
-          <w:sz w:val="24"/>
-          <w:szCs w:val="24"/>
-        </w:rPr>
-        <w:t>R1(config-</w:t>
-      </w:r>
-      <w:proofErr w:type="gramStart"/>
-      <w:r>
-        <w:rPr>
-          <w:rFonts w:ascii="Times New Roman" w:eastAsia="Times New Roman" w:hAnsi="Times New Roman" w:cs="Times New Roman"/>
-          <w:sz w:val="24"/>
-          <w:szCs w:val="24"/>
-        </w:rPr>
-        <w:t>if)#</w:t>
-      </w:r>
-      <w:proofErr w:type="gramEnd"/>
-    </w:p>
-    <w:p>
-      <w:pPr>
-        <w:spacing w:after="0" w:line="276" w:lineRule="auto"/>
-        <w:ind w:left="504"/>
-        <w:rPr>
-          <w:rFonts w:ascii="Times New Roman" w:eastAsia="Times New Roman" w:hAnsi="Times New Roman" w:cs="Times New Roman"/>
-          <w:sz w:val="24"/>
-          <w:szCs w:val="24"/>
-        </w:rPr>
-      </w:pPr>
-      <w:r>
-        <w:rPr>
-          <w:rFonts w:ascii="Times New Roman" w:eastAsia="Times New Roman" w:hAnsi="Times New Roman" w:cs="Times New Roman"/>
-          <w:sz w:val="24"/>
-          <w:szCs w:val="24"/>
-        </w:rPr>
-        <w:t>%LINK-5-CHANGED: Interface GigabitEthernet0/1, changed state to up</w:t>
-      </w:r>
-    </w:p>
-    <w:p>
-      <w:pPr>
-        <w:spacing w:after="0" w:line="276" w:lineRule="auto"/>
-        <w:ind w:left="504"/>
-        <w:rPr>
-          <w:rFonts w:ascii="Times New Roman" w:eastAsia="Times New Roman" w:hAnsi="Times New Roman" w:cs="Times New Roman"/>
-          <w:sz w:val="24"/>
-          <w:szCs w:val="24"/>
-        </w:rPr>
-      </w:pPr>
-    </w:p>
-    <w:p>
-      <w:pPr>
-        <w:spacing w:after="0" w:line="276" w:lineRule="auto"/>
-        <w:ind w:left="504"/>
-        <w:rPr>
-          <w:rFonts w:ascii="Times New Roman" w:eastAsia="Times New Roman" w:hAnsi="Times New Roman" w:cs="Times New Roman"/>
-          <w:sz w:val="24"/>
-          <w:szCs w:val="24"/>
-        </w:rPr>
-      </w:pPr>
-      <w:r>
-        <w:rPr>
-          <w:rFonts w:ascii="Times New Roman" w:eastAsia="Times New Roman" w:hAnsi="Times New Roman" w:cs="Times New Roman"/>
-          <w:sz w:val="24"/>
-          <w:szCs w:val="24"/>
-        </w:rPr>
-        <w:t>%LINEPROTO-5-UPDOWN: Line protocol on Interface GigabitEthernet0/1, changed state to up</w:t>
-      </w:r>
-    </w:p>
-    <w:p>
-      <w:pPr>
-        <w:spacing w:after="0" w:line="276" w:lineRule="auto"/>
-        <w:ind w:left="504"/>
-        <w:rPr>
-          <w:rFonts w:ascii="Times New Roman" w:eastAsia="Times New Roman" w:hAnsi="Times New Roman" w:cs="Times New Roman"/>
-          <w:sz w:val="24"/>
-          <w:szCs w:val="24"/>
-        </w:rPr>
-      </w:pPr>
-      <w:proofErr w:type="spellStart"/>
-      <w:r>
-        <w:rPr>
-          <w:rFonts w:ascii="Times New Roman" w:eastAsia="Times New Roman" w:hAnsi="Times New Roman" w:cs="Times New Roman"/>
-          <w:sz w:val="24"/>
-          <w:szCs w:val="24"/>
-        </w:rPr>
-        <w:t>ip</w:t>
-      </w:r>
-      <w:proofErr w:type="spellEnd"/>
-      <w:r>
-        <w:rPr>
-          <w:rFonts w:ascii="Times New Roman" w:eastAsia="Times New Roman" w:hAnsi="Times New Roman" w:cs="Times New Roman"/>
-          <w:sz w:val="24"/>
-          <w:szCs w:val="24"/>
-        </w:rPr>
-        <w:t xml:space="preserve"> address 172.16.20.1 255.255.255.0</w:t>
-      </w:r>
-    </w:p>
-    <w:p>
-      <w:pPr>
-        <w:spacing w:after="0" w:line="276" w:lineRule="auto"/>
-        <w:ind w:left="504"/>
-        <w:rPr>
-          <w:rFonts w:ascii="Times New Roman" w:eastAsia="Times New Roman" w:hAnsi="Times New Roman" w:cs="Times New Roman"/>
-          <w:sz w:val="24"/>
-          <w:szCs w:val="24"/>
-        </w:rPr>
-      </w:pPr>
-      <w:r>
-        <w:rPr>
-          <w:rFonts w:ascii="Times New Roman" w:eastAsia="Times New Roman" w:hAnsi="Times New Roman" w:cs="Times New Roman"/>
-          <w:sz w:val="24"/>
-          <w:szCs w:val="24"/>
-        </w:rPr>
-        <w:t>R1(config-</w:t>
-      </w:r>
-      <w:proofErr w:type="gramStart"/>
-      <w:r>
-        <w:rPr>
-          <w:rFonts w:ascii="Times New Roman" w:eastAsia="Times New Roman" w:hAnsi="Times New Roman" w:cs="Times New Roman"/>
-          <w:sz w:val="24"/>
-          <w:szCs w:val="24"/>
-        </w:rPr>
-        <w:t>if)#</w:t>
-      </w:r>
-      <w:proofErr w:type="gramEnd"/>
-      <w:r>
-        <w:rPr>
-          <w:rFonts w:ascii="Times New Roman" w:eastAsia="Times New Roman" w:hAnsi="Times New Roman" w:cs="Times New Roman"/>
-          <w:sz w:val="24"/>
-          <w:szCs w:val="24"/>
-        </w:rPr>
         <w:t>ip address 172.16.20.1 255.255.255.0</w:t>
       </w:r>
     </w:p>
@@ -7526,44 +9020,6 @@
           <w:sz w:val="24"/>
           <w:szCs w:val="24"/>
         </w:rPr>
-        <w:t>R1(config-</w:t>
-      </w:r>
-      <w:proofErr w:type="gramStart"/>
-      <w:r>
-        <w:rPr>
-          <w:rFonts w:ascii="Times New Roman" w:eastAsia="Times New Roman" w:hAnsi="Times New Roman" w:cs="Times New Roman"/>
-          <w:sz w:val="24"/>
-          <w:szCs w:val="24"/>
-        </w:rPr>
-        <w:t>if)#</w:t>
-      </w:r>
-      <w:proofErr w:type="gramEnd"/>
-      <w:r>
-        <w:rPr>
-          <w:rFonts w:ascii="Times New Roman" w:eastAsia="Times New Roman" w:hAnsi="Times New Roman" w:cs="Times New Roman"/>
-          <w:sz w:val="24"/>
-          <w:szCs w:val="24"/>
-        </w:rPr>
-        <w:t>ip address 172.16.20.1 255.255.255.0</w:t>
-      </w:r>
-    </w:p>
-    <w:p>
-      <w:pPr>
-        <w:spacing w:after="0" w:line="276" w:lineRule="auto"/>
-        <w:ind w:left="504"/>
-        <w:rPr>
-          <w:rFonts w:ascii="Times New Roman" w:eastAsia="Times New Roman" w:hAnsi="Times New Roman" w:cs="Times New Roman"/>
-          <w:sz w:val="24"/>
-          <w:szCs w:val="24"/>
-        </w:rPr>
-      </w:pPr>
-      <w:r>
-        <w:rPr>
-          <w:rFonts w:ascii="Times New Roman" w:eastAsia="Times New Roman" w:hAnsi="Times New Roman" w:cs="Times New Roman"/>
-          <w:sz w:val="24"/>
-          <w:szCs w:val="24"/>
-        </w:rPr>
-        <w:lastRenderedPageBreak/>
         <w:t>R1(config-</w:t>
       </w:r>
       <w:proofErr w:type="gramStart"/>
@@ -7719,7 +9175,26 @@
           <w:sz w:val="24"/>
           <w:szCs w:val="24"/>
         </w:rPr>
-        <w:t>Router(</w:t>
+        <w:t>Router(config)#interface GigabitEthernet0/0</w:t>
+      </w:r>
+    </w:p>
+    <w:p>
+      <w:pPr>
+        <w:spacing w:after="0" w:line="276" w:lineRule="auto"/>
+        <w:ind w:left="504"/>
+        <w:rPr>
+          <w:rFonts w:ascii="Times New Roman" w:eastAsia="Times New Roman" w:hAnsi="Times New Roman" w:cs="Times New Roman"/>
+          <w:sz w:val="24"/>
+          <w:szCs w:val="24"/>
+        </w:rPr>
+      </w:pPr>
+      <w:r>
+        <w:rPr>
+          <w:rFonts w:ascii="Times New Roman" w:eastAsia="Times New Roman" w:hAnsi="Times New Roman" w:cs="Times New Roman"/>
+          <w:sz w:val="24"/>
+          <w:szCs w:val="24"/>
+        </w:rPr>
+        <w:t>Router(config-</w:t>
       </w:r>
       <w:proofErr w:type="gramStart"/>
       <w:r>
@@ -7728,7 +9203,7 @@
           <w:sz w:val="24"/>
           <w:szCs w:val="24"/>
         </w:rPr>
-        <w:t>config)#</w:t>
+        <w:t>if)#</w:t>
       </w:r>
       <w:proofErr w:type="gramEnd"/>
       <w:r>
@@ -7737,7 +9212,7 @@
           <w:sz w:val="24"/>
           <w:szCs w:val="24"/>
         </w:rPr>
-        <w:t>interface GigabitEthernet0/0</w:t>
+        <w:t>shutdown</w:t>
       </w:r>
     </w:p>
     <w:p>
@@ -7768,6 +9243,369 @@
         <w:t>if)#</w:t>
       </w:r>
       <w:proofErr w:type="gramEnd"/>
+    </w:p>
+    <w:p>
+      <w:pPr>
+        <w:spacing w:after="0" w:line="276" w:lineRule="auto"/>
+        <w:ind w:left="504"/>
+        <w:rPr>
+          <w:rFonts w:ascii="Times New Roman" w:eastAsia="Times New Roman" w:hAnsi="Times New Roman" w:cs="Times New Roman"/>
+          <w:sz w:val="24"/>
+          <w:szCs w:val="24"/>
+        </w:rPr>
+      </w:pPr>
+      <w:r>
+        <w:rPr>
+          <w:rFonts w:ascii="Times New Roman" w:eastAsia="Times New Roman" w:hAnsi="Times New Roman" w:cs="Times New Roman"/>
+          <w:sz w:val="24"/>
+          <w:szCs w:val="24"/>
+        </w:rPr>
+        <w:t>%LINK-5-CHANGED: Interface GigabitEthernet0/0, changed state to administratively down</w:t>
+      </w:r>
+    </w:p>
+    <w:p>
+      <w:pPr>
+        <w:spacing w:after="0" w:line="276" w:lineRule="auto"/>
+        <w:ind w:left="504"/>
+        <w:rPr>
+          <w:rFonts w:ascii="Times New Roman" w:eastAsia="Times New Roman" w:hAnsi="Times New Roman" w:cs="Times New Roman"/>
+          <w:sz w:val="24"/>
+          <w:szCs w:val="24"/>
+        </w:rPr>
+      </w:pPr>
+    </w:p>
+    <w:p>
+      <w:pPr>
+        <w:spacing w:after="0" w:line="276" w:lineRule="auto"/>
+        <w:ind w:left="504"/>
+        <w:rPr>
+          <w:rFonts w:ascii="Times New Roman" w:eastAsia="Times New Roman" w:hAnsi="Times New Roman" w:cs="Times New Roman"/>
+          <w:sz w:val="24"/>
+          <w:szCs w:val="24"/>
+        </w:rPr>
+      </w:pPr>
+      <w:r>
+        <w:rPr>
+          <w:rFonts w:ascii="Times New Roman" w:eastAsia="Times New Roman" w:hAnsi="Times New Roman" w:cs="Times New Roman"/>
+          <w:sz w:val="24"/>
+          <w:szCs w:val="24"/>
+        </w:rPr>
+        <w:t>%LINEPROTO-5-UPDOWN: Line protocol on Interface GigabitEthernet0/0, changed state to down</w:t>
+      </w:r>
+    </w:p>
+    <w:p>
+      <w:pPr>
+        <w:spacing w:after="0" w:line="276" w:lineRule="auto"/>
+        <w:ind w:left="504"/>
+        <w:rPr>
+          <w:rFonts w:ascii="Times New Roman" w:eastAsia="Times New Roman" w:hAnsi="Times New Roman" w:cs="Times New Roman"/>
+          <w:sz w:val="24"/>
+          <w:szCs w:val="24"/>
+        </w:rPr>
+      </w:pPr>
+      <w:r>
+        <w:rPr>
+          <w:rFonts w:ascii="Times New Roman" w:eastAsia="Times New Roman" w:hAnsi="Times New Roman" w:cs="Times New Roman"/>
+          <w:sz w:val="24"/>
+          <w:szCs w:val="24"/>
+        </w:rPr>
+        <w:t>no shutdown</w:t>
+      </w:r>
+    </w:p>
+    <w:p>
+      <w:pPr>
+        <w:spacing w:after="0" w:line="276" w:lineRule="auto"/>
+        <w:ind w:left="504"/>
+        <w:rPr>
+          <w:rFonts w:ascii="Times New Roman" w:eastAsia="Times New Roman" w:hAnsi="Times New Roman" w:cs="Times New Roman"/>
+          <w:sz w:val="24"/>
+          <w:szCs w:val="24"/>
+        </w:rPr>
+      </w:pPr>
+      <w:r>
+        <w:rPr>
+          <w:rFonts w:ascii="Times New Roman" w:eastAsia="Times New Roman" w:hAnsi="Times New Roman" w:cs="Times New Roman"/>
+          <w:sz w:val="24"/>
+          <w:szCs w:val="24"/>
+        </w:rPr>
+        <w:t>Router(config-</w:t>
+      </w:r>
+      <w:proofErr w:type="gramStart"/>
+      <w:r>
+        <w:rPr>
+          <w:rFonts w:ascii="Times New Roman" w:eastAsia="Times New Roman" w:hAnsi="Times New Roman" w:cs="Times New Roman"/>
+          <w:sz w:val="24"/>
+          <w:szCs w:val="24"/>
+        </w:rPr>
+        <w:t>if)#</w:t>
+      </w:r>
+      <w:proofErr w:type="gramEnd"/>
+    </w:p>
+    <w:p>
+      <w:pPr>
+        <w:spacing w:after="0" w:line="276" w:lineRule="auto"/>
+        <w:ind w:left="504"/>
+        <w:rPr>
+          <w:rFonts w:ascii="Times New Roman" w:eastAsia="Times New Roman" w:hAnsi="Times New Roman" w:cs="Times New Roman"/>
+          <w:sz w:val="24"/>
+          <w:szCs w:val="24"/>
+        </w:rPr>
+      </w:pPr>
+      <w:r>
+        <w:rPr>
+          <w:rFonts w:ascii="Times New Roman" w:eastAsia="Times New Roman" w:hAnsi="Times New Roman" w:cs="Times New Roman"/>
+          <w:sz w:val="24"/>
+          <w:szCs w:val="24"/>
+        </w:rPr>
+        <w:t>%LINK-5-CHANGED: Interface GigabitEthernet0/0, changed state to up</w:t>
+      </w:r>
+    </w:p>
+    <w:p>
+      <w:pPr>
+        <w:spacing w:after="0" w:line="276" w:lineRule="auto"/>
+        <w:ind w:left="504"/>
+        <w:rPr>
+          <w:rFonts w:ascii="Times New Roman" w:eastAsia="Times New Roman" w:hAnsi="Times New Roman" w:cs="Times New Roman"/>
+          <w:sz w:val="24"/>
+          <w:szCs w:val="24"/>
+        </w:rPr>
+      </w:pPr>
+    </w:p>
+    <w:p>
+      <w:pPr>
+        <w:spacing w:after="0" w:line="276" w:lineRule="auto"/>
+        <w:ind w:left="504"/>
+        <w:rPr>
+          <w:rFonts w:ascii="Times New Roman" w:eastAsia="Times New Roman" w:hAnsi="Times New Roman" w:cs="Times New Roman"/>
+          <w:sz w:val="24"/>
+          <w:szCs w:val="24"/>
+        </w:rPr>
+      </w:pPr>
+      <w:r>
+        <w:rPr>
+          <w:rFonts w:ascii="Times New Roman" w:eastAsia="Times New Roman" w:hAnsi="Times New Roman" w:cs="Times New Roman"/>
+          <w:sz w:val="24"/>
+          <w:szCs w:val="24"/>
+        </w:rPr>
+        <w:t>%LINEPROTO-5-UPDOWN: Line protocol on Interface GigabitEthernet0/0, changed state to up</w:t>
+      </w:r>
+    </w:p>
+    <w:p>
+      <w:pPr>
+        <w:spacing w:after="0" w:line="276" w:lineRule="auto"/>
+        <w:ind w:left="504"/>
+        <w:rPr>
+          <w:rFonts w:ascii="Times New Roman" w:eastAsia="Times New Roman" w:hAnsi="Times New Roman" w:cs="Times New Roman"/>
+          <w:sz w:val="24"/>
+          <w:szCs w:val="24"/>
+        </w:rPr>
+      </w:pPr>
+      <w:proofErr w:type="spellStart"/>
+      <w:r>
+        <w:rPr>
+          <w:rFonts w:ascii="Times New Roman" w:eastAsia="Times New Roman" w:hAnsi="Times New Roman" w:cs="Times New Roman"/>
+          <w:sz w:val="24"/>
+          <w:szCs w:val="24"/>
+        </w:rPr>
+        <w:t>ip</w:t>
+      </w:r>
+      <w:proofErr w:type="spellEnd"/>
+      <w:r>
+        <w:rPr>
+          <w:rFonts w:ascii="Times New Roman" w:eastAsia="Times New Roman" w:hAnsi="Times New Roman" w:cs="Times New Roman"/>
+          <w:sz w:val="24"/>
+          <w:szCs w:val="24"/>
+        </w:rPr>
+        <w:t xml:space="preserve"> address 172.16.30.1 255.255.255.0</w:t>
+      </w:r>
+    </w:p>
+    <w:p>
+      <w:pPr>
+        <w:spacing w:after="0" w:line="276" w:lineRule="auto"/>
+        <w:ind w:left="504"/>
+        <w:rPr>
+          <w:rFonts w:ascii="Times New Roman" w:eastAsia="Times New Roman" w:hAnsi="Times New Roman" w:cs="Times New Roman"/>
+          <w:sz w:val="24"/>
+          <w:szCs w:val="24"/>
+        </w:rPr>
+      </w:pPr>
+      <w:r>
+        <w:rPr>
+          <w:rFonts w:ascii="Times New Roman" w:eastAsia="Times New Roman" w:hAnsi="Times New Roman" w:cs="Times New Roman"/>
+          <w:sz w:val="24"/>
+          <w:szCs w:val="24"/>
+        </w:rPr>
+        <w:t>Router(config-</w:t>
+      </w:r>
+      <w:proofErr w:type="gramStart"/>
+      <w:r>
+        <w:rPr>
+          <w:rFonts w:ascii="Times New Roman" w:eastAsia="Times New Roman" w:hAnsi="Times New Roman" w:cs="Times New Roman"/>
+          <w:sz w:val="24"/>
+          <w:szCs w:val="24"/>
+        </w:rPr>
+        <w:t>if)#</w:t>
+      </w:r>
+      <w:proofErr w:type="gramEnd"/>
+      <w:r>
+        <w:rPr>
+          <w:rFonts w:ascii="Times New Roman" w:eastAsia="Times New Roman" w:hAnsi="Times New Roman" w:cs="Times New Roman"/>
+          <w:sz w:val="24"/>
+          <w:szCs w:val="24"/>
+        </w:rPr>
+        <w:t>ip address 172.16.30.1 255.255.255.0</w:t>
+      </w:r>
+    </w:p>
+    <w:p>
+      <w:pPr>
+        <w:spacing w:after="0" w:line="276" w:lineRule="auto"/>
+        <w:ind w:left="504"/>
+        <w:rPr>
+          <w:rFonts w:ascii="Times New Roman" w:eastAsia="Times New Roman" w:hAnsi="Times New Roman" w:cs="Times New Roman"/>
+          <w:sz w:val="24"/>
+          <w:szCs w:val="24"/>
+        </w:rPr>
+      </w:pPr>
+      <w:r>
+        <w:rPr>
+          <w:rFonts w:ascii="Times New Roman" w:eastAsia="Times New Roman" w:hAnsi="Times New Roman" w:cs="Times New Roman"/>
+          <w:sz w:val="24"/>
+          <w:szCs w:val="24"/>
+        </w:rPr>
+        <w:t>Router(config-</w:t>
+      </w:r>
+      <w:proofErr w:type="gramStart"/>
+      <w:r>
+        <w:rPr>
+          <w:rFonts w:ascii="Times New Roman" w:eastAsia="Times New Roman" w:hAnsi="Times New Roman" w:cs="Times New Roman"/>
+          <w:sz w:val="24"/>
+          <w:szCs w:val="24"/>
+        </w:rPr>
+        <w:t>if)#</w:t>
+      </w:r>
+      <w:proofErr w:type="gramEnd"/>
+      <w:r>
+        <w:rPr>
+          <w:rFonts w:ascii="Times New Roman" w:eastAsia="Times New Roman" w:hAnsi="Times New Roman" w:cs="Times New Roman"/>
+          <w:sz w:val="24"/>
+          <w:szCs w:val="24"/>
+        </w:rPr>
+        <w:t>ip address 172.16.30.1 255.255.255.0</w:t>
+      </w:r>
+    </w:p>
+    <w:p>
+      <w:pPr>
+        <w:spacing w:after="0" w:line="276" w:lineRule="auto"/>
+        <w:ind w:left="504"/>
+        <w:rPr>
+          <w:rFonts w:ascii="Times New Roman" w:eastAsia="Times New Roman" w:hAnsi="Times New Roman" w:cs="Times New Roman"/>
+          <w:sz w:val="24"/>
+          <w:szCs w:val="24"/>
+        </w:rPr>
+      </w:pPr>
+      <w:r>
+        <w:rPr>
+          <w:rFonts w:ascii="Times New Roman" w:eastAsia="Times New Roman" w:hAnsi="Times New Roman" w:cs="Times New Roman"/>
+          <w:sz w:val="24"/>
+          <w:szCs w:val="24"/>
+        </w:rPr>
+        <w:t>Router(config-</w:t>
+      </w:r>
+      <w:proofErr w:type="gramStart"/>
+      <w:r>
+        <w:rPr>
+          <w:rFonts w:ascii="Times New Roman" w:eastAsia="Times New Roman" w:hAnsi="Times New Roman" w:cs="Times New Roman"/>
+          <w:sz w:val="24"/>
+          <w:szCs w:val="24"/>
+        </w:rPr>
+        <w:t>if)#</w:t>
+      </w:r>
+      <w:proofErr w:type="gramEnd"/>
+    </w:p>
+    <w:p>
+      <w:pPr>
+        <w:spacing w:after="0" w:line="276" w:lineRule="auto"/>
+        <w:ind w:left="504"/>
+        <w:rPr>
+          <w:rFonts w:ascii="Times New Roman" w:eastAsia="Times New Roman" w:hAnsi="Times New Roman" w:cs="Times New Roman"/>
+          <w:sz w:val="24"/>
+          <w:szCs w:val="24"/>
+        </w:rPr>
+      </w:pPr>
+      <w:r>
+        <w:rPr>
+          <w:rFonts w:ascii="Times New Roman" w:eastAsia="Times New Roman" w:hAnsi="Times New Roman" w:cs="Times New Roman"/>
+          <w:sz w:val="24"/>
+          <w:szCs w:val="24"/>
+        </w:rPr>
+        <w:t>Router(config-</w:t>
+      </w:r>
+      <w:proofErr w:type="gramStart"/>
+      <w:r>
+        <w:rPr>
+          <w:rFonts w:ascii="Times New Roman" w:eastAsia="Times New Roman" w:hAnsi="Times New Roman" w:cs="Times New Roman"/>
+          <w:sz w:val="24"/>
+          <w:szCs w:val="24"/>
+        </w:rPr>
+        <w:t>if)#</w:t>
+      </w:r>
+      <w:proofErr w:type="gramEnd"/>
+      <w:r>
+        <w:rPr>
+          <w:rFonts w:ascii="Times New Roman" w:eastAsia="Times New Roman" w:hAnsi="Times New Roman" w:cs="Times New Roman"/>
+          <w:sz w:val="24"/>
+          <w:szCs w:val="24"/>
+        </w:rPr>
+        <w:t>exit</w:t>
+      </w:r>
+    </w:p>
+    <w:p>
+      <w:pPr>
+        <w:spacing w:after="0" w:line="276" w:lineRule="auto"/>
+        <w:ind w:left="504"/>
+        <w:rPr>
+          <w:rFonts w:ascii="Times New Roman" w:eastAsia="Times New Roman" w:hAnsi="Times New Roman" w:cs="Times New Roman"/>
+          <w:sz w:val="24"/>
+          <w:szCs w:val="24"/>
+        </w:rPr>
+      </w:pPr>
+      <w:r>
+        <w:rPr>
+          <w:rFonts w:ascii="Times New Roman" w:eastAsia="Times New Roman" w:hAnsi="Times New Roman" w:cs="Times New Roman"/>
+          <w:sz w:val="24"/>
+          <w:szCs w:val="24"/>
+        </w:rPr>
+        <w:t>Router(config)#interface GigabitEthernet0/1</w:t>
+      </w:r>
+    </w:p>
+    <w:p>
+      <w:pPr>
+        <w:spacing w:after="0" w:line="276" w:lineRule="auto"/>
+        <w:ind w:left="504"/>
+        <w:rPr>
+          <w:rFonts w:ascii="Times New Roman" w:eastAsia="Times New Roman" w:hAnsi="Times New Roman" w:cs="Times New Roman"/>
+          <w:sz w:val="24"/>
+          <w:szCs w:val="24"/>
+        </w:rPr>
+      </w:pPr>
+      <w:r>
+        <w:rPr>
+          <w:rFonts w:ascii="Times New Roman" w:eastAsia="Times New Roman" w:hAnsi="Times New Roman" w:cs="Times New Roman"/>
+          <w:sz w:val="24"/>
+          <w:szCs w:val="24"/>
+        </w:rPr>
+        <w:t>Router(config-</w:t>
+      </w:r>
+      <w:proofErr w:type="gramStart"/>
+      <w:r>
+        <w:rPr>
+          <w:rFonts w:ascii="Times New Roman" w:eastAsia="Times New Roman" w:hAnsi="Times New Roman" w:cs="Times New Roman"/>
+          <w:sz w:val="24"/>
+          <w:szCs w:val="24"/>
+        </w:rPr>
+        <w:t>if)#</w:t>
+      </w:r>
+      <w:proofErr w:type="gramEnd"/>
       <w:r>
         <w:rPr>
           <w:rFonts w:ascii="Times New Roman" w:eastAsia="Times New Roman" w:hAnsi="Times New Roman" w:cs="Times New Roman"/>
@@ -7822,416 +9660,6 @@
           <w:sz w:val="24"/>
           <w:szCs w:val="24"/>
         </w:rPr>
-        <w:t>%LINK-5-CHANGED: Interface GigabitEthernet0/0, changed state to administratively down</w:t>
-      </w:r>
-    </w:p>
-    <w:p>
-      <w:pPr>
-        <w:spacing w:after="0" w:line="276" w:lineRule="auto"/>
-        <w:ind w:left="504"/>
-        <w:rPr>
-          <w:rFonts w:ascii="Times New Roman" w:eastAsia="Times New Roman" w:hAnsi="Times New Roman" w:cs="Times New Roman"/>
-          <w:sz w:val="24"/>
-          <w:szCs w:val="24"/>
-        </w:rPr>
-      </w:pPr>
-    </w:p>
-    <w:p>
-      <w:pPr>
-        <w:spacing w:after="0" w:line="276" w:lineRule="auto"/>
-        <w:ind w:left="504"/>
-        <w:rPr>
-          <w:rFonts w:ascii="Times New Roman" w:eastAsia="Times New Roman" w:hAnsi="Times New Roman" w:cs="Times New Roman"/>
-          <w:sz w:val="24"/>
-          <w:szCs w:val="24"/>
-        </w:rPr>
-      </w:pPr>
-      <w:r>
-        <w:rPr>
-          <w:rFonts w:ascii="Times New Roman" w:eastAsia="Times New Roman" w:hAnsi="Times New Roman" w:cs="Times New Roman"/>
-          <w:sz w:val="24"/>
-          <w:szCs w:val="24"/>
-        </w:rPr>
-        <w:t>%LINEPROTO-5-UPDOWN: Line protocol on Interface GigabitEthernet0/0, changed state to down</w:t>
-      </w:r>
-    </w:p>
-    <w:p>
-      <w:pPr>
-        <w:spacing w:after="0" w:line="276" w:lineRule="auto"/>
-        <w:ind w:left="504"/>
-        <w:rPr>
-          <w:rFonts w:ascii="Times New Roman" w:eastAsia="Times New Roman" w:hAnsi="Times New Roman" w:cs="Times New Roman"/>
-          <w:sz w:val="24"/>
-          <w:szCs w:val="24"/>
-        </w:rPr>
-      </w:pPr>
-      <w:proofErr w:type="gramStart"/>
-      <w:r>
-        <w:rPr>
-          <w:rFonts w:ascii="Times New Roman" w:eastAsia="Times New Roman" w:hAnsi="Times New Roman" w:cs="Times New Roman"/>
-          <w:sz w:val="24"/>
-          <w:szCs w:val="24"/>
-        </w:rPr>
-        <w:t>no</w:t>
-      </w:r>
-      <w:proofErr w:type="gramEnd"/>
-      <w:r>
-        <w:rPr>
-          <w:rFonts w:ascii="Times New Roman" w:eastAsia="Times New Roman" w:hAnsi="Times New Roman" w:cs="Times New Roman"/>
-          <w:sz w:val="24"/>
-          <w:szCs w:val="24"/>
-        </w:rPr>
-        <w:t xml:space="preserve"> shutdown</w:t>
-      </w:r>
-    </w:p>
-    <w:p>
-      <w:pPr>
-        <w:spacing w:after="0" w:line="276" w:lineRule="auto"/>
-        <w:ind w:left="504"/>
-        <w:rPr>
-          <w:rFonts w:ascii="Times New Roman" w:eastAsia="Times New Roman" w:hAnsi="Times New Roman" w:cs="Times New Roman"/>
-          <w:sz w:val="24"/>
-          <w:szCs w:val="24"/>
-        </w:rPr>
-      </w:pPr>
-      <w:r>
-        <w:rPr>
-          <w:rFonts w:ascii="Times New Roman" w:eastAsia="Times New Roman" w:hAnsi="Times New Roman" w:cs="Times New Roman"/>
-          <w:sz w:val="24"/>
-          <w:szCs w:val="24"/>
-        </w:rPr>
-        <w:t>Router(config-</w:t>
-      </w:r>
-      <w:proofErr w:type="gramStart"/>
-      <w:r>
-        <w:rPr>
-          <w:rFonts w:ascii="Times New Roman" w:eastAsia="Times New Roman" w:hAnsi="Times New Roman" w:cs="Times New Roman"/>
-          <w:sz w:val="24"/>
-          <w:szCs w:val="24"/>
-        </w:rPr>
-        <w:t>if)#</w:t>
-      </w:r>
-      <w:proofErr w:type="gramEnd"/>
-    </w:p>
-    <w:p>
-      <w:pPr>
-        <w:spacing w:after="0" w:line="276" w:lineRule="auto"/>
-        <w:ind w:left="504"/>
-        <w:rPr>
-          <w:rFonts w:ascii="Times New Roman" w:eastAsia="Times New Roman" w:hAnsi="Times New Roman" w:cs="Times New Roman"/>
-          <w:sz w:val="24"/>
-          <w:szCs w:val="24"/>
-        </w:rPr>
-      </w:pPr>
-      <w:r>
-        <w:rPr>
-          <w:rFonts w:ascii="Times New Roman" w:eastAsia="Times New Roman" w:hAnsi="Times New Roman" w:cs="Times New Roman"/>
-          <w:sz w:val="24"/>
-          <w:szCs w:val="24"/>
-        </w:rPr>
-        <w:t>%LINK-5-CHANGED: Interface GigabitEthernet0/0, changed state to up</w:t>
-      </w:r>
-    </w:p>
-    <w:p>
-      <w:pPr>
-        <w:spacing w:after="0" w:line="276" w:lineRule="auto"/>
-        <w:ind w:left="504"/>
-        <w:rPr>
-          <w:rFonts w:ascii="Times New Roman" w:eastAsia="Times New Roman" w:hAnsi="Times New Roman" w:cs="Times New Roman"/>
-          <w:sz w:val="24"/>
-          <w:szCs w:val="24"/>
-        </w:rPr>
-      </w:pPr>
-    </w:p>
-    <w:p>
-      <w:pPr>
-        <w:spacing w:after="0" w:line="276" w:lineRule="auto"/>
-        <w:ind w:left="504"/>
-        <w:rPr>
-          <w:rFonts w:ascii="Times New Roman" w:eastAsia="Times New Roman" w:hAnsi="Times New Roman" w:cs="Times New Roman"/>
-          <w:sz w:val="24"/>
-          <w:szCs w:val="24"/>
-        </w:rPr>
-      </w:pPr>
-      <w:r>
-        <w:rPr>
-          <w:rFonts w:ascii="Times New Roman" w:eastAsia="Times New Roman" w:hAnsi="Times New Roman" w:cs="Times New Roman"/>
-          <w:sz w:val="24"/>
-          <w:szCs w:val="24"/>
-        </w:rPr>
-        <w:t>%LINEPROTO-5-UPDOWN: Line protocol on Interface GigabitEthernet0/0, changed state to up</w:t>
-      </w:r>
-    </w:p>
-    <w:p>
-      <w:pPr>
-        <w:spacing w:after="0" w:line="276" w:lineRule="auto"/>
-        <w:ind w:left="504"/>
-        <w:rPr>
-          <w:rFonts w:ascii="Times New Roman" w:eastAsia="Times New Roman" w:hAnsi="Times New Roman" w:cs="Times New Roman"/>
-          <w:sz w:val="24"/>
-          <w:szCs w:val="24"/>
-        </w:rPr>
-      </w:pPr>
-      <w:proofErr w:type="spellStart"/>
-      <w:r>
-        <w:rPr>
-          <w:rFonts w:ascii="Times New Roman" w:eastAsia="Times New Roman" w:hAnsi="Times New Roman" w:cs="Times New Roman"/>
-          <w:sz w:val="24"/>
-          <w:szCs w:val="24"/>
-        </w:rPr>
-        <w:t>ip</w:t>
-      </w:r>
-      <w:proofErr w:type="spellEnd"/>
-      <w:r>
-        <w:rPr>
-          <w:rFonts w:ascii="Times New Roman" w:eastAsia="Times New Roman" w:hAnsi="Times New Roman" w:cs="Times New Roman"/>
-          <w:sz w:val="24"/>
-          <w:szCs w:val="24"/>
-        </w:rPr>
-        <w:t xml:space="preserve"> address 172.16.30.1 255.255.255.0</w:t>
-      </w:r>
-    </w:p>
-    <w:p>
-      <w:pPr>
-        <w:spacing w:after="0" w:line="276" w:lineRule="auto"/>
-        <w:ind w:left="504"/>
-        <w:rPr>
-          <w:rFonts w:ascii="Times New Roman" w:eastAsia="Times New Roman" w:hAnsi="Times New Roman" w:cs="Times New Roman"/>
-          <w:sz w:val="24"/>
-          <w:szCs w:val="24"/>
-        </w:rPr>
-      </w:pPr>
-      <w:r>
-        <w:rPr>
-          <w:rFonts w:ascii="Times New Roman" w:eastAsia="Times New Roman" w:hAnsi="Times New Roman" w:cs="Times New Roman"/>
-          <w:sz w:val="24"/>
-          <w:szCs w:val="24"/>
-        </w:rPr>
-        <w:t>Router(config-</w:t>
-      </w:r>
-      <w:proofErr w:type="gramStart"/>
-      <w:r>
-        <w:rPr>
-          <w:rFonts w:ascii="Times New Roman" w:eastAsia="Times New Roman" w:hAnsi="Times New Roman" w:cs="Times New Roman"/>
-          <w:sz w:val="24"/>
-          <w:szCs w:val="24"/>
-        </w:rPr>
-        <w:t>if)#</w:t>
-      </w:r>
-      <w:proofErr w:type="gramEnd"/>
-      <w:r>
-        <w:rPr>
-          <w:rFonts w:ascii="Times New Roman" w:eastAsia="Times New Roman" w:hAnsi="Times New Roman" w:cs="Times New Roman"/>
-          <w:sz w:val="24"/>
-          <w:szCs w:val="24"/>
-        </w:rPr>
-        <w:t>ip address 172.16.30.1 255.255.255.0</w:t>
-      </w:r>
-    </w:p>
-    <w:p>
-      <w:pPr>
-        <w:spacing w:after="0" w:line="276" w:lineRule="auto"/>
-        <w:ind w:left="504"/>
-        <w:rPr>
-          <w:rFonts w:ascii="Times New Roman" w:eastAsia="Times New Roman" w:hAnsi="Times New Roman" w:cs="Times New Roman"/>
-          <w:sz w:val="24"/>
-          <w:szCs w:val="24"/>
-        </w:rPr>
-      </w:pPr>
-      <w:r>
-        <w:rPr>
-          <w:rFonts w:ascii="Times New Roman" w:eastAsia="Times New Roman" w:hAnsi="Times New Roman" w:cs="Times New Roman"/>
-          <w:sz w:val="24"/>
-          <w:szCs w:val="24"/>
-        </w:rPr>
-        <w:t>Router(config-</w:t>
-      </w:r>
-      <w:proofErr w:type="gramStart"/>
-      <w:r>
-        <w:rPr>
-          <w:rFonts w:ascii="Times New Roman" w:eastAsia="Times New Roman" w:hAnsi="Times New Roman" w:cs="Times New Roman"/>
-          <w:sz w:val="24"/>
-          <w:szCs w:val="24"/>
-        </w:rPr>
-        <w:t>if)#</w:t>
-      </w:r>
-      <w:proofErr w:type="gramEnd"/>
-      <w:r>
-        <w:rPr>
-          <w:rFonts w:ascii="Times New Roman" w:eastAsia="Times New Roman" w:hAnsi="Times New Roman" w:cs="Times New Roman"/>
-          <w:sz w:val="24"/>
-          <w:szCs w:val="24"/>
-        </w:rPr>
-        <w:t>ip address 172.16.30.1 255.255.255.0</w:t>
-      </w:r>
-    </w:p>
-    <w:p>
-      <w:pPr>
-        <w:spacing w:after="0" w:line="276" w:lineRule="auto"/>
-        <w:ind w:left="504"/>
-        <w:rPr>
-          <w:rFonts w:ascii="Times New Roman" w:eastAsia="Times New Roman" w:hAnsi="Times New Roman" w:cs="Times New Roman"/>
-          <w:sz w:val="24"/>
-          <w:szCs w:val="24"/>
-        </w:rPr>
-      </w:pPr>
-      <w:r>
-        <w:rPr>
-          <w:rFonts w:ascii="Times New Roman" w:eastAsia="Times New Roman" w:hAnsi="Times New Roman" w:cs="Times New Roman"/>
-          <w:sz w:val="24"/>
-          <w:szCs w:val="24"/>
-        </w:rPr>
-        <w:t>Router(config-</w:t>
-      </w:r>
-      <w:proofErr w:type="gramStart"/>
-      <w:r>
-        <w:rPr>
-          <w:rFonts w:ascii="Times New Roman" w:eastAsia="Times New Roman" w:hAnsi="Times New Roman" w:cs="Times New Roman"/>
-          <w:sz w:val="24"/>
-          <w:szCs w:val="24"/>
-        </w:rPr>
-        <w:t>if)#</w:t>
-      </w:r>
-      <w:proofErr w:type="gramEnd"/>
-    </w:p>
-    <w:p>
-      <w:pPr>
-        <w:spacing w:after="0" w:line="276" w:lineRule="auto"/>
-        <w:ind w:left="504"/>
-        <w:rPr>
-          <w:rFonts w:ascii="Times New Roman" w:eastAsia="Times New Roman" w:hAnsi="Times New Roman" w:cs="Times New Roman"/>
-          <w:sz w:val="24"/>
-          <w:szCs w:val="24"/>
-        </w:rPr>
-      </w:pPr>
-      <w:r>
-        <w:rPr>
-          <w:rFonts w:ascii="Times New Roman" w:eastAsia="Times New Roman" w:hAnsi="Times New Roman" w:cs="Times New Roman"/>
-          <w:sz w:val="24"/>
-          <w:szCs w:val="24"/>
-        </w:rPr>
-        <w:t>Router(config-</w:t>
-      </w:r>
-      <w:proofErr w:type="gramStart"/>
-      <w:r>
-        <w:rPr>
-          <w:rFonts w:ascii="Times New Roman" w:eastAsia="Times New Roman" w:hAnsi="Times New Roman" w:cs="Times New Roman"/>
-          <w:sz w:val="24"/>
-          <w:szCs w:val="24"/>
-        </w:rPr>
-        <w:t>if)#</w:t>
-      </w:r>
-      <w:proofErr w:type="gramEnd"/>
-      <w:r>
-        <w:rPr>
-          <w:rFonts w:ascii="Times New Roman" w:eastAsia="Times New Roman" w:hAnsi="Times New Roman" w:cs="Times New Roman"/>
-          <w:sz w:val="24"/>
-          <w:szCs w:val="24"/>
-        </w:rPr>
-        <w:t>exit</w:t>
-      </w:r>
-    </w:p>
-    <w:p>
-      <w:pPr>
-        <w:spacing w:after="0" w:line="276" w:lineRule="auto"/>
-        <w:ind w:left="504"/>
-        <w:rPr>
-          <w:rFonts w:ascii="Times New Roman" w:eastAsia="Times New Roman" w:hAnsi="Times New Roman" w:cs="Times New Roman"/>
-          <w:sz w:val="24"/>
-          <w:szCs w:val="24"/>
-        </w:rPr>
-      </w:pPr>
-      <w:r>
-        <w:rPr>
-          <w:rFonts w:ascii="Times New Roman" w:eastAsia="Times New Roman" w:hAnsi="Times New Roman" w:cs="Times New Roman"/>
-          <w:sz w:val="24"/>
-          <w:szCs w:val="24"/>
-        </w:rPr>
-        <w:t>Router(config)#interface GigabitEthernet0/1</w:t>
-      </w:r>
-    </w:p>
-    <w:p>
-      <w:pPr>
-        <w:spacing w:after="0" w:line="276" w:lineRule="auto"/>
-        <w:ind w:left="504"/>
-        <w:rPr>
-          <w:rFonts w:ascii="Times New Roman" w:eastAsia="Times New Roman" w:hAnsi="Times New Roman" w:cs="Times New Roman"/>
-          <w:sz w:val="24"/>
-          <w:szCs w:val="24"/>
-        </w:rPr>
-      </w:pPr>
-      <w:r>
-        <w:rPr>
-          <w:rFonts w:ascii="Times New Roman" w:eastAsia="Times New Roman" w:hAnsi="Times New Roman" w:cs="Times New Roman"/>
-          <w:sz w:val="24"/>
-          <w:szCs w:val="24"/>
-        </w:rPr>
-        <w:t>Router(config-</w:t>
-      </w:r>
-      <w:proofErr w:type="gramStart"/>
-      <w:r>
-        <w:rPr>
-          <w:rFonts w:ascii="Times New Roman" w:eastAsia="Times New Roman" w:hAnsi="Times New Roman" w:cs="Times New Roman"/>
-          <w:sz w:val="24"/>
-          <w:szCs w:val="24"/>
-        </w:rPr>
-        <w:t>if)#</w:t>
-      </w:r>
-      <w:proofErr w:type="gramEnd"/>
-      <w:r>
-        <w:rPr>
-          <w:rFonts w:ascii="Times New Roman" w:eastAsia="Times New Roman" w:hAnsi="Times New Roman" w:cs="Times New Roman"/>
-          <w:sz w:val="24"/>
-          <w:szCs w:val="24"/>
-        </w:rPr>
-        <w:t>shutdown</w:t>
-      </w:r>
-    </w:p>
-    <w:p>
-      <w:pPr>
-        <w:spacing w:after="0" w:line="276" w:lineRule="auto"/>
-        <w:ind w:left="504"/>
-        <w:rPr>
-          <w:rFonts w:ascii="Times New Roman" w:eastAsia="Times New Roman" w:hAnsi="Times New Roman" w:cs="Times New Roman"/>
-          <w:sz w:val="24"/>
-          <w:szCs w:val="24"/>
-        </w:rPr>
-      </w:pPr>
-      <w:r>
-        <w:rPr>
-          <w:rFonts w:ascii="Times New Roman" w:eastAsia="Times New Roman" w:hAnsi="Times New Roman" w:cs="Times New Roman"/>
-          <w:sz w:val="24"/>
-          <w:szCs w:val="24"/>
-        </w:rPr>
-        <w:t>Router(config-</w:t>
-      </w:r>
-      <w:proofErr w:type="gramStart"/>
-      <w:r>
-        <w:rPr>
-          <w:rFonts w:ascii="Times New Roman" w:eastAsia="Times New Roman" w:hAnsi="Times New Roman" w:cs="Times New Roman"/>
-          <w:sz w:val="24"/>
-          <w:szCs w:val="24"/>
-        </w:rPr>
-        <w:t>if)#</w:t>
-      </w:r>
-      <w:proofErr w:type="gramEnd"/>
-    </w:p>
-    <w:p>
-      <w:pPr>
-        <w:spacing w:after="0" w:line="276" w:lineRule="auto"/>
-        <w:ind w:left="504"/>
-        <w:rPr>
-          <w:rFonts w:ascii="Times New Roman" w:eastAsia="Times New Roman" w:hAnsi="Times New Roman" w:cs="Times New Roman"/>
-          <w:sz w:val="24"/>
-          <w:szCs w:val="24"/>
-        </w:rPr>
-      </w:pPr>
-      <w:r>
-        <w:rPr>
-          <w:rFonts w:ascii="Times New Roman" w:eastAsia="Times New Roman" w:hAnsi="Times New Roman" w:cs="Times New Roman"/>
-          <w:sz w:val="24"/>
-          <w:szCs w:val="24"/>
-        </w:rPr>
         <w:t>%LINK-5-CHANGED: Interface GigabitEthernet0/1, changed state to administratively down</w:t>
       </w:r>
     </w:p>
@@ -8262,7 +9690,6 @@
           <w:sz w:val="24"/>
           <w:szCs w:val="24"/>
         </w:rPr>
-        <w:lastRenderedPageBreak/>
         <w:t>%LINEPROTO-5-UPDOWN: Line protocol on Interface GigabitEthernet0/1, changed state to down</w:t>
       </w:r>
     </w:p>
@@ -8276,23 +9703,13 @@
           <w:szCs w:val="24"/>
         </w:rPr>
       </w:pPr>
-      <w:proofErr w:type="gramStart"/>
-      <w:r>
-        <w:rPr>
-          <w:rFonts w:ascii="Times New Roman" w:eastAsia="Times New Roman" w:hAnsi="Times New Roman" w:cs="Times New Roman"/>
-          <w:sz w:val="24"/>
-          <w:szCs w:val="24"/>
-        </w:rPr>
-        <w:t>no</w:t>
-      </w:r>
-      <w:proofErr w:type="gramEnd"/>
-      <w:r>
-        <w:rPr>
-          <w:rFonts w:ascii="Times New Roman" w:eastAsia="Times New Roman" w:hAnsi="Times New Roman" w:cs="Times New Roman"/>
-          <w:sz w:val="24"/>
-          <w:szCs w:val="24"/>
-        </w:rPr>
-        <w:t xml:space="preserve"> shutdown</w:t>
+      <w:r>
+        <w:rPr>
+          <w:rFonts w:ascii="Times New Roman" w:eastAsia="Times New Roman" w:hAnsi="Times New Roman" w:cs="Times New Roman"/>
+          <w:sz w:val="24"/>
+          <w:szCs w:val="24"/>
+        </w:rPr>
+        <w:t>no shutdown</w:t>
       </w:r>
     </w:p>
     <w:p>
@@ -8788,7 +10205,6 @@
           <w:sz w:val="24"/>
           <w:szCs w:val="24"/>
         </w:rPr>
-        <w:lastRenderedPageBreak/>
         <w:t xml:space="preserve">Creating the WAN connection: </w:t>
       </w:r>
       <w:r>
@@ -9151,164 +10567,164 @@
           <w:sz w:val="24"/>
           <w:szCs w:val="24"/>
         </w:rPr>
+        <w:t xml:space="preserve">Successful data transmission using the ping command: </w:t>
+      </w:r>
+      <w:r>
+        <w:rPr>
+          <w:rFonts w:ascii="Times New Roman" w:eastAsia="Times New Roman" w:hAnsi="Times New Roman" w:cs="Times New Roman"/>
+          <w:sz w:val="24"/>
+          <w:szCs w:val="24"/>
+        </w:rPr>
+        <w:t>Show screenshots of successful ping tests between a device in WAN 1 and a device in WAN 2 (both directions), with the exact ping commands used and the results (replies received, 0% loss). (2 marks)</w:t>
+      </w:r>
+    </w:p>
+    <w:p>
+      <w:pPr>
+        <w:spacing w:after="0" w:line="276" w:lineRule="auto"/>
+        <w:ind w:left="504"/>
+        <w:rPr>
+          <w:rFonts w:ascii="Times New Roman" w:eastAsia="Times New Roman" w:hAnsi="Times New Roman" w:cs="Times New Roman"/>
+          <w:sz w:val="24"/>
+          <w:szCs w:val="24"/>
+        </w:rPr>
+      </w:pPr>
+    </w:p>
+    <w:p>
+      <w:pPr>
+        <w:spacing w:after="0" w:line="276" w:lineRule="auto"/>
+        <w:ind w:left="504"/>
+        <w:rPr>
+          <w:rFonts w:ascii="Times New Roman" w:eastAsia="Times New Roman" w:hAnsi="Times New Roman" w:cs="Times New Roman"/>
+          <w:sz w:val="24"/>
+          <w:szCs w:val="24"/>
+        </w:rPr>
+      </w:pPr>
+    </w:p>
+    <w:p>
+      <w:pPr>
+        <w:spacing w:after="0" w:line="276" w:lineRule="auto"/>
+        <w:ind w:left="504"/>
+        <w:rPr>
+          <w:rFonts w:ascii="Times New Roman" w:eastAsia="Times New Roman" w:hAnsi="Times New Roman" w:cs="Times New Roman"/>
+          <w:sz w:val="24"/>
+          <w:szCs w:val="24"/>
+        </w:rPr>
+      </w:pPr>
+    </w:p>
+    <w:p>
+      <w:pPr>
+        <w:spacing w:after="0" w:line="276" w:lineRule="auto"/>
+        <w:ind w:left="504"/>
+        <w:rPr>
+          <w:rFonts w:ascii="Times New Roman" w:eastAsia="Times New Roman" w:hAnsi="Times New Roman" w:cs="Times New Roman"/>
+          <w:sz w:val="24"/>
+          <w:szCs w:val="24"/>
+        </w:rPr>
+      </w:pPr>
+    </w:p>
+    <w:p>
+      <w:pPr>
+        <w:spacing w:after="0" w:line="276" w:lineRule="auto"/>
+        <w:ind w:left="504"/>
+        <w:rPr>
+          <w:rFonts w:ascii="Times New Roman" w:eastAsia="Times New Roman" w:hAnsi="Times New Roman" w:cs="Times New Roman"/>
+          <w:sz w:val="24"/>
+          <w:szCs w:val="24"/>
+        </w:rPr>
+      </w:pPr>
+    </w:p>
+    <w:p>
+      <w:pPr>
+        <w:spacing w:after="0" w:line="276" w:lineRule="auto"/>
+        <w:ind w:left="504"/>
+        <w:rPr>
+          <w:rFonts w:ascii="Times New Roman" w:eastAsia="Times New Roman" w:hAnsi="Times New Roman" w:cs="Times New Roman"/>
+          <w:sz w:val="24"/>
+          <w:szCs w:val="24"/>
+        </w:rPr>
+      </w:pPr>
+    </w:p>
+    <w:p>
+      <w:pPr>
+        <w:spacing w:after="0" w:line="276" w:lineRule="auto"/>
+        <w:ind w:left="504"/>
+        <w:rPr>
+          <w:rFonts w:ascii="Times New Roman" w:eastAsia="Times New Roman" w:hAnsi="Times New Roman" w:cs="Times New Roman"/>
+          <w:sz w:val="24"/>
+          <w:szCs w:val="24"/>
+        </w:rPr>
+      </w:pPr>
+    </w:p>
+    <w:p>
+      <w:pPr>
+        <w:spacing w:after="0" w:line="276" w:lineRule="auto"/>
+        <w:ind w:left="504"/>
+        <w:rPr>
+          <w:rFonts w:ascii="Times New Roman" w:eastAsia="Times New Roman" w:hAnsi="Times New Roman" w:cs="Times New Roman"/>
+          <w:sz w:val="24"/>
+          <w:szCs w:val="24"/>
+        </w:rPr>
+      </w:pPr>
+    </w:p>
+    <w:p>
+      <w:pPr>
+        <w:spacing w:after="0" w:line="276" w:lineRule="auto"/>
+        <w:ind w:left="504"/>
+        <w:rPr>
+          <w:rFonts w:ascii="Times New Roman" w:eastAsia="Times New Roman" w:hAnsi="Times New Roman" w:cs="Times New Roman"/>
+          <w:sz w:val="24"/>
+          <w:szCs w:val="24"/>
+        </w:rPr>
+      </w:pPr>
+    </w:p>
+    <w:p>
+      <w:pPr>
+        <w:spacing w:after="0" w:line="276" w:lineRule="auto"/>
+        <w:ind w:left="504"/>
+        <w:rPr>
+          <w:rFonts w:ascii="Times New Roman" w:eastAsia="Times New Roman" w:hAnsi="Times New Roman" w:cs="Times New Roman"/>
+          <w:sz w:val="24"/>
+          <w:szCs w:val="24"/>
+        </w:rPr>
+      </w:pPr>
+    </w:p>
+    <w:p>
+      <w:pPr>
+        <w:spacing w:after="0" w:line="276" w:lineRule="auto"/>
+        <w:ind w:left="504"/>
+        <w:rPr>
+          <w:rFonts w:ascii="Times New Roman" w:eastAsia="Times New Roman" w:hAnsi="Times New Roman" w:cs="Times New Roman"/>
+          <w:sz w:val="24"/>
+          <w:szCs w:val="24"/>
+        </w:rPr>
+      </w:pPr>
+    </w:p>
+    <w:p>
+      <w:pPr>
+        <w:spacing w:after="0" w:line="276" w:lineRule="auto"/>
+        <w:rPr>
+          <w:rFonts w:ascii="Times New Roman" w:eastAsia="Times New Roman" w:hAnsi="Times New Roman" w:cs="Times New Roman"/>
+          <w:sz w:val="24"/>
+          <w:szCs w:val="24"/>
+        </w:rPr>
+      </w:pPr>
+    </w:p>
+    <w:p>
+      <w:pPr>
+        <w:spacing w:after="0" w:line="276" w:lineRule="auto"/>
+        <w:rPr>
+          <w:rFonts w:ascii="Times New Roman" w:eastAsia="Times New Roman" w:hAnsi="Times New Roman" w:cs="Times New Roman"/>
+          <w:sz w:val="24"/>
+          <w:szCs w:val="24"/>
+        </w:rPr>
+      </w:pPr>
+      <w:r>
+        <w:rPr>
+          <w:rFonts w:ascii="Times New Roman" w:eastAsia="Times New Roman" w:hAnsi="Times New Roman" w:cs="Times New Roman"/>
+          <w:sz w:val="24"/>
+          <w:szCs w:val="24"/>
+        </w:rPr>
         <w:lastRenderedPageBreak/>
-        <w:t xml:space="preserve">Successful data transmission using the ping command: </w:t>
-      </w:r>
-      <w:r>
-        <w:rPr>
-          <w:rFonts w:ascii="Times New Roman" w:eastAsia="Times New Roman" w:hAnsi="Times New Roman" w:cs="Times New Roman"/>
-          <w:sz w:val="24"/>
-          <w:szCs w:val="24"/>
-        </w:rPr>
-        <w:t>Show screenshots of successful ping tests between a device in WAN 1 and a device in WAN 2 (both directions), with the exact ping commands used and the results (replies received, 0% loss). (2 marks)</w:t>
-      </w:r>
-    </w:p>
-    <w:p>
-      <w:pPr>
-        <w:spacing w:after="0" w:line="276" w:lineRule="auto"/>
-        <w:ind w:left="504"/>
-        <w:rPr>
-          <w:rFonts w:ascii="Times New Roman" w:eastAsia="Times New Roman" w:hAnsi="Times New Roman" w:cs="Times New Roman"/>
-          <w:sz w:val="24"/>
-          <w:szCs w:val="24"/>
-        </w:rPr>
-      </w:pPr>
-    </w:p>
-    <w:p>
-      <w:pPr>
-        <w:spacing w:after="0" w:line="276" w:lineRule="auto"/>
-        <w:ind w:left="504"/>
-        <w:rPr>
-          <w:rFonts w:ascii="Times New Roman" w:eastAsia="Times New Roman" w:hAnsi="Times New Roman" w:cs="Times New Roman"/>
-          <w:sz w:val="24"/>
-          <w:szCs w:val="24"/>
-        </w:rPr>
-      </w:pPr>
-    </w:p>
-    <w:p>
-      <w:pPr>
-        <w:spacing w:after="0" w:line="276" w:lineRule="auto"/>
-        <w:ind w:left="504"/>
-        <w:rPr>
-          <w:rFonts w:ascii="Times New Roman" w:eastAsia="Times New Roman" w:hAnsi="Times New Roman" w:cs="Times New Roman"/>
-          <w:sz w:val="24"/>
-          <w:szCs w:val="24"/>
-        </w:rPr>
-      </w:pPr>
-    </w:p>
-    <w:p>
-      <w:pPr>
-        <w:spacing w:after="0" w:line="276" w:lineRule="auto"/>
-        <w:ind w:left="504"/>
-        <w:rPr>
-          <w:rFonts w:ascii="Times New Roman" w:eastAsia="Times New Roman" w:hAnsi="Times New Roman" w:cs="Times New Roman"/>
-          <w:sz w:val="24"/>
-          <w:szCs w:val="24"/>
-        </w:rPr>
-      </w:pPr>
-    </w:p>
-    <w:p>
-      <w:pPr>
-        <w:spacing w:after="0" w:line="276" w:lineRule="auto"/>
-        <w:ind w:left="504"/>
-        <w:rPr>
-          <w:rFonts w:ascii="Times New Roman" w:eastAsia="Times New Roman" w:hAnsi="Times New Roman" w:cs="Times New Roman"/>
-          <w:sz w:val="24"/>
-          <w:szCs w:val="24"/>
-        </w:rPr>
-      </w:pPr>
-    </w:p>
-    <w:p>
-      <w:pPr>
-        <w:spacing w:after="0" w:line="276" w:lineRule="auto"/>
-        <w:ind w:left="504"/>
-        <w:rPr>
-          <w:rFonts w:ascii="Times New Roman" w:eastAsia="Times New Roman" w:hAnsi="Times New Roman" w:cs="Times New Roman"/>
-          <w:sz w:val="24"/>
-          <w:szCs w:val="24"/>
-        </w:rPr>
-      </w:pPr>
-    </w:p>
-    <w:p>
-      <w:pPr>
-        <w:spacing w:after="0" w:line="276" w:lineRule="auto"/>
-        <w:ind w:left="504"/>
-        <w:rPr>
-          <w:rFonts w:ascii="Times New Roman" w:eastAsia="Times New Roman" w:hAnsi="Times New Roman" w:cs="Times New Roman"/>
-          <w:sz w:val="24"/>
-          <w:szCs w:val="24"/>
-        </w:rPr>
-      </w:pPr>
-    </w:p>
-    <w:p>
-      <w:pPr>
-        <w:spacing w:after="0" w:line="276" w:lineRule="auto"/>
-        <w:ind w:left="504"/>
-        <w:rPr>
-          <w:rFonts w:ascii="Times New Roman" w:eastAsia="Times New Roman" w:hAnsi="Times New Roman" w:cs="Times New Roman"/>
-          <w:sz w:val="24"/>
-          <w:szCs w:val="24"/>
-        </w:rPr>
-      </w:pPr>
-    </w:p>
-    <w:p>
-      <w:pPr>
-        <w:spacing w:after="0" w:line="276" w:lineRule="auto"/>
-        <w:ind w:left="504"/>
-        <w:rPr>
-          <w:rFonts w:ascii="Times New Roman" w:eastAsia="Times New Roman" w:hAnsi="Times New Roman" w:cs="Times New Roman"/>
-          <w:sz w:val="24"/>
-          <w:szCs w:val="24"/>
-        </w:rPr>
-      </w:pPr>
-    </w:p>
-    <w:p>
-      <w:pPr>
-        <w:spacing w:after="0" w:line="276" w:lineRule="auto"/>
-        <w:ind w:left="504"/>
-        <w:rPr>
-          <w:rFonts w:ascii="Times New Roman" w:eastAsia="Times New Roman" w:hAnsi="Times New Roman" w:cs="Times New Roman"/>
-          <w:sz w:val="24"/>
-          <w:szCs w:val="24"/>
-        </w:rPr>
-      </w:pPr>
-    </w:p>
-    <w:p>
-      <w:pPr>
-        <w:spacing w:after="0" w:line="276" w:lineRule="auto"/>
-        <w:ind w:left="504"/>
-        <w:rPr>
-          <w:rFonts w:ascii="Times New Roman" w:eastAsia="Times New Roman" w:hAnsi="Times New Roman" w:cs="Times New Roman"/>
-          <w:sz w:val="24"/>
-          <w:szCs w:val="24"/>
-        </w:rPr>
-      </w:pPr>
-    </w:p>
-    <w:p>
-      <w:pPr>
-        <w:spacing w:after="0" w:line="276" w:lineRule="auto"/>
-        <w:rPr>
-          <w:rFonts w:ascii="Times New Roman" w:eastAsia="Times New Roman" w:hAnsi="Times New Roman" w:cs="Times New Roman"/>
-          <w:sz w:val="24"/>
-          <w:szCs w:val="24"/>
-        </w:rPr>
-      </w:pPr>
-    </w:p>
-    <w:p>
-      <w:pPr>
-        <w:spacing w:after="0" w:line="276" w:lineRule="auto"/>
-        <w:rPr>
-          <w:rFonts w:ascii="Times New Roman" w:eastAsia="Times New Roman" w:hAnsi="Times New Roman" w:cs="Times New Roman"/>
-          <w:sz w:val="24"/>
-          <w:szCs w:val="24"/>
-        </w:rPr>
-      </w:pPr>
-      <w:r>
-        <w:rPr>
-          <w:rFonts w:ascii="Times New Roman" w:eastAsia="Times New Roman" w:hAnsi="Times New Roman" w:cs="Times New Roman"/>
-          <w:sz w:val="24"/>
-          <w:szCs w:val="24"/>
-        </w:rPr>
         <w:pict w14:anchorId="30235765">
           <v:rect id="_x0000_i1028" style="width:0;height:.75pt" o:hralign="center" o:hrstd="t" o:hrnoshade="t" o:hr="t" fillcolor="#404040" stroked="f"/>
         </w:pict>
@@ -9929,10 +11345,10 @@
       </w:pPr>
     </w:p>
     <w:sectPr>
-      <w:headerReference w:type="default" r:id="rId19"/>
-      <w:footerReference w:type="even" r:id="rId20"/>
-      <w:footerReference w:type="default" r:id="rId21"/>
-      <w:footerReference w:type="first" r:id="rId22"/>
+      <w:headerReference w:type="default" r:id="rId20"/>
+      <w:footerReference w:type="even" r:id="rId21"/>
+      <w:footerReference w:type="default" r:id="rId22"/>
+      <w:footerReference w:type="first" r:id="rId23"/>
       <w:pgSz w:w="12240" w:h="15840" w:code="1"/>
       <w:pgMar w:top="1080" w:right="720" w:bottom="2160" w:left="3096" w:header="1080" w:footer="720" w:gutter="0"/>
       <w:pgNumType w:start="1"/>
@@ -16440,7 +17856,6 @@
   <w:style w:type="character" w:default="1" w:styleId="DefaultParagraphFont">
     <w:name w:val="Default Paragraph Font"/>
     <w:uiPriority w:val="1"/>
-    <w:semiHidden/>
     <w:unhideWhenUsed/>
   </w:style>
   <w:style w:type="table" w:default="1" w:styleId="TableNormal">
@@ -17485,12 +18900,6 @@
     <w:pitch w:val="variable"/>
     <w:sig w:usb0="E4002EFF" w:usb1="C200247B" w:usb2="00000009" w:usb3="00000000" w:csb0="000001FF" w:csb1="00000000"/>
   </w:font>
-  <w:font w:name="Aptos">
-    <w:charset w:val="00"/>
-    <w:family w:val="swiss"/>
-    <w:pitch w:val="variable"/>
-    <w:sig w:usb0="20000287" w:usb1="00000003" w:usb2="00000000" w:usb3="00000000" w:csb0="0000019F" w:csb1="00000000"/>
-  </w:font>
   <w:font w:name="Yu Mincho">
     <w:charset w:val="80"/>
     <w:family w:val="roman"/>
@@ -17504,11 +18913,12 @@
     <w:pitch w:val="variable"/>
     <w:sig w:usb0="E00002FF" w:usb1="2AC7FDFF" w:usb2="00000016" w:usb3="00000000" w:csb0="0002009F" w:csb1="00000000"/>
   </w:font>
-  <w:font w:name="Aptos Display">
+  <w:font w:name="Calibri Light">
+    <w:panose1 w:val="020F0302020204030204"/>
     <w:charset w:val="00"/>
     <w:family w:val="swiss"/>
     <w:pitch w:val="variable"/>
-    <w:sig w:usb0="20000287" w:usb1="00000003" w:usb2="00000000" w:usb3="00000000" w:csb0="0000019F" w:csb1="00000000"/>
+    <w:sig w:usb0="E4002EFF" w:usb1="C200247B" w:usb2="00000009" w:usb3="00000000" w:csb0="000001FF" w:csb1="00000000"/>
   </w:font>
 </w:fonts>
 </file>
@@ -17530,7 +18940,7 @@
       </w:pPr>
       <w:rPr>
         <w:rFonts w:ascii="Cambria" w:hAnsi="Cambria" w:hint="default"/>
-        <w:color w:val="156082" w:themeColor="accent1"/>
+        <w:color w:val="4472C4" w:themeColor="accent1"/>
       </w:rPr>
     </w:lvl>
   </w:abstractNum>
@@ -17561,6 +18971,7 @@
     <w:rsid w:val="00085FAA"/>
     <w:rsid w:val="000F3543"/>
     <w:rsid w:val="00152CAB"/>
+    <w:rsid w:val="00193ED6"/>
     <w:rsid w:val="001A632E"/>
     <w:rsid w:val="00200AE2"/>
     <w:rsid w:val="00324ACF"/>
@@ -17581,6 +18992,7 @@
     <w:rsid w:val="00814B81"/>
     <w:rsid w:val="00820DC8"/>
     <w:rsid w:val="008456E9"/>
+    <w:rsid w:val="00871245"/>
     <w:rsid w:val="008A4AE7"/>
     <w:rsid w:val="00902777"/>
     <w:rsid w:val="0096178B"/>
@@ -17625,7 +19037,7 @@
   <w:themeFontLang w:val="en-GB" w:eastAsia="ja-JP" w:bidi="ar-SA"/>
   <w:clrSchemeMapping w:bg1="light1" w:t1="dark1" w:bg2="light2" w:t2="dark2" w:accent1="accent1" w:accent2="accent2" w:accent3="accent3" w:accent4="accent4" w:accent5="accent5" w:accent6="accent6" w:hyperlink="hyperlink" w:followedHyperlink="followedHyperlink"/>
   <w:decimalSymbol w:val="."/>
-  <w:listSeparator w:val=","/>
+  <w:listSeparator w:val=";"/>
   <w15:chartTrackingRefBased/>
 </w:settings>
 </file>
@@ -18432,16 +19844,16 @@
 </file>
 
 <file path=customXml/item2.xml><?xml version="1.0" encoding="utf-8"?>
-<b:Sources xmlns:b="http://schemas.openxmlformats.org/officeDocument/2006/bibliography" SelectedStyle="\APA.XSL" StyleName="APA"/>
-</file>
-
-<file path=customXml/item3.xml><?xml version="1.0" encoding="utf-8"?>
 <?mso-contentType ?>
 <FormTemplates xmlns="http://schemas.microsoft.com/sharepoint/v3/contenttype/forms">
   <Display>DocumentLibraryForm</Display>
   <Edit>AssetEditForm</Edit>
   <New>DocumentLibraryForm</New>
 </FormTemplates>
+</file>
+
+<file path=customXml/item3.xml><?xml version="1.0" encoding="utf-8"?>
+<b:Sources xmlns:b="http://schemas.openxmlformats.org/officeDocument/2006/bibliography" SelectedStyle="\APA.XSL" StyleName="APA"/>
 </file>
 
 <file path=customXml/itemProps1.xml><?xml version="1.0" encoding="utf-8"?>
@@ -18453,17 +19865,17 @@
 </file>
 
 <file path=customXml/itemProps2.xml><?xml version="1.0" encoding="utf-8"?>
+<ds:datastoreItem xmlns:ds="http://schemas.openxmlformats.org/officeDocument/2006/customXml" ds:itemID="{E34C63B7-A026-4A37-9535-4FBB4C03A11D}">
+  <ds:schemaRefs>
+    <ds:schemaRef ds:uri="http://schemas.microsoft.com/sharepoint/v3/contenttype/forms"/>
+  </ds:schemaRefs>
+</ds:datastoreItem>
+</file>
+
+<file path=customXml/itemProps3.xml><?xml version="1.0" encoding="utf-8"?>
 <ds:datastoreItem xmlns:ds="http://schemas.openxmlformats.org/officeDocument/2006/customXml" ds:itemID="{355C5113-D031-41DB-A6D8-43CE1A0E6695}">
   <ds:schemaRefs>
     <ds:schemaRef ds:uri="http://schemas.openxmlformats.org/officeDocument/2006/bibliography"/>
   </ds:schemaRefs>
 </ds:datastoreItem>
-</file>
-
-<file path=customXml/itemProps3.xml><?xml version="1.0" encoding="utf-8"?>
-<ds:datastoreItem xmlns:ds="http://schemas.openxmlformats.org/officeDocument/2006/customXml" ds:itemID="{E34C63B7-A026-4A37-9535-4FBB4C03A11D}">
-  <ds:schemaRefs>
-    <ds:schemaRef ds:uri="http://schemas.microsoft.com/sharepoint/v3/contenttype/forms"/>
-  </ds:schemaRefs>
-</ds:datastoreItem>
 </file>
--- a/IT351_Project-Phase 2.docx
+++ b/IT351_Project-Phase 2.docx
@@ -1658,7 +1658,11 @@
               </mc:Choice>
               <mc:Fallback>
                 <w:pict>
-                  <v:shape w14:anchorId="7CBAAF0B" id="Text Box 15" o:spid="_x0000_s1028" type="#_x0000_t202" alt="contact info" style="position:absolute;left:0;text-align:left;margin-left:40.55pt;margin-top:253.75pt;width:535.4pt;height:113.35pt;z-index:251675648;visibility:visible;mso-wrap-style:square;mso-width-percent:0;mso-height-percent:0;mso-wrap-distance-left:9pt;mso-wrap-distance-top:0;mso-wrap-distance-right:9pt;mso-wrap-distance-bottom:0;mso-position-horizontal:absolute;mso-position-horizontal-relative:page;mso-position-vertical:absolute;mso-position-vertical-relative:margin;mso-width-percent:0;mso-height-percent:0;mso-width-relative:margin;mso-height-relative:margin;v-text-anchor:bottom" o:gfxdata="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" o:allowoverlap="f" filled="f" stroked="f" strokeweight=".5pt">
+                  <v:shapetype w14:anchorId="7CBAAF0B" id="_x0000_t202" coordsize="21600,21600" o:spt="202" path="m,l,21600r21600,l21600,xe">
+                    <v:stroke joinstyle="miter"/>
+                    <v:path gradientshapeok="t" o:connecttype="rect"/>
+                  </v:shapetype>
+                  <v:shape id="Text Box 15" o:spid="_x0000_s1028" type="#_x0000_t202" alt="contact info" style="position:absolute;left:0;text-align:left;margin-left:40.55pt;margin-top:253.75pt;width:535.4pt;height:113.35pt;z-index:251675648;visibility:visible;mso-wrap-style:square;mso-width-percent:0;mso-height-percent:0;mso-wrap-distance-left:9pt;mso-wrap-distance-top:0;mso-wrap-distance-right:9pt;mso-wrap-distance-bottom:0;mso-position-horizontal:absolute;mso-position-horizontal-relative:page;mso-position-vertical:absolute;mso-position-vertical-relative:margin;mso-width-percent:0;mso-height-percent:0;mso-width-relative:margin;mso-height-relative:margin;v-text-anchor:bottom" o:gfxdata="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" o:allowoverlap="f" filled="f" stroked="f" strokeweight=".5pt">
                     <v:textbox inset="0,0,0,0">
                       <w:txbxContent>
                         <w:p>
@@ -7301,161 +7305,6 @@
     <w:p>
       <w:pPr>
         <w:spacing w:after="0" w:line="276" w:lineRule="auto"/>
-        <w:ind w:left="504"/>
-        <w:rPr>
-          <w:rFonts w:ascii="Times New Roman" w:eastAsia="Times New Roman" w:hAnsi="Times New Roman" w:cs="Times New Roman"/>
-          <w:sz w:val="24"/>
-          <w:szCs w:val="24"/>
-        </w:rPr>
-      </w:pPr>
-    </w:p>
-    <w:p>
-      <w:pPr>
-        <w:spacing w:after="0" w:line="276" w:lineRule="auto"/>
-        <w:ind w:left="504"/>
-        <w:rPr>
-          <w:rFonts w:ascii="Times New Roman" w:eastAsia="Times New Roman" w:hAnsi="Times New Roman" w:cs="Times New Roman"/>
-          <w:sz w:val="24"/>
-          <w:szCs w:val="24"/>
-        </w:rPr>
-      </w:pPr>
-    </w:p>
-    <w:p>
-      <w:pPr>
-        <w:spacing w:after="0" w:line="276" w:lineRule="auto"/>
-        <w:ind w:left="504"/>
-        <w:rPr>
-          <w:rFonts w:ascii="Times New Roman" w:eastAsia="Times New Roman" w:hAnsi="Times New Roman" w:cs="Times New Roman"/>
-          <w:sz w:val="24"/>
-          <w:szCs w:val="24"/>
-        </w:rPr>
-      </w:pPr>
-    </w:p>
-    <w:p>
-      <w:pPr>
-        <w:spacing w:after="0" w:line="276" w:lineRule="auto"/>
-        <w:ind w:left="504"/>
-        <w:rPr>
-          <w:rFonts w:ascii="Times New Roman" w:eastAsia="Times New Roman" w:hAnsi="Times New Roman" w:cs="Times New Roman"/>
-          <w:sz w:val="24"/>
-          <w:szCs w:val="24"/>
-        </w:rPr>
-      </w:pPr>
-    </w:p>
-    <w:p>
-      <w:pPr>
-        <w:spacing w:after="0" w:line="276" w:lineRule="auto"/>
-        <w:ind w:left="504"/>
-        <w:rPr>
-          <w:rFonts w:ascii="Times New Roman" w:eastAsia="Times New Roman" w:hAnsi="Times New Roman" w:cs="Times New Roman"/>
-          <w:sz w:val="24"/>
-          <w:szCs w:val="24"/>
-        </w:rPr>
-      </w:pPr>
-    </w:p>
-    <w:p>
-      <w:pPr>
-        <w:spacing w:after="0" w:line="276" w:lineRule="auto"/>
-        <w:ind w:left="504"/>
-        <w:rPr>
-          <w:rFonts w:ascii="Times New Roman" w:eastAsia="Times New Roman" w:hAnsi="Times New Roman" w:cs="Times New Roman"/>
-          <w:sz w:val="24"/>
-          <w:szCs w:val="24"/>
-        </w:rPr>
-      </w:pPr>
-    </w:p>
-    <w:p>
-      <w:pPr>
-        <w:spacing w:after="0" w:line="276" w:lineRule="auto"/>
-        <w:ind w:left="504"/>
-        <w:rPr>
-          <w:rFonts w:ascii="Times New Roman" w:eastAsia="Times New Roman" w:hAnsi="Times New Roman" w:cs="Times New Roman"/>
-          <w:sz w:val="24"/>
-          <w:szCs w:val="24"/>
-        </w:rPr>
-      </w:pPr>
-    </w:p>
-    <w:p>
-      <w:pPr>
-        <w:spacing w:after="0" w:line="276" w:lineRule="auto"/>
-        <w:ind w:left="504"/>
-        <w:rPr>
-          <w:rFonts w:ascii="Times New Roman" w:eastAsia="Times New Roman" w:hAnsi="Times New Roman" w:cs="Times New Roman"/>
-          <w:sz w:val="24"/>
-          <w:szCs w:val="24"/>
-        </w:rPr>
-      </w:pPr>
-    </w:p>
-    <w:p>
-      <w:pPr>
-        <w:spacing w:after="0" w:line="276" w:lineRule="auto"/>
-        <w:ind w:left="504"/>
-        <w:rPr>
-          <w:rFonts w:ascii="Times New Roman" w:eastAsia="Times New Roman" w:hAnsi="Times New Roman" w:cs="Times New Roman"/>
-          <w:sz w:val="24"/>
-          <w:szCs w:val="24"/>
-        </w:rPr>
-      </w:pPr>
-    </w:p>
-    <w:p>
-      <w:pPr>
-        <w:spacing w:after="0" w:line="276" w:lineRule="auto"/>
-        <w:ind w:left="504"/>
-        <w:rPr>
-          <w:rFonts w:ascii="Times New Roman" w:eastAsia="Times New Roman" w:hAnsi="Times New Roman" w:cs="Times New Roman"/>
-          <w:sz w:val="24"/>
-          <w:szCs w:val="24"/>
-        </w:rPr>
-      </w:pPr>
-    </w:p>
-    <w:p>
-      <w:pPr>
-        <w:spacing w:after="0" w:line="276" w:lineRule="auto"/>
-        <w:ind w:left="504"/>
-        <w:rPr>
-          <w:rFonts w:ascii="Times New Roman" w:eastAsia="Times New Roman" w:hAnsi="Times New Roman" w:cs="Times New Roman"/>
-          <w:sz w:val="24"/>
-          <w:szCs w:val="24"/>
-        </w:rPr>
-      </w:pPr>
-    </w:p>
-    <w:p>
-      <w:pPr>
-        <w:spacing w:after="0" w:line="276" w:lineRule="auto"/>
-        <w:ind w:left="504"/>
-        <w:rPr>
-          <w:rFonts w:ascii="Times New Roman" w:eastAsia="Times New Roman" w:hAnsi="Times New Roman" w:cs="Times New Roman"/>
-          <w:sz w:val="24"/>
-          <w:szCs w:val="24"/>
-        </w:rPr>
-      </w:pPr>
-    </w:p>
-    <w:p>
-      <w:pPr>
-        <w:spacing w:after="0" w:line="276" w:lineRule="auto"/>
-        <w:ind w:left="504"/>
-        <w:rPr>
-          <w:rFonts w:ascii="Times New Roman" w:eastAsia="Times New Roman" w:hAnsi="Times New Roman" w:cs="Times New Roman"/>
-          <w:sz w:val="24"/>
-          <w:szCs w:val="24"/>
-        </w:rPr>
-      </w:pPr>
-    </w:p>
-    <w:p>
-      <w:pPr>
-        <w:spacing w:after="0" w:line="276" w:lineRule="auto"/>
-        <w:ind w:left="504"/>
-        <w:rPr>
-          <w:rFonts w:ascii="Times New Roman" w:eastAsia="Times New Roman" w:hAnsi="Times New Roman" w:cs="Times New Roman"/>
-          <w:sz w:val="24"/>
-          <w:szCs w:val="24"/>
-        </w:rPr>
-      </w:pPr>
-    </w:p>
-    <w:p>
-      <w:pPr>
-        <w:spacing w:after="0" w:line="276" w:lineRule="auto"/>
-        <w:ind w:left="504"/>
         <w:rPr>
           <w:rFonts w:ascii="Times New Roman" w:eastAsia="Times New Roman" w:hAnsi="Times New Roman" w:cs="Times New Roman"/>
           <w:sz w:val="24"/>
@@ -7484,6 +7333,7 @@
           <w:sz w:val="24"/>
           <w:szCs w:val="24"/>
         </w:rPr>
+        <w:lastRenderedPageBreak/>
         <w:t xml:space="preserve">Giving connections in the LAN: </w:t>
       </w:r>
       <w:r>
@@ -7857,6 +7707,7 @@
           <w:sz w:val="24"/>
           <w:szCs w:val="24"/>
         </w:rPr>
+        <w:lastRenderedPageBreak/>
         <w:t xml:space="preserve">Assigning IP addresses: </w:t>
       </w:r>
       <w:r>
@@ -8021,7 +7872,6 @@
           <w:sz w:val="24"/>
           <w:szCs w:val="24"/>
         </w:rPr>
-        <w:lastRenderedPageBreak/>
         <w:drawing>
           <wp:inline distT="0" distB="0" distL="0" distR="0" wp14:anchorId="4E30111E" wp14:editId="049DECD2">
             <wp:extent cx="5349240" cy="2740025"/>
@@ -8078,6 +7928,7 @@
           <w:sz w:val="24"/>
           <w:szCs w:val="24"/>
         </w:rPr>
+        <w:lastRenderedPageBreak/>
         <w:drawing>
           <wp:inline distT="0" distB="0" distL="0" distR="0" wp14:anchorId="6D9C6CEA" wp14:editId="1F5B9AC8">
             <wp:extent cx="5349240" cy="2750185"/>
@@ -8147,7 +7998,6 @@
           <w:sz w:val="24"/>
           <w:szCs w:val="24"/>
         </w:rPr>
-        <w:lastRenderedPageBreak/>
         <w:drawing>
           <wp:inline distT="0" distB="0" distL="0" distR="0" wp14:anchorId="395E27B5" wp14:editId="5A224757">
             <wp:extent cx="5349240" cy="2759710"/>
@@ -8304,247 +8154,6 @@
           <w:sz w:val="24"/>
           <w:szCs w:val="24"/>
         </w:rPr>
-        <w:t>R1(config-</w:t>
-      </w:r>
-      <w:proofErr w:type="gramStart"/>
-      <w:r>
-        <w:rPr>
-          <w:rFonts w:ascii="Times New Roman" w:eastAsia="Times New Roman" w:hAnsi="Times New Roman" w:cs="Times New Roman"/>
-          <w:sz w:val="24"/>
-          <w:szCs w:val="24"/>
-        </w:rPr>
-        <w:t>if)#</w:t>
-      </w:r>
-      <w:proofErr w:type="gramEnd"/>
-      <w:r>
-        <w:rPr>
-          <w:rFonts w:ascii="Times New Roman" w:eastAsia="Times New Roman" w:hAnsi="Times New Roman" w:cs="Times New Roman"/>
-          <w:sz w:val="24"/>
-          <w:szCs w:val="24"/>
-        </w:rPr>
-        <w:t>shutdown</w:t>
-      </w:r>
-    </w:p>
-    <w:p>
-      <w:pPr>
-        <w:spacing w:after="0" w:line="276" w:lineRule="auto"/>
-        <w:ind w:left="504"/>
-        <w:rPr>
-          <w:rFonts w:ascii="Times New Roman" w:eastAsia="Times New Roman" w:hAnsi="Times New Roman" w:cs="Times New Roman"/>
-          <w:sz w:val="24"/>
-          <w:szCs w:val="24"/>
-        </w:rPr>
-      </w:pPr>
-      <w:r>
-        <w:rPr>
-          <w:rFonts w:ascii="Times New Roman" w:eastAsia="Times New Roman" w:hAnsi="Times New Roman" w:cs="Times New Roman"/>
-          <w:sz w:val="24"/>
-          <w:szCs w:val="24"/>
-        </w:rPr>
-        <w:t>R1(config-</w:t>
-      </w:r>
-      <w:proofErr w:type="gramStart"/>
-      <w:r>
-        <w:rPr>
-          <w:rFonts w:ascii="Times New Roman" w:eastAsia="Times New Roman" w:hAnsi="Times New Roman" w:cs="Times New Roman"/>
-          <w:sz w:val="24"/>
-          <w:szCs w:val="24"/>
-        </w:rPr>
-        <w:t>if)#</w:t>
-      </w:r>
-      <w:proofErr w:type="gramEnd"/>
-    </w:p>
-    <w:p>
-      <w:pPr>
-        <w:spacing w:after="0" w:line="276" w:lineRule="auto"/>
-        <w:ind w:left="504"/>
-        <w:rPr>
-          <w:rFonts w:ascii="Times New Roman" w:eastAsia="Times New Roman" w:hAnsi="Times New Roman" w:cs="Times New Roman"/>
-          <w:sz w:val="24"/>
-          <w:szCs w:val="24"/>
-        </w:rPr>
-      </w:pPr>
-      <w:r>
-        <w:rPr>
-          <w:rFonts w:ascii="Times New Roman" w:eastAsia="Times New Roman" w:hAnsi="Times New Roman" w:cs="Times New Roman"/>
-          <w:sz w:val="24"/>
-          <w:szCs w:val="24"/>
-        </w:rPr>
-        <w:t>%LINK-5-CHANGED: Interface GigabitEthernet0/0, changed state to administratively down</w:t>
-      </w:r>
-    </w:p>
-    <w:p>
-      <w:pPr>
-        <w:spacing w:after="0" w:line="276" w:lineRule="auto"/>
-        <w:ind w:left="504"/>
-        <w:rPr>
-          <w:rFonts w:ascii="Times New Roman" w:eastAsia="Times New Roman" w:hAnsi="Times New Roman" w:cs="Times New Roman"/>
-          <w:sz w:val="24"/>
-          <w:szCs w:val="24"/>
-        </w:rPr>
-      </w:pPr>
-    </w:p>
-    <w:p>
-      <w:pPr>
-        <w:spacing w:after="0" w:line="276" w:lineRule="auto"/>
-        <w:ind w:left="504"/>
-        <w:rPr>
-          <w:rFonts w:ascii="Times New Roman" w:eastAsia="Times New Roman" w:hAnsi="Times New Roman" w:cs="Times New Roman"/>
-          <w:sz w:val="24"/>
-          <w:szCs w:val="24"/>
-        </w:rPr>
-      </w:pPr>
-      <w:r>
-        <w:rPr>
-          <w:rFonts w:ascii="Times New Roman" w:eastAsia="Times New Roman" w:hAnsi="Times New Roman" w:cs="Times New Roman"/>
-          <w:sz w:val="24"/>
-          <w:szCs w:val="24"/>
-        </w:rPr>
-        <w:t>%LINEPROTO-5-UPDOWN: Line protocol on Interface GigabitEthernet0/0, changed state to down</w:t>
-      </w:r>
-    </w:p>
-    <w:p>
-      <w:pPr>
-        <w:spacing w:after="0" w:line="276" w:lineRule="auto"/>
-        <w:ind w:left="504"/>
-        <w:rPr>
-          <w:rFonts w:ascii="Times New Roman" w:eastAsia="Times New Roman" w:hAnsi="Times New Roman" w:cs="Times New Roman"/>
-          <w:sz w:val="24"/>
-          <w:szCs w:val="24"/>
-        </w:rPr>
-      </w:pPr>
-      <w:r>
-        <w:rPr>
-          <w:rFonts w:ascii="Times New Roman" w:eastAsia="Times New Roman" w:hAnsi="Times New Roman" w:cs="Times New Roman"/>
-          <w:sz w:val="24"/>
-          <w:szCs w:val="24"/>
-        </w:rPr>
-        <w:t>no shutdown</w:t>
-      </w:r>
-    </w:p>
-    <w:p>
-      <w:pPr>
-        <w:spacing w:after="0" w:line="276" w:lineRule="auto"/>
-        <w:ind w:left="504"/>
-        <w:rPr>
-          <w:rFonts w:ascii="Times New Roman" w:eastAsia="Times New Roman" w:hAnsi="Times New Roman" w:cs="Times New Roman"/>
-          <w:sz w:val="24"/>
-          <w:szCs w:val="24"/>
-        </w:rPr>
-      </w:pPr>
-      <w:r>
-        <w:rPr>
-          <w:rFonts w:ascii="Times New Roman" w:eastAsia="Times New Roman" w:hAnsi="Times New Roman" w:cs="Times New Roman"/>
-          <w:sz w:val="24"/>
-          <w:szCs w:val="24"/>
-        </w:rPr>
-        <w:t>R1(config-</w:t>
-      </w:r>
-      <w:proofErr w:type="gramStart"/>
-      <w:r>
-        <w:rPr>
-          <w:rFonts w:ascii="Times New Roman" w:eastAsia="Times New Roman" w:hAnsi="Times New Roman" w:cs="Times New Roman"/>
-          <w:sz w:val="24"/>
-          <w:szCs w:val="24"/>
-        </w:rPr>
-        <w:t>if)#</w:t>
-      </w:r>
-      <w:proofErr w:type="gramEnd"/>
-    </w:p>
-    <w:p>
-      <w:pPr>
-        <w:spacing w:after="0" w:line="276" w:lineRule="auto"/>
-        <w:ind w:left="504"/>
-        <w:rPr>
-          <w:rFonts w:ascii="Times New Roman" w:eastAsia="Times New Roman" w:hAnsi="Times New Roman" w:cs="Times New Roman"/>
-          <w:sz w:val="24"/>
-          <w:szCs w:val="24"/>
-        </w:rPr>
-      </w:pPr>
-      <w:r>
-        <w:rPr>
-          <w:rFonts w:ascii="Times New Roman" w:eastAsia="Times New Roman" w:hAnsi="Times New Roman" w:cs="Times New Roman"/>
-          <w:sz w:val="24"/>
-          <w:szCs w:val="24"/>
-        </w:rPr>
-        <w:t>%LINK-5-CHANGED: Interface GigabitEthernet0/0, changed state to up</w:t>
-      </w:r>
-    </w:p>
-    <w:p>
-      <w:pPr>
-        <w:spacing w:after="0" w:line="276" w:lineRule="auto"/>
-        <w:ind w:left="504"/>
-        <w:rPr>
-          <w:rFonts w:ascii="Times New Roman" w:eastAsia="Times New Roman" w:hAnsi="Times New Roman" w:cs="Times New Roman"/>
-          <w:sz w:val="24"/>
-          <w:szCs w:val="24"/>
-        </w:rPr>
-      </w:pPr>
-    </w:p>
-    <w:p>
-      <w:pPr>
-        <w:spacing w:after="0" w:line="276" w:lineRule="auto"/>
-        <w:ind w:left="504"/>
-        <w:rPr>
-          <w:rFonts w:ascii="Times New Roman" w:eastAsia="Times New Roman" w:hAnsi="Times New Roman" w:cs="Times New Roman"/>
-          <w:sz w:val="24"/>
-          <w:szCs w:val="24"/>
-        </w:rPr>
-      </w:pPr>
-      <w:r>
-        <w:rPr>
-          <w:rFonts w:ascii="Times New Roman" w:eastAsia="Times New Roman" w:hAnsi="Times New Roman" w:cs="Times New Roman"/>
-          <w:sz w:val="24"/>
-          <w:szCs w:val="24"/>
-        </w:rPr>
-        <w:t>%LINEPROTO-5-UPDOWN: Line protocol on Interface GigabitEthernet0/0, changed state to up</w:t>
-      </w:r>
-    </w:p>
-    <w:p>
-      <w:pPr>
-        <w:spacing w:after="0" w:line="276" w:lineRule="auto"/>
-        <w:ind w:left="504"/>
-        <w:rPr>
-          <w:rFonts w:ascii="Times New Roman" w:eastAsia="Times New Roman" w:hAnsi="Times New Roman" w:cs="Times New Roman"/>
-          <w:sz w:val="24"/>
-          <w:szCs w:val="24"/>
-        </w:rPr>
-      </w:pPr>
-      <w:proofErr w:type="spellStart"/>
-      <w:r>
-        <w:rPr>
-          <w:rFonts w:ascii="Times New Roman" w:eastAsia="Times New Roman" w:hAnsi="Times New Roman" w:cs="Times New Roman"/>
-          <w:sz w:val="24"/>
-          <w:szCs w:val="24"/>
-        </w:rPr>
-        <w:t>ip</w:t>
-      </w:r>
-      <w:proofErr w:type="spellEnd"/>
-      <w:r>
-        <w:rPr>
-          <w:rFonts w:ascii="Times New Roman" w:eastAsia="Times New Roman" w:hAnsi="Times New Roman" w:cs="Times New Roman"/>
-          <w:sz w:val="24"/>
-          <w:szCs w:val="24"/>
-        </w:rPr>
-        <w:t xml:space="preserve"> address 172.16.10.1 255.255.255.0</w:t>
-      </w:r>
-    </w:p>
-    <w:p>
-      <w:pPr>
-        <w:spacing w:after="0" w:line="276" w:lineRule="auto"/>
-        <w:ind w:left="504"/>
-        <w:rPr>
-          <w:rFonts w:ascii="Times New Roman" w:eastAsia="Times New Roman" w:hAnsi="Times New Roman" w:cs="Times New Roman"/>
-          <w:sz w:val="24"/>
-          <w:szCs w:val="24"/>
-        </w:rPr>
-      </w:pPr>
-      <w:r>
-        <w:rPr>
-          <w:rFonts w:ascii="Times New Roman" w:eastAsia="Times New Roman" w:hAnsi="Times New Roman" w:cs="Times New Roman"/>
-          <w:sz w:val="24"/>
-          <w:szCs w:val="24"/>
-        </w:rPr>
         <w:lastRenderedPageBreak/>
         <w:t>R1(config-</w:t>
       </w:r>
@@ -8564,6 +8173,247 @@
           <w:sz w:val="24"/>
           <w:szCs w:val="24"/>
         </w:rPr>
+        <w:t>shutdown</w:t>
+      </w:r>
+    </w:p>
+    <w:p>
+      <w:pPr>
+        <w:spacing w:after="0" w:line="276" w:lineRule="auto"/>
+        <w:ind w:left="504"/>
+        <w:rPr>
+          <w:rFonts w:ascii="Times New Roman" w:eastAsia="Times New Roman" w:hAnsi="Times New Roman" w:cs="Times New Roman"/>
+          <w:sz w:val="24"/>
+          <w:szCs w:val="24"/>
+        </w:rPr>
+      </w:pPr>
+      <w:r>
+        <w:rPr>
+          <w:rFonts w:ascii="Times New Roman" w:eastAsia="Times New Roman" w:hAnsi="Times New Roman" w:cs="Times New Roman"/>
+          <w:sz w:val="24"/>
+          <w:szCs w:val="24"/>
+        </w:rPr>
+        <w:t>R1(config-</w:t>
+      </w:r>
+      <w:proofErr w:type="gramStart"/>
+      <w:r>
+        <w:rPr>
+          <w:rFonts w:ascii="Times New Roman" w:eastAsia="Times New Roman" w:hAnsi="Times New Roman" w:cs="Times New Roman"/>
+          <w:sz w:val="24"/>
+          <w:szCs w:val="24"/>
+        </w:rPr>
+        <w:t>if)#</w:t>
+      </w:r>
+      <w:proofErr w:type="gramEnd"/>
+    </w:p>
+    <w:p>
+      <w:pPr>
+        <w:spacing w:after="0" w:line="276" w:lineRule="auto"/>
+        <w:ind w:left="504"/>
+        <w:rPr>
+          <w:rFonts w:ascii="Times New Roman" w:eastAsia="Times New Roman" w:hAnsi="Times New Roman" w:cs="Times New Roman"/>
+          <w:sz w:val="24"/>
+          <w:szCs w:val="24"/>
+        </w:rPr>
+      </w:pPr>
+      <w:r>
+        <w:rPr>
+          <w:rFonts w:ascii="Times New Roman" w:eastAsia="Times New Roman" w:hAnsi="Times New Roman" w:cs="Times New Roman"/>
+          <w:sz w:val="24"/>
+          <w:szCs w:val="24"/>
+        </w:rPr>
+        <w:t>%LINK-5-CHANGED: Interface GigabitEthernet0/0, changed state to administratively down</w:t>
+      </w:r>
+    </w:p>
+    <w:p>
+      <w:pPr>
+        <w:spacing w:after="0" w:line="276" w:lineRule="auto"/>
+        <w:ind w:left="504"/>
+        <w:rPr>
+          <w:rFonts w:ascii="Times New Roman" w:eastAsia="Times New Roman" w:hAnsi="Times New Roman" w:cs="Times New Roman"/>
+          <w:sz w:val="24"/>
+          <w:szCs w:val="24"/>
+        </w:rPr>
+      </w:pPr>
+    </w:p>
+    <w:p>
+      <w:pPr>
+        <w:spacing w:after="0" w:line="276" w:lineRule="auto"/>
+        <w:ind w:left="504"/>
+        <w:rPr>
+          <w:rFonts w:ascii="Times New Roman" w:eastAsia="Times New Roman" w:hAnsi="Times New Roman" w:cs="Times New Roman"/>
+          <w:sz w:val="24"/>
+          <w:szCs w:val="24"/>
+        </w:rPr>
+      </w:pPr>
+      <w:r>
+        <w:rPr>
+          <w:rFonts w:ascii="Times New Roman" w:eastAsia="Times New Roman" w:hAnsi="Times New Roman" w:cs="Times New Roman"/>
+          <w:sz w:val="24"/>
+          <w:szCs w:val="24"/>
+        </w:rPr>
+        <w:t>%LINEPROTO-5-UPDOWN: Line protocol on Interface GigabitEthernet0/0, changed state to down</w:t>
+      </w:r>
+    </w:p>
+    <w:p>
+      <w:pPr>
+        <w:spacing w:after="0" w:line="276" w:lineRule="auto"/>
+        <w:ind w:left="504"/>
+        <w:rPr>
+          <w:rFonts w:ascii="Times New Roman" w:eastAsia="Times New Roman" w:hAnsi="Times New Roman" w:cs="Times New Roman"/>
+          <w:sz w:val="24"/>
+          <w:szCs w:val="24"/>
+        </w:rPr>
+      </w:pPr>
+      <w:r>
+        <w:rPr>
+          <w:rFonts w:ascii="Times New Roman" w:eastAsia="Times New Roman" w:hAnsi="Times New Roman" w:cs="Times New Roman"/>
+          <w:sz w:val="24"/>
+          <w:szCs w:val="24"/>
+        </w:rPr>
+        <w:t>no shutdown</w:t>
+      </w:r>
+    </w:p>
+    <w:p>
+      <w:pPr>
+        <w:spacing w:after="0" w:line="276" w:lineRule="auto"/>
+        <w:ind w:left="504"/>
+        <w:rPr>
+          <w:rFonts w:ascii="Times New Roman" w:eastAsia="Times New Roman" w:hAnsi="Times New Roman" w:cs="Times New Roman"/>
+          <w:sz w:val="24"/>
+          <w:szCs w:val="24"/>
+        </w:rPr>
+      </w:pPr>
+      <w:r>
+        <w:rPr>
+          <w:rFonts w:ascii="Times New Roman" w:eastAsia="Times New Roman" w:hAnsi="Times New Roman" w:cs="Times New Roman"/>
+          <w:sz w:val="24"/>
+          <w:szCs w:val="24"/>
+        </w:rPr>
+        <w:t>R1(config-</w:t>
+      </w:r>
+      <w:proofErr w:type="gramStart"/>
+      <w:r>
+        <w:rPr>
+          <w:rFonts w:ascii="Times New Roman" w:eastAsia="Times New Roman" w:hAnsi="Times New Roman" w:cs="Times New Roman"/>
+          <w:sz w:val="24"/>
+          <w:szCs w:val="24"/>
+        </w:rPr>
+        <w:t>if)#</w:t>
+      </w:r>
+      <w:proofErr w:type="gramEnd"/>
+    </w:p>
+    <w:p>
+      <w:pPr>
+        <w:spacing w:after="0" w:line="276" w:lineRule="auto"/>
+        <w:ind w:left="504"/>
+        <w:rPr>
+          <w:rFonts w:ascii="Times New Roman" w:eastAsia="Times New Roman" w:hAnsi="Times New Roman" w:cs="Times New Roman"/>
+          <w:sz w:val="24"/>
+          <w:szCs w:val="24"/>
+        </w:rPr>
+      </w:pPr>
+      <w:r>
+        <w:rPr>
+          <w:rFonts w:ascii="Times New Roman" w:eastAsia="Times New Roman" w:hAnsi="Times New Roman" w:cs="Times New Roman"/>
+          <w:sz w:val="24"/>
+          <w:szCs w:val="24"/>
+        </w:rPr>
+        <w:t>%LINK-5-CHANGED: Interface GigabitEthernet0/0, changed state to up</w:t>
+      </w:r>
+    </w:p>
+    <w:p>
+      <w:pPr>
+        <w:spacing w:after="0" w:line="276" w:lineRule="auto"/>
+        <w:ind w:left="504"/>
+        <w:rPr>
+          <w:rFonts w:ascii="Times New Roman" w:eastAsia="Times New Roman" w:hAnsi="Times New Roman" w:cs="Times New Roman"/>
+          <w:sz w:val="24"/>
+          <w:szCs w:val="24"/>
+        </w:rPr>
+      </w:pPr>
+    </w:p>
+    <w:p>
+      <w:pPr>
+        <w:spacing w:after="0" w:line="276" w:lineRule="auto"/>
+        <w:ind w:left="504"/>
+        <w:rPr>
+          <w:rFonts w:ascii="Times New Roman" w:eastAsia="Times New Roman" w:hAnsi="Times New Roman" w:cs="Times New Roman"/>
+          <w:sz w:val="24"/>
+          <w:szCs w:val="24"/>
+        </w:rPr>
+      </w:pPr>
+      <w:r>
+        <w:rPr>
+          <w:rFonts w:ascii="Times New Roman" w:eastAsia="Times New Roman" w:hAnsi="Times New Roman" w:cs="Times New Roman"/>
+          <w:sz w:val="24"/>
+          <w:szCs w:val="24"/>
+        </w:rPr>
+        <w:t>%LINEPROTO-5-UPDOWN: Line protocol on Interface GigabitEthernet0/0, changed state to up</w:t>
+      </w:r>
+    </w:p>
+    <w:p>
+      <w:pPr>
+        <w:spacing w:after="0" w:line="276" w:lineRule="auto"/>
+        <w:ind w:left="504"/>
+        <w:rPr>
+          <w:rFonts w:ascii="Times New Roman" w:eastAsia="Times New Roman" w:hAnsi="Times New Roman" w:cs="Times New Roman"/>
+          <w:sz w:val="24"/>
+          <w:szCs w:val="24"/>
+        </w:rPr>
+      </w:pPr>
+      <w:proofErr w:type="spellStart"/>
+      <w:r>
+        <w:rPr>
+          <w:rFonts w:ascii="Times New Roman" w:eastAsia="Times New Roman" w:hAnsi="Times New Roman" w:cs="Times New Roman"/>
+          <w:sz w:val="24"/>
+          <w:szCs w:val="24"/>
+        </w:rPr>
+        <w:t>ip</w:t>
+      </w:r>
+      <w:proofErr w:type="spellEnd"/>
+      <w:r>
+        <w:rPr>
+          <w:rFonts w:ascii="Times New Roman" w:eastAsia="Times New Roman" w:hAnsi="Times New Roman" w:cs="Times New Roman"/>
+          <w:sz w:val="24"/>
+          <w:szCs w:val="24"/>
+        </w:rPr>
+        <w:t xml:space="preserve"> address 172.16.10.1 255.255.255.0</w:t>
+      </w:r>
+    </w:p>
+    <w:p>
+      <w:pPr>
+        <w:spacing w:after="0" w:line="276" w:lineRule="auto"/>
+        <w:ind w:left="504"/>
+        <w:rPr>
+          <w:rFonts w:ascii="Times New Roman" w:eastAsia="Times New Roman" w:hAnsi="Times New Roman" w:cs="Times New Roman"/>
+          <w:sz w:val="24"/>
+          <w:szCs w:val="24"/>
+        </w:rPr>
+      </w:pPr>
+      <w:r>
+        <w:rPr>
+          <w:rFonts w:ascii="Times New Roman" w:eastAsia="Times New Roman" w:hAnsi="Times New Roman" w:cs="Times New Roman"/>
+          <w:sz w:val="24"/>
+          <w:szCs w:val="24"/>
+        </w:rPr>
+        <w:t>R1(config-</w:t>
+      </w:r>
+      <w:proofErr w:type="gramStart"/>
+      <w:r>
+        <w:rPr>
+          <w:rFonts w:ascii="Times New Roman" w:eastAsia="Times New Roman" w:hAnsi="Times New Roman" w:cs="Times New Roman"/>
+          <w:sz w:val="24"/>
+          <w:szCs w:val="24"/>
+        </w:rPr>
+        <w:t>if)#</w:t>
+      </w:r>
+      <w:proofErr w:type="gramEnd"/>
+      <w:r>
+        <w:rPr>
+          <w:rFonts w:ascii="Times New Roman" w:eastAsia="Times New Roman" w:hAnsi="Times New Roman" w:cs="Times New Roman"/>
+          <w:sz w:val="24"/>
+          <w:szCs w:val="24"/>
+        </w:rPr>
         <w:t>ip address 172.16.10.1 255.255.255.0</w:t>
       </w:r>
     </w:p>
@@ -9020,6 +8870,7 @@
           <w:sz w:val="24"/>
           <w:szCs w:val="24"/>
         </w:rPr>
+        <w:lastRenderedPageBreak/>
         <w:t>R1(config-</w:t>
       </w:r>
       <w:proofErr w:type="gramStart"/>
@@ -9690,6 +9541,7 @@
           <w:sz w:val="24"/>
           <w:szCs w:val="24"/>
         </w:rPr>
+        <w:lastRenderedPageBreak/>
         <w:t>%LINEPROTO-5-UPDOWN: Line protocol on Interface GigabitEthernet0/1, changed state to down</w:t>
       </w:r>
     </w:p>
@@ -9960,223 +9812,250 @@
         <w:ind w:left="504"/>
         <w:rPr>
           <w:rFonts w:ascii="Times New Roman" w:eastAsia="Times New Roman" w:hAnsi="Times New Roman" w:cs="Times New Roman"/>
-          <w:sz w:val="24"/>
-          <w:szCs w:val="24"/>
-        </w:rPr>
-      </w:pPr>
-    </w:p>
-    <w:p>
-      <w:pPr>
-        <w:spacing w:after="0" w:line="276" w:lineRule="auto"/>
-        <w:ind w:left="504"/>
-        <w:rPr>
-          <w:rFonts w:ascii="Times New Roman" w:eastAsia="Times New Roman" w:hAnsi="Times New Roman" w:cs="Times New Roman"/>
-          <w:sz w:val="24"/>
-          <w:szCs w:val="24"/>
-        </w:rPr>
-      </w:pPr>
-    </w:p>
-    <w:p>
-      <w:pPr>
-        <w:spacing w:after="0" w:line="276" w:lineRule="auto"/>
-        <w:ind w:left="504"/>
-        <w:rPr>
-          <w:rFonts w:ascii="Times New Roman" w:eastAsia="Times New Roman" w:hAnsi="Times New Roman" w:cs="Times New Roman"/>
-          <w:sz w:val="24"/>
-          <w:szCs w:val="24"/>
-        </w:rPr>
-      </w:pPr>
-    </w:p>
-    <w:p>
-      <w:pPr>
-        <w:spacing w:after="0" w:line="276" w:lineRule="auto"/>
-        <w:ind w:left="504"/>
-        <w:rPr>
-          <w:rFonts w:ascii="Times New Roman" w:eastAsia="Times New Roman" w:hAnsi="Times New Roman" w:cs="Times New Roman"/>
-          <w:sz w:val="24"/>
-          <w:szCs w:val="24"/>
-        </w:rPr>
-      </w:pPr>
-    </w:p>
-    <w:p>
-      <w:pPr>
-        <w:spacing w:after="0" w:line="276" w:lineRule="auto"/>
-        <w:ind w:left="504"/>
-        <w:rPr>
-          <w:rFonts w:ascii="Times New Roman" w:eastAsia="Times New Roman" w:hAnsi="Times New Roman" w:cs="Times New Roman"/>
-          <w:sz w:val="24"/>
-          <w:szCs w:val="24"/>
-        </w:rPr>
-      </w:pPr>
-    </w:p>
-    <w:p>
-      <w:pPr>
-        <w:spacing w:after="0" w:line="276" w:lineRule="auto"/>
-        <w:ind w:left="504"/>
-        <w:rPr>
-          <w:rFonts w:ascii="Times New Roman" w:eastAsia="Times New Roman" w:hAnsi="Times New Roman" w:cs="Times New Roman"/>
-          <w:sz w:val="24"/>
-          <w:szCs w:val="24"/>
-        </w:rPr>
-      </w:pPr>
-    </w:p>
-    <w:p>
-      <w:pPr>
-        <w:spacing w:after="0" w:line="276" w:lineRule="auto"/>
-        <w:ind w:left="504"/>
-        <w:rPr>
-          <w:rFonts w:ascii="Times New Roman" w:eastAsia="Times New Roman" w:hAnsi="Times New Roman" w:cs="Times New Roman"/>
-          <w:sz w:val="24"/>
-          <w:szCs w:val="24"/>
-        </w:rPr>
-      </w:pPr>
-    </w:p>
-    <w:p>
-      <w:pPr>
-        <w:spacing w:after="0" w:line="276" w:lineRule="auto"/>
-        <w:ind w:left="504"/>
-        <w:rPr>
-          <w:rFonts w:ascii="Times New Roman" w:eastAsia="Times New Roman" w:hAnsi="Times New Roman" w:cs="Times New Roman"/>
-          <w:sz w:val="24"/>
-          <w:szCs w:val="24"/>
-        </w:rPr>
-      </w:pPr>
-    </w:p>
-    <w:p>
-      <w:pPr>
-        <w:spacing w:after="0" w:line="276" w:lineRule="auto"/>
-        <w:ind w:left="504"/>
-        <w:rPr>
-          <w:rFonts w:ascii="Times New Roman" w:eastAsia="Times New Roman" w:hAnsi="Times New Roman" w:cs="Times New Roman"/>
-          <w:sz w:val="24"/>
-          <w:szCs w:val="24"/>
-        </w:rPr>
-      </w:pPr>
-    </w:p>
-    <w:p>
-      <w:pPr>
-        <w:spacing w:after="0" w:line="276" w:lineRule="auto"/>
-        <w:ind w:left="504"/>
-        <w:rPr>
-          <w:rFonts w:ascii="Times New Roman" w:eastAsia="Times New Roman" w:hAnsi="Times New Roman" w:cs="Times New Roman"/>
-          <w:sz w:val="24"/>
-          <w:szCs w:val="24"/>
-        </w:rPr>
-      </w:pPr>
-    </w:p>
-    <w:p>
-      <w:pPr>
-        <w:spacing w:after="0" w:line="276" w:lineRule="auto"/>
-        <w:ind w:left="504"/>
-        <w:rPr>
-          <w:rFonts w:ascii="Times New Roman" w:eastAsia="Times New Roman" w:hAnsi="Times New Roman" w:cs="Times New Roman"/>
-          <w:sz w:val="24"/>
-          <w:szCs w:val="24"/>
-        </w:rPr>
-      </w:pPr>
-    </w:p>
-    <w:p>
-      <w:pPr>
-        <w:spacing w:after="0" w:line="276" w:lineRule="auto"/>
-        <w:ind w:left="504"/>
-        <w:rPr>
-          <w:rFonts w:ascii="Times New Roman" w:eastAsia="Times New Roman" w:hAnsi="Times New Roman" w:cs="Times New Roman"/>
-          <w:sz w:val="24"/>
-          <w:szCs w:val="24"/>
-        </w:rPr>
-      </w:pPr>
-    </w:p>
-    <w:p>
-      <w:pPr>
-        <w:spacing w:after="0" w:line="276" w:lineRule="auto"/>
-        <w:rPr>
-          <w:rFonts w:ascii="Times New Roman" w:eastAsia="Times New Roman" w:hAnsi="Times New Roman" w:cs="Times New Roman"/>
-          <w:sz w:val="24"/>
-          <w:szCs w:val="24"/>
-        </w:rPr>
-      </w:pPr>
-    </w:p>
-    <w:p>
-      <w:pPr>
-        <w:spacing w:after="0" w:line="276" w:lineRule="auto"/>
-        <w:ind w:left="504"/>
-        <w:rPr>
-          <w:rFonts w:ascii="Times New Roman" w:eastAsia="Times New Roman" w:hAnsi="Times New Roman" w:cs="Times New Roman"/>
-          <w:sz w:val="24"/>
-          <w:szCs w:val="24"/>
-        </w:rPr>
-      </w:pPr>
-    </w:p>
-    <w:p>
-      <w:pPr>
-        <w:spacing w:after="0" w:line="276" w:lineRule="auto"/>
-        <w:ind w:left="504"/>
-        <w:rPr>
-          <w:rFonts w:ascii="Times New Roman" w:eastAsia="Times New Roman" w:hAnsi="Times New Roman" w:cs="Times New Roman"/>
-          <w:sz w:val="24"/>
-          <w:szCs w:val="24"/>
-        </w:rPr>
-      </w:pPr>
-    </w:p>
-    <w:p>
-      <w:pPr>
-        <w:spacing w:after="0" w:line="276" w:lineRule="auto"/>
-        <w:ind w:left="504"/>
-        <w:rPr>
-          <w:rFonts w:ascii="Times New Roman" w:eastAsia="Times New Roman" w:hAnsi="Times New Roman" w:cs="Times New Roman"/>
-          <w:sz w:val="24"/>
-          <w:szCs w:val="24"/>
-        </w:rPr>
-      </w:pPr>
-    </w:p>
-    <w:p>
-      <w:pPr>
-        <w:spacing w:after="0" w:line="276" w:lineRule="auto"/>
-        <w:ind w:left="504"/>
-        <w:rPr>
-          <w:rFonts w:ascii="Times New Roman" w:eastAsia="Times New Roman" w:hAnsi="Times New Roman" w:cs="Times New Roman"/>
-          <w:sz w:val="24"/>
-          <w:szCs w:val="24"/>
-        </w:rPr>
-      </w:pPr>
-    </w:p>
-    <w:p>
-      <w:pPr>
-        <w:spacing w:after="0" w:line="276" w:lineRule="auto"/>
-        <w:ind w:left="504"/>
-        <w:rPr>
-          <w:rFonts w:ascii="Times New Roman" w:eastAsia="Times New Roman" w:hAnsi="Times New Roman" w:cs="Times New Roman"/>
-          <w:sz w:val="24"/>
-          <w:szCs w:val="24"/>
-        </w:rPr>
-      </w:pPr>
-    </w:p>
-    <w:p>
-      <w:pPr>
-        <w:spacing w:after="0" w:line="276" w:lineRule="auto"/>
-        <w:ind w:left="504"/>
-        <w:rPr>
-          <w:rFonts w:ascii="Times New Roman" w:eastAsia="Times New Roman" w:hAnsi="Times New Roman" w:cs="Times New Roman"/>
-          <w:sz w:val="24"/>
-          <w:szCs w:val="24"/>
-        </w:rPr>
-      </w:pPr>
-    </w:p>
-    <w:p>
-      <w:pPr>
-        <w:spacing w:after="0" w:line="276" w:lineRule="auto"/>
-        <w:ind w:left="504"/>
-        <w:rPr>
-          <w:rFonts w:ascii="Times New Roman" w:eastAsia="Times New Roman" w:hAnsi="Times New Roman" w:cs="Times New Roman"/>
-          <w:sz w:val="24"/>
-          <w:szCs w:val="24"/>
-        </w:rPr>
-      </w:pPr>
-    </w:p>
-    <w:p>
-      <w:pPr>
-        <w:spacing w:after="0" w:line="276" w:lineRule="auto"/>
-        <w:ind w:left="504"/>
+          <w:b/>
+          <w:bCs/>
+          <w:sz w:val="24"/>
+          <w:szCs w:val="24"/>
+        </w:rPr>
+      </w:pPr>
+    </w:p>
+    <w:p>
+      <w:pPr>
+        <w:spacing w:after="0" w:line="276" w:lineRule="auto"/>
+        <w:ind w:left="504"/>
+        <w:rPr>
+          <w:rFonts w:ascii="Times New Roman" w:eastAsia="Times New Roman" w:hAnsi="Times New Roman" w:cs="Times New Roman"/>
+          <w:b/>
+          <w:bCs/>
+          <w:sz w:val="24"/>
+          <w:szCs w:val="24"/>
+        </w:rPr>
+      </w:pPr>
+    </w:p>
+    <w:p>
+      <w:pPr>
+        <w:spacing w:after="0" w:line="276" w:lineRule="auto"/>
+        <w:ind w:left="504"/>
+        <w:rPr>
+          <w:rFonts w:ascii="Times New Roman" w:eastAsia="Times New Roman" w:hAnsi="Times New Roman" w:cs="Times New Roman"/>
+          <w:b/>
+          <w:bCs/>
+          <w:sz w:val="24"/>
+          <w:szCs w:val="24"/>
+        </w:rPr>
+      </w:pPr>
+    </w:p>
+    <w:p>
+      <w:pPr>
+        <w:spacing w:after="0" w:line="276" w:lineRule="auto"/>
+        <w:ind w:left="504"/>
+        <w:rPr>
+          <w:rFonts w:ascii="Times New Roman" w:eastAsia="Times New Roman" w:hAnsi="Times New Roman" w:cs="Times New Roman"/>
+          <w:b/>
+          <w:bCs/>
+          <w:sz w:val="24"/>
+          <w:szCs w:val="24"/>
+        </w:rPr>
+      </w:pPr>
+    </w:p>
+    <w:p>
+      <w:pPr>
+        <w:spacing w:after="0" w:line="276" w:lineRule="auto"/>
+        <w:ind w:left="504"/>
+        <w:rPr>
+          <w:rFonts w:ascii="Times New Roman" w:eastAsia="Times New Roman" w:hAnsi="Times New Roman" w:cs="Times New Roman"/>
+          <w:b/>
+          <w:bCs/>
+          <w:sz w:val="24"/>
+          <w:szCs w:val="24"/>
+        </w:rPr>
+      </w:pPr>
+    </w:p>
+    <w:p>
+      <w:pPr>
+        <w:spacing w:after="0" w:line="276" w:lineRule="auto"/>
+        <w:ind w:left="504"/>
+        <w:rPr>
+          <w:rFonts w:ascii="Times New Roman" w:eastAsia="Times New Roman" w:hAnsi="Times New Roman" w:cs="Times New Roman"/>
+          <w:b/>
+          <w:bCs/>
+          <w:sz w:val="24"/>
+          <w:szCs w:val="24"/>
+        </w:rPr>
+      </w:pPr>
+    </w:p>
+    <w:p>
+      <w:pPr>
+        <w:spacing w:after="0" w:line="276" w:lineRule="auto"/>
+        <w:ind w:left="504"/>
+        <w:rPr>
+          <w:rFonts w:ascii="Times New Roman" w:eastAsia="Times New Roman" w:hAnsi="Times New Roman" w:cs="Times New Roman"/>
+          <w:b/>
+          <w:bCs/>
+          <w:sz w:val="24"/>
+          <w:szCs w:val="24"/>
+        </w:rPr>
+      </w:pPr>
+    </w:p>
+    <w:p>
+      <w:pPr>
+        <w:spacing w:after="0" w:line="276" w:lineRule="auto"/>
+        <w:ind w:left="504"/>
+        <w:rPr>
+          <w:rFonts w:ascii="Times New Roman" w:eastAsia="Times New Roman" w:hAnsi="Times New Roman" w:cs="Times New Roman"/>
+          <w:b/>
+          <w:bCs/>
+          <w:sz w:val="24"/>
+          <w:szCs w:val="24"/>
+        </w:rPr>
+      </w:pPr>
+    </w:p>
+    <w:p>
+      <w:pPr>
+        <w:spacing w:after="0" w:line="276" w:lineRule="auto"/>
+        <w:ind w:left="504"/>
+        <w:rPr>
+          <w:rFonts w:ascii="Times New Roman" w:eastAsia="Times New Roman" w:hAnsi="Times New Roman" w:cs="Times New Roman"/>
+          <w:b/>
+          <w:bCs/>
+          <w:sz w:val="24"/>
+          <w:szCs w:val="24"/>
+        </w:rPr>
+      </w:pPr>
+    </w:p>
+    <w:p>
+      <w:pPr>
+        <w:spacing w:after="0" w:line="276" w:lineRule="auto"/>
+        <w:ind w:left="504"/>
+        <w:rPr>
+          <w:rFonts w:ascii="Times New Roman" w:eastAsia="Times New Roman" w:hAnsi="Times New Roman" w:cs="Times New Roman"/>
+          <w:b/>
+          <w:bCs/>
+          <w:sz w:val="24"/>
+          <w:szCs w:val="24"/>
+        </w:rPr>
+      </w:pPr>
+    </w:p>
+    <w:p>
+      <w:pPr>
+        <w:spacing w:after="0" w:line="276" w:lineRule="auto"/>
+        <w:ind w:left="504"/>
+        <w:rPr>
+          <w:rFonts w:ascii="Times New Roman" w:eastAsia="Times New Roman" w:hAnsi="Times New Roman" w:cs="Times New Roman"/>
+          <w:b/>
+          <w:bCs/>
+          <w:sz w:val="24"/>
+          <w:szCs w:val="24"/>
+        </w:rPr>
+      </w:pPr>
+    </w:p>
+    <w:p>
+      <w:pPr>
+        <w:spacing w:after="0" w:line="276" w:lineRule="auto"/>
+        <w:ind w:left="504"/>
+        <w:rPr>
+          <w:rFonts w:ascii="Times New Roman" w:eastAsia="Times New Roman" w:hAnsi="Times New Roman" w:cs="Times New Roman"/>
+          <w:b/>
+          <w:bCs/>
+          <w:sz w:val="24"/>
+          <w:szCs w:val="24"/>
+        </w:rPr>
+      </w:pPr>
+    </w:p>
+    <w:p>
+      <w:pPr>
+        <w:spacing w:after="0" w:line="276" w:lineRule="auto"/>
+        <w:ind w:left="504"/>
+        <w:rPr>
+          <w:rFonts w:ascii="Times New Roman" w:eastAsia="Times New Roman" w:hAnsi="Times New Roman" w:cs="Times New Roman"/>
+          <w:b/>
+          <w:bCs/>
+          <w:sz w:val="24"/>
+          <w:szCs w:val="24"/>
+        </w:rPr>
+      </w:pPr>
+    </w:p>
+    <w:p>
+      <w:pPr>
+        <w:spacing w:after="0" w:line="276" w:lineRule="auto"/>
+        <w:ind w:left="504"/>
+        <w:rPr>
+          <w:rFonts w:ascii="Times New Roman" w:eastAsia="Times New Roman" w:hAnsi="Times New Roman" w:cs="Times New Roman"/>
+          <w:b/>
+          <w:bCs/>
+          <w:sz w:val="24"/>
+          <w:szCs w:val="24"/>
+        </w:rPr>
+      </w:pPr>
+    </w:p>
+    <w:p>
+      <w:pPr>
+        <w:spacing w:after="0" w:line="276" w:lineRule="auto"/>
+        <w:ind w:left="504"/>
+        <w:rPr>
+          <w:rFonts w:ascii="Times New Roman" w:eastAsia="Times New Roman" w:hAnsi="Times New Roman" w:cs="Times New Roman"/>
+          <w:b/>
+          <w:bCs/>
+          <w:sz w:val="24"/>
+          <w:szCs w:val="24"/>
+        </w:rPr>
+      </w:pPr>
+    </w:p>
+    <w:p>
+      <w:pPr>
+        <w:spacing w:after="0" w:line="276" w:lineRule="auto"/>
+        <w:ind w:left="504"/>
+        <w:rPr>
+          <w:rFonts w:ascii="Times New Roman" w:eastAsia="Times New Roman" w:hAnsi="Times New Roman" w:cs="Times New Roman"/>
+          <w:b/>
+          <w:bCs/>
+          <w:sz w:val="24"/>
+          <w:szCs w:val="24"/>
+        </w:rPr>
+      </w:pPr>
+    </w:p>
+    <w:p>
+      <w:pPr>
+        <w:spacing w:after="0" w:line="276" w:lineRule="auto"/>
+        <w:ind w:left="504"/>
+        <w:rPr>
+          <w:rFonts w:ascii="Times New Roman" w:eastAsia="Times New Roman" w:hAnsi="Times New Roman" w:cs="Times New Roman"/>
+          <w:b/>
+          <w:bCs/>
+          <w:sz w:val="24"/>
+          <w:szCs w:val="24"/>
+        </w:rPr>
+      </w:pPr>
+    </w:p>
+    <w:p>
+      <w:pPr>
+        <w:spacing w:after="0" w:line="276" w:lineRule="auto"/>
+        <w:ind w:left="504"/>
+        <w:rPr>
+          <w:rFonts w:ascii="Times New Roman" w:eastAsia="Times New Roman" w:hAnsi="Times New Roman" w:cs="Times New Roman"/>
+          <w:b/>
+          <w:bCs/>
+          <w:sz w:val="24"/>
+          <w:szCs w:val="24"/>
+        </w:rPr>
+      </w:pPr>
+    </w:p>
+    <w:p>
+      <w:pPr>
+        <w:spacing w:after="0" w:line="276" w:lineRule="auto"/>
+        <w:ind w:left="504"/>
+        <w:rPr>
+          <w:rFonts w:ascii="Times New Roman" w:eastAsia="Times New Roman" w:hAnsi="Times New Roman" w:cs="Times New Roman"/>
+          <w:b/>
+          <w:bCs/>
+          <w:sz w:val="24"/>
+          <w:szCs w:val="24"/>
+        </w:rPr>
+      </w:pPr>
+    </w:p>
+    <w:p>
+      <w:pPr>
+        <w:spacing w:after="0" w:line="276" w:lineRule="auto"/>
         <w:rPr>
           <w:rFonts w:ascii="Times New Roman" w:eastAsia="Times New Roman" w:hAnsi="Times New Roman" w:cs="Times New Roman"/>
           <w:sz w:val="24"/>
@@ -10205,6 +10084,7 @@
           <w:sz w:val="24"/>
           <w:szCs w:val="24"/>
         </w:rPr>
+        <w:lastRenderedPageBreak/>
         <w:t xml:space="preserve">Creating the WAN connection: </w:t>
       </w:r>
       <w:r>
@@ -10215,6 +10095,1478 @@
         </w:rPr>
         <w:t>Show a screenshot of the serial link between Router 1 and Router 2, and the commands used to configure the serial interfaces and enable routing (static routes or a dynamic routing protocol such as RIP), including clock rate if applicable. (2 marks)</w:t>
       </w:r>
+    </w:p>
+    <w:p>
+      <w:pPr>
+        <w:spacing w:after="0" w:line="276" w:lineRule="auto"/>
+        <w:ind w:left="504"/>
+        <w:rPr>
+          <w:rFonts w:ascii="Times New Roman" w:eastAsia="Times New Roman" w:hAnsi="Times New Roman" w:cs="Times New Roman"/>
+          <w:sz w:val="24"/>
+          <w:szCs w:val="24"/>
+        </w:rPr>
+      </w:pPr>
+    </w:p>
+    <w:p>
+      <w:pPr>
+        <w:ind w:left="504"/>
+        <w:rPr>
+          <w:rFonts w:ascii="Times New Roman" w:hAnsi="Times New Roman" w:cs="Times New Roman"/>
+          <w:b/>
+          <w:bCs/>
+          <w:color w:val="auto"/>
+          <w:sz w:val="24"/>
+          <w:szCs w:val="24"/>
+        </w:rPr>
+      </w:pPr>
+      <w:r>
+        <w:rPr>
+          <w:rFonts w:ascii="Times New Roman" w:hAnsi="Times New Roman" w:cs="Times New Roman"/>
+          <w:b/>
+          <w:bCs/>
+          <w:color w:val="auto"/>
+          <w:sz w:val="24"/>
+          <w:szCs w:val="24"/>
+        </w:rPr>
+        <w:t>Answer</w:t>
+      </w:r>
+    </w:p>
+    <w:p>
+      <w:pPr>
+        <w:spacing w:after="0" w:line="276" w:lineRule="auto"/>
+        <w:ind w:left="504"/>
+        <w:rPr>
+          <w:rFonts w:ascii="Times New Roman" w:eastAsia="Times New Roman" w:hAnsi="Times New Roman" w:cs="Times New Roman"/>
+          <w:sz w:val="24"/>
+          <w:szCs w:val="24"/>
+        </w:rPr>
+      </w:pPr>
+    </w:p>
+    <w:p>
+      <w:pPr>
+        <w:spacing w:after="0" w:line="276" w:lineRule="auto"/>
+        <w:ind w:left="504"/>
+        <w:rPr>
+          <w:rFonts w:ascii="Times New Roman" w:eastAsia="Times New Roman" w:hAnsi="Times New Roman" w:cs="Times New Roman"/>
+          <w:sz w:val="24"/>
+          <w:szCs w:val="24"/>
+        </w:rPr>
+      </w:pPr>
+    </w:p>
+    <w:p>
+      <w:pPr>
+        <w:spacing w:after="0" w:line="276" w:lineRule="auto"/>
+        <w:ind w:left="504"/>
+        <w:rPr>
+          <w:rFonts w:ascii="Times New Roman" w:eastAsia="Times New Roman" w:hAnsi="Times New Roman" w:cs="Times New Roman"/>
+          <w:sz w:val="24"/>
+          <w:szCs w:val="24"/>
+        </w:rPr>
+      </w:pPr>
+      <w:r>
+        <w:rPr>
+          <w:rFonts w:ascii="Times New Roman" w:eastAsia="Times New Roman" w:hAnsi="Times New Roman" w:cs="Times New Roman"/>
+          <w:sz w:val="24"/>
+          <w:szCs w:val="24"/>
+        </w:rPr>
+        <w:drawing>
+          <wp:inline distT="0" distB="0" distL="0" distR="0" wp14:anchorId="7A5A0807" wp14:editId="690BCB57">
+            <wp:extent cx="5349240" cy="2764155"/>
+            <wp:effectExtent l="0" t="0" r="3810" b="0"/>
+            <wp:docPr id="1499897387" name="Picture 1"/>
+            <wp:cNvGraphicFramePr>
+              <a:graphicFrameLocks xmlns:a="http://schemas.openxmlformats.org/drawingml/2006/main" noChangeAspect="1"/>
+            </wp:cNvGraphicFramePr>
+            <a:graphic xmlns:a="http://schemas.openxmlformats.org/drawingml/2006/main">
+              <a:graphicData uri="http://schemas.openxmlformats.org/drawingml/2006/picture">
+                <pic:pic xmlns:pic="http://schemas.openxmlformats.org/drawingml/2006/picture">
+                  <pic:nvPicPr>
+                    <pic:cNvPr id="1499897387" name=""/>
+                    <pic:cNvPicPr/>
+                  </pic:nvPicPr>
+                  <pic:blipFill>
+                    <a:blip r:embed="rId20"/>
+                    <a:stretch>
+                      <a:fillRect/>
+                    </a:stretch>
+                  </pic:blipFill>
+                  <pic:spPr>
+                    <a:xfrm>
+                      <a:off x="0" y="0"/>
+                      <a:ext cx="5349240" cy="2764155"/>
+                    </a:xfrm>
+                    <a:prstGeom prst="rect">
+                      <a:avLst/>
+                    </a:prstGeom>
+                  </pic:spPr>
+                </pic:pic>
+              </a:graphicData>
+            </a:graphic>
+          </wp:inline>
+        </w:drawing>
+      </w:r>
+    </w:p>
+    <w:p>
+      <w:pPr>
+        <w:spacing w:after="0" w:line="276" w:lineRule="auto"/>
+        <w:ind w:left="504"/>
+        <w:rPr>
+          <w:rFonts w:ascii="Times New Roman" w:eastAsia="Times New Roman" w:hAnsi="Times New Roman" w:cs="Times New Roman"/>
+          <w:sz w:val="24"/>
+          <w:szCs w:val="24"/>
+        </w:rPr>
+      </w:pPr>
+    </w:p>
+    <w:p>
+      <w:pPr>
+        <w:spacing w:after="0" w:line="276" w:lineRule="auto"/>
+        <w:ind w:left="504"/>
+        <w:rPr>
+          <w:rFonts w:ascii="Times New Roman" w:eastAsia="Times New Roman" w:hAnsi="Times New Roman" w:cs="Times New Roman"/>
+          <w:sz w:val="24"/>
+          <w:szCs w:val="24"/>
+        </w:rPr>
+      </w:pPr>
+    </w:p>
+    <w:p>
+      <w:pPr>
+        <w:spacing w:after="0" w:line="276" w:lineRule="auto"/>
+        <w:ind w:left="504"/>
+        <w:rPr>
+          <w:rFonts w:ascii="Times New Roman" w:eastAsia="Times New Roman" w:hAnsi="Times New Roman" w:cs="Times New Roman"/>
+          <w:b/>
+          <w:bCs/>
+          <w:sz w:val="24"/>
+          <w:szCs w:val="24"/>
+        </w:rPr>
+      </w:pPr>
+      <w:r>
+        <w:rPr>
+          <w:rFonts w:ascii="Times New Roman" w:eastAsia="Times New Roman" w:hAnsi="Times New Roman" w:cs="Times New Roman"/>
+          <w:b/>
+          <w:bCs/>
+          <w:sz w:val="24"/>
+          <w:szCs w:val="24"/>
+        </w:rPr>
+        <w:t>R1-Main</w:t>
+      </w:r>
+    </w:p>
+    <w:p>
+      <w:pPr>
+        <w:spacing w:after="0" w:line="276" w:lineRule="auto"/>
+        <w:ind w:left="504"/>
+        <w:rPr>
+          <w:rFonts w:ascii="Times New Roman" w:eastAsia="Times New Roman" w:hAnsi="Times New Roman" w:cs="Times New Roman"/>
+          <w:sz w:val="24"/>
+          <w:szCs w:val="24"/>
+        </w:rPr>
+      </w:pPr>
+    </w:p>
+    <w:p>
+      <w:pPr>
+        <w:spacing w:after="0" w:line="276" w:lineRule="auto"/>
+        <w:ind w:left="504"/>
+        <w:rPr>
+          <w:rFonts w:ascii="Times New Roman" w:eastAsia="Times New Roman" w:hAnsi="Times New Roman" w:cs="Times New Roman"/>
+          <w:sz w:val="24"/>
+          <w:szCs w:val="24"/>
+        </w:rPr>
+      </w:pPr>
+    </w:p>
+    <w:p>
+      <w:pPr>
+        <w:spacing w:after="0" w:line="276" w:lineRule="auto"/>
+        <w:ind w:left="504"/>
+        <w:rPr>
+          <w:rFonts w:ascii="Times New Roman" w:eastAsia="Times New Roman" w:hAnsi="Times New Roman" w:cs="Times New Roman"/>
+          <w:sz w:val="24"/>
+          <w:szCs w:val="24"/>
+        </w:rPr>
+      </w:pPr>
+    </w:p>
+    <w:p>
+      <w:pPr>
+        <w:spacing w:after="0" w:line="276" w:lineRule="auto"/>
+        <w:ind w:left="504"/>
+        <w:rPr>
+          <w:rFonts w:ascii="Times New Roman" w:eastAsia="Times New Roman" w:hAnsi="Times New Roman" w:cs="Times New Roman"/>
+          <w:sz w:val="24"/>
+          <w:szCs w:val="24"/>
+        </w:rPr>
+      </w:pPr>
+      <w:r>
+        <w:rPr>
+          <w:rFonts w:ascii="Times New Roman" w:eastAsia="Times New Roman" w:hAnsi="Times New Roman" w:cs="Times New Roman"/>
+          <w:sz w:val="24"/>
+          <w:szCs w:val="24"/>
+        </w:rPr>
+        <w:t>R1(</w:t>
+      </w:r>
+      <w:proofErr w:type="gramStart"/>
+      <w:r>
+        <w:rPr>
+          <w:rFonts w:ascii="Times New Roman" w:eastAsia="Times New Roman" w:hAnsi="Times New Roman" w:cs="Times New Roman"/>
+          <w:sz w:val="24"/>
+          <w:szCs w:val="24"/>
+        </w:rPr>
+        <w:t>config)#</w:t>
+      </w:r>
+      <w:proofErr w:type="gramEnd"/>
+      <w:r>
+        <w:rPr>
+          <w:rFonts w:ascii="Times New Roman" w:eastAsia="Times New Roman" w:hAnsi="Times New Roman" w:cs="Times New Roman"/>
+          <w:sz w:val="24"/>
+          <w:szCs w:val="24"/>
+        </w:rPr>
+        <w:t>interface Serial0/3/0</w:t>
+      </w:r>
+    </w:p>
+    <w:p>
+      <w:pPr>
+        <w:spacing w:after="0" w:line="276" w:lineRule="auto"/>
+        <w:ind w:left="504"/>
+        <w:rPr>
+          <w:rFonts w:ascii="Times New Roman" w:eastAsia="Times New Roman" w:hAnsi="Times New Roman" w:cs="Times New Roman"/>
+          <w:sz w:val="24"/>
+          <w:szCs w:val="24"/>
+        </w:rPr>
+      </w:pPr>
+      <w:r>
+        <w:rPr>
+          <w:rFonts w:ascii="Times New Roman" w:eastAsia="Times New Roman" w:hAnsi="Times New Roman" w:cs="Times New Roman"/>
+          <w:sz w:val="24"/>
+          <w:szCs w:val="24"/>
+        </w:rPr>
+        <w:t>R1(config-</w:t>
+      </w:r>
+      <w:proofErr w:type="gramStart"/>
+      <w:r>
+        <w:rPr>
+          <w:rFonts w:ascii="Times New Roman" w:eastAsia="Times New Roman" w:hAnsi="Times New Roman" w:cs="Times New Roman"/>
+          <w:sz w:val="24"/>
+          <w:szCs w:val="24"/>
+        </w:rPr>
+        <w:t>if)#</w:t>
+      </w:r>
+      <w:proofErr w:type="gramEnd"/>
+      <w:r>
+        <w:rPr>
+          <w:rFonts w:ascii="Times New Roman" w:eastAsia="Times New Roman" w:hAnsi="Times New Roman" w:cs="Times New Roman"/>
+          <w:sz w:val="24"/>
+          <w:szCs w:val="24"/>
+        </w:rPr>
+        <w:t>shutdown</w:t>
+      </w:r>
+    </w:p>
+    <w:p>
+      <w:pPr>
+        <w:spacing w:after="0" w:line="276" w:lineRule="auto"/>
+        <w:ind w:left="504"/>
+        <w:rPr>
+          <w:rFonts w:ascii="Times New Roman" w:eastAsia="Times New Roman" w:hAnsi="Times New Roman" w:cs="Times New Roman"/>
+          <w:sz w:val="24"/>
+          <w:szCs w:val="24"/>
+        </w:rPr>
+      </w:pPr>
+      <w:r>
+        <w:rPr>
+          <w:rFonts w:ascii="Times New Roman" w:eastAsia="Times New Roman" w:hAnsi="Times New Roman" w:cs="Times New Roman"/>
+          <w:sz w:val="24"/>
+          <w:szCs w:val="24"/>
+        </w:rPr>
+        <w:t>R1(config-</w:t>
+      </w:r>
+      <w:proofErr w:type="gramStart"/>
+      <w:r>
+        <w:rPr>
+          <w:rFonts w:ascii="Times New Roman" w:eastAsia="Times New Roman" w:hAnsi="Times New Roman" w:cs="Times New Roman"/>
+          <w:sz w:val="24"/>
+          <w:szCs w:val="24"/>
+        </w:rPr>
+        <w:t>if)#</w:t>
+      </w:r>
+      <w:proofErr w:type="gramEnd"/>
+    </w:p>
+    <w:p>
+      <w:pPr>
+        <w:spacing w:after="0" w:line="276" w:lineRule="auto"/>
+        <w:ind w:left="504"/>
+        <w:rPr>
+          <w:rFonts w:ascii="Times New Roman" w:eastAsia="Times New Roman" w:hAnsi="Times New Roman" w:cs="Times New Roman"/>
+          <w:sz w:val="24"/>
+          <w:szCs w:val="24"/>
+        </w:rPr>
+      </w:pPr>
+      <w:r>
+        <w:rPr>
+          <w:rFonts w:ascii="Times New Roman" w:eastAsia="Times New Roman" w:hAnsi="Times New Roman" w:cs="Times New Roman"/>
+          <w:sz w:val="24"/>
+          <w:szCs w:val="24"/>
+        </w:rPr>
+        <w:t>%LINK-5-CHANGED: Interface Serial0/3/0, changed state to administratively down</w:t>
+      </w:r>
+    </w:p>
+    <w:p>
+      <w:pPr>
+        <w:spacing w:after="0" w:line="276" w:lineRule="auto"/>
+        <w:ind w:left="504"/>
+        <w:rPr>
+          <w:rFonts w:ascii="Times New Roman" w:eastAsia="Times New Roman" w:hAnsi="Times New Roman" w:cs="Times New Roman"/>
+          <w:sz w:val="24"/>
+          <w:szCs w:val="24"/>
+        </w:rPr>
+      </w:pPr>
+    </w:p>
+    <w:p>
+      <w:pPr>
+        <w:spacing w:after="0" w:line="276" w:lineRule="auto"/>
+        <w:ind w:left="504"/>
+        <w:rPr>
+          <w:rFonts w:ascii="Times New Roman" w:eastAsia="Times New Roman" w:hAnsi="Times New Roman" w:cs="Times New Roman"/>
+          <w:sz w:val="24"/>
+          <w:szCs w:val="24"/>
+        </w:rPr>
+      </w:pPr>
+      <w:r>
+        <w:rPr>
+          <w:rFonts w:ascii="Times New Roman" w:eastAsia="Times New Roman" w:hAnsi="Times New Roman" w:cs="Times New Roman"/>
+          <w:sz w:val="24"/>
+          <w:szCs w:val="24"/>
+        </w:rPr>
+        <w:lastRenderedPageBreak/>
+        <w:t>%LINEPROTO-5-UPDOWN: Line protocol on Interface Serial0/3/0, changed state to down</w:t>
+      </w:r>
+    </w:p>
+    <w:p>
+      <w:pPr>
+        <w:spacing w:after="0" w:line="276" w:lineRule="auto"/>
+        <w:ind w:left="504"/>
+        <w:rPr>
+          <w:rFonts w:ascii="Times New Roman" w:eastAsia="Times New Roman" w:hAnsi="Times New Roman" w:cs="Times New Roman"/>
+          <w:sz w:val="24"/>
+          <w:szCs w:val="24"/>
+        </w:rPr>
+      </w:pPr>
+      <w:proofErr w:type="gramStart"/>
+      <w:r>
+        <w:rPr>
+          <w:rFonts w:ascii="Times New Roman" w:eastAsia="Times New Roman" w:hAnsi="Times New Roman" w:cs="Times New Roman"/>
+          <w:sz w:val="24"/>
+          <w:szCs w:val="24"/>
+        </w:rPr>
+        <w:t>no</w:t>
+      </w:r>
+      <w:proofErr w:type="gramEnd"/>
+      <w:r>
+        <w:rPr>
+          <w:rFonts w:ascii="Times New Roman" w:eastAsia="Times New Roman" w:hAnsi="Times New Roman" w:cs="Times New Roman"/>
+          <w:sz w:val="24"/>
+          <w:szCs w:val="24"/>
+        </w:rPr>
+        <w:t xml:space="preserve"> shutdown</w:t>
+      </w:r>
+    </w:p>
+    <w:p>
+      <w:pPr>
+        <w:spacing w:after="0" w:line="276" w:lineRule="auto"/>
+        <w:ind w:left="504"/>
+        <w:rPr>
+          <w:rFonts w:ascii="Times New Roman" w:eastAsia="Times New Roman" w:hAnsi="Times New Roman" w:cs="Times New Roman"/>
+          <w:sz w:val="24"/>
+          <w:szCs w:val="24"/>
+        </w:rPr>
+      </w:pPr>
+      <w:r>
+        <w:rPr>
+          <w:rFonts w:ascii="Times New Roman" w:eastAsia="Times New Roman" w:hAnsi="Times New Roman" w:cs="Times New Roman"/>
+          <w:sz w:val="24"/>
+          <w:szCs w:val="24"/>
+        </w:rPr>
+        <w:t>R1(config-</w:t>
+      </w:r>
+      <w:proofErr w:type="gramStart"/>
+      <w:r>
+        <w:rPr>
+          <w:rFonts w:ascii="Times New Roman" w:eastAsia="Times New Roman" w:hAnsi="Times New Roman" w:cs="Times New Roman"/>
+          <w:sz w:val="24"/>
+          <w:szCs w:val="24"/>
+        </w:rPr>
+        <w:t>if)#</w:t>
+      </w:r>
+      <w:proofErr w:type="gramEnd"/>
+    </w:p>
+    <w:p>
+      <w:pPr>
+        <w:spacing w:after="0" w:line="276" w:lineRule="auto"/>
+        <w:ind w:left="504"/>
+        <w:rPr>
+          <w:rFonts w:ascii="Times New Roman" w:eastAsia="Times New Roman" w:hAnsi="Times New Roman" w:cs="Times New Roman"/>
+          <w:sz w:val="24"/>
+          <w:szCs w:val="24"/>
+        </w:rPr>
+      </w:pPr>
+      <w:r>
+        <w:rPr>
+          <w:rFonts w:ascii="Times New Roman" w:eastAsia="Times New Roman" w:hAnsi="Times New Roman" w:cs="Times New Roman"/>
+          <w:sz w:val="24"/>
+          <w:szCs w:val="24"/>
+        </w:rPr>
+        <w:t>%LINK-5-CHANGED: Interface Serial0/3/0, changed state to up</w:t>
+      </w:r>
+    </w:p>
+    <w:p>
+      <w:pPr>
+        <w:spacing w:after="0" w:line="276" w:lineRule="auto"/>
+        <w:ind w:left="504"/>
+        <w:rPr>
+          <w:rFonts w:ascii="Times New Roman" w:eastAsia="Times New Roman" w:hAnsi="Times New Roman" w:cs="Times New Roman"/>
+          <w:sz w:val="24"/>
+          <w:szCs w:val="24"/>
+        </w:rPr>
+      </w:pPr>
+      <w:proofErr w:type="spellStart"/>
+      <w:r>
+        <w:rPr>
+          <w:rFonts w:ascii="Times New Roman" w:eastAsia="Times New Roman" w:hAnsi="Times New Roman" w:cs="Times New Roman"/>
+          <w:sz w:val="24"/>
+          <w:szCs w:val="24"/>
+        </w:rPr>
+        <w:t>ip</w:t>
+      </w:r>
+      <w:proofErr w:type="spellEnd"/>
+      <w:r>
+        <w:rPr>
+          <w:rFonts w:ascii="Times New Roman" w:eastAsia="Times New Roman" w:hAnsi="Times New Roman" w:cs="Times New Roman"/>
+          <w:sz w:val="24"/>
+          <w:szCs w:val="24"/>
+        </w:rPr>
+        <w:t xml:space="preserve"> address 10.10.10.1 255.255.255.252</w:t>
+      </w:r>
+    </w:p>
+    <w:p>
+      <w:pPr>
+        <w:spacing w:after="0" w:line="276" w:lineRule="auto"/>
+        <w:ind w:left="504"/>
+        <w:rPr>
+          <w:rFonts w:ascii="Times New Roman" w:eastAsia="Times New Roman" w:hAnsi="Times New Roman" w:cs="Times New Roman"/>
+          <w:sz w:val="24"/>
+          <w:szCs w:val="24"/>
+        </w:rPr>
+      </w:pPr>
+      <w:r>
+        <w:rPr>
+          <w:rFonts w:ascii="Times New Roman" w:eastAsia="Times New Roman" w:hAnsi="Times New Roman" w:cs="Times New Roman"/>
+          <w:sz w:val="24"/>
+          <w:szCs w:val="24"/>
+        </w:rPr>
+        <w:t>R1(config-</w:t>
+      </w:r>
+      <w:proofErr w:type="gramStart"/>
+      <w:r>
+        <w:rPr>
+          <w:rFonts w:ascii="Times New Roman" w:eastAsia="Times New Roman" w:hAnsi="Times New Roman" w:cs="Times New Roman"/>
+          <w:sz w:val="24"/>
+          <w:szCs w:val="24"/>
+        </w:rPr>
+        <w:t>if)#</w:t>
+      </w:r>
+      <w:proofErr w:type="gramEnd"/>
+    </w:p>
+    <w:p>
+      <w:pPr>
+        <w:spacing w:after="0" w:line="276" w:lineRule="auto"/>
+        <w:ind w:left="504"/>
+        <w:rPr>
+          <w:rFonts w:ascii="Times New Roman" w:eastAsia="Times New Roman" w:hAnsi="Times New Roman" w:cs="Times New Roman"/>
+          <w:sz w:val="24"/>
+          <w:szCs w:val="24"/>
+        </w:rPr>
+      </w:pPr>
+      <w:r>
+        <w:rPr>
+          <w:rFonts w:ascii="Times New Roman" w:eastAsia="Times New Roman" w:hAnsi="Times New Roman" w:cs="Times New Roman"/>
+          <w:sz w:val="24"/>
+          <w:szCs w:val="24"/>
+        </w:rPr>
+        <w:t>%LINEPROTO-5-UPDOWN: Line protocol on Interface Serial0/3/0, changed state to up</w:t>
+      </w:r>
+    </w:p>
+    <w:p>
+      <w:pPr>
+        <w:spacing w:after="0" w:line="276" w:lineRule="auto"/>
+        <w:ind w:left="504"/>
+        <w:rPr>
+          <w:rFonts w:ascii="Times New Roman" w:eastAsia="Times New Roman" w:hAnsi="Times New Roman" w:cs="Times New Roman"/>
+          <w:sz w:val="24"/>
+          <w:szCs w:val="24"/>
+        </w:rPr>
+      </w:pPr>
+      <w:proofErr w:type="spellStart"/>
+      <w:r>
+        <w:rPr>
+          <w:rFonts w:ascii="Times New Roman" w:eastAsia="Times New Roman" w:hAnsi="Times New Roman" w:cs="Times New Roman"/>
+          <w:sz w:val="24"/>
+          <w:szCs w:val="24"/>
+        </w:rPr>
+        <w:t>ip</w:t>
+      </w:r>
+      <w:proofErr w:type="spellEnd"/>
+      <w:r>
+        <w:rPr>
+          <w:rFonts w:ascii="Times New Roman" w:eastAsia="Times New Roman" w:hAnsi="Times New Roman" w:cs="Times New Roman"/>
+          <w:sz w:val="24"/>
+          <w:szCs w:val="24"/>
+        </w:rPr>
+        <w:t xml:space="preserve"> address 10.10.10.1 255.255.255.252</w:t>
+      </w:r>
+    </w:p>
+    <w:p>
+      <w:pPr>
+        <w:spacing w:after="0" w:line="276" w:lineRule="auto"/>
+        <w:ind w:left="504"/>
+        <w:rPr>
+          <w:rFonts w:ascii="Times New Roman" w:eastAsia="Times New Roman" w:hAnsi="Times New Roman" w:cs="Times New Roman"/>
+          <w:sz w:val="24"/>
+          <w:szCs w:val="24"/>
+        </w:rPr>
+      </w:pPr>
+      <w:r>
+        <w:rPr>
+          <w:rFonts w:ascii="Times New Roman" w:eastAsia="Times New Roman" w:hAnsi="Times New Roman" w:cs="Times New Roman"/>
+          <w:sz w:val="24"/>
+          <w:szCs w:val="24"/>
+        </w:rPr>
+        <w:t>R1(config-</w:t>
+      </w:r>
+      <w:proofErr w:type="gramStart"/>
+      <w:r>
+        <w:rPr>
+          <w:rFonts w:ascii="Times New Roman" w:eastAsia="Times New Roman" w:hAnsi="Times New Roman" w:cs="Times New Roman"/>
+          <w:sz w:val="24"/>
+          <w:szCs w:val="24"/>
+        </w:rPr>
+        <w:t>if)#</w:t>
+      </w:r>
+      <w:proofErr w:type="gramEnd"/>
+      <w:r>
+        <w:rPr>
+          <w:rFonts w:ascii="Times New Roman" w:eastAsia="Times New Roman" w:hAnsi="Times New Roman" w:cs="Times New Roman"/>
+          <w:sz w:val="24"/>
+          <w:szCs w:val="24"/>
+        </w:rPr>
+        <w:t>clock rate 64000</w:t>
+      </w:r>
+    </w:p>
+    <w:p>
+      <w:pPr>
+        <w:spacing w:after="0" w:line="276" w:lineRule="auto"/>
+        <w:ind w:left="504"/>
+        <w:rPr>
+          <w:rFonts w:ascii="Times New Roman" w:eastAsia="Times New Roman" w:hAnsi="Times New Roman" w:cs="Times New Roman"/>
+          <w:sz w:val="24"/>
+          <w:szCs w:val="24"/>
+        </w:rPr>
+      </w:pPr>
+      <w:r>
+        <w:rPr>
+          <w:rFonts w:ascii="Times New Roman" w:eastAsia="Times New Roman" w:hAnsi="Times New Roman" w:cs="Times New Roman"/>
+          <w:sz w:val="24"/>
+          <w:szCs w:val="24"/>
+        </w:rPr>
+        <w:t>R1(config-</w:t>
+      </w:r>
+      <w:proofErr w:type="gramStart"/>
+      <w:r>
+        <w:rPr>
+          <w:rFonts w:ascii="Times New Roman" w:eastAsia="Times New Roman" w:hAnsi="Times New Roman" w:cs="Times New Roman"/>
+          <w:sz w:val="24"/>
+          <w:szCs w:val="24"/>
+        </w:rPr>
+        <w:t>if)#</w:t>
+      </w:r>
+      <w:proofErr w:type="gramEnd"/>
+    </w:p>
+    <w:p>
+      <w:pPr>
+        <w:spacing w:after="0" w:line="276" w:lineRule="auto"/>
+        <w:ind w:left="504"/>
+        <w:rPr>
+          <w:rFonts w:ascii="Times New Roman" w:eastAsia="Times New Roman" w:hAnsi="Times New Roman" w:cs="Times New Roman"/>
+          <w:sz w:val="24"/>
+          <w:szCs w:val="24"/>
+        </w:rPr>
+      </w:pPr>
+      <w:r>
+        <w:rPr>
+          <w:rFonts w:ascii="Times New Roman" w:eastAsia="Times New Roman" w:hAnsi="Times New Roman" w:cs="Times New Roman"/>
+          <w:sz w:val="24"/>
+          <w:szCs w:val="24"/>
+        </w:rPr>
+        <w:t>R1#</w:t>
+      </w:r>
+    </w:p>
+    <w:p>
+      <w:pPr>
+        <w:spacing w:after="0" w:line="276" w:lineRule="auto"/>
+        <w:ind w:left="504"/>
+        <w:rPr>
+          <w:rFonts w:ascii="Times New Roman" w:eastAsia="Times New Roman" w:hAnsi="Times New Roman" w:cs="Times New Roman"/>
+          <w:sz w:val="24"/>
+          <w:szCs w:val="24"/>
+        </w:rPr>
+      </w:pPr>
+    </w:p>
+    <w:p>
+      <w:pPr>
+        <w:spacing w:after="0" w:line="276" w:lineRule="auto"/>
+        <w:ind w:left="504"/>
+        <w:rPr>
+          <w:rFonts w:ascii="Times New Roman" w:eastAsia="Times New Roman" w:hAnsi="Times New Roman" w:cs="Times New Roman"/>
+          <w:sz w:val="24"/>
+          <w:szCs w:val="24"/>
+        </w:rPr>
+      </w:pPr>
+    </w:p>
+    <w:p>
+      <w:pPr>
+        <w:spacing w:after="0" w:line="276" w:lineRule="auto"/>
+        <w:ind w:left="504"/>
+        <w:rPr>
+          <w:rFonts w:ascii="Times New Roman" w:eastAsia="Times New Roman" w:hAnsi="Times New Roman" w:cs="Times New Roman"/>
+          <w:sz w:val="24"/>
+          <w:szCs w:val="24"/>
+        </w:rPr>
+      </w:pPr>
+    </w:p>
+    <w:p>
+      <w:pPr>
+        <w:spacing w:after="0" w:line="276" w:lineRule="auto"/>
+        <w:ind w:left="504"/>
+        <w:rPr>
+          <w:rFonts w:ascii="Times New Roman" w:eastAsia="Times New Roman" w:hAnsi="Times New Roman" w:cs="Times New Roman"/>
+          <w:b/>
+          <w:bCs/>
+          <w:sz w:val="24"/>
+          <w:szCs w:val="24"/>
+        </w:rPr>
+      </w:pPr>
+      <w:r>
+        <w:rPr>
+          <w:rFonts w:ascii="Times New Roman" w:eastAsia="Times New Roman" w:hAnsi="Times New Roman" w:cs="Times New Roman"/>
+          <w:b/>
+          <w:bCs/>
+          <w:sz w:val="24"/>
+          <w:szCs w:val="24"/>
+        </w:rPr>
+        <w:t>R2-Branch</w:t>
+      </w:r>
+    </w:p>
+    <w:p>
+      <w:pPr>
+        <w:spacing w:after="0" w:line="276" w:lineRule="auto"/>
+        <w:ind w:left="504"/>
+        <w:rPr>
+          <w:rFonts w:ascii="Times New Roman" w:eastAsia="Times New Roman" w:hAnsi="Times New Roman" w:cs="Times New Roman"/>
+          <w:sz w:val="24"/>
+          <w:szCs w:val="24"/>
+        </w:rPr>
+      </w:pPr>
+    </w:p>
+    <w:p>
+      <w:pPr>
+        <w:spacing w:after="0" w:line="276" w:lineRule="auto"/>
+        <w:ind w:left="504"/>
+        <w:rPr>
+          <w:rFonts w:ascii="Times New Roman" w:eastAsia="Times New Roman" w:hAnsi="Times New Roman" w:cs="Times New Roman"/>
+          <w:sz w:val="24"/>
+          <w:szCs w:val="24"/>
+        </w:rPr>
+      </w:pPr>
+    </w:p>
+    <w:p>
+      <w:pPr>
+        <w:spacing w:after="0" w:line="276" w:lineRule="auto"/>
+        <w:ind w:left="504"/>
+        <w:rPr>
+          <w:rFonts w:ascii="Times New Roman" w:eastAsia="Times New Roman" w:hAnsi="Times New Roman" w:cs="Times New Roman"/>
+          <w:sz w:val="24"/>
+          <w:szCs w:val="24"/>
+        </w:rPr>
+      </w:pPr>
+    </w:p>
+    <w:p>
+      <w:pPr>
+        <w:spacing w:after="0" w:line="276" w:lineRule="auto"/>
+        <w:ind w:left="504"/>
+        <w:rPr>
+          <w:rFonts w:ascii="Times New Roman" w:eastAsia="Times New Roman" w:hAnsi="Times New Roman" w:cs="Times New Roman"/>
+          <w:sz w:val="24"/>
+          <w:szCs w:val="24"/>
+        </w:rPr>
+      </w:pPr>
+    </w:p>
+    <w:p>
+      <w:pPr>
+        <w:spacing w:after="0" w:line="276" w:lineRule="auto"/>
+        <w:ind w:left="504"/>
+        <w:rPr>
+          <w:rFonts w:ascii="Times New Roman" w:eastAsia="Times New Roman" w:hAnsi="Times New Roman" w:cs="Times New Roman"/>
+          <w:sz w:val="24"/>
+          <w:szCs w:val="24"/>
+        </w:rPr>
+      </w:pPr>
+      <w:r>
+        <w:rPr>
+          <w:rFonts w:ascii="Times New Roman" w:eastAsia="Times New Roman" w:hAnsi="Times New Roman" w:cs="Times New Roman"/>
+          <w:sz w:val="24"/>
+          <w:szCs w:val="24"/>
+        </w:rPr>
+        <w:t>Router(</w:t>
+      </w:r>
+      <w:proofErr w:type="gramStart"/>
+      <w:r>
+        <w:rPr>
+          <w:rFonts w:ascii="Times New Roman" w:eastAsia="Times New Roman" w:hAnsi="Times New Roman" w:cs="Times New Roman"/>
+          <w:sz w:val="24"/>
+          <w:szCs w:val="24"/>
+        </w:rPr>
+        <w:t>config)#</w:t>
+      </w:r>
+      <w:proofErr w:type="gramEnd"/>
+      <w:r>
+        <w:rPr>
+          <w:rFonts w:ascii="Times New Roman" w:eastAsia="Times New Roman" w:hAnsi="Times New Roman" w:cs="Times New Roman"/>
+          <w:sz w:val="24"/>
+          <w:szCs w:val="24"/>
+        </w:rPr>
+        <w:t>interface Serial0/3/0</w:t>
+      </w:r>
+    </w:p>
+    <w:p>
+      <w:pPr>
+        <w:spacing w:after="0" w:line="276" w:lineRule="auto"/>
+        <w:ind w:left="504"/>
+        <w:rPr>
+          <w:rFonts w:ascii="Times New Roman" w:eastAsia="Times New Roman" w:hAnsi="Times New Roman" w:cs="Times New Roman"/>
+          <w:sz w:val="24"/>
+          <w:szCs w:val="24"/>
+        </w:rPr>
+      </w:pPr>
+      <w:r>
+        <w:rPr>
+          <w:rFonts w:ascii="Times New Roman" w:eastAsia="Times New Roman" w:hAnsi="Times New Roman" w:cs="Times New Roman"/>
+          <w:sz w:val="24"/>
+          <w:szCs w:val="24"/>
+        </w:rPr>
+        <w:t>Router(config-</w:t>
+      </w:r>
+      <w:proofErr w:type="gramStart"/>
+      <w:r>
+        <w:rPr>
+          <w:rFonts w:ascii="Times New Roman" w:eastAsia="Times New Roman" w:hAnsi="Times New Roman" w:cs="Times New Roman"/>
+          <w:sz w:val="24"/>
+          <w:szCs w:val="24"/>
+        </w:rPr>
+        <w:t>if)#</w:t>
+      </w:r>
+      <w:proofErr w:type="gramEnd"/>
+      <w:r>
+        <w:rPr>
+          <w:rFonts w:ascii="Times New Roman" w:eastAsia="Times New Roman" w:hAnsi="Times New Roman" w:cs="Times New Roman"/>
+          <w:sz w:val="24"/>
+          <w:szCs w:val="24"/>
+        </w:rPr>
+        <w:t>shutdown</w:t>
+      </w:r>
+    </w:p>
+    <w:p>
+      <w:pPr>
+        <w:spacing w:after="0" w:line="276" w:lineRule="auto"/>
+        <w:ind w:left="504"/>
+        <w:rPr>
+          <w:rFonts w:ascii="Times New Roman" w:eastAsia="Times New Roman" w:hAnsi="Times New Roman" w:cs="Times New Roman"/>
+          <w:sz w:val="24"/>
+          <w:szCs w:val="24"/>
+        </w:rPr>
+      </w:pPr>
+      <w:r>
+        <w:rPr>
+          <w:rFonts w:ascii="Times New Roman" w:eastAsia="Times New Roman" w:hAnsi="Times New Roman" w:cs="Times New Roman"/>
+          <w:sz w:val="24"/>
+          <w:szCs w:val="24"/>
+        </w:rPr>
+        <w:t>Router(config-</w:t>
+      </w:r>
+      <w:proofErr w:type="gramStart"/>
+      <w:r>
+        <w:rPr>
+          <w:rFonts w:ascii="Times New Roman" w:eastAsia="Times New Roman" w:hAnsi="Times New Roman" w:cs="Times New Roman"/>
+          <w:sz w:val="24"/>
+          <w:szCs w:val="24"/>
+        </w:rPr>
+        <w:t>if)#</w:t>
+      </w:r>
+      <w:proofErr w:type="gramEnd"/>
+    </w:p>
+    <w:p>
+      <w:pPr>
+        <w:spacing w:after="0" w:line="276" w:lineRule="auto"/>
+        <w:ind w:left="504"/>
+        <w:rPr>
+          <w:rFonts w:ascii="Times New Roman" w:eastAsia="Times New Roman" w:hAnsi="Times New Roman" w:cs="Times New Roman"/>
+          <w:sz w:val="24"/>
+          <w:szCs w:val="24"/>
+        </w:rPr>
+      </w:pPr>
+      <w:r>
+        <w:rPr>
+          <w:rFonts w:ascii="Times New Roman" w:eastAsia="Times New Roman" w:hAnsi="Times New Roman" w:cs="Times New Roman"/>
+          <w:sz w:val="24"/>
+          <w:szCs w:val="24"/>
+        </w:rPr>
+        <w:t>%LINK-5-CHANGED: Interface Serial0/3/0, changed state to administratively down</w:t>
+      </w:r>
+    </w:p>
+    <w:p>
+      <w:pPr>
+        <w:spacing w:after="0" w:line="276" w:lineRule="auto"/>
+        <w:ind w:left="504"/>
+        <w:rPr>
+          <w:rFonts w:ascii="Times New Roman" w:eastAsia="Times New Roman" w:hAnsi="Times New Roman" w:cs="Times New Roman"/>
+          <w:sz w:val="24"/>
+          <w:szCs w:val="24"/>
+        </w:rPr>
+      </w:pPr>
+    </w:p>
+    <w:p>
+      <w:pPr>
+        <w:spacing w:after="0" w:line="276" w:lineRule="auto"/>
+        <w:ind w:left="504"/>
+        <w:rPr>
+          <w:rFonts w:ascii="Times New Roman" w:eastAsia="Times New Roman" w:hAnsi="Times New Roman" w:cs="Times New Roman"/>
+          <w:sz w:val="24"/>
+          <w:szCs w:val="24"/>
+        </w:rPr>
+      </w:pPr>
+      <w:r>
+        <w:rPr>
+          <w:rFonts w:ascii="Times New Roman" w:eastAsia="Times New Roman" w:hAnsi="Times New Roman" w:cs="Times New Roman"/>
+          <w:sz w:val="24"/>
+          <w:szCs w:val="24"/>
+        </w:rPr>
+        <w:t>%LINEPROTO-5-UPDOWN: Line protocol on Interface Serial0/3/0, changed state to down</w:t>
+      </w:r>
+    </w:p>
+    <w:p>
+      <w:pPr>
+        <w:spacing w:after="0" w:line="276" w:lineRule="auto"/>
+        <w:ind w:left="504"/>
+        <w:rPr>
+          <w:rFonts w:ascii="Times New Roman" w:eastAsia="Times New Roman" w:hAnsi="Times New Roman" w:cs="Times New Roman"/>
+          <w:sz w:val="24"/>
+          <w:szCs w:val="24"/>
+        </w:rPr>
+      </w:pPr>
+      <w:proofErr w:type="gramStart"/>
+      <w:r>
+        <w:rPr>
+          <w:rFonts w:ascii="Times New Roman" w:eastAsia="Times New Roman" w:hAnsi="Times New Roman" w:cs="Times New Roman"/>
+          <w:sz w:val="24"/>
+          <w:szCs w:val="24"/>
+        </w:rPr>
+        <w:t>no</w:t>
+      </w:r>
+      <w:proofErr w:type="gramEnd"/>
+      <w:r>
+        <w:rPr>
+          <w:rFonts w:ascii="Times New Roman" w:eastAsia="Times New Roman" w:hAnsi="Times New Roman" w:cs="Times New Roman"/>
+          <w:sz w:val="24"/>
+          <w:szCs w:val="24"/>
+        </w:rPr>
+        <w:t xml:space="preserve"> shutdown</w:t>
+      </w:r>
+    </w:p>
+    <w:p>
+      <w:pPr>
+        <w:spacing w:after="0" w:line="276" w:lineRule="auto"/>
+        <w:ind w:left="504"/>
+        <w:rPr>
+          <w:rFonts w:ascii="Times New Roman" w:eastAsia="Times New Roman" w:hAnsi="Times New Roman" w:cs="Times New Roman"/>
+          <w:sz w:val="24"/>
+          <w:szCs w:val="24"/>
+        </w:rPr>
+      </w:pPr>
+      <w:r>
+        <w:rPr>
+          <w:rFonts w:ascii="Times New Roman" w:eastAsia="Times New Roman" w:hAnsi="Times New Roman" w:cs="Times New Roman"/>
+          <w:sz w:val="24"/>
+          <w:szCs w:val="24"/>
+        </w:rPr>
+        <w:t>Router(config-</w:t>
+      </w:r>
+      <w:proofErr w:type="gramStart"/>
+      <w:r>
+        <w:rPr>
+          <w:rFonts w:ascii="Times New Roman" w:eastAsia="Times New Roman" w:hAnsi="Times New Roman" w:cs="Times New Roman"/>
+          <w:sz w:val="24"/>
+          <w:szCs w:val="24"/>
+        </w:rPr>
+        <w:t>if)#</w:t>
+      </w:r>
+      <w:proofErr w:type="gramEnd"/>
+    </w:p>
+    <w:p>
+      <w:pPr>
+        <w:spacing w:after="0" w:line="276" w:lineRule="auto"/>
+        <w:ind w:left="504"/>
+        <w:rPr>
+          <w:rFonts w:ascii="Times New Roman" w:eastAsia="Times New Roman" w:hAnsi="Times New Roman" w:cs="Times New Roman"/>
+          <w:sz w:val="24"/>
+          <w:szCs w:val="24"/>
+        </w:rPr>
+      </w:pPr>
+      <w:r>
+        <w:rPr>
+          <w:rFonts w:ascii="Times New Roman" w:eastAsia="Times New Roman" w:hAnsi="Times New Roman" w:cs="Times New Roman"/>
+          <w:sz w:val="24"/>
+          <w:szCs w:val="24"/>
+        </w:rPr>
+        <w:t>%LINK-5-CHANGED: Interface Serial0/3/0, changed state to up</w:t>
+      </w:r>
+    </w:p>
+    <w:p>
+      <w:pPr>
+        <w:spacing w:after="0" w:line="276" w:lineRule="auto"/>
+        <w:ind w:left="504"/>
+        <w:rPr>
+          <w:rFonts w:ascii="Times New Roman" w:eastAsia="Times New Roman" w:hAnsi="Times New Roman" w:cs="Times New Roman"/>
+          <w:sz w:val="24"/>
+          <w:szCs w:val="24"/>
+        </w:rPr>
+      </w:pPr>
+      <w:r>
+        <w:rPr>
+          <w:rFonts w:ascii="Times New Roman" w:eastAsia="Times New Roman" w:hAnsi="Times New Roman" w:cs="Times New Roman"/>
+          <w:sz w:val="24"/>
+          <w:szCs w:val="24"/>
+        </w:rPr>
+        <w:t>clock rate 72000</w:t>
+      </w:r>
+    </w:p>
+    <w:p>
+      <w:pPr>
+        <w:spacing w:after="0" w:line="276" w:lineRule="auto"/>
+        <w:ind w:left="504"/>
+        <w:rPr>
+          <w:rFonts w:ascii="Times New Roman" w:eastAsia="Times New Roman" w:hAnsi="Times New Roman" w:cs="Times New Roman"/>
+          <w:sz w:val="24"/>
+          <w:szCs w:val="24"/>
+        </w:rPr>
+      </w:pPr>
+      <w:r>
+        <w:rPr>
+          <w:rFonts w:ascii="Times New Roman" w:eastAsia="Times New Roman" w:hAnsi="Times New Roman" w:cs="Times New Roman"/>
+          <w:sz w:val="24"/>
+          <w:szCs w:val="24"/>
+        </w:rPr>
+        <w:t>This command applies only to DCE interfaces</w:t>
+      </w:r>
+    </w:p>
+    <w:p>
+      <w:pPr>
+        <w:spacing w:after="0" w:line="276" w:lineRule="auto"/>
+        <w:ind w:left="504"/>
+        <w:rPr>
+          <w:rFonts w:ascii="Times New Roman" w:eastAsia="Times New Roman" w:hAnsi="Times New Roman" w:cs="Times New Roman"/>
+          <w:sz w:val="24"/>
+          <w:szCs w:val="24"/>
+        </w:rPr>
+      </w:pPr>
+      <w:r>
+        <w:rPr>
+          <w:rFonts w:ascii="Times New Roman" w:eastAsia="Times New Roman" w:hAnsi="Times New Roman" w:cs="Times New Roman"/>
+          <w:sz w:val="24"/>
+          <w:szCs w:val="24"/>
+        </w:rPr>
+        <w:t>Router(config-</w:t>
+      </w:r>
+      <w:proofErr w:type="gramStart"/>
+      <w:r>
+        <w:rPr>
+          <w:rFonts w:ascii="Times New Roman" w:eastAsia="Times New Roman" w:hAnsi="Times New Roman" w:cs="Times New Roman"/>
+          <w:sz w:val="24"/>
+          <w:szCs w:val="24"/>
+        </w:rPr>
+        <w:t>if)#</w:t>
+      </w:r>
+      <w:proofErr w:type="gramEnd"/>
+      <w:r>
+        <w:rPr>
+          <w:rFonts w:ascii="Times New Roman" w:eastAsia="Times New Roman" w:hAnsi="Times New Roman" w:cs="Times New Roman"/>
+          <w:sz w:val="24"/>
+          <w:szCs w:val="24"/>
+        </w:rPr>
+        <w:t>clock rate 64000</w:t>
+      </w:r>
+    </w:p>
+    <w:p>
+      <w:pPr>
+        <w:spacing w:after="0" w:line="276" w:lineRule="auto"/>
+        <w:ind w:left="504"/>
+        <w:rPr>
+          <w:rFonts w:ascii="Times New Roman" w:eastAsia="Times New Roman" w:hAnsi="Times New Roman" w:cs="Times New Roman"/>
+          <w:sz w:val="24"/>
+          <w:szCs w:val="24"/>
+        </w:rPr>
+      </w:pPr>
+      <w:r>
+        <w:rPr>
+          <w:rFonts w:ascii="Times New Roman" w:eastAsia="Times New Roman" w:hAnsi="Times New Roman" w:cs="Times New Roman"/>
+          <w:sz w:val="24"/>
+          <w:szCs w:val="24"/>
+        </w:rPr>
+        <w:lastRenderedPageBreak/>
+        <w:t>This command applies only to DCE interfaces</w:t>
+      </w:r>
+    </w:p>
+    <w:p>
+      <w:pPr>
+        <w:spacing w:after="0" w:line="276" w:lineRule="auto"/>
+        <w:ind w:left="504"/>
+        <w:rPr>
+          <w:rFonts w:ascii="Times New Roman" w:eastAsia="Times New Roman" w:hAnsi="Times New Roman" w:cs="Times New Roman"/>
+          <w:sz w:val="24"/>
+          <w:szCs w:val="24"/>
+        </w:rPr>
+      </w:pPr>
+      <w:r>
+        <w:rPr>
+          <w:rFonts w:ascii="Times New Roman" w:eastAsia="Times New Roman" w:hAnsi="Times New Roman" w:cs="Times New Roman"/>
+          <w:sz w:val="24"/>
+          <w:szCs w:val="24"/>
+        </w:rPr>
+        <w:t>Router(config-</w:t>
+      </w:r>
+      <w:proofErr w:type="gramStart"/>
+      <w:r>
+        <w:rPr>
+          <w:rFonts w:ascii="Times New Roman" w:eastAsia="Times New Roman" w:hAnsi="Times New Roman" w:cs="Times New Roman"/>
+          <w:sz w:val="24"/>
+          <w:szCs w:val="24"/>
+        </w:rPr>
+        <w:t>if)#</w:t>
+      </w:r>
+      <w:proofErr w:type="gramEnd"/>
+    </w:p>
+    <w:p>
+      <w:pPr>
+        <w:spacing w:after="0" w:line="276" w:lineRule="auto"/>
+        <w:ind w:left="504"/>
+        <w:rPr>
+          <w:rFonts w:ascii="Times New Roman" w:eastAsia="Times New Roman" w:hAnsi="Times New Roman" w:cs="Times New Roman"/>
+          <w:sz w:val="24"/>
+          <w:szCs w:val="24"/>
+        </w:rPr>
+      </w:pPr>
+      <w:r>
+        <w:rPr>
+          <w:rFonts w:ascii="Times New Roman" w:eastAsia="Times New Roman" w:hAnsi="Times New Roman" w:cs="Times New Roman"/>
+          <w:sz w:val="24"/>
+          <w:szCs w:val="24"/>
+        </w:rPr>
+        <w:t>%LINEPROTO-5-UPDOWN: Line protocol on Interface Serial0/3/0, changed state to up</w:t>
+      </w:r>
+    </w:p>
+    <w:p>
+      <w:pPr>
+        <w:spacing w:after="0" w:line="276" w:lineRule="auto"/>
+        <w:ind w:left="504"/>
+        <w:rPr>
+          <w:rFonts w:ascii="Times New Roman" w:eastAsia="Times New Roman" w:hAnsi="Times New Roman" w:cs="Times New Roman"/>
+          <w:sz w:val="24"/>
+          <w:szCs w:val="24"/>
+        </w:rPr>
+      </w:pPr>
+      <w:proofErr w:type="spellStart"/>
+      <w:r>
+        <w:rPr>
+          <w:rFonts w:ascii="Times New Roman" w:eastAsia="Times New Roman" w:hAnsi="Times New Roman" w:cs="Times New Roman"/>
+          <w:sz w:val="24"/>
+          <w:szCs w:val="24"/>
+        </w:rPr>
+        <w:t>ip</w:t>
+      </w:r>
+      <w:proofErr w:type="spellEnd"/>
+      <w:r>
+        <w:rPr>
+          <w:rFonts w:ascii="Times New Roman" w:eastAsia="Times New Roman" w:hAnsi="Times New Roman" w:cs="Times New Roman"/>
+          <w:sz w:val="24"/>
+          <w:szCs w:val="24"/>
+        </w:rPr>
+        <w:t xml:space="preserve"> address 10.10.10.2 255.255.255.252</w:t>
+      </w:r>
+    </w:p>
+    <w:p>
+      <w:pPr>
+        <w:spacing w:after="0" w:line="276" w:lineRule="auto"/>
+        <w:ind w:left="504"/>
+        <w:rPr>
+          <w:rFonts w:ascii="Times New Roman" w:eastAsia="Times New Roman" w:hAnsi="Times New Roman" w:cs="Times New Roman"/>
+          <w:sz w:val="24"/>
+          <w:szCs w:val="24"/>
+        </w:rPr>
+      </w:pPr>
+      <w:r>
+        <w:rPr>
+          <w:rFonts w:ascii="Times New Roman" w:eastAsia="Times New Roman" w:hAnsi="Times New Roman" w:cs="Times New Roman"/>
+          <w:sz w:val="24"/>
+          <w:szCs w:val="24"/>
+        </w:rPr>
+        <w:t>Router(config-</w:t>
+      </w:r>
+      <w:proofErr w:type="gramStart"/>
+      <w:r>
+        <w:rPr>
+          <w:rFonts w:ascii="Times New Roman" w:eastAsia="Times New Roman" w:hAnsi="Times New Roman" w:cs="Times New Roman"/>
+          <w:sz w:val="24"/>
+          <w:szCs w:val="24"/>
+        </w:rPr>
+        <w:t>if)#</w:t>
+      </w:r>
+      <w:proofErr w:type="gramEnd"/>
+      <w:r>
+        <w:rPr>
+          <w:rFonts w:ascii="Times New Roman" w:eastAsia="Times New Roman" w:hAnsi="Times New Roman" w:cs="Times New Roman"/>
+          <w:sz w:val="24"/>
+          <w:szCs w:val="24"/>
+        </w:rPr>
+        <w:t>ip address 10.10.10.2 255.255.255.252</w:t>
+      </w:r>
+    </w:p>
+    <w:p>
+      <w:pPr>
+        <w:spacing w:after="0" w:line="276" w:lineRule="auto"/>
+        <w:ind w:left="504"/>
+        <w:rPr>
+          <w:rFonts w:ascii="Times New Roman" w:eastAsia="Times New Roman" w:hAnsi="Times New Roman" w:cs="Times New Roman"/>
+          <w:sz w:val="24"/>
+          <w:szCs w:val="24"/>
+        </w:rPr>
+      </w:pPr>
+      <w:r>
+        <w:rPr>
+          <w:rFonts w:ascii="Times New Roman" w:eastAsia="Times New Roman" w:hAnsi="Times New Roman" w:cs="Times New Roman"/>
+          <w:sz w:val="24"/>
+          <w:szCs w:val="24"/>
+        </w:rPr>
+        <w:t>Router(config-</w:t>
+      </w:r>
+      <w:proofErr w:type="gramStart"/>
+      <w:r>
+        <w:rPr>
+          <w:rFonts w:ascii="Times New Roman" w:eastAsia="Times New Roman" w:hAnsi="Times New Roman" w:cs="Times New Roman"/>
+          <w:sz w:val="24"/>
+          <w:szCs w:val="24"/>
+        </w:rPr>
+        <w:t>if)#</w:t>
+      </w:r>
+      <w:proofErr w:type="gramEnd"/>
+    </w:p>
+    <w:p>
+      <w:pPr>
+        <w:spacing w:after="0" w:line="276" w:lineRule="auto"/>
+        <w:ind w:left="504"/>
+        <w:rPr>
+          <w:rFonts w:ascii="Times New Roman" w:eastAsia="Times New Roman" w:hAnsi="Times New Roman" w:cs="Times New Roman"/>
+          <w:sz w:val="24"/>
+          <w:szCs w:val="24"/>
+        </w:rPr>
+      </w:pPr>
+    </w:p>
+    <w:p>
+      <w:pPr>
+        <w:pBdr>
+          <w:bottom w:val="double" w:sz="6" w:space="1" w:color="auto"/>
+        </w:pBdr>
+        <w:spacing w:after="0" w:line="276" w:lineRule="auto"/>
+        <w:ind w:left="504"/>
+        <w:rPr>
+          <w:rFonts w:ascii="Times New Roman" w:eastAsia="Times New Roman" w:hAnsi="Times New Roman" w:cs="Times New Roman"/>
+          <w:sz w:val="24"/>
+          <w:szCs w:val="24"/>
+        </w:rPr>
+      </w:pPr>
+    </w:p>
+    <w:p>
+      <w:pPr>
+        <w:spacing w:after="0" w:line="276" w:lineRule="auto"/>
+        <w:ind w:left="504"/>
+        <w:rPr>
+          <w:rFonts w:ascii="Times New Roman" w:eastAsia="Times New Roman" w:hAnsi="Times New Roman" w:cs="Times New Roman"/>
+          <w:sz w:val="24"/>
+          <w:szCs w:val="24"/>
+        </w:rPr>
+      </w:pPr>
+      <w:r>
+        <w:rPr>
+          <w:rFonts w:ascii="Times New Roman" w:eastAsia="Times New Roman" w:hAnsi="Times New Roman" w:cs="Times New Roman"/>
+          <w:sz w:val="24"/>
+          <w:szCs w:val="24"/>
+        </w:rPr>
+        <w:t>Router&gt; enable</w:t>
+      </w:r>
+    </w:p>
+    <w:p>
+      <w:pPr>
+        <w:spacing w:after="0" w:line="276" w:lineRule="auto"/>
+        <w:ind w:left="504"/>
+        <w:rPr>
+          <w:rFonts w:ascii="Times New Roman" w:eastAsia="Times New Roman" w:hAnsi="Times New Roman" w:cs="Times New Roman"/>
+          <w:sz w:val="24"/>
+          <w:szCs w:val="24"/>
+        </w:rPr>
+      </w:pPr>
+      <w:r>
+        <w:rPr>
+          <w:rFonts w:ascii="Times New Roman" w:eastAsia="Times New Roman" w:hAnsi="Times New Roman" w:cs="Times New Roman"/>
+          <w:sz w:val="24"/>
+          <w:szCs w:val="24"/>
+        </w:rPr>
+        <w:t>Router# configure terminal</w:t>
+      </w:r>
+    </w:p>
+    <w:p>
+      <w:pPr>
+        <w:spacing w:after="0" w:line="276" w:lineRule="auto"/>
+        <w:ind w:left="504"/>
+        <w:rPr>
+          <w:rFonts w:ascii="Times New Roman" w:eastAsia="Times New Roman" w:hAnsi="Times New Roman" w:cs="Times New Roman"/>
+          <w:sz w:val="24"/>
+          <w:szCs w:val="24"/>
+        </w:rPr>
+      </w:pPr>
+      <w:r>
+        <w:rPr>
+          <w:rFonts w:ascii="Times New Roman" w:eastAsia="Times New Roman" w:hAnsi="Times New Roman" w:cs="Times New Roman"/>
+          <w:sz w:val="24"/>
+          <w:szCs w:val="24"/>
+        </w:rPr>
+        <w:t>Router(</w:t>
+      </w:r>
+      <w:proofErr w:type="gramStart"/>
+      <w:r>
+        <w:rPr>
+          <w:rFonts w:ascii="Times New Roman" w:eastAsia="Times New Roman" w:hAnsi="Times New Roman" w:cs="Times New Roman"/>
+          <w:sz w:val="24"/>
+          <w:szCs w:val="24"/>
+        </w:rPr>
+        <w:t>config)#</w:t>
+      </w:r>
+      <w:proofErr w:type="gramEnd"/>
+      <w:r>
+        <w:rPr>
+          <w:rFonts w:ascii="Times New Roman" w:eastAsia="Times New Roman" w:hAnsi="Times New Roman" w:cs="Times New Roman"/>
+          <w:sz w:val="24"/>
+          <w:szCs w:val="24"/>
+        </w:rPr>
+        <w:t xml:space="preserve"> router rip</w:t>
+      </w:r>
+    </w:p>
+    <w:p>
+      <w:pPr>
+        <w:spacing w:after="0" w:line="276" w:lineRule="auto"/>
+        <w:ind w:left="504"/>
+        <w:rPr>
+          <w:rFonts w:ascii="Times New Roman" w:eastAsia="Times New Roman" w:hAnsi="Times New Roman" w:cs="Times New Roman"/>
+          <w:sz w:val="24"/>
+          <w:szCs w:val="24"/>
+        </w:rPr>
+      </w:pPr>
+      <w:r>
+        <w:rPr>
+          <w:rFonts w:ascii="Times New Roman" w:eastAsia="Times New Roman" w:hAnsi="Times New Roman" w:cs="Times New Roman"/>
+          <w:sz w:val="24"/>
+          <w:szCs w:val="24"/>
+        </w:rPr>
+        <w:t>Router(config-</w:t>
+      </w:r>
+      <w:proofErr w:type="gramStart"/>
+      <w:r>
+        <w:rPr>
+          <w:rFonts w:ascii="Times New Roman" w:eastAsia="Times New Roman" w:hAnsi="Times New Roman" w:cs="Times New Roman"/>
+          <w:sz w:val="24"/>
+          <w:szCs w:val="24"/>
+        </w:rPr>
+        <w:t>router)#</w:t>
+      </w:r>
+      <w:proofErr w:type="gramEnd"/>
+      <w:r>
+        <w:rPr>
+          <w:rFonts w:ascii="Times New Roman" w:eastAsia="Times New Roman" w:hAnsi="Times New Roman" w:cs="Times New Roman"/>
+          <w:sz w:val="24"/>
+          <w:szCs w:val="24"/>
+        </w:rPr>
+        <w:t xml:space="preserve"> version 2</w:t>
+      </w:r>
+    </w:p>
+    <w:p>
+      <w:pPr>
+        <w:spacing w:after="0" w:line="276" w:lineRule="auto"/>
+        <w:ind w:left="504"/>
+        <w:rPr>
+          <w:rFonts w:ascii="Times New Roman" w:eastAsia="Times New Roman" w:hAnsi="Times New Roman" w:cs="Times New Roman"/>
+          <w:sz w:val="24"/>
+          <w:szCs w:val="24"/>
+        </w:rPr>
+      </w:pPr>
+      <w:r>
+        <w:rPr>
+          <w:rFonts w:ascii="Times New Roman" w:eastAsia="Times New Roman" w:hAnsi="Times New Roman" w:cs="Times New Roman"/>
+          <w:sz w:val="24"/>
+          <w:szCs w:val="24"/>
+        </w:rPr>
+        <w:t>Router(config-</w:t>
+      </w:r>
+      <w:proofErr w:type="gramStart"/>
+      <w:r>
+        <w:rPr>
+          <w:rFonts w:ascii="Times New Roman" w:eastAsia="Times New Roman" w:hAnsi="Times New Roman" w:cs="Times New Roman"/>
+          <w:sz w:val="24"/>
+          <w:szCs w:val="24"/>
+        </w:rPr>
+        <w:t>router)#</w:t>
+      </w:r>
+      <w:proofErr w:type="gramEnd"/>
+      <w:r>
+        <w:rPr>
+          <w:rFonts w:ascii="Times New Roman" w:eastAsia="Times New Roman" w:hAnsi="Times New Roman" w:cs="Times New Roman"/>
+          <w:sz w:val="24"/>
+          <w:szCs w:val="24"/>
+        </w:rPr>
+        <w:t xml:space="preserve"> no auto-summary</w:t>
+      </w:r>
+    </w:p>
+    <w:p>
+      <w:pPr>
+        <w:spacing w:after="0" w:line="276" w:lineRule="auto"/>
+        <w:ind w:left="504"/>
+        <w:rPr>
+          <w:rFonts w:ascii="Times New Roman" w:eastAsia="Times New Roman" w:hAnsi="Times New Roman" w:cs="Times New Roman"/>
+          <w:sz w:val="24"/>
+          <w:szCs w:val="24"/>
+        </w:rPr>
+      </w:pPr>
+      <w:r>
+        <w:rPr>
+          <w:rFonts w:ascii="Times New Roman" w:eastAsia="Times New Roman" w:hAnsi="Times New Roman" w:cs="Times New Roman"/>
+          <w:sz w:val="24"/>
+          <w:szCs w:val="24"/>
+        </w:rPr>
+        <w:t>Router(</w:t>
+      </w:r>
+      <w:proofErr w:type="gramStart"/>
+      <w:r>
+        <w:rPr>
+          <w:rFonts w:ascii="Times New Roman" w:eastAsia="Times New Roman" w:hAnsi="Times New Roman" w:cs="Times New Roman"/>
+          <w:sz w:val="24"/>
+          <w:szCs w:val="24"/>
+        </w:rPr>
+        <w:t>config)#</w:t>
+      </w:r>
+      <w:proofErr w:type="gramEnd"/>
+      <w:r>
+        <w:rPr>
+          <w:rFonts w:ascii="Times New Roman" w:eastAsia="Times New Roman" w:hAnsi="Times New Roman" w:cs="Times New Roman"/>
+          <w:sz w:val="24"/>
+          <w:szCs w:val="24"/>
+        </w:rPr>
+        <w:t>router rip</w:t>
+      </w:r>
+    </w:p>
+    <w:p>
+      <w:pPr>
+        <w:spacing w:after="0" w:line="276" w:lineRule="auto"/>
+        <w:ind w:left="504"/>
+        <w:rPr>
+          <w:rFonts w:ascii="Times New Roman" w:eastAsia="Times New Roman" w:hAnsi="Times New Roman" w:cs="Times New Roman"/>
+          <w:sz w:val="24"/>
+          <w:szCs w:val="24"/>
+        </w:rPr>
+      </w:pPr>
+      <w:r>
+        <w:rPr>
+          <w:rFonts w:ascii="Times New Roman" w:eastAsia="Times New Roman" w:hAnsi="Times New Roman" w:cs="Times New Roman"/>
+          <w:sz w:val="24"/>
+          <w:szCs w:val="24"/>
+        </w:rPr>
+        <w:t>Router(config-</w:t>
+      </w:r>
+      <w:proofErr w:type="gramStart"/>
+      <w:r>
+        <w:rPr>
+          <w:rFonts w:ascii="Times New Roman" w:eastAsia="Times New Roman" w:hAnsi="Times New Roman" w:cs="Times New Roman"/>
+          <w:sz w:val="24"/>
+          <w:szCs w:val="24"/>
+        </w:rPr>
+        <w:t>router)#</w:t>
+      </w:r>
+      <w:proofErr w:type="gramEnd"/>
+      <w:r>
+        <w:rPr>
+          <w:rFonts w:ascii="Times New Roman" w:eastAsia="Times New Roman" w:hAnsi="Times New Roman" w:cs="Times New Roman"/>
+          <w:sz w:val="24"/>
+          <w:szCs w:val="24"/>
+        </w:rPr>
+        <w:t>network 10.0.0.0</w:t>
+      </w:r>
+    </w:p>
+    <w:p>
+      <w:pPr>
+        <w:spacing w:after="0" w:line="276" w:lineRule="auto"/>
+        <w:ind w:left="504"/>
+        <w:rPr>
+          <w:rFonts w:ascii="Times New Roman" w:eastAsia="Times New Roman" w:hAnsi="Times New Roman" w:cs="Times New Roman"/>
+          <w:sz w:val="24"/>
+          <w:szCs w:val="24"/>
+        </w:rPr>
+      </w:pPr>
+      <w:r>
+        <w:rPr>
+          <w:rFonts w:ascii="Times New Roman" w:eastAsia="Times New Roman" w:hAnsi="Times New Roman" w:cs="Times New Roman"/>
+          <w:sz w:val="24"/>
+          <w:szCs w:val="24"/>
+        </w:rPr>
+        <w:t>Router(config-</w:t>
+      </w:r>
+      <w:proofErr w:type="gramStart"/>
+      <w:r>
+        <w:rPr>
+          <w:rFonts w:ascii="Times New Roman" w:eastAsia="Times New Roman" w:hAnsi="Times New Roman" w:cs="Times New Roman"/>
+          <w:sz w:val="24"/>
+          <w:szCs w:val="24"/>
+        </w:rPr>
+        <w:t>router)#</w:t>
+      </w:r>
+      <w:proofErr w:type="gramEnd"/>
+      <w:r>
+        <w:rPr>
+          <w:rFonts w:ascii="Times New Roman" w:eastAsia="Times New Roman" w:hAnsi="Times New Roman" w:cs="Times New Roman"/>
+          <w:sz w:val="24"/>
+          <w:szCs w:val="24"/>
+        </w:rPr>
+        <w:t>network 172.16.0.0</w:t>
+      </w:r>
+    </w:p>
+    <w:p>
+      <w:pPr>
+        <w:spacing w:after="0" w:line="276" w:lineRule="auto"/>
+        <w:ind w:left="504"/>
+        <w:rPr>
+          <w:rFonts w:ascii="Times New Roman" w:eastAsia="Times New Roman" w:hAnsi="Times New Roman" w:cs="Times New Roman"/>
+          <w:sz w:val="24"/>
+          <w:szCs w:val="24"/>
+        </w:rPr>
+      </w:pPr>
     </w:p>
     <w:p>
       <w:pPr>
@@ -10724,7 +12076,6 @@
           <w:sz w:val="24"/>
           <w:szCs w:val="24"/>
         </w:rPr>
-        <w:lastRenderedPageBreak/>
         <w:pict w14:anchorId="30235765">
           <v:rect id="_x0000_i1028" style="width:0;height:.75pt" o:hralign="center" o:hrstd="t" o:hrnoshade="t" o:hr="t" fillcolor="#404040" stroked="f"/>
         </w:pict>
@@ -10817,6 +12168,92 @@
     </w:p>
     <w:p>
       <w:pPr>
+        <w:ind w:left="504"/>
+        <w:rPr>
+          <w:rFonts w:ascii="Times New Roman" w:hAnsi="Times New Roman" w:cs="Times New Roman"/>
+          <w:b/>
+          <w:bCs/>
+          <w:color w:val="auto"/>
+          <w:sz w:val="24"/>
+          <w:szCs w:val="24"/>
+        </w:rPr>
+      </w:pPr>
+      <w:r>
+        <w:rPr>
+          <w:rFonts w:ascii="Times New Roman" w:hAnsi="Times New Roman" w:cs="Times New Roman"/>
+          <w:b/>
+          <w:bCs/>
+          <w:color w:val="auto"/>
+          <w:sz w:val="24"/>
+          <w:szCs w:val="24"/>
+        </w:rPr>
+        <w:t>Answer</w:t>
+      </w:r>
+    </w:p>
+    <w:p>
+      <w:pPr>
+        <w:ind w:left="504"/>
+        <w:rPr>
+          <w:rFonts w:ascii="Times New Roman" w:hAnsi="Times New Roman" w:cs="Times New Roman"/>
+          <w:color w:val="auto"/>
+          <w:sz w:val="24"/>
+          <w:szCs w:val="24"/>
+        </w:rPr>
+      </w:pPr>
+      <w:r>
+        <w:rPr>
+          <w:rFonts w:ascii="Times New Roman" w:hAnsi="Times New Roman" w:cs="Times New Roman"/>
+          <w:color w:val="auto"/>
+          <w:sz w:val="24"/>
+          <w:szCs w:val="24"/>
+        </w:rPr>
+        <w:t xml:space="preserve">During this project, one of the main challenges we faced was making sure that all devices in different networks could communicate with each other. At the beginning, some computers could communicate with devices inside the same network, but they could not reach devices connected to another router. We identified the problem by using the ping command between different PCs. The ping request failed, so we checked the IP addresses, subnet masks, default gateways, and router interfaces. We also used the show </w:t>
+      </w:r>
+      <w:proofErr w:type="spellStart"/>
+      <w:proofErr w:type="gramStart"/>
+      <w:r>
+        <w:rPr>
+          <w:rFonts w:ascii="Times New Roman" w:hAnsi="Times New Roman" w:cs="Times New Roman"/>
+          <w:color w:val="auto"/>
+          <w:sz w:val="24"/>
+          <w:szCs w:val="24"/>
+        </w:rPr>
+        <w:t>ip</w:t>
+      </w:r>
+      <w:proofErr w:type="spellEnd"/>
+      <w:r>
+        <w:rPr>
+          <w:rFonts w:ascii="Times New Roman" w:hAnsi="Times New Roman" w:cs="Times New Roman"/>
+          <w:color w:val="auto"/>
+          <w:sz w:val="24"/>
+          <w:szCs w:val="24"/>
+        </w:rPr>
+        <w:t xml:space="preserve"> route</w:t>
+      </w:r>
+      <w:proofErr w:type="gramEnd"/>
+      <w:r>
+        <w:rPr>
+          <w:rFonts w:ascii="Times New Roman" w:hAnsi="Times New Roman" w:cs="Times New Roman"/>
+          <w:color w:val="auto"/>
+          <w:sz w:val="24"/>
+          <w:szCs w:val="24"/>
+        </w:rPr>
+        <w:t xml:space="preserve"> command to check the routing table. We found that some routes were missing because the RIP configuration was not complete. To solve the problem, we enabled RIP Version 2 on the routers, added the correct network addresses, and used the no auto-summary command. After that, we tested the connection again, and the ping was successful.</w:t>
+      </w:r>
+    </w:p>
+    <w:p>
+      <w:pPr>
+        <w:ind w:left="504"/>
+        <w:rPr>
+          <w:rFonts w:ascii="Times New Roman" w:hAnsi="Times New Roman" w:cs="Times New Roman"/>
+          <w:color w:val="auto"/>
+          <w:sz w:val="24"/>
+          <w:szCs w:val="24"/>
+        </w:rPr>
+      </w:pPr>
+    </w:p>
+    <w:p>
+      <w:pPr>
         <w:numPr>
           <w:ilvl w:val="0"/>
           <w:numId w:val="47"/>
@@ -10881,6 +12318,7 @@
           <w:sz w:val="24"/>
           <w:szCs w:val="24"/>
         </w:rPr>
+        <w:lastRenderedPageBreak/>
         <w:t>What would you do differently if you were to redo this project with more time or resources?</w:t>
       </w:r>
     </w:p>
@@ -11345,10 +12783,10 @@
       </w:pPr>
     </w:p>
     <w:sectPr>
-      <w:headerReference w:type="default" r:id="rId20"/>
-      <w:footerReference w:type="even" r:id="rId21"/>
-      <w:footerReference w:type="default" r:id="rId22"/>
-      <w:footerReference w:type="first" r:id="rId23"/>
+      <w:headerReference w:type="default" r:id="rId21"/>
+      <w:footerReference w:type="even" r:id="rId22"/>
+      <w:footerReference w:type="default" r:id="rId23"/>
+      <w:footerReference w:type="first" r:id="rId24"/>
       <w:pgSz w:w="12240" w:h="15840" w:code="1"/>
       <w:pgMar w:top="1080" w:right="720" w:bottom="2160" w:left="3096" w:header="1080" w:footer="720" w:gutter="0"/>
       <w:pgNumType w:start="1"/>
@@ -12691,7 +14129,7 @@
             <w:rPr>
               <w:noProof/>
             </w:rPr>
-            <w:instrText>Phase 2 Requirements</w:instrText>
+            <w:instrText>Version History / Commit Log Requirements (Common to Both Reports)</w:instrText>
           </w:r>
           <w:r>
             <w:rPr>
@@ -12724,7 +14162,7 @@
             <w:rPr>
               <w:noProof/>
             </w:rPr>
-            <w:instrText>Phase 2 Requirements</w:instrText>
+            <w:instrText>Version History / Commit Log Requirements (Common to Both Reports)</w:instrText>
           </w:r>
           <w:r>
             <w:rPr>
@@ -12742,7 +14180,7 @@
             <w:rPr>
               <w:noProof/>
             </w:rPr>
-            <w:t xml:space="preserve">Phase 2 Requirements </w:t>
+            <w:t xml:space="preserve">Version History / Commit Log Requirements (Common to Both Reports) </w:t>
           </w:r>
           <w:r>
             <w:fldChar w:fldCharType="end"/>
@@ -17856,6 +19294,7 @@
   <w:style w:type="character" w:default="1" w:styleId="DefaultParagraphFont">
     <w:name w:val="Default Paragraph Font"/>
     <w:uiPriority w:val="1"/>
+    <w:semiHidden/>
     <w:unhideWhenUsed/>
   </w:style>
   <w:style w:type="table" w:default="1" w:styleId="TableNormal">
@@ -18900,6 +20339,12 @@
     <w:pitch w:val="variable"/>
     <w:sig w:usb0="E4002EFF" w:usb1="C200247B" w:usb2="00000009" w:usb3="00000000" w:csb0="000001FF" w:csb1="00000000"/>
   </w:font>
+  <w:font w:name="Aptos">
+    <w:charset w:val="00"/>
+    <w:family w:val="swiss"/>
+    <w:pitch w:val="variable"/>
+    <w:sig w:usb0="20000287" w:usb1="00000003" w:usb2="00000000" w:usb3="00000000" w:csb0="0000019F" w:csb1="00000000"/>
+  </w:font>
   <w:font w:name="Yu Mincho">
     <w:charset w:val="80"/>
     <w:family w:val="roman"/>
@@ -18913,12 +20358,11 @@
     <w:pitch w:val="variable"/>
     <w:sig w:usb0="E00002FF" w:usb1="2AC7FDFF" w:usb2="00000016" w:usb3="00000000" w:csb0="0002009F" w:csb1="00000000"/>
   </w:font>
-  <w:font w:name="Calibri Light">
-    <w:panose1 w:val="020F0302020204030204"/>
+  <w:font w:name="Aptos Display">
     <w:charset w:val="00"/>
     <w:family w:val="swiss"/>
     <w:pitch w:val="variable"/>
-    <w:sig w:usb0="E4002EFF" w:usb1="C200247B" w:usb2="00000009" w:usb3="00000000" w:csb0="000001FF" w:csb1="00000000"/>
+    <w:sig w:usb0="20000287" w:usb1="00000003" w:usb2="00000000" w:usb3="00000000" w:csb0="0000019F" w:csb1="00000000"/>
   </w:font>
 </w:fonts>
 </file>
@@ -18940,7 +20384,7 @@
       </w:pPr>
       <w:rPr>
         <w:rFonts w:ascii="Cambria" w:hAnsi="Cambria" w:hint="default"/>
-        <w:color w:val="4472C4" w:themeColor="accent1"/>
+        <w:color w:val="156082" w:themeColor="accent1"/>
       </w:rPr>
     </w:lvl>
   </w:abstractNum>
@@ -18979,6 +20423,7 @@
     <w:rsid w:val="00354BA8"/>
     <w:rsid w:val="00355414"/>
     <w:rsid w:val="00396450"/>
+    <w:rsid w:val="00495705"/>
     <w:rsid w:val="004A7EE6"/>
     <w:rsid w:val="004E4D7A"/>
     <w:rsid w:val="004F2126"/>
@@ -19037,7 +20482,7 @@
   <w:themeFontLang w:val="en-GB" w:eastAsia="ja-JP" w:bidi="ar-SA"/>
   <w:clrSchemeMapping w:bg1="light1" w:t1="dark1" w:bg2="light2" w:t2="dark2" w:accent1="accent1" w:accent2="accent2" w:accent3="accent3" w:accent4="accent4" w:accent5="accent5" w:accent6="accent6" w:hyperlink="hyperlink" w:followedHyperlink="followedHyperlink"/>
   <w:decimalSymbol w:val="."/>
-  <w:listSeparator w:val=";"/>
+  <w:listSeparator w:val=","/>
   <w15:chartTrackingRefBased/>
 </w:settings>
 </file>
